--- a/EXPORTS/DOCX/published/niveau3/Dutch/BGKW.docx
+++ b/EXPORTS/DOCX/published/niveau3/Dutch/BGKW.docx
@@ -384,7 +384,7 @@
           <w:rFonts w:ascii="Charis SIL Regular" w:hAnsi="Charis SIL Regular" w:eastAsia="Charis SIL Regular"/>
           <w:b w:val="0"/>
           <w:i w:val="0"/>
-          <w:color w:val="0066CC"/>
+          <w:color w:val="0000FF"/>
           <w:sz w:val="24"/>
           <w:u w:val="single"/>
         </w:rPr>
@@ -402,7 +402,7 @@
           <w:rFonts w:ascii="Charis SIL Regular" w:hAnsi="Charis SIL Regular" w:eastAsia="Charis SIL Regular"/>
           <w:b w:val="0"/>
           <w:i w:val="0"/>
-          <w:color w:val="0066CC"/>
+          <w:color w:val="0000FF"/>
           <w:sz w:val="24"/>
           <w:u w:val="single"/>
         </w:rPr>
@@ -413,7 +413,7 @@
           <w:rFonts w:ascii="Charis SIL Regular" w:hAnsi="Charis SIL Regular" w:eastAsia="Charis SIL Regular"/>
           <w:b w:val="0"/>
           <w:i w:val="0"/>
-          <w:color w:val="0066CC"/>
+          <w:color w:val="0000FF"/>
           <w:sz w:val="24"/>
           <w:u w:val="single"/>
         </w:rPr>
@@ -448,7 +448,7 @@
       </w:r>
       <w:r>
         <w:rPr>
-          <w:u w:val="single" w:color="0066cc"/>
+          <w:u w:val="single" w:color="0000ff"/>
           <w:rFonts w:ascii="Charis SIL Regular" w:hAnsi="Charis SIL Regular" w:eastAsia="Charis SIL Regular"/>
           <w:b w:val="0"/>
           <w:i w:val="0"/>
@@ -466,7 +466,7 @@
       </w:r>
       <w:r>
         <w:rPr>
-          <w:u w:val="single" w:color="0066cc"/>
+          <w:u w:val="single" w:color="0000ff"/>
           <w:rFonts w:ascii="Charis SIL Regular" w:hAnsi="Charis SIL Regular" w:eastAsia="Charis SIL Regular"/>
           <w:b w:val="0"/>
           <w:i w:val="0"/>
@@ -484,7 +484,7 @@
       </w:r>
       <w:r>
         <w:rPr>
-          <w:u w:val="single" w:color="0066cc"/>
+          <w:u w:val="single" w:color="0000ff"/>
           <w:rFonts w:ascii="Charis SIL Regular" w:hAnsi="Charis SIL Regular" w:eastAsia="Charis SIL Regular"/>
           <w:b w:val="0"/>
           <w:i w:val="0"/>
@@ -578,7 +578,7 @@
           <w:rFonts w:ascii="Charis SIL Regular" w:hAnsi="Charis SIL Regular" w:eastAsia="Charis SIL Regular"/>
           <w:b w:val="0"/>
           <w:i w:val="0"/>
-          <w:color w:val="0066CC"/>
+          <w:color w:val="0000FF"/>
           <w:sz w:val="24"/>
           <w:u w:val="single"/>
         </w:rPr>
@@ -596,7 +596,7 @@
           <w:rFonts w:ascii="Charis SIL Regular" w:hAnsi="Charis SIL Regular" w:eastAsia="Charis SIL Regular"/>
           <w:b w:val="0"/>
           <w:i w:val="0"/>
-          <w:color w:val="0066CC"/>
+          <w:color w:val="0000FF"/>
           <w:sz w:val="24"/>
           <w:u w:val="single"/>
         </w:rPr>
@@ -607,7 +607,7 @@
           <w:rFonts w:ascii="Charis SIL Regular" w:hAnsi="Charis SIL Regular" w:eastAsia="Charis SIL Regular"/>
           <w:b w:val="0"/>
           <w:i w:val="0"/>
-          <w:color w:val="0066CC"/>
+          <w:color w:val="0000FF"/>
           <w:sz w:val="24"/>
           <w:u w:val="single"/>
         </w:rPr>
@@ -625,7 +625,7 @@
           <w:rFonts w:ascii="Charis SIL Regular" w:hAnsi="Charis SIL Regular" w:eastAsia="Charis SIL Regular"/>
           <w:b w:val="0"/>
           <w:i w:val="0"/>
-          <w:color w:val="0066CC"/>
+          <w:color w:val="0000FF"/>
           <w:sz w:val="24"/>
           <w:u w:val="single"/>
         </w:rPr>
@@ -636,7 +636,7 @@
           <w:rFonts w:ascii="Charis SIL Regular" w:hAnsi="Charis SIL Regular" w:eastAsia="Charis SIL Regular"/>
           <w:b w:val="0"/>
           <w:i w:val="0"/>
-          <w:color w:val="0066CC"/>
+          <w:color w:val="0000FF"/>
           <w:sz w:val="24"/>
           <w:u w:val="single"/>
         </w:rPr>
@@ -654,7 +654,7 @@
           <w:rFonts w:ascii="Charis SIL Regular" w:hAnsi="Charis SIL Regular" w:eastAsia="Charis SIL Regular"/>
           <w:b w:val="0"/>
           <w:i w:val="0"/>
-          <w:color w:val="0066CC"/>
+          <w:color w:val="0000FF"/>
           <w:sz w:val="24"/>
           <w:u w:val="single"/>
         </w:rPr>
@@ -665,7 +665,7 @@
           <w:rFonts w:ascii="Charis SIL Regular" w:hAnsi="Charis SIL Regular" w:eastAsia="Charis SIL Regular"/>
           <w:b w:val="0"/>
           <w:i w:val="0"/>
-          <w:color w:val="0066CC"/>
+          <w:color w:val="0000FF"/>
           <w:sz w:val="24"/>
           <w:u w:val="single"/>
         </w:rPr>
@@ -683,7 +683,7 @@
           <w:rFonts w:ascii="Charis SIL Regular" w:hAnsi="Charis SIL Regular" w:eastAsia="Charis SIL Regular"/>
           <w:b w:val="0"/>
           <w:i w:val="0"/>
-          <w:color w:val="0066CC"/>
+          <w:color w:val="0000FF"/>
           <w:sz w:val="24"/>
           <w:u w:val="single"/>
         </w:rPr>
@@ -694,7 +694,7 @@
           <w:rFonts w:ascii="Charis SIL Regular" w:hAnsi="Charis SIL Regular" w:eastAsia="Charis SIL Regular"/>
           <w:b w:val="0"/>
           <w:i w:val="0"/>
-          <w:color w:val="0066CC"/>
+          <w:color w:val="0000FF"/>
           <w:sz w:val="24"/>
           <w:u w:val="single"/>
         </w:rPr>
@@ -712,7 +712,7 @@
           <w:rFonts w:ascii="Charis SIL Regular" w:hAnsi="Charis SIL Regular" w:eastAsia="Charis SIL Regular"/>
           <w:b w:val="0"/>
           <w:i w:val="0"/>
-          <w:color w:val="0066CC"/>
+          <w:color w:val="0000FF"/>
           <w:sz w:val="24"/>
           <w:u w:val="single"/>
         </w:rPr>
@@ -737,115 +737,18 @@
       </w:r>
       <w:r>
         <w:rPr>
-          <w:u w:val="single" w:color="0066cc"/>
+          <w:u w:val="single" w:color="0000ff"/>
           <w:rFonts w:ascii="Charis SIL Regular" w:hAnsi="Charis SIL Regular" w:eastAsia="Charis SIL Regular"/>
           <w:b w:val="0"/>
           <w:i w:val="0"/>
           <w:color w:val="000000"/>
           <w:sz w:val="24"/>
         </w:rPr>
-        <w:hyperlink r:id="rId10" w:history="1">
-          <w:r>
-            <w:rPr>
-              <w:rStyle w:val="Hyperlink"/>
-            </w:rPr>
-            <w:t>entsbesl</w:t>
-          </w:r>
-        </w:hyperlink>
+        <w:t xml:space="preserve">entsbesluit bepaald dat objecten </w:t>
       </w:r>
       <w:r>
         <w:rPr>
-          <w:u w:val="single" w:color="0066cc"/>
-          <w:rFonts w:ascii="Charis SIL Regular" w:hAnsi="Charis SIL Regular" w:eastAsia="Charis SIL Regular"/>
-          <w:b w:val="0"/>
-          <w:i w:val="0"/>
-          <w:color w:val="000000"/>
-          <w:sz w:val="24"/>
-        </w:rPr>
-        <w:hyperlink r:id="rId10" w:history="1">
-          <w:r>
-            <w:rPr>
-              <w:rStyle w:val="Hyperlink"/>
-            </w:rPr>
-            <w:t xml:space="preserve">uit </w:t>
-          </w:r>
-        </w:hyperlink>
-      </w:r>
-      <w:r>
-        <w:rPr>
-          <w:u w:val="single" w:color="0066cc"/>
-          <w:rFonts w:ascii="Charis SIL Regular" w:hAnsi="Charis SIL Regular" w:eastAsia="Charis SIL Regular"/>
-          <w:b w:val="0"/>
-          <w:i w:val="0"/>
-          <w:color w:val="000000"/>
-          <w:sz w:val="24"/>
-        </w:rPr>
-        <w:hyperlink r:id="rId10" w:history="1">
-          <w:r>
-            <w:rPr>
-              <w:rStyle w:val="Hyperlink"/>
-            </w:rPr>
-            <w:t>b</w:t>
-          </w:r>
-        </w:hyperlink>
-      </w:r>
-      <w:r>
-        <w:rPr>
-          <w:u w:val="single" w:color="0066cc"/>
-          <w:rFonts w:ascii="Charis SIL Regular" w:hAnsi="Charis SIL Regular" w:eastAsia="Charis SIL Regular"/>
-          <w:b w:val="0"/>
-          <w:i w:val="0"/>
-          <w:color w:val="000000"/>
-          <w:sz w:val="24"/>
-        </w:rPr>
-        <w:hyperlink r:id="rId10" w:history="1">
-          <w:r>
-            <w:rPr>
-              <w:rStyle w:val="Hyperlink"/>
-            </w:rPr>
-            <w:t xml:space="preserve">epaald dat </w:t>
-          </w:r>
-        </w:hyperlink>
-      </w:r>
-      <w:r>
-        <w:rPr>
-          <w:u w:val="single" w:color="0066cc"/>
-          <w:rFonts w:ascii="Charis SIL Regular" w:hAnsi="Charis SIL Regular" w:eastAsia="Charis SIL Regular"/>
-          <w:b w:val="0"/>
-          <w:i w:val="0"/>
-          <w:color w:val="000000"/>
-          <w:sz w:val="24"/>
-        </w:rPr>
-        <w:hyperlink r:id="rId10" w:history="1">
-          <w:r>
-            <w:rPr>
-              <w:rStyle w:val="Hyperlink"/>
-            </w:rPr>
-            <w:t>o</w:t>
-          </w:r>
-        </w:hyperlink>
-      </w:r>
-      <w:r>
-        <w:rPr>
-          <w:u w:val="single" w:color="0066cc"/>
-          <w:rFonts w:ascii="Charis SIL Regular" w:hAnsi="Charis SIL Regular" w:eastAsia="Charis SIL Regular"/>
-          <w:b w:val="0"/>
-          <w:i w:val="0"/>
-          <w:color w:val="000000"/>
-          <w:sz w:val="24"/>
-        </w:rPr>
-        <w:hyperlink r:id="rId10" w:history="1">
-          <w:r>
-            <w:rPr>
-              <w:rStyle w:val="Hyperlink"/>
-            </w:rPr>
-            <w:t xml:space="preserve">bjecten </w:t>
-          </w:r>
-        </w:hyperlink>
-      </w:r>
-      <w:r>
-        <w:rPr>
-          <w:u w:val="single" w:color="0066cc"/>
+          <w:u w:val="single" w:color="0000ff"/>
           <w:rFonts w:ascii="Charis SIL Regular" w:hAnsi="Charis SIL Regular" w:eastAsia="Charis SIL Regular"/>
           <w:b w:val="0"/>
           <w:i w:val="0"/>
@@ -880,7 +783,7 @@
       </w:r>
       <w:r>
         <w:rPr>
-          <w:u w:val="single" w:color="0066cc"/>
+          <w:u w:val="single" w:color="0000ff"/>
           <w:rFonts w:ascii="Charis SIL Regular" w:hAnsi="Charis SIL Regular" w:eastAsia="Charis SIL Regular"/>
           <w:b w:val="0"/>
           <w:i w:val="0"/>
@@ -1110,7 +1013,7 @@
           <w:rFonts w:ascii="Charis SIL Regular" w:hAnsi="Charis SIL Regular" w:eastAsia="Charis SIL Regular"/>
           <w:b w:val="0"/>
           <w:i w:val="0"/>
-          <w:color w:val="0066CC"/>
+          <w:color w:val="0000FF"/>
           <w:sz w:val="24"/>
           <w:u w:val="single"/>
         </w:rPr>
@@ -1128,7 +1031,7 @@
           <w:rFonts w:ascii="Charis SIL Regular" w:hAnsi="Charis SIL Regular" w:eastAsia="Charis SIL Regular"/>
           <w:b w:val="0"/>
           <w:i w:val="0"/>
-          <w:color w:val="0066CC"/>
+          <w:color w:val="0000FF"/>
           <w:sz w:val="24"/>
           <w:u w:val="single"/>
         </w:rPr>
@@ -1139,7 +1042,7 @@
           <w:rFonts w:ascii="Charis SIL Regular" w:hAnsi="Charis SIL Regular" w:eastAsia="Charis SIL Regular"/>
           <w:b w:val="0"/>
           <w:i w:val="0"/>
-          <w:color w:val="0066CC"/>
+          <w:color w:val="0000FF"/>
           <w:sz w:val="24"/>
           <w:u w:val="single"/>
         </w:rPr>
@@ -1157,7 +1060,7 @@
           <w:rFonts w:ascii="Charis SIL Regular" w:hAnsi="Charis SIL Regular" w:eastAsia="Charis SIL Regular"/>
           <w:b w:val="0"/>
           <w:i w:val="0"/>
-          <w:color w:val="0066CC"/>
+          <w:color w:val="0000FF"/>
           <w:sz w:val="24"/>
           <w:u w:val="single"/>
         </w:rPr>
@@ -1168,7 +1071,7 @@
           <w:rFonts w:ascii="Charis SIL Regular" w:hAnsi="Charis SIL Regular" w:eastAsia="Charis SIL Regular"/>
           <w:b w:val="0"/>
           <w:i w:val="0"/>
-          <w:color w:val="0066CC"/>
+          <w:color w:val="0000FF"/>
           <w:sz w:val="24"/>
           <w:u w:val="single"/>
         </w:rPr>
@@ -1186,7 +1089,7 @@
           <w:rFonts w:ascii="Charis SIL Regular" w:hAnsi="Charis SIL Regular" w:eastAsia="Charis SIL Regular"/>
           <w:b w:val="0"/>
           <w:i w:val="0"/>
-          <w:color w:val="0066CC"/>
+          <w:color w:val="0000FF"/>
           <w:sz w:val="24"/>
           <w:u w:val="single"/>
         </w:rPr>
@@ -1197,7 +1100,7 @@
           <w:rFonts w:ascii="Charis SIL Regular" w:hAnsi="Charis SIL Regular" w:eastAsia="Charis SIL Regular"/>
           <w:b w:val="0"/>
           <w:i w:val="0"/>
-          <w:color w:val="0066CC"/>
+          <w:color w:val="0000FF"/>
           <w:sz w:val="24"/>
           <w:u w:val="single"/>
         </w:rPr>
@@ -1215,7 +1118,7 @@
           <w:rFonts w:ascii="Charis SIL Regular" w:hAnsi="Charis SIL Regular" w:eastAsia="Charis SIL Regular"/>
           <w:b w:val="0"/>
           <w:i w:val="0"/>
-          <w:color w:val="0066CC"/>
+          <w:color w:val="0000FF"/>
           <w:sz w:val="24"/>
           <w:u w:val="single"/>
         </w:rPr>
@@ -1226,7 +1129,7 @@
           <w:rFonts w:ascii="Charis SIL Regular" w:hAnsi="Charis SIL Regular" w:eastAsia="Charis SIL Regular"/>
           <w:b w:val="0"/>
           <w:i w:val="0"/>
-          <w:color w:val="0066CC"/>
+          <w:color w:val="0000FF"/>
           <w:sz w:val="24"/>
           <w:u w:val="single"/>
         </w:rPr>
@@ -1244,7 +1147,7 @@
           <w:rFonts w:ascii="Charis SIL Regular" w:hAnsi="Charis SIL Regular" w:eastAsia="Charis SIL Regular"/>
           <w:b w:val="0"/>
           <w:i w:val="0"/>
-          <w:color w:val="0066CC"/>
+          <w:color w:val="0000FF"/>
           <w:sz w:val="24"/>
           <w:u w:val="single"/>
         </w:rPr>
@@ -1255,7 +1158,7 @@
           <w:rFonts w:ascii="Charis SIL Regular" w:hAnsi="Charis SIL Regular" w:eastAsia="Charis SIL Regular"/>
           <w:b w:val="0"/>
           <w:i w:val="0"/>
-          <w:color w:val="0066CC"/>
+          <w:color w:val="0000FF"/>
           <w:sz w:val="24"/>
           <w:u w:val="single"/>
         </w:rPr>
@@ -1273,7 +1176,7 @@
           <w:rFonts w:ascii="Charis SIL Regular" w:hAnsi="Charis SIL Regular" w:eastAsia="Charis SIL Regular"/>
           <w:b w:val="0"/>
           <w:i w:val="0"/>
-          <w:color w:val="0066CC"/>
+          <w:color w:val="0000FF"/>
           <w:sz w:val="24"/>
           <w:u w:val="single"/>
         </w:rPr>
@@ -1284,7 +1187,7 @@
           <w:rFonts w:ascii="Charis SIL Regular" w:hAnsi="Charis SIL Regular" w:eastAsia="Charis SIL Regular"/>
           <w:b w:val="0"/>
           <w:i w:val="0"/>
-          <w:color w:val="0066CC"/>
+          <w:color w:val="0000FF"/>
           <w:sz w:val="24"/>
           <w:u w:val="single"/>
         </w:rPr>
@@ -1362,7 +1265,7 @@
           <w:rFonts w:ascii="Charis SIL Regular" w:hAnsi="Charis SIL Regular" w:eastAsia="Charis SIL Regular"/>
           <w:b w:val="0"/>
           <w:i w:val="0"/>
-          <w:color w:val="0066CC"/>
+          <w:color w:val="0000FF"/>
           <w:sz w:val="24"/>
           <w:u w:val="single"/>
         </w:rPr>
@@ -1380,7 +1283,7 @@
           <w:rFonts w:ascii="Charis SIL Regular" w:hAnsi="Charis SIL Regular" w:eastAsia="Charis SIL Regular"/>
           <w:b w:val="0"/>
           <w:i w:val="0"/>
-          <w:color w:val="0066CC"/>
+          <w:color w:val="0000FF"/>
           <w:sz w:val="24"/>
           <w:u w:val="single"/>
         </w:rPr>
@@ -1391,7 +1294,7 @@
           <w:rFonts w:ascii="Charis SIL Regular" w:hAnsi="Charis SIL Regular" w:eastAsia="Charis SIL Regular"/>
           <w:b w:val="0"/>
           <w:i w:val="0"/>
-          <w:color w:val="0066CC"/>
+          <w:color w:val="0000FF"/>
           <w:sz w:val="24"/>
           <w:u w:val="single"/>
         </w:rPr>
@@ -1409,7 +1312,7 @@
           <w:rFonts w:ascii="Charis SIL Regular" w:hAnsi="Charis SIL Regular" w:eastAsia="Charis SIL Regular"/>
           <w:b w:val="0"/>
           <w:i w:val="0"/>
-          <w:color w:val="0066CC"/>
+          <w:color w:val="0000FF"/>
           <w:sz w:val="24"/>
           <w:u w:val="single"/>
         </w:rPr>
@@ -1420,7 +1323,7 @@
           <w:rFonts w:ascii="Charis SIL Regular" w:hAnsi="Charis SIL Regular" w:eastAsia="Charis SIL Regular"/>
           <w:b w:val="0"/>
           <w:i w:val="0"/>
-          <w:color w:val="0066CC"/>
+          <w:color w:val="0000FF"/>
           <w:sz w:val="24"/>
           <w:u w:val="single"/>
         </w:rPr>
@@ -1458,7 +1361,7 @@
           <w:rFonts w:ascii="Charis SIL Regular" w:hAnsi="Charis SIL Regular" w:eastAsia="Charis SIL Regular"/>
           <w:b w:val="0"/>
           <w:i w:val="0"/>
-          <w:color w:val="0066CC"/>
+          <w:color w:val="0000FF"/>
           <w:sz w:val="24"/>
           <w:u w:val="single"/>
         </w:rPr>
@@ -1476,7 +1379,7 @@
           <w:rFonts w:ascii="Charis SIL Regular" w:hAnsi="Charis SIL Regular" w:eastAsia="Charis SIL Regular"/>
           <w:b w:val="0"/>
           <w:i w:val="0"/>
-          <w:color w:val="0066CC"/>
+          <w:color w:val="0000FF"/>
           <w:sz w:val="24"/>
           <w:u w:val="single"/>
         </w:rPr>
@@ -1487,7 +1390,7 @@
           <w:rFonts w:ascii="Charis SIL Regular" w:hAnsi="Charis SIL Regular" w:eastAsia="Charis SIL Regular"/>
           <w:b w:val="0"/>
           <w:i w:val="0"/>
-          <w:color w:val="0066CC"/>
+          <w:color w:val="0000FF"/>
           <w:sz w:val="24"/>
           <w:u w:val="single"/>
         </w:rPr>
@@ -1505,11 +1408,11 @@
           <w:rFonts w:ascii="Charis SIL Regular" w:hAnsi="Charis SIL Regular" w:eastAsia="Charis SIL Regular"/>
           <w:b w:val="0"/>
           <w:i w:val="0"/>
-          <w:color w:val="0066CC"/>
+          <w:color w:val="0000FF"/>
           <w:sz w:val="24"/>
           <w:u w:val="single"/>
         </w:rPr>
-        <w:hyperlink r:id="rId13" w:history="1">
+        <w:hyperlink r:id="rId12" w:history="1">
           <w:r>
             <w:rPr>
               <w:rStyle w:val="Hyperlink"/>
@@ -1523,7 +1426,7 @@
           <w:rFonts w:ascii="Charis SIL Regular" w:hAnsi="Charis SIL Regular" w:eastAsia="Charis SIL Regular"/>
           <w:b w:val="0"/>
           <w:i w:val="0"/>
-          <w:color w:val="0066CC"/>
+          <w:color w:val="0000FF"/>
           <w:sz w:val="24"/>
           <w:u w:val="single"/>
         </w:rPr>
@@ -1534,11 +1437,11 @@
           <w:rFonts w:ascii="Charis SIL Regular" w:hAnsi="Charis SIL Regular" w:eastAsia="Charis SIL Regular"/>
           <w:b w:val="0"/>
           <w:i w:val="0"/>
-          <w:color w:val="0066CC"/>
+          <w:color w:val="0000FF"/>
           <w:sz w:val="24"/>
           <w:u w:val="single"/>
         </w:rPr>
-        <w:hyperlink r:id="rId13" w:history="1">
+        <w:hyperlink r:id="rId12" w:history="1">
           <w:r>
             <w:rPr>
               <w:rStyle w:val="Hyperlink"/>
@@ -1552,7 +1455,7 @@
           <w:rFonts w:ascii="Charis SIL Regular" w:hAnsi="Charis SIL Regular" w:eastAsia="Charis SIL Regular"/>
           <w:b w:val="0"/>
           <w:i w:val="0"/>
-          <w:color w:val="0066CC"/>
+          <w:color w:val="0000FF"/>
           <w:sz w:val="24"/>
           <w:u w:val="single"/>
         </w:rPr>
@@ -1570,7 +1473,7 @@
           <w:rFonts w:ascii="Charis SIL Regular" w:hAnsi="Charis SIL Regular" w:eastAsia="Charis SIL Regular"/>
           <w:b w:val="0"/>
           <w:i w:val="0"/>
-          <w:color w:val="0066CC"/>
+          <w:color w:val="0000FF"/>
           <w:sz w:val="24"/>
           <w:u w:val="single"/>
         </w:rPr>
@@ -1581,7 +1484,7 @@
           <w:rFonts w:ascii="Charis SIL Regular" w:hAnsi="Charis SIL Regular" w:eastAsia="Charis SIL Regular"/>
           <w:b w:val="0"/>
           <w:i w:val="0"/>
-          <w:color w:val="0066CC"/>
+          <w:color w:val="0000FF"/>
           <w:sz w:val="24"/>
           <w:u w:val="single"/>
         </w:rPr>
@@ -1599,7 +1502,7 @@
           <w:rFonts w:ascii="Charis SIL Regular" w:hAnsi="Charis SIL Regular" w:eastAsia="Charis SIL Regular"/>
           <w:b w:val="0"/>
           <w:i w:val="0"/>
-          <w:color w:val="0066CC"/>
+          <w:color w:val="0000FF"/>
           <w:sz w:val="24"/>
           <w:u w:val="single"/>
         </w:rPr>
@@ -1617,7 +1520,7 @@
           <w:rFonts w:ascii="Charis SIL Regular" w:hAnsi="Charis SIL Regular" w:eastAsia="Charis SIL Regular"/>
           <w:b w:val="0"/>
           <w:i w:val="0"/>
-          <w:color w:val="0066CC"/>
+          <w:color w:val="0000FF"/>
           <w:sz w:val="24"/>
           <w:u w:val="single"/>
         </w:rPr>
@@ -1632,7 +1535,7 @@
       </w:r>
       <w:r>
         <w:rPr>
-          <w:u w:val="single" w:color="0066cc"/>
+          <w:u w:val="single" w:color="0000ff"/>
           <w:rFonts w:ascii="Charis SIL Regular" w:hAnsi="Charis SIL Regular" w:eastAsia="Charis SIL Regular"/>
           <w:b w:val="0"/>
           <w:i w:val="0"/>
@@ -1670,7 +1573,7 @@
       </w:r>
       <w:r>
         <w:rPr>
-          <w:u w:val="single" w:color="0066cc"/>
+          <w:u w:val="single" w:color="0000ff"/>
           <w:rFonts w:ascii="Charis SIL Regular" w:hAnsi="Charis SIL Regular" w:eastAsia="Charis SIL Regular"/>
           <w:b w:val="0"/>
           <w:i w:val="0"/>
@@ -1688,7 +1591,7 @@
       </w:r>
       <w:r>
         <w:rPr>
-          <w:u w:val="single" w:color="0066cc"/>
+          <w:u w:val="single" w:color="0000ff"/>
           <w:rFonts w:ascii="Charis SIL Regular" w:hAnsi="Charis SIL Regular" w:eastAsia="Charis SIL Regular"/>
           <w:b w:val="0"/>
           <w:i w:val="0"/>
@@ -1706,7 +1609,7 @@
       </w:r>
       <w:r>
         <w:rPr>
-          <w:u w:val="single" w:color="0066cc"/>
+          <w:u w:val="single" w:color="0000ff"/>
           <w:rFonts w:ascii="Charis SIL Regular" w:hAnsi="Charis SIL Regular" w:eastAsia="Charis SIL Regular"/>
           <w:b w:val="0"/>
           <w:i w:val="0"/>
@@ -1724,7 +1627,7 @@
       </w:r>
       <w:r>
         <w:rPr>
-          <w:u w:val="single" w:color="0066cc"/>
+          <w:u w:val="single" w:color="0000ff"/>
           <w:rFonts w:ascii="Charis SIL Regular" w:hAnsi="Charis SIL Regular" w:eastAsia="Charis SIL Regular"/>
           <w:b w:val="0"/>
           <w:i w:val="0"/>
@@ -1742,7 +1645,7 @@
       </w:r>
       <w:r>
         <w:rPr>
-          <w:u w:val="single" w:color="0066cc"/>
+          <w:u w:val="single" w:color="0000ff"/>
           <w:rFonts w:ascii="Charis SIL Regular" w:hAnsi="Charis SIL Regular" w:eastAsia="Charis SIL Regular"/>
           <w:b w:val="0"/>
           <w:i w:val="0"/>
@@ -1760,7 +1663,7 @@
       </w:r>
       <w:r>
         <w:rPr>
-          <w:u w:val="single" w:color="0066cc"/>
+          <w:u w:val="single" w:color="0000ff"/>
           <w:rFonts w:ascii="Charis SIL Regular" w:hAnsi="Charis SIL Regular" w:eastAsia="Charis SIL Regular"/>
           <w:b w:val="0"/>
           <w:i w:val="0"/>
@@ -1834,7 +1737,7 @@
           <w:rFonts w:ascii="Charis SIL Regular" w:hAnsi="Charis SIL Regular" w:eastAsia="Charis SIL Regular"/>
           <w:b w:val="0"/>
           <w:i w:val="0"/>
-          <w:color w:val="0066CC"/>
+          <w:color w:val="0000FF"/>
           <w:sz w:val="24"/>
           <w:u w:val="single"/>
         </w:rPr>
@@ -1875,22 +1778,11 @@
           <w:color w:val="000000"/>
           <w:sz w:val="24"/>
         </w:rPr>
-        <w:t>Van Batavia naar Weltev</w:t>
+        <w:t>Van Batavia naar Weltevr</w:t>
       </w:r>
       <w:r>
         <w:rPr>
-          <w:u w:val="single" w:color="0066cc"/>
-          <w:rFonts w:ascii="Charis SIL Italic" w:hAnsi="Charis SIL Italic" w:eastAsia="Charis SIL Italic"/>
-          <w:b w:val="0"/>
-          <w:i/>
-          <w:color w:val="000000"/>
-          <w:sz w:val="24"/>
-        </w:rPr>
-        <w:t>r</w:t>
-      </w:r>
-      <w:r>
-        <w:rPr>
-          <w:u w:val="single" w:color="0066cc"/>
+          <w:u w:val="single" w:color="0000ff"/>
           <w:rFonts w:ascii="Charis SIL Italic" w:hAnsi="Charis SIL Italic" w:eastAsia="Charis SIL Italic"/>
           <w:b w:val="0"/>
           <w:i/>
@@ -1908,7 +1800,7 @@
       </w:r>
       <w:r>
         <w:rPr>
-          <w:u w:val="single" w:color="0066cc"/>
+          <w:u w:val="single" w:color="0000ff"/>
           <w:rFonts w:ascii="Charis SIL Regular" w:hAnsi="Charis SIL Regular" w:eastAsia="Charis SIL Regular"/>
           <w:b w:val="0"/>
           <w:i w:val="0"/>
@@ -1999,7 +1891,7 @@
           <w:rFonts w:ascii="Charis SIL Regular" w:hAnsi="Charis SIL Regular" w:eastAsia="Charis SIL Regular"/>
           <w:b w:val="0"/>
           <w:i w:val="0"/>
-          <w:color w:val="0066CC"/>
+          <w:color w:val="0000FF"/>
           <w:sz w:val="24"/>
           <w:u w:val="single"/>
         </w:rPr>
@@ -2023,7 +1915,7 @@
           <w:rFonts w:ascii="Charis SIL Regular" w:hAnsi="Charis SIL Regular" w:eastAsia="Charis SIL Regular"/>
           <w:b w:val="0"/>
           <w:i w:val="0"/>
-          <w:color w:val="0066CC"/>
+          <w:color w:val="0000FF"/>
           <w:sz w:val="24"/>
           <w:u w:val="single"/>
         </w:rPr>
@@ -2034,7 +1926,7 @@
           <w:rFonts w:ascii="Charis SIL Regular" w:hAnsi="Charis SIL Regular" w:eastAsia="Charis SIL Regular"/>
           <w:b w:val="0"/>
           <w:i w:val="0"/>
-          <w:color w:val="0066CC"/>
+          <w:color w:val="0000FF"/>
           <w:sz w:val="24"/>
           <w:u w:val="single"/>
         </w:rPr>
@@ -2055,7 +1947,7 @@
           <w:rFonts w:ascii="Charis SIL Regular" w:hAnsi="Charis SIL Regular" w:eastAsia="Charis SIL Regular"/>
           <w:b w:val="0"/>
           <w:i w:val="0"/>
-          <w:color w:val="0066CC"/>
+          <w:color w:val="0000FF"/>
           <w:sz w:val="24"/>
           <w:u w:val="single"/>
         </w:rPr>
@@ -2079,22 +1971,22 @@
           <w:rFonts w:ascii="Charis SIL Regular" w:hAnsi="Charis SIL Regular" w:eastAsia="Charis SIL Regular"/>
           <w:b w:val="0"/>
           <w:i w:val="0"/>
-          <w:color w:val="0066CC"/>
+          <w:color w:val="0000FF"/>
           <w:sz w:val="24"/>
           <w:u w:val="single"/>
         </w:rPr>
-        <w:t>Koninklijk</w:t>
+        <w:t>Koninklij</w:t>
       </w:r>
       <w:r>
         <w:rPr>
           <w:rFonts w:ascii="Charis SIL Regular" w:hAnsi="Charis SIL Regular" w:eastAsia="Charis SIL Regular"/>
           <w:b w:val="0"/>
           <w:i w:val="0"/>
-          <w:color w:val="0066CC"/>
+          <w:color w:val="0000FF"/>
           <w:sz w:val="24"/>
           <w:u w:val="single"/>
         </w:rPr>
-        <w:t xml:space="preserve"> Instituut voor Taal- Land- en Volkenkunde</w:t>
+        <w:t>k Instituut voor Taal- Land- en Volkenkunde</w:t>
       </w:r>
       <w:r>
         <w:rPr>
@@ -2111,7 +2003,7 @@
           <w:rFonts w:ascii="Charis SIL Regular" w:hAnsi="Charis SIL Regular" w:eastAsia="Charis SIL Regular"/>
           <w:b w:val="0"/>
           <w:i w:val="0"/>
-          <w:color w:val="0066CC"/>
+          <w:color w:val="0000FF"/>
           <w:sz w:val="24"/>
           <w:u w:val="single"/>
         </w:rPr>
@@ -2122,7 +2014,7 @@
           <w:rFonts w:ascii="Charis SIL Regular" w:hAnsi="Charis SIL Regular" w:eastAsia="Charis SIL Regular"/>
           <w:b w:val="0"/>
           <w:i w:val="0"/>
-          <w:color w:val="0066CC"/>
+          <w:color w:val="0000FF"/>
           <w:sz w:val="24"/>
           <w:u w:val="single"/>
         </w:rPr>
@@ -2143,7 +2035,7 @@
           <w:rFonts w:ascii="Charis SIL Regular" w:hAnsi="Charis SIL Regular" w:eastAsia="Charis SIL Regular"/>
           <w:b w:val="0"/>
           <w:i w:val="0"/>
-          <w:color w:val="0066CC"/>
+          <w:color w:val="0000FF"/>
           <w:sz w:val="24"/>
           <w:u w:val="single"/>
         </w:rPr>
@@ -2167,7 +2059,7 @@
           <w:rFonts w:ascii="Charis SIL Regular" w:hAnsi="Charis SIL Regular" w:eastAsia="Charis SIL Regular"/>
           <w:b w:val="0"/>
           <w:i w:val="0"/>
-          <w:color w:val="0066CC"/>
+          <w:color w:val="0000FF"/>
           <w:sz w:val="24"/>
           <w:u w:val="single"/>
         </w:rPr>
@@ -2178,7 +2070,7 @@
           <w:rFonts w:ascii="Charis SIL Regular" w:hAnsi="Charis SIL Regular" w:eastAsia="Charis SIL Regular"/>
           <w:b w:val="0"/>
           <w:i w:val="0"/>
-          <w:color w:val="0066CC"/>
+          <w:color w:val="0000FF"/>
           <w:sz w:val="24"/>
           <w:u w:val="single"/>
         </w:rPr>
@@ -2189,7 +2081,7 @@
           <w:rFonts w:ascii="Charis SIL Regular" w:hAnsi="Charis SIL Regular" w:eastAsia="Charis SIL Regular"/>
           <w:b w:val="0"/>
           <w:i w:val="0"/>
-          <w:color w:val="0066CC"/>
+          <w:color w:val="0000FF"/>
           <w:sz w:val="24"/>
         </w:rPr>
         <w:t>s</w:t>
@@ -2212,7 +2104,7 @@
           <w:rFonts w:ascii="Charis SIL Regular" w:hAnsi="Charis SIL Regular" w:eastAsia="Charis SIL Regular"/>
           <w:b w:val="0"/>
           <w:i w:val="0"/>
-          <w:color w:val="0066CC"/>
+          <w:color w:val="0000FF"/>
           <w:sz w:val="24"/>
           <w:u w:val="single"/>
         </w:rPr>
@@ -2223,7 +2115,7 @@
           <w:rFonts w:ascii="Charis SIL Regular" w:hAnsi="Charis SIL Regular" w:eastAsia="Charis SIL Regular"/>
           <w:b w:val="0"/>
           <w:i w:val="0"/>
-          <w:color w:val="0066CC"/>
+          <w:color w:val="0000FF"/>
           <w:sz w:val="24"/>
           <w:u w:val="single"/>
         </w:rPr>
@@ -2247,7 +2139,7 @@
           <w:rFonts w:ascii="Charis SIL Regular" w:hAnsi="Charis SIL Regular" w:eastAsia="Charis SIL Regular"/>
           <w:b w:val="0"/>
           <w:i w:val="0"/>
-          <w:color w:val="0066CC"/>
+          <w:color w:val="0000FF"/>
           <w:sz w:val="24"/>
           <w:u w:val="single"/>
         </w:rPr>
@@ -2271,7 +2163,7 @@
           <w:rFonts w:ascii="Charis SIL Regular" w:hAnsi="Charis SIL Regular" w:eastAsia="Charis SIL Regular"/>
           <w:b w:val="0"/>
           <w:i w:val="0"/>
-          <w:color w:val="0066CC"/>
+          <w:color w:val="0000FF"/>
           <w:sz w:val="24"/>
           <w:u w:val="single"/>
         </w:rPr>
@@ -2295,7 +2187,7 @@
           <w:rFonts w:ascii="Charis SIL Regular" w:hAnsi="Charis SIL Regular" w:eastAsia="Charis SIL Regular"/>
           <w:b w:val="0"/>
           <w:i w:val="0"/>
-          <w:color w:val="0066CC"/>
+          <w:color w:val="0000FF"/>
           <w:sz w:val="24"/>
           <w:u w:val="single"/>
         </w:rPr>
@@ -2306,7 +2198,7 @@
           <w:rFonts w:ascii="Charis SIL Regular" w:hAnsi="Charis SIL Regular" w:eastAsia="Charis SIL Regular"/>
           <w:b w:val="0"/>
           <w:i w:val="0"/>
-          <w:color w:val="0066CC"/>
+          <w:color w:val="0000FF"/>
           <w:sz w:val="24"/>
           <w:u w:val="single"/>
         </w:rPr>
@@ -2330,7 +2222,7 @@
           <w:rFonts w:ascii="Charis SIL Regular" w:hAnsi="Charis SIL Regular" w:eastAsia="Charis SIL Regular"/>
           <w:b w:val="0"/>
           <w:i w:val="0"/>
-          <w:color w:val="0066CC"/>
+          <w:color w:val="0000FF"/>
           <w:sz w:val="24"/>
           <w:u w:val="single"/>
         </w:rPr>
@@ -2341,7 +2233,7 @@
           <w:rFonts w:ascii="Charis SIL Regular" w:hAnsi="Charis SIL Regular" w:eastAsia="Charis SIL Regular"/>
           <w:b w:val="0"/>
           <w:i w:val="0"/>
-          <w:color w:val="0066CC"/>
+          <w:color w:val="0000FF"/>
           <w:sz w:val="24"/>
           <w:u w:val="single"/>
         </w:rPr>
@@ -2365,7 +2257,7 @@
           <w:rFonts w:ascii="Charis SIL Regular" w:hAnsi="Charis SIL Regular" w:eastAsia="Charis SIL Regular"/>
           <w:b w:val="0"/>
           <w:i w:val="0"/>
-          <w:color w:val="0066CC"/>
+          <w:color w:val="0000FF"/>
           <w:sz w:val="24"/>
           <w:u w:val="single"/>
         </w:rPr>
@@ -2479,7 +2371,7 @@
           <w:rFonts w:ascii="Charis SIL Regular" w:hAnsi="Charis SIL Regular" w:eastAsia="Charis SIL Regular"/>
           <w:b w:val="0"/>
           <w:i w:val="0"/>
-          <w:color w:val="0066CC"/>
+          <w:color w:val="0000FF"/>
           <w:sz w:val="24"/>
           <w:u w:val="single"/>
         </w:rPr>
@@ -2497,7 +2389,7 @@
           <w:rFonts w:ascii="Charis SIL Regular" w:hAnsi="Charis SIL Regular" w:eastAsia="Charis SIL Regular"/>
           <w:b w:val="0"/>
           <w:i w:val="0"/>
-          <w:color w:val="0066CC"/>
+          <w:color w:val="0000FF"/>
           <w:sz w:val="24"/>
           <w:u w:val="single"/>
         </w:rPr>
@@ -2515,7 +2407,7 @@
           <w:rFonts w:ascii="Charis SIL Regular" w:hAnsi="Charis SIL Regular" w:eastAsia="Charis SIL Regular"/>
           <w:b w:val="0"/>
           <w:i w:val="0"/>
-          <w:color w:val="0066CC"/>
+          <w:color w:val="0000FF"/>
           <w:sz w:val="24"/>
           <w:u w:val="single"/>
         </w:rPr>
@@ -2632,7 +2524,7 @@
           <w:rFonts w:ascii="Charis SIL Regular" w:hAnsi="Charis SIL Regular" w:eastAsia="Charis SIL Regular"/>
           <w:b w:val="0"/>
           <w:i w:val="0"/>
-          <w:color w:val="0066CC"/>
+          <w:color w:val="0000FF"/>
           <w:sz w:val="24"/>
           <w:u w:val="single"/>
         </w:rPr>
@@ -2650,7 +2542,7 @@
           <w:rFonts w:ascii="Charis SIL Regular" w:hAnsi="Charis SIL Regular" w:eastAsia="Charis SIL Regular"/>
           <w:b w:val="0"/>
           <w:i w:val="0"/>
-          <w:color w:val="0066CC"/>
+          <w:color w:val="0000FF"/>
           <w:sz w:val="24"/>
           <w:u w:val="single"/>
         </w:rPr>
@@ -2668,7 +2560,7 @@
           <w:rFonts w:ascii="Charis SIL Regular" w:hAnsi="Charis SIL Regular" w:eastAsia="Charis SIL Regular"/>
           <w:b w:val="0"/>
           <w:i w:val="0"/>
-          <w:color w:val="0066CC"/>
+          <w:color w:val="0000FF"/>
           <w:sz w:val="24"/>
           <w:u w:val="single"/>
         </w:rPr>
@@ -2779,7 +2671,7 @@
           <w:rFonts w:ascii="Charis SIL Regular" w:hAnsi="Charis SIL Regular" w:eastAsia="Charis SIL Regular"/>
           <w:b w:val="0"/>
           <w:i w:val="0"/>
-          <w:color w:val="0066CC"/>
+          <w:color w:val="0000FF"/>
           <w:sz w:val="24"/>
           <w:u w:val="single"/>
         </w:rPr>
@@ -2797,7 +2689,7 @@
           <w:rFonts w:ascii="Charis SIL Regular" w:hAnsi="Charis SIL Regular" w:eastAsia="Charis SIL Regular"/>
           <w:b w:val="0"/>
           <w:i w:val="0"/>
-          <w:color w:val="0066CC"/>
+          <w:color w:val="0000FF"/>
           <w:sz w:val="24"/>
           <w:u w:val="single"/>
         </w:rPr>
@@ -2905,7 +2797,7 @@
           <w:rFonts w:ascii="Charis SIL Regular" w:hAnsi="Charis SIL Regular" w:eastAsia="Charis SIL Regular"/>
           <w:b w:val="0"/>
           <w:i w:val="0"/>
-          <w:color w:val="0066CC"/>
+          <w:color w:val="0000FF"/>
           <w:sz w:val="24"/>
           <w:u w:val="single"/>
         </w:rPr>
@@ -2923,7 +2815,7 @@
           <w:rFonts w:ascii="Charis SIL Regular" w:hAnsi="Charis SIL Regular" w:eastAsia="Charis SIL Regular"/>
           <w:b w:val="0"/>
           <w:i w:val="0"/>
-          <w:color w:val="0066CC"/>
+          <w:color w:val="0000FF"/>
           <w:sz w:val="24"/>
           <w:u w:val="single"/>
         </w:rPr>
@@ -2941,7 +2833,7 @@
           <w:rFonts w:ascii="Charis SIL Regular" w:hAnsi="Charis SIL Regular" w:eastAsia="Charis SIL Regular"/>
           <w:b w:val="0"/>
           <w:i w:val="0"/>
-          <w:color w:val="0066CC"/>
+          <w:color w:val="0000FF"/>
           <w:sz w:val="24"/>
           <w:u w:val="single"/>
         </w:rPr>
@@ -2959,7 +2851,7 @@
           <w:rFonts w:ascii="Charis SIL Regular" w:hAnsi="Charis SIL Regular" w:eastAsia="Charis SIL Regular"/>
           <w:b w:val="0"/>
           <w:i w:val="0"/>
-          <w:color w:val="0066CC"/>
+          <w:color w:val="0000FF"/>
           <w:sz w:val="24"/>
           <w:u w:val="single"/>
         </w:rPr>
@@ -2977,7 +2869,7 @@
           <w:rFonts w:ascii="Charis SIL Regular" w:hAnsi="Charis SIL Regular" w:eastAsia="Charis SIL Regular"/>
           <w:b w:val="0"/>
           <w:i w:val="0"/>
-          <w:color w:val="0066CC"/>
+          <w:color w:val="0000FF"/>
           <w:sz w:val="24"/>
           <w:u w:val="single"/>
         </w:rPr>
@@ -2995,7 +2887,7 @@
           <w:rFonts w:ascii="Charis SIL Regular" w:hAnsi="Charis SIL Regular" w:eastAsia="Charis SIL Regular"/>
           <w:b w:val="0"/>
           <w:i w:val="0"/>
-          <w:color w:val="0066CC"/>
+          <w:color w:val="0000FF"/>
           <w:sz w:val="24"/>
           <w:u w:val="single"/>
         </w:rPr>
@@ -3013,7 +2905,7 @@
           <w:rFonts w:ascii="Charis SIL Regular" w:hAnsi="Charis SIL Regular" w:eastAsia="Charis SIL Regular"/>
           <w:b w:val="0"/>
           <w:i w:val="0"/>
-          <w:color w:val="0066CC"/>
+          <w:color w:val="0000FF"/>
           <w:sz w:val="24"/>
           <w:u w:val="single"/>
         </w:rPr>
@@ -3151,7 +3043,7 @@
           <w:rFonts w:ascii="Charis SIL Regular" w:hAnsi="Charis SIL Regular" w:eastAsia="Charis SIL Regular"/>
           <w:b w:val="0"/>
           <w:i w:val="0"/>
-          <w:color w:val="0066CC"/>
+          <w:color w:val="0000FF"/>
           <w:sz w:val="24"/>
           <w:u w:val="single"/>
         </w:rPr>
@@ -3169,7 +3061,7 @@
           <w:rFonts w:ascii="Charis SIL Regular" w:hAnsi="Charis SIL Regular" w:eastAsia="Charis SIL Regular"/>
           <w:b w:val="0"/>
           <w:i w:val="0"/>
-          <w:color w:val="0066CC"/>
+          <w:color w:val="0000FF"/>
           <w:sz w:val="24"/>
           <w:u w:val="single"/>
         </w:rPr>
@@ -3187,7 +3079,7 @@
           <w:rFonts w:ascii="Charis SIL Regular" w:hAnsi="Charis SIL Regular" w:eastAsia="Charis SIL Regular"/>
           <w:b w:val="0"/>
           <w:i w:val="0"/>
-          <w:color w:val="0066CC"/>
+          <w:color w:val="0000FF"/>
           <w:sz w:val="24"/>
           <w:u w:val="single"/>
         </w:rPr>

--- a/EXPORTS/DOCX/published/niveau3/Dutch/BGKW.docx
+++ b/EXPORTS/DOCX/published/niveau3/Dutch/BGKW.docx
@@ -733,7 +733,7 @@
           <w:color w:val="000000"/>
           <w:sz w:val="24"/>
         </w:rPr>
-        <w:t>. Rond dezelfde tijd werd er via een gouvernem</w:t>
+        <w:t>. Rond dezelfde tijd werd er via een gouvernementsbesl</w:t>
       </w:r>
       <w:r>
         <w:rPr>
@@ -744,7 +744,86 @@
           <w:color w:val="000000"/>
           <w:sz w:val="24"/>
         </w:rPr>
-        <w:t xml:space="preserve">entsbesluit bepaald dat objecten </w:t>
+        <w:hyperlink r:id="rId10" w:history="1">
+          <w:r>
+            <w:rPr>
+              <w:rStyle w:val="Hyperlink"/>
+            </w:rPr>
+            <w:t xml:space="preserve">uit </w:t>
+          </w:r>
+        </w:hyperlink>
+      </w:r>
+      <w:r>
+        <w:rPr>
+          <w:u w:val="single" w:color="0000ff"/>
+          <w:rFonts w:ascii="Charis SIL Regular" w:hAnsi="Charis SIL Regular" w:eastAsia="Charis SIL Regular"/>
+          <w:b w:val="0"/>
+          <w:i w:val="0"/>
+          <w:color w:val="000000"/>
+          <w:sz w:val="24"/>
+        </w:rPr>
+        <w:hyperlink r:id="rId10" w:history="1">
+          <w:r>
+            <w:rPr>
+              <w:rStyle w:val="Hyperlink"/>
+            </w:rPr>
+            <w:t>b</w:t>
+          </w:r>
+        </w:hyperlink>
+      </w:r>
+      <w:r>
+        <w:rPr>
+          <w:u w:val="single" w:color="0000ff"/>
+          <w:rFonts w:ascii="Charis SIL Regular" w:hAnsi="Charis SIL Regular" w:eastAsia="Charis SIL Regular"/>
+          <w:b w:val="0"/>
+          <w:i w:val="0"/>
+          <w:color w:val="000000"/>
+          <w:sz w:val="24"/>
+        </w:rPr>
+        <w:hyperlink r:id="rId10" w:history="1">
+          <w:r>
+            <w:rPr>
+              <w:rStyle w:val="Hyperlink"/>
+            </w:rPr>
+            <w:t xml:space="preserve">epaald dat </w:t>
+          </w:r>
+        </w:hyperlink>
+      </w:r>
+      <w:r>
+        <w:rPr>
+          <w:u w:val="single" w:color="0000ff"/>
+          <w:rFonts w:ascii="Charis SIL Regular" w:hAnsi="Charis SIL Regular" w:eastAsia="Charis SIL Regular"/>
+          <w:b w:val="0"/>
+          <w:i w:val="0"/>
+          <w:color w:val="000000"/>
+          <w:sz w:val="24"/>
+        </w:rPr>
+        <w:hyperlink r:id="rId10" w:history="1">
+          <w:r>
+            <w:rPr>
+              <w:rStyle w:val="Hyperlink"/>
+            </w:rPr>
+            <w:t>o</w:t>
+          </w:r>
+        </w:hyperlink>
+      </w:r>
+      <w:r>
+        <w:rPr>
+          <w:u w:val="single" w:color="0000ff"/>
+          <w:rFonts w:ascii="Charis SIL Regular" w:hAnsi="Charis SIL Regular" w:eastAsia="Charis SIL Regular"/>
+          <w:b w:val="0"/>
+          <w:i w:val="0"/>
+          <w:color w:val="000000"/>
+          <w:sz w:val="24"/>
+        </w:rPr>
+        <w:hyperlink r:id="rId10" w:history="1">
+          <w:r>
+            <w:rPr>
+              <w:rStyle w:val="Hyperlink"/>
+            </w:rPr>
+            <w:t xml:space="preserve">bjecten </w:t>
+          </w:r>
+        </w:hyperlink>
       </w:r>
       <w:r>
         <w:rPr>
@@ -1365,43 +1444,7 @@
           <w:sz w:val="24"/>
           <w:u w:val="single"/>
         </w:rPr>
-        <w:hyperlink r:id="rId13" w:history="1">
-          <w:r>
-            <w:rPr>
-              <w:rStyle w:val="Hyperlink"/>
-            </w:rPr>
-            <w:t>Arsip</w:t>
-          </w:r>
-        </w:hyperlink>
-      </w:r>
-      <w:r>
-        <w:rPr>
-          <w:rFonts w:ascii="Charis SIL Regular" w:hAnsi="Charis SIL Regular" w:eastAsia="Charis SIL Regular"/>
-          <w:b w:val="0"/>
-          <w:i w:val="0"/>
-          <w:color w:val="0000FF"/>
-          <w:sz w:val="24"/>
-          <w:u w:val="single"/>
-        </w:rPr>
-        <w:t xml:space="preserve"> </w:t>
-      </w:r>
-      <w:r>
-        <w:rPr>
-          <w:rFonts w:ascii="Charis SIL Regular" w:hAnsi="Charis SIL Regular" w:eastAsia="Charis SIL Regular"/>
-          <w:b w:val="0"/>
-          <w:i w:val="0"/>
-          <w:color w:val="0000FF"/>
-          <w:sz w:val="24"/>
-          <w:u w:val="single"/>
-        </w:rPr>
-        <w:hyperlink r:id="rId13" w:history="1">
-          <w:r>
-            <w:rPr>
-              <w:rStyle w:val="Hyperlink"/>
-            </w:rPr>
-            <w:t>N</w:t>
-          </w:r>
-        </w:hyperlink>
+        <w:t>Arsip N</w:t>
       </w:r>
       <w:r>
         <w:rPr>
@@ -1441,7 +1484,7 @@
           <w:sz w:val="24"/>
           <w:u w:val="single"/>
         </w:rPr>
-        <w:hyperlink r:id="rId12" w:history="1">
+        <w:hyperlink r:id="rId13" w:history="1">
           <w:r>
             <w:rPr>
               <w:rStyle w:val="Hyperlink"/>
@@ -1459,7 +1502,7 @@
           <w:sz w:val="24"/>
           <w:u w:val="single"/>
         </w:rPr>
-        <w:hyperlink r:id="rId12" w:history="1">
+        <w:hyperlink r:id="rId13" w:history="1">
           <w:r>
             <w:rPr>
               <w:rStyle w:val="Hyperlink"/>
@@ -1488,7 +1531,7 @@
           <w:sz w:val="24"/>
           <w:u w:val="single"/>
         </w:rPr>
-        <w:hyperlink r:id="rId12" w:history="1">
+        <w:hyperlink r:id="rId13" w:history="1">
           <w:r>
             <w:rPr>
               <w:rStyle w:val="Hyperlink"/>
@@ -1506,7 +1549,7 @@
           <w:sz w:val="24"/>
           <w:u w:val="single"/>
         </w:rPr>
-        <w:hyperlink r:id="rId12" w:history="1">
+        <w:hyperlink r:id="rId13" w:history="1">
           <w:r>
             <w:rPr>
               <w:rStyle w:val="Hyperlink"/>
@@ -1524,7 +1567,7 @@
           <w:sz w:val="24"/>
           <w:u w:val="single"/>
         </w:rPr>
-        <w:hyperlink r:id="rId12" w:history="1">
+        <w:hyperlink r:id="rId13" w:history="1">
           <w:r>
             <w:rPr>
               <w:rStyle w:val="Hyperlink"/>

--- a/EXPORTS/DOCX/published/niveau3/Dutch/BGKW.docx
+++ b/EXPORTS/DOCX/published/niveau3/Dutch/BGKW.docx
@@ -733,7 +733,25 @@
           <w:color w:val="000000"/>
           <w:sz w:val="24"/>
         </w:rPr>
-        <w:t>. Rond dezelfde tijd werd er via een gouvernementsbesl</w:t>
+        <w:t>. Rond dezelfde tijd werd er via een gouvernem</w:t>
+      </w:r>
+      <w:r>
+        <w:rPr>
+          <w:u w:val="single" w:color="0000ff"/>
+          <w:rFonts w:ascii="Charis SIL Regular" w:hAnsi="Charis SIL Regular" w:eastAsia="Charis SIL Regular"/>
+          <w:b w:val="0"/>
+          <w:i w:val="0"/>
+          <w:color w:val="000000"/>
+          <w:sz w:val="24"/>
+        </w:rPr>
+        <w:hyperlink r:id="rId10" w:history="1">
+          <w:r>
+            <w:rPr>
+              <w:rStyle w:val="Hyperlink"/>
+            </w:rPr>
+            <w:t>entsbesl</w:t>
+          </w:r>
+        </w:hyperlink>
       </w:r>
       <w:r>
         <w:rPr>
@@ -1444,7 +1462,43 @@
           <w:sz w:val="24"/>
           <w:u w:val="single"/>
         </w:rPr>
-        <w:t>Arsip N</w:t>
+        <w:hyperlink r:id="rId13" w:history="1">
+          <w:r>
+            <w:rPr>
+              <w:rStyle w:val="Hyperlink"/>
+            </w:rPr>
+            <w:t>Arsip</w:t>
+          </w:r>
+        </w:hyperlink>
+      </w:r>
+      <w:r>
+        <w:rPr>
+          <w:rFonts w:ascii="Charis SIL Regular" w:hAnsi="Charis SIL Regular" w:eastAsia="Charis SIL Regular"/>
+          <w:b w:val="0"/>
+          <w:i w:val="0"/>
+          <w:color w:val="0000FF"/>
+          <w:sz w:val="24"/>
+          <w:u w:val="single"/>
+        </w:rPr>
+        <w:t xml:space="preserve"> </w:t>
+      </w:r>
+      <w:r>
+        <w:rPr>
+          <w:rFonts w:ascii="Charis SIL Regular" w:hAnsi="Charis SIL Regular" w:eastAsia="Charis SIL Regular"/>
+          <w:b w:val="0"/>
+          <w:i w:val="0"/>
+          <w:color w:val="0000FF"/>
+          <w:sz w:val="24"/>
+          <w:u w:val="single"/>
+        </w:rPr>
+        <w:hyperlink r:id="rId13" w:history="1">
+          <w:r>
+            <w:rPr>
+              <w:rStyle w:val="Hyperlink"/>
+            </w:rPr>
+            <w:t>N</w:t>
+          </w:r>
+        </w:hyperlink>
       </w:r>
       <w:r>
         <w:rPr>
@@ -1484,7 +1538,7 @@
           <w:sz w:val="24"/>
           <w:u w:val="single"/>
         </w:rPr>
-        <w:hyperlink r:id="rId13" w:history="1">
+        <w:hyperlink r:id="rId12" w:history="1">
           <w:r>
             <w:rPr>
               <w:rStyle w:val="Hyperlink"/>
@@ -1502,7 +1556,7 @@
           <w:sz w:val="24"/>
           <w:u w:val="single"/>
         </w:rPr>
-        <w:hyperlink r:id="rId13" w:history="1">
+        <w:hyperlink r:id="rId12" w:history="1">
           <w:r>
             <w:rPr>
               <w:rStyle w:val="Hyperlink"/>

--- a/EXPORTS/DOCX/published/niveau3/Dutch/BGKW.docx
+++ b/EXPORTS/DOCX/published/niveau3/Dutch/BGKW.docx
@@ -1509,7 +1509,7 @@
           <w:sz w:val="24"/>
           <w:u w:val="single"/>
         </w:rPr>
-        <w:hyperlink r:id="rId12" w:history="1">
+        <w:hyperlink r:id="rId13" w:history="1">
           <w:r>
             <w:rPr>
               <w:rStyle w:val="Hyperlink"/>
@@ -1538,7 +1538,7 @@
           <w:sz w:val="24"/>
           <w:u w:val="single"/>
         </w:rPr>
-        <w:hyperlink r:id="rId12" w:history="1">
+        <w:hyperlink r:id="rId13" w:history="1">
           <w:r>
             <w:rPr>
               <w:rStyle w:val="Hyperlink"/>
@@ -1556,7 +1556,7 @@
           <w:sz w:val="24"/>
           <w:u w:val="single"/>
         </w:rPr>
-        <w:hyperlink r:id="rId12" w:history="1">
+        <w:hyperlink r:id="rId13" w:history="1">
           <w:r>
             <w:rPr>
               <w:rStyle w:val="Hyperlink"/>
@@ -1621,7 +1621,7 @@
           <w:sz w:val="24"/>
           <w:u w:val="single"/>
         </w:rPr>
-        <w:hyperlink r:id="rId13" w:history="1">
+        <w:hyperlink r:id="rId12" w:history="1">
           <w:r>
             <w:rPr>
               <w:rStyle w:val="Hyperlink"/>

--- a/EXPORTS/DOCX/published/niveau3/Dutch/BGKW.docx
+++ b/EXPORTS/DOCX/published/niveau3/Dutch/BGKW.docx
@@ -744,14 +744,7 @@
           <w:color w:val="000000"/>
           <w:sz w:val="24"/>
         </w:rPr>
-        <w:hyperlink r:id="rId10" w:history="1">
-          <w:r>
-            <w:rPr>
-              <w:rStyle w:val="Hyperlink"/>
-            </w:rPr>
-            <w:t>entsbesl</w:t>
-          </w:r>
-        </w:hyperlink>
+        <w:t>entsbesl</w:t>
       </w:r>
       <w:r>
         <w:rPr>
@@ -1509,7 +1502,7 @@
           <w:sz w:val="24"/>
           <w:u w:val="single"/>
         </w:rPr>
-        <w:hyperlink r:id="rId13" w:history="1">
+        <w:hyperlink r:id="rId12" w:history="1">
           <w:r>
             <w:rPr>
               <w:rStyle w:val="Hyperlink"/>
@@ -1621,7 +1614,7 @@
           <w:sz w:val="24"/>
           <w:u w:val="single"/>
         </w:rPr>
-        <w:hyperlink r:id="rId12" w:history="1">
+        <w:hyperlink r:id="rId13" w:history="1">
           <w:r>
             <w:rPr>
               <w:rStyle w:val="Hyperlink"/>
@@ -1666,61 +1659,7 @@
           <w:color w:val="000000"/>
           <w:sz w:val="24"/>
         </w:rPr>
-        <w:t xml:space="preserve">Archief van Indonesië. De inventaris kan je </w:t>
-      </w:r>
-      <w:r>
-        <w:rPr>
-          <w:u w:val="single" w:color="0000ff"/>
-          <w:rFonts w:ascii="Charis SIL Regular" w:hAnsi="Charis SIL Regular" w:eastAsia="Charis SIL Regular"/>
-          <w:b w:val="0"/>
-          <w:i w:val="0"/>
-          <w:color w:val="000000"/>
-          <w:sz w:val="24"/>
-        </w:rPr>
-        <w:hyperlink r:id="rId13" w:history="1">
-          <w:r>
-            <w:rPr>
-              <w:rStyle w:val="Hyperlink"/>
-            </w:rPr>
-            <w:t>via d</w:t>
-          </w:r>
-        </w:hyperlink>
-      </w:r>
-      <w:r>
-        <w:rPr>
-          <w:u w:val="single" w:color="0000ff"/>
-          <w:rFonts w:ascii="Charis SIL Regular" w:hAnsi="Charis SIL Regular" w:eastAsia="Charis SIL Regular"/>
-          <w:b w:val="0"/>
-          <w:i w:val="0"/>
-          <w:color w:val="000000"/>
-          <w:sz w:val="24"/>
-        </w:rPr>
-        <w:hyperlink r:id="rId13" w:history="1">
-          <w:r>
-            <w:rPr>
-              <w:rStyle w:val="Hyperlink"/>
-            </w:rPr>
-            <w:t>e</w:t>
-          </w:r>
-        </w:hyperlink>
-      </w:r>
-      <w:r>
-        <w:rPr>
-          <w:u w:val="single" w:color="0000ff"/>
-          <w:rFonts w:ascii="Charis SIL Regular" w:hAnsi="Charis SIL Regular" w:eastAsia="Charis SIL Regular"/>
-          <w:b w:val="0"/>
-          <w:i w:val="0"/>
-          <w:color w:val="000000"/>
-          <w:sz w:val="24"/>
-        </w:rPr>
-        <w:hyperlink r:id="rId13" w:history="1">
-          <w:r>
-            <w:rPr>
-              <w:rStyle w:val="Hyperlink"/>
-            </w:rPr>
-            <w:t xml:space="preserve"> website </w:t>
-          </w:r>
-        </w:hyperlink>
+        <w:t xml:space="preserve">Archief van Indonesië. De inventaris kan je via de website </w:t>
       </w:r>
       <w:r>
         <w:rPr>

--- a/EXPORTS/DOCX/published/niveau3/Dutch/BGKW.docx
+++ b/EXPORTS/DOCX/published/niveau3/Dutch/BGKW.docx
@@ -1502,7 +1502,7 @@
           <w:sz w:val="24"/>
           <w:u w:val="single"/>
         </w:rPr>
-        <w:hyperlink r:id="rId12" w:history="1">
+        <w:hyperlink r:id="rId13" w:history="1">
           <w:r>
             <w:rPr>
               <w:rStyle w:val="Hyperlink"/>
@@ -1659,7 +1659,61 @@
           <w:color w:val="000000"/>
           <w:sz w:val="24"/>
         </w:rPr>
-        <w:t xml:space="preserve">Archief van Indonesië. De inventaris kan je via de website </w:t>
+        <w:t xml:space="preserve">Archief van Indonesië. De inventaris kan je </w:t>
+      </w:r>
+      <w:r>
+        <w:rPr>
+          <w:u w:val="single" w:color="0000ff"/>
+          <w:rFonts w:ascii="Charis SIL Regular" w:hAnsi="Charis SIL Regular" w:eastAsia="Charis SIL Regular"/>
+          <w:b w:val="0"/>
+          <w:i w:val="0"/>
+          <w:color w:val="000000"/>
+          <w:sz w:val="24"/>
+        </w:rPr>
+        <w:hyperlink r:id="rId13" w:history="1">
+          <w:r>
+            <w:rPr>
+              <w:rStyle w:val="Hyperlink"/>
+            </w:rPr>
+            <w:t>via d</w:t>
+          </w:r>
+        </w:hyperlink>
+      </w:r>
+      <w:r>
+        <w:rPr>
+          <w:u w:val="single" w:color="0000ff"/>
+          <w:rFonts w:ascii="Charis SIL Regular" w:hAnsi="Charis SIL Regular" w:eastAsia="Charis SIL Regular"/>
+          <w:b w:val="0"/>
+          <w:i w:val="0"/>
+          <w:color w:val="000000"/>
+          <w:sz w:val="24"/>
+        </w:rPr>
+        <w:hyperlink r:id="rId13" w:history="1">
+          <w:r>
+            <w:rPr>
+              <w:rStyle w:val="Hyperlink"/>
+            </w:rPr>
+            <w:t>e</w:t>
+          </w:r>
+        </w:hyperlink>
+      </w:r>
+      <w:r>
+        <w:rPr>
+          <w:u w:val="single" w:color="0000ff"/>
+          <w:rFonts w:ascii="Charis SIL Regular" w:hAnsi="Charis SIL Regular" w:eastAsia="Charis SIL Regular"/>
+          <w:b w:val="0"/>
+          <w:i w:val="0"/>
+          <w:color w:val="000000"/>
+          <w:sz w:val="24"/>
+        </w:rPr>
+        <w:hyperlink r:id="rId13" w:history="1">
+          <w:r>
+            <w:rPr>
+              <w:rStyle w:val="Hyperlink"/>
+            </w:rPr>
+            <w:t xml:space="preserve"> website </w:t>
+          </w:r>
+        </w:hyperlink>
       </w:r>
       <w:r>
         <w:rPr>

--- a/EXPORTS/DOCX/published/niveau3/Dutch/BGKW.docx
+++ b/EXPORTS/DOCX/published/niveau3/Dutch/BGKW.docx
@@ -744,7 +744,14 @@
           <w:color w:val="000000"/>
           <w:sz w:val="24"/>
         </w:rPr>
-        <w:t>entsbesl</w:t>
+        <w:hyperlink r:id="rId10" w:history="1">
+          <w:r>
+            <w:rPr>
+              <w:rStyle w:val="Hyperlink"/>
+            </w:rPr>
+            <w:t>entsbesl</w:t>
+          </w:r>
+        </w:hyperlink>
       </w:r>
       <w:r>
         <w:rPr>
@@ -1549,7 +1556,7 @@
           <w:sz w:val="24"/>
           <w:u w:val="single"/>
         </w:rPr>
-        <w:hyperlink r:id="rId13" w:history="1">
+        <w:hyperlink r:id="rId12" w:history="1">
           <w:r>
             <w:rPr>
               <w:rStyle w:val="Hyperlink"/>
@@ -1578,7 +1585,7 @@
           <w:sz w:val="24"/>
           <w:u w:val="single"/>
         </w:rPr>
-        <w:hyperlink r:id="rId13" w:history="1">
+        <w:hyperlink r:id="rId12" w:history="1">
           <w:r>
             <w:rPr>
               <w:rStyle w:val="Hyperlink"/>
@@ -1596,7 +1603,7 @@
           <w:sz w:val="24"/>
           <w:u w:val="single"/>
         </w:rPr>
-        <w:hyperlink r:id="rId13" w:history="1">
+        <w:hyperlink r:id="rId12" w:history="1">
           <w:r>
             <w:rPr>
               <w:rStyle w:val="Hyperlink"/>
@@ -1614,7 +1621,7 @@
           <w:sz w:val="24"/>
           <w:u w:val="single"/>
         </w:rPr>
-        <w:hyperlink r:id="rId13" w:history="1">
+        <w:hyperlink r:id="rId12" w:history="1">
           <w:r>
             <w:rPr>
               <w:rStyle w:val="Hyperlink"/>

--- a/EXPORTS/DOCX/published/niveau3/Dutch/BGKW.docx
+++ b/EXPORTS/DOCX/published/niveau3/Dutch/BGKW.docx
@@ -791,57 +791,13 @@
       </w:r>
       <w:r>
         <w:rPr>
-          <w:u w:val="single" w:color="0000ff"/>
           <w:rFonts w:ascii="Charis SIL Regular" w:hAnsi="Charis SIL Regular" w:eastAsia="Charis SIL Regular"/>
           <w:b w:val="0"/>
           <w:i w:val="0"/>
           <w:color w:val="000000"/>
           <w:sz w:val="24"/>
         </w:rPr>
-        <w:hyperlink r:id="rId10" w:history="1">
-          <w:r>
-            <w:rPr>
-              <w:rStyle w:val="Hyperlink"/>
-            </w:rPr>
-            <w:t xml:space="preserve">epaald dat </w:t>
-          </w:r>
-        </w:hyperlink>
-      </w:r>
-      <w:r>
-        <w:rPr>
-          <w:u w:val="single" w:color="0000ff"/>
-          <w:rFonts w:ascii="Charis SIL Regular" w:hAnsi="Charis SIL Regular" w:eastAsia="Charis SIL Regular"/>
-          <w:b w:val="0"/>
-          <w:i w:val="0"/>
-          <w:color w:val="000000"/>
-          <w:sz w:val="24"/>
-        </w:rPr>
-        <w:hyperlink r:id="rId10" w:history="1">
-          <w:r>
-            <w:rPr>
-              <w:rStyle w:val="Hyperlink"/>
-            </w:rPr>
-            <w:t>o</w:t>
-          </w:r>
-        </w:hyperlink>
-      </w:r>
-      <w:r>
-        <w:rPr>
-          <w:u w:val="single" w:color="0000ff"/>
-          <w:rFonts w:ascii="Charis SIL Regular" w:hAnsi="Charis SIL Regular" w:eastAsia="Charis SIL Regular"/>
-          <w:b w:val="0"/>
-          <w:i w:val="0"/>
-          <w:color w:val="000000"/>
-          <w:sz w:val="24"/>
-        </w:rPr>
-        <w:hyperlink r:id="rId10" w:history="1">
-          <w:r>
-            <w:rPr>
-              <w:rStyle w:val="Hyperlink"/>
-            </w:rPr>
-            <w:t xml:space="preserve">bjecten </w:t>
-          </w:r>
-        </w:hyperlink>
+        <w:t xml:space="preserve">epaald dat objecten </w:t>
       </w:r>
       <w:r>
         <w:rPr>
@@ -1556,7 +1512,7 @@
           <w:sz w:val="24"/>
           <w:u w:val="single"/>
         </w:rPr>
-        <w:hyperlink r:id="rId12" w:history="1">
+        <w:hyperlink r:id="rId13" w:history="1">
           <w:r>
             <w:rPr>
               <w:rStyle w:val="Hyperlink"/>
@@ -1585,7 +1541,7 @@
           <w:sz w:val="24"/>
           <w:u w:val="single"/>
         </w:rPr>
-        <w:hyperlink r:id="rId12" w:history="1">
+        <w:hyperlink r:id="rId13" w:history="1">
           <w:r>
             <w:rPr>
               <w:rStyle w:val="Hyperlink"/>
@@ -1603,7 +1559,7 @@
           <w:sz w:val="24"/>
           <w:u w:val="single"/>
         </w:rPr>
-        <w:hyperlink r:id="rId12" w:history="1">
+        <w:hyperlink r:id="rId13" w:history="1">
           <w:r>
             <w:rPr>
               <w:rStyle w:val="Hyperlink"/>
@@ -1621,7 +1577,7 @@
           <w:sz w:val="24"/>
           <w:u w:val="single"/>
         </w:rPr>
-        <w:hyperlink r:id="rId12" w:history="1">
+        <w:hyperlink r:id="rId13" w:history="1">
           <w:r>
             <w:rPr>
               <w:rStyle w:val="Hyperlink"/>

--- a/EXPORTS/DOCX/published/niveau3/Dutch/BGKW.docx
+++ b/EXPORTS/DOCX/published/niveau3/Dutch/BGKW.docx
@@ -733,25 +733,7 @@
           <w:color w:val="000000"/>
           <w:sz w:val="24"/>
         </w:rPr>
-        <w:t>. Rond dezelfde tijd werd er via een gouvernem</w:t>
-      </w:r>
-      <w:r>
-        <w:rPr>
-          <w:u w:val="single" w:color="0000ff"/>
-          <w:rFonts w:ascii="Charis SIL Regular" w:hAnsi="Charis SIL Regular" w:eastAsia="Charis SIL Regular"/>
-          <w:b w:val="0"/>
-          <w:i w:val="0"/>
-          <w:color w:val="000000"/>
-          <w:sz w:val="24"/>
-        </w:rPr>
-        <w:hyperlink r:id="rId10" w:history="1">
-          <w:r>
-            <w:rPr>
-              <w:rStyle w:val="Hyperlink"/>
-            </w:rPr>
-            <w:t>entsbesl</w:t>
-          </w:r>
-        </w:hyperlink>
+        <w:t>. Rond dezelfde tijd werd er via een gouvernementsbesl</w:t>
       </w:r>
       <w:r>
         <w:rPr>
@@ -791,13 +773,57 @@
       </w:r>
       <w:r>
         <w:rPr>
+          <w:u w:val="single" w:color="0000ff"/>
           <w:rFonts w:ascii="Charis SIL Regular" w:hAnsi="Charis SIL Regular" w:eastAsia="Charis SIL Regular"/>
           <w:b w:val="0"/>
           <w:i w:val="0"/>
           <w:color w:val="000000"/>
           <w:sz w:val="24"/>
         </w:rPr>
-        <w:t xml:space="preserve">epaald dat objecten </w:t>
+        <w:hyperlink r:id="rId10" w:history="1">
+          <w:r>
+            <w:rPr>
+              <w:rStyle w:val="Hyperlink"/>
+            </w:rPr>
+            <w:t xml:space="preserve">epaald dat </w:t>
+          </w:r>
+        </w:hyperlink>
+      </w:r>
+      <w:r>
+        <w:rPr>
+          <w:u w:val="single" w:color="0000ff"/>
+          <w:rFonts w:ascii="Charis SIL Regular" w:hAnsi="Charis SIL Regular" w:eastAsia="Charis SIL Regular"/>
+          <w:b w:val="0"/>
+          <w:i w:val="0"/>
+          <w:color w:val="000000"/>
+          <w:sz w:val="24"/>
+        </w:rPr>
+        <w:hyperlink r:id="rId10" w:history="1">
+          <w:r>
+            <w:rPr>
+              <w:rStyle w:val="Hyperlink"/>
+            </w:rPr>
+            <w:t>o</w:t>
+          </w:r>
+        </w:hyperlink>
+      </w:r>
+      <w:r>
+        <w:rPr>
+          <w:u w:val="single" w:color="0000ff"/>
+          <w:rFonts w:ascii="Charis SIL Regular" w:hAnsi="Charis SIL Regular" w:eastAsia="Charis SIL Regular"/>
+          <w:b w:val="0"/>
+          <w:i w:val="0"/>
+          <w:color w:val="000000"/>
+          <w:sz w:val="24"/>
+        </w:rPr>
+        <w:hyperlink r:id="rId10" w:history="1">
+          <w:r>
+            <w:rPr>
+              <w:rStyle w:val="Hyperlink"/>
+            </w:rPr>
+            <w:t xml:space="preserve">bjecten </w:t>
+          </w:r>
+        </w:hyperlink>
       </w:r>
       <w:r>
         <w:rPr>
@@ -1559,7 +1585,7 @@
           <w:sz w:val="24"/>
           <w:u w:val="single"/>
         </w:rPr>
-        <w:hyperlink r:id="rId13" w:history="1">
+        <w:hyperlink r:id="rId12" w:history="1">
           <w:r>
             <w:rPr>
               <w:rStyle w:val="Hyperlink"/>
@@ -1577,7 +1603,7 @@
           <w:sz w:val="24"/>
           <w:u w:val="single"/>
         </w:rPr>
-        <w:hyperlink r:id="rId13" w:history="1">
+        <w:hyperlink r:id="rId12" w:history="1">
           <w:r>
             <w:rPr>
               <w:rStyle w:val="Hyperlink"/>

--- a/EXPORTS/DOCX/published/niveau3/Dutch/BGKW.docx
+++ b/EXPORTS/DOCX/published/niveau3/Dutch/BGKW.docx
@@ -1491,7 +1491,7 @@
           <w:sz w:val="24"/>
           <w:u w:val="single"/>
         </w:rPr>
-        <w:hyperlink r:id="rId13" w:history="1">
+        <w:hyperlink r:id="rId12" w:history="1">
           <w:r>
             <w:rPr>
               <w:rStyle w:val="Hyperlink"/>
@@ -1520,7 +1520,7 @@
           <w:sz w:val="24"/>
           <w:u w:val="single"/>
         </w:rPr>
-        <w:hyperlink r:id="rId13" w:history="1">
+        <w:hyperlink r:id="rId12" w:history="1">
           <w:r>
             <w:rPr>
               <w:rStyle w:val="Hyperlink"/>
@@ -1538,7 +1538,7 @@
           <w:sz w:val="24"/>
           <w:u w:val="single"/>
         </w:rPr>
-        <w:hyperlink r:id="rId13" w:history="1">
+        <w:hyperlink r:id="rId12" w:history="1">
           <w:r>
             <w:rPr>
               <w:rStyle w:val="Hyperlink"/>
@@ -1567,7 +1567,7 @@
           <w:sz w:val="24"/>
           <w:u w:val="single"/>
         </w:rPr>
-        <w:hyperlink r:id="rId13" w:history="1">
+        <w:hyperlink r:id="rId12" w:history="1">
           <w:r>
             <w:rPr>
               <w:rStyle w:val="Hyperlink"/>
@@ -1585,7 +1585,7 @@
           <w:sz w:val="24"/>
           <w:u w:val="single"/>
         </w:rPr>
-        <w:hyperlink r:id="rId12" w:history="1">
+        <w:hyperlink r:id="rId13" w:history="1">
           <w:r>
             <w:rPr>
               <w:rStyle w:val="Hyperlink"/>
@@ -1603,7 +1603,7 @@
           <w:sz w:val="24"/>
           <w:u w:val="single"/>
         </w:rPr>
-        <w:hyperlink r:id="rId12" w:history="1">
+        <w:hyperlink r:id="rId13" w:history="1">
           <w:r>
             <w:rPr>
               <w:rStyle w:val="Hyperlink"/>

--- a/EXPORTS/DOCX/published/niveau3/Dutch/BGKW.docx
+++ b/EXPORTS/DOCX/published/niveau3/Dutch/BGKW.docx
@@ -733,7 +733,7 @@
           <w:color w:val="000000"/>
           <w:sz w:val="24"/>
         </w:rPr>
-        <w:t>. Rond dezelfde tijd werd er via een gouvernementsbesl</w:t>
+        <w:t>. Rond dezelfde tijd werd er via een gouvernem</w:t>
       </w:r>
       <w:r>
         <w:rPr>
@@ -744,104 +744,7 @@
           <w:color w:val="000000"/>
           <w:sz w:val="24"/>
         </w:rPr>
-        <w:hyperlink r:id="rId10" w:history="1">
-          <w:r>
-            <w:rPr>
-              <w:rStyle w:val="Hyperlink"/>
-            </w:rPr>
-            <w:t xml:space="preserve">uit </w:t>
-          </w:r>
-        </w:hyperlink>
-      </w:r>
-      <w:r>
-        <w:rPr>
-          <w:u w:val="single" w:color="0000ff"/>
-          <w:rFonts w:ascii="Charis SIL Regular" w:hAnsi="Charis SIL Regular" w:eastAsia="Charis SIL Regular"/>
-          <w:b w:val="0"/>
-          <w:i w:val="0"/>
-          <w:color w:val="000000"/>
-          <w:sz w:val="24"/>
-        </w:rPr>
-        <w:hyperlink r:id="rId10" w:history="1">
-          <w:r>
-            <w:rPr>
-              <w:rStyle w:val="Hyperlink"/>
-            </w:rPr>
-            <w:t>b</w:t>
-          </w:r>
-        </w:hyperlink>
-      </w:r>
-      <w:r>
-        <w:rPr>
-          <w:u w:val="single" w:color="0000ff"/>
-          <w:rFonts w:ascii="Charis SIL Regular" w:hAnsi="Charis SIL Regular" w:eastAsia="Charis SIL Regular"/>
-          <w:b w:val="0"/>
-          <w:i w:val="0"/>
-          <w:color w:val="000000"/>
-          <w:sz w:val="24"/>
-        </w:rPr>
-        <w:hyperlink r:id="rId10" w:history="1">
-          <w:r>
-            <w:rPr>
-              <w:rStyle w:val="Hyperlink"/>
-            </w:rPr>
-            <w:t xml:space="preserve">epaald dat </w:t>
-          </w:r>
-        </w:hyperlink>
-      </w:r>
-      <w:r>
-        <w:rPr>
-          <w:u w:val="single" w:color="0000ff"/>
-          <w:rFonts w:ascii="Charis SIL Regular" w:hAnsi="Charis SIL Regular" w:eastAsia="Charis SIL Regular"/>
-          <w:b w:val="0"/>
-          <w:i w:val="0"/>
-          <w:color w:val="000000"/>
-          <w:sz w:val="24"/>
-        </w:rPr>
-        <w:hyperlink r:id="rId10" w:history="1">
-          <w:r>
-            <w:rPr>
-              <w:rStyle w:val="Hyperlink"/>
-            </w:rPr>
-            <w:t>o</w:t>
-          </w:r>
-        </w:hyperlink>
-      </w:r>
-      <w:r>
-        <w:rPr>
-          <w:u w:val="single" w:color="0000ff"/>
-          <w:rFonts w:ascii="Charis SIL Regular" w:hAnsi="Charis SIL Regular" w:eastAsia="Charis SIL Regular"/>
-          <w:b w:val="0"/>
-          <w:i w:val="0"/>
-          <w:color w:val="000000"/>
-          <w:sz w:val="24"/>
-        </w:rPr>
-        <w:hyperlink r:id="rId10" w:history="1">
-          <w:r>
-            <w:rPr>
-              <w:rStyle w:val="Hyperlink"/>
-            </w:rPr>
-            <w:t xml:space="preserve">bjecten </w:t>
-          </w:r>
-        </w:hyperlink>
-      </w:r>
-      <w:r>
-        <w:rPr>
-          <w:u w:val="single" w:color="0000ff"/>
-          <w:rFonts w:ascii="Charis SIL Regular" w:hAnsi="Charis SIL Regular" w:eastAsia="Charis SIL Regular"/>
-          <w:b w:val="0"/>
-          <w:i w:val="0"/>
-          <w:color w:val="000000"/>
-          <w:sz w:val="24"/>
-        </w:rPr>
-        <w:hyperlink r:id="rId10" w:history="1">
-          <w:r>
-            <w:rPr>
-              <w:rStyle w:val="Hyperlink"/>
-            </w:rPr>
-            <w:t>va</w:t>
-          </w:r>
-        </w:hyperlink>
+        <w:t>entsbesluit bepaald dat objecten va</w:t>
       </w:r>
       <w:r>
         <w:rPr>
@@ -1491,7 +1394,7 @@
           <w:sz w:val="24"/>
           <w:u w:val="single"/>
         </w:rPr>
-        <w:hyperlink r:id="rId12" w:history="1">
+        <w:hyperlink r:id="rId13" w:history="1">
           <w:r>
             <w:rPr>
               <w:rStyle w:val="Hyperlink"/>
@@ -1520,7 +1423,7 @@
           <w:sz w:val="24"/>
           <w:u w:val="single"/>
         </w:rPr>
-        <w:hyperlink r:id="rId12" w:history="1">
+        <w:hyperlink r:id="rId13" w:history="1">
           <w:r>
             <w:rPr>
               <w:rStyle w:val="Hyperlink"/>
@@ -1538,7 +1441,7 @@
           <w:sz w:val="24"/>
           <w:u w:val="single"/>
         </w:rPr>
-        <w:hyperlink r:id="rId12" w:history="1">
+        <w:hyperlink r:id="rId13" w:history="1">
           <w:r>
             <w:rPr>
               <w:rStyle w:val="Hyperlink"/>
@@ -1567,7 +1470,7 @@
           <w:sz w:val="24"/>
           <w:u w:val="single"/>
         </w:rPr>
-        <w:hyperlink r:id="rId12" w:history="1">
+        <w:hyperlink r:id="rId13" w:history="1">
           <w:r>
             <w:rPr>
               <w:rStyle w:val="Hyperlink"/>

--- a/EXPORTS/DOCX/published/niveau3/Dutch/BGKW.docx
+++ b/EXPORTS/DOCX/published/niveau3/Dutch/BGKW.docx
@@ -744,7 +744,122 @@
           <w:color w:val="000000"/>
           <w:sz w:val="24"/>
         </w:rPr>
-        <w:t>entsbesluit bepaald dat objecten va</w:t>
+        <w:hyperlink r:id="rId10" w:history="1">
+          <w:r>
+            <w:rPr>
+              <w:rStyle w:val="Hyperlink"/>
+            </w:rPr>
+            <w:t>entsbesl</w:t>
+          </w:r>
+        </w:hyperlink>
+      </w:r>
+      <w:r>
+        <w:rPr>
+          <w:u w:val="single" w:color="0000ff"/>
+          <w:rFonts w:ascii="Charis SIL Regular" w:hAnsi="Charis SIL Regular" w:eastAsia="Charis SIL Regular"/>
+          <w:b w:val="0"/>
+          <w:i w:val="0"/>
+          <w:color w:val="000000"/>
+          <w:sz w:val="24"/>
+        </w:rPr>
+        <w:hyperlink r:id="rId10" w:history="1">
+          <w:r>
+            <w:rPr>
+              <w:rStyle w:val="Hyperlink"/>
+            </w:rPr>
+            <w:t xml:space="preserve">uit </w:t>
+          </w:r>
+        </w:hyperlink>
+      </w:r>
+      <w:r>
+        <w:rPr>
+          <w:u w:val="single" w:color="0000ff"/>
+          <w:rFonts w:ascii="Charis SIL Regular" w:hAnsi="Charis SIL Regular" w:eastAsia="Charis SIL Regular"/>
+          <w:b w:val="0"/>
+          <w:i w:val="0"/>
+          <w:color w:val="000000"/>
+          <w:sz w:val="24"/>
+        </w:rPr>
+        <w:hyperlink r:id="rId10" w:history="1">
+          <w:r>
+            <w:rPr>
+              <w:rStyle w:val="Hyperlink"/>
+            </w:rPr>
+            <w:t>b</w:t>
+          </w:r>
+        </w:hyperlink>
+      </w:r>
+      <w:r>
+        <w:rPr>
+          <w:u w:val="single" w:color="0000ff"/>
+          <w:rFonts w:ascii="Charis SIL Regular" w:hAnsi="Charis SIL Regular" w:eastAsia="Charis SIL Regular"/>
+          <w:b w:val="0"/>
+          <w:i w:val="0"/>
+          <w:color w:val="000000"/>
+          <w:sz w:val="24"/>
+        </w:rPr>
+        <w:hyperlink r:id="rId10" w:history="1">
+          <w:r>
+            <w:rPr>
+              <w:rStyle w:val="Hyperlink"/>
+            </w:rPr>
+            <w:t xml:space="preserve">epaald dat </w:t>
+          </w:r>
+        </w:hyperlink>
+      </w:r>
+      <w:r>
+        <w:rPr>
+          <w:u w:val="single" w:color="0000ff"/>
+          <w:rFonts w:ascii="Charis SIL Regular" w:hAnsi="Charis SIL Regular" w:eastAsia="Charis SIL Regular"/>
+          <w:b w:val="0"/>
+          <w:i w:val="0"/>
+          <w:color w:val="000000"/>
+          <w:sz w:val="24"/>
+        </w:rPr>
+        <w:hyperlink r:id="rId10" w:history="1">
+          <w:r>
+            <w:rPr>
+              <w:rStyle w:val="Hyperlink"/>
+            </w:rPr>
+            <w:t>o</w:t>
+          </w:r>
+        </w:hyperlink>
+      </w:r>
+      <w:r>
+        <w:rPr>
+          <w:u w:val="single" w:color="0000ff"/>
+          <w:rFonts w:ascii="Charis SIL Regular" w:hAnsi="Charis SIL Regular" w:eastAsia="Charis SIL Regular"/>
+          <w:b w:val="0"/>
+          <w:i w:val="0"/>
+          <w:color w:val="000000"/>
+          <w:sz w:val="24"/>
+        </w:rPr>
+        <w:hyperlink r:id="rId10" w:history="1">
+          <w:r>
+            <w:rPr>
+              <w:rStyle w:val="Hyperlink"/>
+            </w:rPr>
+            <w:t xml:space="preserve">bjecten </w:t>
+          </w:r>
+        </w:hyperlink>
+      </w:r>
+      <w:r>
+        <w:rPr>
+          <w:u w:val="single" w:color="0000ff"/>
+          <w:rFonts w:ascii="Charis SIL Regular" w:hAnsi="Charis SIL Regular" w:eastAsia="Charis SIL Regular"/>
+          <w:b w:val="0"/>
+          <w:i w:val="0"/>
+          <w:color w:val="000000"/>
+          <w:sz w:val="24"/>
+        </w:rPr>
+        <w:hyperlink r:id="rId10" w:history="1">
+          <w:r>
+            <w:rPr>
+              <w:rStyle w:val="Hyperlink"/>
+            </w:rPr>
+            <w:t>va</w:t>
+          </w:r>
+        </w:hyperlink>
       </w:r>
       <w:r>
         <w:rPr>
@@ -1345,16 +1460,8 @@
           <w:i w:val="0"/>
           <w:color w:val="0000FF"/>
           <w:sz w:val="24"/>
-          <w:u w:val="single"/>
         </w:rPr>
-        <w:hyperlink r:id="rId13" w:history="1">
-          <w:r>
-            <w:rPr>
-              <w:rStyle w:val="Hyperlink"/>
-            </w:rPr>
-            <w:t>Arsip</w:t>
-          </w:r>
-        </w:hyperlink>
+        <w:t>Arsip N</w:t>
       </w:r>
       <w:r>
         <w:rPr>
@@ -1365,36 +1472,7 @@
           <w:sz w:val="24"/>
           <w:u w:val="single"/>
         </w:rPr>
-        <w:t xml:space="preserve"> </w:t>
-      </w:r>
-      <w:r>
-        <w:rPr>
-          <w:rFonts w:ascii="Charis SIL Regular" w:hAnsi="Charis SIL Regular" w:eastAsia="Charis SIL Regular"/>
-          <w:b w:val="0"/>
-          <w:i w:val="0"/>
-          <w:color w:val="0000FF"/>
-          <w:sz w:val="24"/>
-          <w:u w:val="single"/>
-        </w:rPr>
-        <w:hyperlink r:id="rId13" w:history="1">
-          <w:r>
-            <w:rPr>
-              <w:rStyle w:val="Hyperlink"/>
-            </w:rPr>
-            <w:t>N</w:t>
-          </w:r>
-        </w:hyperlink>
-      </w:r>
-      <w:r>
-        <w:rPr>
-          <w:rFonts w:ascii="Charis SIL Regular" w:hAnsi="Charis SIL Regular" w:eastAsia="Charis SIL Regular"/>
-          <w:b w:val="0"/>
-          <w:i w:val="0"/>
-          <w:color w:val="0000FF"/>
-          <w:sz w:val="24"/>
-          <w:u w:val="single"/>
-        </w:rPr>
-        <w:hyperlink r:id="rId13" w:history="1">
+        <w:hyperlink r:id="rId12" w:history="1">
           <w:r>
             <w:rPr>
               <w:rStyle w:val="Hyperlink"/>
@@ -1423,7 +1501,7 @@
           <w:sz w:val="24"/>
           <w:u w:val="single"/>
         </w:rPr>
-        <w:hyperlink r:id="rId13" w:history="1">
+        <w:hyperlink r:id="rId12" w:history="1">
           <w:r>
             <w:rPr>
               <w:rStyle w:val="Hyperlink"/>
@@ -1441,7 +1519,7 @@
           <w:sz w:val="24"/>
           <w:u w:val="single"/>
         </w:rPr>
-        <w:hyperlink r:id="rId13" w:history="1">
+        <w:hyperlink r:id="rId12" w:history="1">
           <w:r>
             <w:rPr>
               <w:rStyle w:val="Hyperlink"/>
@@ -1470,7 +1548,7 @@
           <w:sz w:val="24"/>
           <w:u w:val="single"/>
         </w:rPr>
-        <w:hyperlink r:id="rId13" w:history="1">
+        <w:hyperlink r:id="rId12" w:history="1">
           <w:r>
             <w:rPr>
               <w:rStyle w:val="Hyperlink"/>
@@ -1488,7 +1566,7 @@
           <w:sz w:val="24"/>
           <w:u w:val="single"/>
         </w:rPr>
-        <w:hyperlink r:id="rId13" w:history="1">
+        <w:hyperlink r:id="rId12" w:history="1">
           <w:r>
             <w:rPr>
               <w:rStyle w:val="Hyperlink"/>
@@ -1506,7 +1584,7 @@
           <w:sz w:val="24"/>
           <w:u w:val="single"/>
         </w:rPr>
-        <w:hyperlink r:id="rId13" w:history="1">
+        <w:hyperlink r:id="rId12" w:history="1">
           <w:r>
             <w:rPr>
               <w:rStyle w:val="Hyperlink"/>

--- a/EXPORTS/DOCX/published/niveau3/Dutch/BGKW.docx
+++ b/EXPORTS/DOCX/published/niveau3/Dutch/BGKW.docx
@@ -809,39 +809,13 @@
       </w:r>
       <w:r>
         <w:rPr>
-          <w:u w:val="single" w:color="0000ff"/>
           <w:rFonts w:ascii="Charis SIL Regular" w:hAnsi="Charis SIL Regular" w:eastAsia="Charis SIL Regular"/>
           <w:b w:val="0"/>
           <w:i w:val="0"/>
           <w:color w:val="000000"/>
           <w:sz w:val="24"/>
         </w:rPr>
-        <w:hyperlink r:id="rId10" w:history="1">
-          <w:r>
-            <w:rPr>
-              <w:rStyle w:val="Hyperlink"/>
-            </w:rPr>
-            <w:t>o</w:t>
-          </w:r>
-        </w:hyperlink>
-      </w:r>
-      <w:r>
-        <w:rPr>
-          <w:u w:val="single" w:color="0000ff"/>
-          <w:rFonts w:ascii="Charis SIL Regular" w:hAnsi="Charis SIL Regular" w:eastAsia="Charis SIL Regular"/>
-          <w:b w:val="0"/>
-          <w:i w:val="0"/>
-          <w:color w:val="000000"/>
-          <w:sz w:val="24"/>
-        </w:rPr>
-        <w:hyperlink r:id="rId10" w:history="1">
-          <w:r>
-            <w:rPr>
-              <w:rStyle w:val="Hyperlink"/>
-            </w:rPr>
-            <w:t xml:space="preserve">bjecten </w:t>
-          </w:r>
-        </w:hyperlink>
+        <w:t xml:space="preserve">objecten </w:t>
       </w:r>
       <w:r>
         <w:rPr>
@@ -1460,55 +1434,9 @@
           <w:i w:val="0"/>
           <w:color w:val="0000FF"/>
           <w:sz w:val="24"/>
-        </w:rPr>
-        <w:t>Arsip N</w:t>
-      </w:r>
-      <w:r>
-        <w:rPr>
-          <w:rFonts w:ascii="Charis SIL Regular" w:hAnsi="Charis SIL Regular" w:eastAsia="Charis SIL Regular"/>
-          <w:b w:val="0"/>
-          <w:i w:val="0"/>
-          <w:color w:val="0000FF"/>
-          <w:sz w:val="24"/>
           <w:u w:val="single"/>
         </w:rPr>
-        <w:hyperlink r:id="rId12" w:history="1">
-          <w:r>
-            <w:rPr>
-              <w:rStyle w:val="Hyperlink"/>
-            </w:rPr>
-            <w:t>asional</w:t>
-          </w:r>
-        </w:hyperlink>
-      </w:r>
-      <w:r>
-        <w:rPr>
-          <w:rFonts w:ascii="Charis SIL Regular" w:hAnsi="Charis SIL Regular" w:eastAsia="Charis SIL Regular"/>
-          <w:b w:val="0"/>
-          <w:i w:val="0"/>
-          <w:color w:val="0000FF"/>
-          <w:sz w:val="24"/>
-          <w:u w:val="single"/>
-        </w:rPr>
-        <w:t xml:space="preserve"> </w:t>
-      </w:r>
-      <w:r>
-        <w:rPr>
-          <w:rFonts w:ascii="Charis SIL Regular" w:hAnsi="Charis SIL Regular" w:eastAsia="Charis SIL Regular"/>
-          <w:b w:val="0"/>
-          <w:i w:val="0"/>
-          <w:color w:val="0000FF"/>
-          <w:sz w:val="24"/>
-          <w:u w:val="single"/>
-        </w:rPr>
-        <w:hyperlink r:id="rId12" w:history="1">
-          <w:r>
-            <w:rPr>
-              <w:rStyle w:val="Hyperlink"/>
-            </w:rPr>
-            <w:t>R</w:t>
-          </w:r>
-        </w:hyperlink>
+        <w:t>Arsip Nasional R</w:t>
       </w:r>
       <w:r>
         <w:rPr>

--- a/EXPORTS/DOCX/published/niveau3/Dutch/BGKW.docx
+++ b/EXPORTS/DOCX/published/niveau3/Dutch/BGKW.docx
@@ -744,78 +744,7 @@
           <w:color w:val="000000"/>
           <w:sz w:val="24"/>
         </w:rPr>
-        <w:hyperlink r:id="rId10" w:history="1">
-          <w:r>
-            <w:rPr>
-              <w:rStyle w:val="Hyperlink"/>
-            </w:rPr>
-            <w:t>entsbesl</w:t>
-          </w:r>
-        </w:hyperlink>
-      </w:r>
-      <w:r>
-        <w:rPr>
-          <w:u w:val="single" w:color="0000ff"/>
-          <w:rFonts w:ascii="Charis SIL Regular" w:hAnsi="Charis SIL Regular" w:eastAsia="Charis SIL Regular"/>
-          <w:b w:val="0"/>
-          <w:i w:val="0"/>
-          <w:color w:val="000000"/>
-          <w:sz w:val="24"/>
-        </w:rPr>
-        <w:hyperlink r:id="rId10" w:history="1">
-          <w:r>
-            <w:rPr>
-              <w:rStyle w:val="Hyperlink"/>
-            </w:rPr>
-            <w:t xml:space="preserve">uit </w:t>
-          </w:r>
-        </w:hyperlink>
-      </w:r>
-      <w:r>
-        <w:rPr>
-          <w:u w:val="single" w:color="0000ff"/>
-          <w:rFonts w:ascii="Charis SIL Regular" w:hAnsi="Charis SIL Regular" w:eastAsia="Charis SIL Regular"/>
-          <w:b w:val="0"/>
-          <w:i w:val="0"/>
-          <w:color w:val="000000"/>
-          <w:sz w:val="24"/>
-        </w:rPr>
-        <w:hyperlink r:id="rId10" w:history="1">
-          <w:r>
-            <w:rPr>
-              <w:rStyle w:val="Hyperlink"/>
-            </w:rPr>
-            <w:t>b</w:t>
-          </w:r>
-        </w:hyperlink>
-      </w:r>
-      <w:r>
-        <w:rPr>
-          <w:u w:val="single" w:color="0000ff"/>
-          <w:rFonts w:ascii="Charis SIL Regular" w:hAnsi="Charis SIL Regular" w:eastAsia="Charis SIL Regular"/>
-          <w:b w:val="0"/>
-          <w:i w:val="0"/>
-          <w:color w:val="000000"/>
-          <w:sz w:val="24"/>
-        </w:rPr>
-        <w:hyperlink r:id="rId10" w:history="1">
-          <w:r>
-            <w:rPr>
-              <w:rStyle w:val="Hyperlink"/>
-            </w:rPr>
-            <w:t xml:space="preserve">epaald dat </w:t>
-          </w:r>
-        </w:hyperlink>
-      </w:r>
-      <w:r>
-        <w:rPr>
-          <w:rFonts w:ascii="Charis SIL Regular" w:hAnsi="Charis SIL Regular" w:eastAsia="Charis SIL Regular"/>
-          <w:b w:val="0"/>
-          <w:i w:val="0"/>
-          <w:color w:val="000000"/>
-          <w:sz w:val="24"/>
-        </w:rPr>
-        <w:t xml:space="preserve">objecten </w:t>
+        <w:t xml:space="preserve">entsbesluit bepaald dat objecten </w:t>
       </w:r>
       <w:r>
         <w:rPr>
@@ -1436,7 +1365,14 @@
           <w:sz w:val="24"/>
           <w:u w:val="single"/>
         </w:rPr>
-        <w:t>Arsip Nasional R</w:t>
+        <w:hyperlink r:id="rId13" w:history="1">
+          <w:r>
+            <w:rPr>
+              <w:rStyle w:val="Hyperlink"/>
+            </w:rPr>
+            <w:t>Arsip</w:t>
+          </w:r>
+        </w:hyperlink>
       </w:r>
       <w:r>
         <w:rPr>
@@ -1447,7 +1383,83 @@
           <w:sz w:val="24"/>
           <w:u w:val="single"/>
         </w:rPr>
-        <w:hyperlink r:id="rId12" w:history="1">
+        <w:t xml:space="preserve"> </w:t>
+      </w:r>
+      <w:r>
+        <w:rPr>
+          <w:rFonts w:ascii="Charis SIL Regular" w:hAnsi="Charis SIL Regular" w:eastAsia="Charis SIL Regular"/>
+          <w:b w:val="0"/>
+          <w:i w:val="0"/>
+          <w:color w:val="0000FF"/>
+          <w:sz w:val="24"/>
+          <w:u w:val="single"/>
+        </w:rPr>
+        <w:hyperlink r:id="rId13" w:history="1">
+          <w:r>
+            <w:rPr>
+              <w:rStyle w:val="Hyperlink"/>
+            </w:rPr>
+            <w:t>N</w:t>
+          </w:r>
+        </w:hyperlink>
+      </w:r>
+      <w:r>
+        <w:rPr>
+          <w:rFonts w:ascii="Charis SIL Regular" w:hAnsi="Charis SIL Regular" w:eastAsia="Charis SIL Regular"/>
+          <w:b w:val="0"/>
+          <w:i w:val="0"/>
+          <w:color w:val="0000FF"/>
+          <w:sz w:val="24"/>
+          <w:u w:val="single"/>
+        </w:rPr>
+        <w:hyperlink r:id="rId13" w:history="1">
+          <w:r>
+            <w:rPr>
+              <w:rStyle w:val="Hyperlink"/>
+            </w:rPr>
+            <w:t>asional</w:t>
+          </w:r>
+        </w:hyperlink>
+      </w:r>
+      <w:r>
+        <w:rPr>
+          <w:rFonts w:ascii="Charis SIL Regular" w:hAnsi="Charis SIL Regular" w:eastAsia="Charis SIL Regular"/>
+          <w:b w:val="0"/>
+          <w:i w:val="0"/>
+          <w:color w:val="0000FF"/>
+          <w:sz w:val="24"/>
+          <w:u w:val="single"/>
+        </w:rPr>
+        <w:t xml:space="preserve"> </w:t>
+      </w:r>
+      <w:r>
+        <w:rPr>
+          <w:rFonts w:ascii="Charis SIL Regular" w:hAnsi="Charis SIL Regular" w:eastAsia="Charis SIL Regular"/>
+          <w:b w:val="0"/>
+          <w:i w:val="0"/>
+          <w:color w:val="0000FF"/>
+          <w:sz w:val="24"/>
+          <w:u w:val="single"/>
+        </w:rPr>
+        <w:hyperlink r:id="rId13" w:history="1">
+          <w:r>
+            <w:rPr>
+              <w:rStyle w:val="Hyperlink"/>
+            </w:rPr>
+            <w:t>R</w:t>
+          </w:r>
+        </w:hyperlink>
+      </w:r>
+      <w:r>
+        <w:rPr>
+          <w:rFonts w:ascii="Charis SIL Regular" w:hAnsi="Charis SIL Regular" w:eastAsia="Charis SIL Regular"/>
+          <w:b w:val="0"/>
+          <w:i w:val="0"/>
+          <w:color w:val="0000FF"/>
+          <w:sz w:val="24"/>
+          <w:u w:val="single"/>
+        </w:rPr>
+        <w:hyperlink r:id="rId13" w:history="1">
           <w:r>
             <w:rPr>
               <w:rStyle w:val="Hyperlink"/>
@@ -1476,7 +1488,7 @@
           <w:sz w:val="24"/>
           <w:u w:val="single"/>
         </w:rPr>
-        <w:hyperlink r:id="rId12" w:history="1">
+        <w:hyperlink r:id="rId13" w:history="1">
           <w:r>
             <w:rPr>
               <w:rStyle w:val="Hyperlink"/>
@@ -1494,7 +1506,7 @@
           <w:sz w:val="24"/>
           <w:u w:val="single"/>
         </w:rPr>
-        <w:hyperlink r:id="rId12" w:history="1">
+        <w:hyperlink r:id="rId13" w:history="1">
           <w:r>
             <w:rPr>
               <w:rStyle w:val="Hyperlink"/>
@@ -1512,7 +1524,7 @@
           <w:sz w:val="24"/>
           <w:u w:val="single"/>
         </w:rPr>
-        <w:hyperlink r:id="rId12" w:history="1">
+        <w:hyperlink r:id="rId13" w:history="1">
           <w:r>
             <w:rPr>
               <w:rStyle w:val="Hyperlink"/>

--- a/EXPORTS/DOCX/published/niveau3/Dutch/BGKW.docx
+++ b/EXPORTS/DOCX/published/niveau3/Dutch/BGKW.docx
@@ -744,7 +744,60 @@
           <w:color w:val="000000"/>
           <w:sz w:val="24"/>
         </w:rPr>
-        <w:t xml:space="preserve">entsbesluit bepaald dat objecten </w:t>
+        <w:hyperlink r:id="rId10" w:history="1">
+          <w:r>
+            <w:rPr>
+              <w:rStyle w:val="Hyperlink"/>
+            </w:rPr>
+            <w:t>entsbesl</w:t>
+          </w:r>
+        </w:hyperlink>
+      </w:r>
+      <w:r>
+        <w:rPr>
+          <w:u w:val="single" w:color="0000ff"/>
+          <w:rFonts w:ascii="Charis SIL Regular" w:hAnsi="Charis SIL Regular" w:eastAsia="Charis SIL Regular"/>
+          <w:b w:val="0"/>
+          <w:i w:val="0"/>
+          <w:color w:val="000000"/>
+          <w:sz w:val="24"/>
+        </w:rPr>
+        <w:hyperlink r:id="rId10" w:history="1">
+          <w:r>
+            <w:rPr>
+              <w:rStyle w:val="Hyperlink"/>
+            </w:rPr>
+            <w:t xml:space="preserve">uit </w:t>
+          </w:r>
+        </w:hyperlink>
+      </w:r>
+      <w:r>
+        <w:rPr>
+          <w:u w:val="single" w:color="0000ff"/>
+          <w:rFonts w:ascii="Charis SIL Regular" w:hAnsi="Charis SIL Regular" w:eastAsia="Charis SIL Regular"/>
+          <w:b w:val="0"/>
+          <w:i w:val="0"/>
+          <w:color w:val="000000"/>
+          <w:sz w:val="24"/>
+        </w:rPr>
+        <w:hyperlink r:id="rId10" w:history="1">
+          <w:r>
+            <w:rPr>
+              <w:rStyle w:val="Hyperlink"/>
+            </w:rPr>
+            <w:t>b</w:t>
+          </w:r>
+        </w:hyperlink>
+      </w:r>
+      <w:r>
+        <w:rPr>
+          <w:rFonts w:ascii="Charis SIL Regular" w:hAnsi="Charis SIL Regular" w:eastAsia="Charis SIL Regular"/>
+          <w:b w:val="0"/>
+          <w:i w:val="0"/>
+          <w:color w:val="000000"/>
+          <w:sz w:val="24"/>
+        </w:rPr>
+        <w:t xml:space="preserve">epaald dat objecten </w:t>
       </w:r>
       <w:r>
         <w:rPr>

--- a/EXPORTS/DOCX/published/niveau3/Dutch/BGKW.docx
+++ b/EXPORTS/DOCX/published/niveau3/Dutch/BGKW.docx
@@ -791,13 +791,57 @@
       </w:r>
       <w:r>
         <w:rPr>
+          <w:u w:val="single" w:color="0000ff"/>
           <w:rFonts w:ascii="Charis SIL Regular" w:hAnsi="Charis SIL Regular" w:eastAsia="Charis SIL Regular"/>
           <w:b w:val="0"/>
           <w:i w:val="0"/>
           <w:color w:val="000000"/>
           <w:sz w:val="24"/>
         </w:rPr>
-        <w:t xml:space="preserve">epaald dat objecten </w:t>
+        <w:hyperlink r:id="rId10" w:history="1">
+          <w:r>
+            <w:rPr>
+              <w:rStyle w:val="Hyperlink"/>
+            </w:rPr>
+            <w:t xml:space="preserve">epaald dat </w:t>
+          </w:r>
+        </w:hyperlink>
+      </w:r>
+      <w:r>
+        <w:rPr>
+          <w:u w:val="single" w:color="0000ff"/>
+          <w:rFonts w:ascii="Charis SIL Regular" w:hAnsi="Charis SIL Regular" w:eastAsia="Charis SIL Regular"/>
+          <w:b w:val="0"/>
+          <w:i w:val="0"/>
+          <w:color w:val="000000"/>
+          <w:sz w:val="24"/>
+        </w:rPr>
+        <w:hyperlink r:id="rId10" w:history="1">
+          <w:r>
+            <w:rPr>
+              <w:rStyle w:val="Hyperlink"/>
+            </w:rPr>
+            <w:t>o</w:t>
+          </w:r>
+        </w:hyperlink>
+      </w:r>
+      <w:r>
+        <w:rPr>
+          <w:u w:val="single" w:color="0000ff"/>
+          <w:rFonts w:ascii="Charis SIL Regular" w:hAnsi="Charis SIL Regular" w:eastAsia="Charis SIL Regular"/>
+          <w:b w:val="0"/>
+          <w:i w:val="0"/>
+          <w:color w:val="000000"/>
+          <w:sz w:val="24"/>
+        </w:rPr>
+        <w:hyperlink r:id="rId10" w:history="1">
+          <w:r>
+            <w:rPr>
+              <w:rStyle w:val="Hyperlink"/>
+            </w:rPr>
+            <w:t xml:space="preserve">bjecten </w:t>
+          </w:r>
+        </w:hyperlink>
       </w:r>
       <w:r>
         <w:rPr>
@@ -1465,7 +1509,7 @@
           <w:sz w:val="24"/>
           <w:u w:val="single"/>
         </w:rPr>
-        <w:hyperlink r:id="rId13" w:history="1">
+        <w:hyperlink r:id="rId12" w:history="1">
           <w:r>
             <w:rPr>
               <w:rStyle w:val="Hyperlink"/>
@@ -1494,7 +1538,7 @@
           <w:sz w:val="24"/>
           <w:u w:val="single"/>
         </w:rPr>
-        <w:hyperlink r:id="rId13" w:history="1">
+        <w:hyperlink r:id="rId12" w:history="1">
           <w:r>
             <w:rPr>
               <w:rStyle w:val="Hyperlink"/>
@@ -1512,7 +1556,7 @@
           <w:sz w:val="24"/>
           <w:u w:val="single"/>
         </w:rPr>
-        <w:hyperlink r:id="rId13" w:history="1">
+        <w:hyperlink r:id="rId12" w:history="1">
           <w:r>
             <w:rPr>
               <w:rStyle w:val="Hyperlink"/>

--- a/EXPORTS/DOCX/published/niveau3/Dutch/BGKW.docx
+++ b/EXPORTS/DOCX/published/niveau3/Dutch/BGKW.docx
@@ -762,86 +762,7 @@
           <w:color w:val="000000"/>
           <w:sz w:val="24"/>
         </w:rPr>
-        <w:hyperlink r:id="rId10" w:history="1">
-          <w:r>
-            <w:rPr>
-              <w:rStyle w:val="Hyperlink"/>
-            </w:rPr>
-            <w:t xml:space="preserve">uit </w:t>
-          </w:r>
-        </w:hyperlink>
-      </w:r>
-      <w:r>
-        <w:rPr>
-          <w:u w:val="single" w:color="0000ff"/>
-          <w:rFonts w:ascii="Charis SIL Regular" w:hAnsi="Charis SIL Regular" w:eastAsia="Charis SIL Regular"/>
-          <w:b w:val="0"/>
-          <w:i w:val="0"/>
-          <w:color w:val="000000"/>
-          <w:sz w:val="24"/>
-        </w:rPr>
-        <w:hyperlink r:id="rId10" w:history="1">
-          <w:r>
-            <w:rPr>
-              <w:rStyle w:val="Hyperlink"/>
-            </w:rPr>
-            <w:t>b</w:t>
-          </w:r>
-        </w:hyperlink>
-      </w:r>
-      <w:r>
-        <w:rPr>
-          <w:u w:val="single" w:color="0000ff"/>
-          <w:rFonts w:ascii="Charis SIL Regular" w:hAnsi="Charis SIL Regular" w:eastAsia="Charis SIL Regular"/>
-          <w:b w:val="0"/>
-          <w:i w:val="0"/>
-          <w:color w:val="000000"/>
-          <w:sz w:val="24"/>
-        </w:rPr>
-        <w:hyperlink r:id="rId10" w:history="1">
-          <w:r>
-            <w:rPr>
-              <w:rStyle w:val="Hyperlink"/>
-            </w:rPr>
-            <w:t xml:space="preserve">epaald dat </w:t>
-          </w:r>
-        </w:hyperlink>
-      </w:r>
-      <w:r>
-        <w:rPr>
-          <w:u w:val="single" w:color="0000ff"/>
-          <w:rFonts w:ascii="Charis SIL Regular" w:hAnsi="Charis SIL Regular" w:eastAsia="Charis SIL Regular"/>
-          <w:b w:val="0"/>
-          <w:i w:val="0"/>
-          <w:color w:val="000000"/>
-          <w:sz w:val="24"/>
-        </w:rPr>
-        <w:hyperlink r:id="rId10" w:history="1">
-          <w:r>
-            <w:rPr>
-              <w:rStyle w:val="Hyperlink"/>
-            </w:rPr>
-            <w:t>o</w:t>
-          </w:r>
-        </w:hyperlink>
-      </w:r>
-      <w:r>
-        <w:rPr>
-          <w:u w:val="single" w:color="0000ff"/>
-          <w:rFonts w:ascii="Charis SIL Regular" w:hAnsi="Charis SIL Regular" w:eastAsia="Charis SIL Regular"/>
-          <w:b w:val="0"/>
-          <w:i w:val="0"/>
-          <w:color w:val="000000"/>
-          <w:sz w:val="24"/>
-        </w:rPr>
-        <w:hyperlink r:id="rId10" w:history="1">
-          <w:r>
-            <w:rPr>
-              <w:rStyle w:val="Hyperlink"/>
-            </w:rPr>
-            <w:t xml:space="preserve">bjecten </w:t>
-          </w:r>
-        </w:hyperlink>
+        <w:t xml:space="preserve">uit bepaald dat objecten </w:t>
       </w:r>
       <w:r>
         <w:rPr>
@@ -1538,7 +1459,7 @@
           <w:sz w:val="24"/>
           <w:u w:val="single"/>
         </w:rPr>
-        <w:hyperlink r:id="rId12" w:history="1">
+        <w:hyperlink r:id="rId13" w:history="1">
           <w:r>
             <w:rPr>
               <w:rStyle w:val="Hyperlink"/>
@@ -1556,7 +1477,7 @@
           <w:sz w:val="24"/>
           <w:u w:val="single"/>
         </w:rPr>
-        <w:hyperlink r:id="rId12" w:history="1">
+        <w:hyperlink r:id="rId13" w:history="1">
           <w:r>
             <w:rPr>
               <w:rStyle w:val="Hyperlink"/>
@@ -1621,7 +1542,7 @@
           <w:sz w:val="24"/>
           <w:u w:val="single"/>
         </w:rPr>
-        <w:hyperlink r:id="rId13" w:history="1">
+        <w:hyperlink r:id="rId12" w:history="1">
           <w:r>
             <w:rPr>
               <w:rStyle w:val="Hyperlink"/>
@@ -1666,61 +1587,7 @@
           <w:color w:val="000000"/>
           <w:sz w:val="24"/>
         </w:rPr>
-        <w:t xml:space="preserve">Archief van Indonesië. De inventaris kan je </w:t>
-      </w:r>
-      <w:r>
-        <w:rPr>
-          <w:u w:val="single" w:color="0000ff"/>
-          <w:rFonts w:ascii="Charis SIL Regular" w:hAnsi="Charis SIL Regular" w:eastAsia="Charis SIL Regular"/>
-          <w:b w:val="0"/>
-          <w:i w:val="0"/>
-          <w:color w:val="000000"/>
-          <w:sz w:val="24"/>
-        </w:rPr>
-        <w:hyperlink r:id="rId13" w:history="1">
-          <w:r>
-            <w:rPr>
-              <w:rStyle w:val="Hyperlink"/>
-            </w:rPr>
-            <w:t>via d</w:t>
-          </w:r>
-        </w:hyperlink>
-      </w:r>
-      <w:r>
-        <w:rPr>
-          <w:u w:val="single" w:color="0000ff"/>
-          <w:rFonts w:ascii="Charis SIL Regular" w:hAnsi="Charis SIL Regular" w:eastAsia="Charis SIL Regular"/>
-          <w:b w:val="0"/>
-          <w:i w:val="0"/>
-          <w:color w:val="000000"/>
-          <w:sz w:val="24"/>
-        </w:rPr>
-        <w:hyperlink r:id="rId13" w:history="1">
-          <w:r>
-            <w:rPr>
-              <w:rStyle w:val="Hyperlink"/>
-            </w:rPr>
-            <w:t>e</w:t>
-          </w:r>
-        </w:hyperlink>
-      </w:r>
-      <w:r>
-        <w:rPr>
-          <w:u w:val="single" w:color="0000ff"/>
-          <w:rFonts w:ascii="Charis SIL Regular" w:hAnsi="Charis SIL Regular" w:eastAsia="Charis SIL Regular"/>
-          <w:b w:val="0"/>
-          <w:i w:val="0"/>
-          <w:color w:val="000000"/>
-          <w:sz w:val="24"/>
-        </w:rPr>
-        <w:hyperlink r:id="rId13" w:history="1">
-          <w:r>
-            <w:rPr>
-              <w:rStyle w:val="Hyperlink"/>
-            </w:rPr>
-            <w:t xml:space="preserve"> website </w:t>
-          </w:r>
-        </w:hyperlink>
+        <w:t xml:space="preserve">Archief van Indonesië. De inventaris kan je via de website </w:t>
       </w:r>
       <w:r>
         <w:rPr>

--- a/EXPORTS/DOCX/published/niveau3/Dutch/BGKW.docx
+++ b/EXPORTS/DOCX/published/niveau3/Dutch/BGKW.docx
@@ -762,7 +762,61 @@
           <w:color w:val="000000"/>
           <w:sz w:val="24"/>
         </w:rPr>
-        <w:t xml:space="preserve">uit bepaald dat objecten </w:t>
+        <w:hyperlink r:id="rId10" w:history="1">
+          <w:r>
+            <w:rPr>
+              <w:rStyle w:val="Hyperlink"/>
+            </w:rPr>
+            <w:t xml:space="preserve">uit </w:t>
+          </w:r>
+        </w:hyperlink>
+      </w:r>
+      <w:r>
+        <w:rPr>
+          <w:u w:val="single" w:color="0000ff"/>
+          <w:rFonts w:ascii="Charis SIL Regular" w:hAnsi="Charis SIL Regular" w:eastAsia="Charis SIL Regular"/>
+          <w:b w:val="0"/>
+          <w:i w:val="0"/>
+          <w:color w:val="000000"/>
+          <w:sz w:val="24"/>
+        </w:rPr>
+        <w:hyperlink r:id="rId10" w:history="1">
+          <w:r>
+            <w:rPr>
+              <w:rStyle w:val="Hyperlink"/>
+            </w:rPr>
+            <w:t>b</w:t>
+          </w:r>
+        </w:hyperlink>
+      </w:r>
+      <w:r>
+        <w:rPr>
+          <w:u w:val="single" w:color="0000ff"/>
+          <w:rFonts w:ascii="Charis SIL Regular" w:hAnsi="Charis SIL Regular" w:eastAsia="Charis SIL Regular"/>
+          <w:b w:val="0"/>
+          <w:i w:val="0"/>
+          <w:color w:val="000000"/>
+          <w:sz w:val="24"/>
+        </w:rPr>
+        <w:hyperlink r:id="rId10" w:history="1">
+          <w:r>
+            <w:rPr>
+              <w:rStyle w:val="Hyperlink"/>
+            </w:rPr>
+            <w:t xml:space="preserve">epaald dat </w:t>
+          </w:r>
+        </w:hyperlink>
+      </w:r>
+      <w:r>
+        <w:rPr>
+          <w:u w:val="single" w:color="0000ff"/>
+          <w:rFonts w:ascii="Charis SIL Regular" w:hAnsi="Charis SIL Regular" w:eastAsia="Charis SIL Regular"/>
+          <w:b w:val="0"/>
+          <w:i w:val="0"/>
+          <w:color w:val="000000"/>
+          <w:sz w:val="24"/>
+        </w:rPr>
+        <w:t xml:space="preserve">objecten </w:t>
       </w:r>
       <w:r>
         <w:rPr>
@@ -1383,43 +1437,7 @@
           <w:sz w:val="24"/>
           <w:u w:val="single"/>
         </w:rPr>
-        <w:hyperlink r:id="rId13" w:history="1">
-          <w:r>
-            <w:rPr>
-              <w:rStyle w:val="Hyperlink"/>
-            </w:rPr>
-            <w:t>Arsip</w:t>
-          </w:r>
-        </w:hyperlink>
-      </w:r>
-      <w:r>
-        <w:rPr>
-          <w:rFonts w:ascii="Charis SIL Regular" w:hAnsi="Charis SIL Regular" w:eastAsia="Charis SIL Regular"/>
-          <w:b w:val="0"/>
-          <w:i w:val="0"/>
-          <w:color w:val="0000FF"/>
-          <w:sz w:val="24"/>
-          <w:u w:val="single"/>
-        </w:rPr>
-        <w:t xml:space="preserve"> </w:t>
-      </w:r>
-      <w:r>
-        <w:rPr>
-          <w:rFonts w:ascii="Charis SIL Regular" w:hAnsi="Charis SIL Regular" w:eastAsia="Charis SIL Regular"/>
-          <w:b w:val="0"/>
-          <w:i w:val="0"/>
-          <w:color w:val="0000FF"/>
-          <w:sz w:val="24"/>
-          <w:u w:val="single"/>
-        </w:rPr>
-        <w:hyperlink r:id="rId13" w:history="1">
-          <w:r>
-            <w:rPr>
-              <w:rStyle w:val="Hyperlink"/>
-            </w:rPr>
-            <w:t>N</w:t>
-          </w:r>
-        </w:hyperlink>
+        <w:t>Arsip Nasional R</w:t>
       </w:r>
       <w:r>
         <w:rPr>
@@ -1431,53 +1449,6 @@
           <w:u w:val="single"/>
         </w:rPr>
         <w:hyperlink r:id="rId12" w:history="1">
-          <w:r>
-            <w:rPr>
-              <w:rStyle w:val="Hyperlink"/>
-            </w:rPr>
-            <w:t>asional</w:t>
-          </w:r>
-        </w:hyperlink>
-      </w:r>
-      <w:r>
-        <w:rPr>
-          <w:rFonts w:ascii="Charis SIL Regular" w:hAnsi="Charis SIL Regular" w:eastAsia="Charis SIL Regular"/>
-          <w:b w:val="0"/>
-          <w:i w:val="0"/>
-          <w:color w:val="0000FF"/>
-          <w:sz w:val="24"/>
-          <w:u w:val="single"/>
-        </w:rPr>
-        <w:t xml:space="preserve"> </w:t>
-      </w:r>
-      <w:r>
-        <w:rPr>
-          <w:rFonts w:ascii="Charis SIL Regular" w:hAnsi="Charis SIL Regular" w:eastAsia="Charis SIL Regular"/>
-          <w:b w:val="0"/>
-          <w:i w:val="0"/>
-          <w:color w:val="0000FF"/>
-          <w:sz w:val="24"/>
-          <w:u w:val="single"/>
-        </w:rPr>
-        <w:hyperlink r:id="rId13" w:history="1">
-          <w:r>
-            <w:rPr>
-              <w:rStyle w:val="Hyperlink"/>
-            </w:rPr>
-            <w:t>R</w:t>
-          </w:r>
-        </w:hyperlink>
-      </w:r>
-      <w:r>
-        <w:rPr>
-          <w:rFonts w:ascii="Charis SIL Regular" w:hAnsi="Charis SIL Regular" w:eastAsia="Charis SIL Regular"/>
-          <w:b w:val="0"/>
-          <w:i w:val="0"/>
-          <w:color w:val="0000FF"/>
-          <w:sz w:val="24"/>
-          <w:u w:val="single"/>
-        </w:rPr>
-        <w:hyperlink r:id="rId13" w:history="1">
           <w:r>
             <w:rPr>
               <w:rStyle w:val="Hyperlink"/>
@@ -1506,7 +1477,7 @@
           <w:sz w:val="24"/>
           <w:u w:val="single"/>
         </w:rPr>
-        <w:hyperlink r:id="rId13" w:history="1">
+        <w:hyperlink r:id="rId12" w:history="1">
           <w:r>
             <w:rPr>
               <w:rStyle w:val="Hyperlink"/>
@@ -1524,7 +1495,7 @@
           <w:sz w:val="24"/>
           <w:u w:val="single"/>
         </w:rPr>
-        <w:hyperlink r:id="rId13" w:history="1">
+        <w:hyperlink r:id="rId12" w:history="1">
           <w:r>
             <w:rPr>
               <w:rStyle w:val="Hyperlink"/>
@@ -1587,7 +1558,61 @@
           <w:color w:val="000000"/>
           <w:sz w:val="24"/>
         </w:rPr>
-        <w:t xml:space="preserve">Archief van Indonesië. De inventaris kan je via de website </w:t>
+        <w:t xml:space="preserve">Archief van Indonesië. De inventaris kan je </w:t>
+      </w:r>
+      <w:r>
+        <w:rPr>
+          <w:u w:val="single" w:color="0000ff"/>
+          <w:rFonts w:ascii="Charis SIL Regular" w:hAnsi="Charis SIL Regular" w:eastAsia="Charis SIL Regular"/>
+          <w:b w:val="0"/>
+          <w:i w:val="0"/>
+          <w:color w:val="000000"/>
+          <w:sz w:val="24"/>
+        </w:rPr>
+        <w:hyperlink r:id="rId13" w:history="1">
+          <w:r>
+            <w:rPr>
+              <w:rStyle w:val="Hyperlink"/>
+            </w:rPr>
+            <w:t>via d</w:t>
+          </w:r>
+        </w:hyperlink>
+      </w:r>
+      <w:r>
+        <w:rPr>
+          <w:u w:val="single" w:color="0000ff"/>
+          <w:rFonts w:ascii="Charis SIL Regular" w:hAnsi="Charis SIL Regular" w:eastAsia="Charis SIL Regular"/>
+          <w:b w:val="0"/>
+          <w:i w:val="0"/>
+          <w:color w:val="000000"/>
+          <w:sz w:val="24"/>
+        </w:rPr>
+        <w:hyperlink r:id="rId13" w:history="1">
+          <w:r>
+            <w:rPr>
+              <w:rStyle w:val="Hyperlink"/>
+            </w:rPr>
+            <w:t>e</w:t>
+          </w:r>
+        </w:hyperlink>
+      </w:r>
+      <w:r>
+        <w:rPr>
+          <w:u w:val="single" w:color="0000ff"/>
+          <w:rFonts w:ascii="Charis SIL Regular" w:hAnsi="Charis SIL Regular" w:eastAsia="Charis SIL Regular"/>
+          <w:b w:val="0"/>
+          <w:i w:val="0"/>
+          <w:color w:val="000000"/>
+          <w:sz w:val="24"/>
+        </w:rPr>
+        <w:hyperlink r:id="rId13" w:history="1">
+          <w:r>
+            <w:rPr>
+              <w:rStyle w:val="Hyperlink"/>
+            </w:rPr>
+            <w:t xml:space="preserve"> website </w:t>
+          </w:r>
+        </w:hyperlink>
       </w:r>
       <w:r>
         <w:rPr>

--- a/EXPORTS/DOCX/published/niveau3/Dutch/BGKW.docx
+++ b/EXPORTS/DOCX/published/niveau3/Dutch/BGKW.docx
@@ -744,79 +744,7 @@
           <w:color w:val="000000"/>
           <w:sz w:val="24"/>
         </w:rPr>
-        <w:hyperlink r:id="rId10" w:history="1">
-          <w:r>
-            <w:rPr>
-              <w:rStyle w:val="Hyperlink"/>
-            </w:rPr>
-            <w:t>entsbesl</w:t>
-          </w:r>
-        </w:hyperlink>
-      </w:r>
-      <w:r>
-        <w:rPr>
-          <w:u w:val="single" w:color="0000ff"/>
-          <w:rFonts w:ascii="Charis SIL Regular" w:hAnsi="Charis SIL Regular" w:eastAsia="Charis SIL Regular"/>
-          <w:b w:val="0"/>
-          <w:i w:val="0"/>
-          <w:color w:val="000000"/>
-          <w:sz w:val="24"/>
-        </w:rPr>
-        <w:hyperlink r:id="rId10" w:history="1">
-          <w:r>
-            <w:rPr>
-              <w:rStyle w:val="Hyperlink"/>
-            </w:rPr>
-            <w:t xml:space="preserve">uit </w:t>
-          </w:r>
-        </w:hyperlink>
-      </w:r>
-      <w:r>
-        <w:rPr>
-          <w:u w:val="single" w:color="0000ff"/>
-          <w:rFonts w:ascii="Charis SIL Regular" w:hAnsi="Charis SIL Regular" w:eastAsia="Charis SIL Regular"/>
-          <w:b w:val="0"/>
-          <w:i w:val="0"/>
-          <w:color w:val="000000"/>
-          <w:sz w:val="24"/>
-        </w:rPr>
-        <w:hyperlink r:id="rId10" w:history="1">
-          <w:r>
-            <w:rPr>
-              <w:rStyle w:val="Hyperlink"/>
-            </w:rPr>
-            <w:t>b</w:t>
-          </w:r>
-        </w:hyperlink>
-      </w:r>
-      <w:r>
-        <w:rPr>
-          <w:u w:val="single" w:color="0000ff"/>
-          <w:rFonts w:ascii="Charis SIL Regular" w:hAnsi="Charis SIL Regular" w:eastAsia="Charis SIL Regular"/>
-          <w:b w:val="0"/>
-          <w:i w:val="0"/>
-          <w:color w:val="000000"/>
-          <w:sz w:val="24"/>
-        </w:rPr>
-        <w:hyperlink r:id="rId10" w:history="1">
-          <w:r>
-            <w:rPr>
-              <w:rStyle w:val="Hyperlink"/>
-            </w:rPr>
-            <w:t xml:space="preserve">epaald dat </w:t>
-          </w:r>
-        </w:hyperlink>
-      </w:r>
-      <w:r>
-        <w:rPr>
-          <w:u w:val="single" w:color="0000ff"/>
-          <w:rFonts w:ascii="Charis SIL Regular" w:hAnsi="Charis SIL Regular" w:eastAsia="Charis SIL Regular"/>
-          <w:b w:val="0"/>
-          <w:i w:val="0"/>
-          <w:color w:val="000000"/>
-          <w:sz w:val="24"/>
-        </w:rPr>
-        <w:t xml:space="preserve">objecten </w:t>
+        <w:t xml:space="preserve">entsbesluit bepaald dat objecten </w:t>
       </w:r>
       <w:r>
         <w:rPr>
@@ -1437,7 +1365,90 @@
           <w:sz w:val="24"/>
           <w:u w:val="single"/>
         </w:rPr>
-        <w:t>Arsip Nasional R</w:t>
+        <w:hyperlink r:id="rId13" w:history="1">
+          <w:r>
+            <w:rPr>
+              <w:rStyle w:val="Hyperlink"/>
+            </w:rPr>
+            <w:t>Arsip</w:t>
+          </w:r>
+        </w:hyperlink>
+      </w:r>
+      <w:r>
+        <w:rPr>
+          <w:rFonts w:ascii="Charis SIL Regular" w:hAnsi="Charis SIL Regular" w:eastAsia="Charis SIL Regular"/>
+          <w:b w:val="0"/>
+          <w:i w:val="0"/>
+          <w:color w:val="0000FF"/>
+          <w:sz w:val="24"/>
+          <w:u w:val="single"/>
+        </w:rPr>
+        <w:t xml:space="preserve"> </w:t>
+      </w:r>
+      <w:r>
+        <w:rPr>
+          <w:rFonts w:ascii="Charis SIL Regular" w:hAnsi="Charis SIL Regular" w:eastAsia="Charis SIL Regular"/>
+          <w:b w:val="0"/>
+          <w:i w:val="0"/>
+          <w:color w:val="0000FF"/>
+          <w:sz w:val="24"/>
+          <w:u w:val="single"/>
+        </w:rPr>
+        <w:hyperlink r:id="rId13" w:history="1">
+          <w:r>
+            <w:rPr>
+              <w:rStyle w:val="Hyperlink"/>
+            </w:rPr>
+            <w:t>N</w:t>
+          </w:r>
+        </w:hyperlink>
+      </w:r>
+      <w:r>
+        <w:rPr>
+          <w:rFonts w:ascii="Charis SIL Regular" w:hAnsi="Charis SIL Regular" w:eastAsia="Charis SIL Regular"/>
+          <w:b w:val="0"/>
+          <w:i w:val="0"/>
+          <w:color w:val="0000FF"/>
+          <w:sz w:val="24"/>
+          <w:u w:val="single"/>
+        </w:rPr>
+        <w:hyperlink r:id="rId12" w:history="1">
+          <w:r>
+            <w:rPr>
+              <w:rStyle w:val="Hyperlink"/>
+            </w:rPr>
+            <w:t>asional</w:t>
+          </w:r>
+        </w:hyperlink>
+      </w:r>
+      <w:r>
+        <w:rPr>
+          <w:rFonts w:ascii="Charis SIL Regular" w:hAnsi="Charis SIL Regular" w:eastAsia="Charis SIL Regular"/>
+          <w:b w:val="0"/>
+          <w:i w:val="0"/>
+          <w:color w:val="0000FF"/>
+          <w:sz w:val="24"/>
+          <w:u w:val="single"/>
+        </w:rPr>
+        <w:t xml:space="preserve"> </w:t>
+      </w:r>
+      <w:r>
+        <w:rPr>
+          <w:rFonts w:ascii="Charis SIL Regular" w:hAnsi="Charis SIL Regular" w:eastAsia="Charis SIL Regular"/>
+          <w:b w:val="0"/>
+          <w:i w:val="0"/>
+          <w:color w:val="0000FF"/>
+          <w:sz w:val="24"/>
+          <w:u w:val="single"/>
+        </w:rPr>
+        <w:hyperlink r:id="rId12" w:history="1">
+          <w:r>
+            <w:rPr>
+              <w:rStyle w:val="Hyperlink"/>
+            </w:rPr>
+            <w:t>R</w:t>
+          </w:r>
+        </w:hyperlink>
       </w:r>
       <w:r>
         <w:rPr>

--- a/EXPORTS/DOCX/published/niveau3/Dutch/BGKW.docx
+++ b/EXPORTS/DOCX/published/niveau3/Dutch/BGKW.docx
@@ -744,7 +744,104 @@
           <w:color w:val="000000"/>
           <w:sz w:val="24"/>
         </w:rPr>
-        <w:t xml:space="preserve">entsbesluit bepaald dat objecten </w:t>
+        <w:hyperlink r:id="rId10" w:history="1">
+          <w:r>
+            <w:rPr>
+              <w:rStyle w:val="Hyperlink"/>
+            </w:rPr>
+            <w:t>entsbesl</w:t>
+          </w:r>
+        </w:hyperlink>
+      </w:r>
+      <w:r>
+        <w:rPr>
+          <w:u w:val="single" w:color="0000ff"/>
+          <w:rFonts w:ascii="Charis SIL Regular" w:hAnsi="Charis SIL Regular" w:eastAsia="Charis SIL Regular"/>
+          <w:b w:val="0"/>
+          <w:i w:val="0"/>
+          <w:color w:val="000000"/>
+          <w:sz w:val="24"/>
+        </w:rPr>
+        <w:hyperlink r:id="rId10" w:history="1">
+          <w:r>
+            <w:rPr>
+              <w:rStyle w:val="Hyperlink"/>
+            </w:rPr>
+            <w:t xml:space="preserve">uit </w:t>
+          </w:r>
+        </w:hyperlink>
+      </w:r>
+      <w:r>
+        <w:rPr>
+          <w:u w:val="single" w:color="0000ff"/>
+          <w:rFonts w:ascii="Charis SIL Regular" w:hAnsi="Charis SIL Regular" w:eastAsia="Charis SIL Regular"/>
+          <w:b w:val="0"/>
+          <w:i w:val="0"/>
+          <w:color w:val="000000"/>
+          <w:sz w:val="24"/>
+        </w:rPr>
+        <w:hyperlink r:id="rId10" w:history="1">
+          <w:r>
+            <w:rPr>
+              <w:rStyle w:val="Hyperlink"/>
+            </w:rPr>
+            <w:t>b</w:t>
+          </w:r>
+        </w:hyperlink>
+      </w:r>
+      <w:r>
+        <w:rPr>
+          <w:u w:val="single" w:color="0000ff"/>
+          <w:rFonts w:ascii="Charis SIL Regular" w:hAnsi="Charis SIL Regular" w:eastAsia="Charis SIL Regular"/>
+          <w:b w:val="0"/>
+          <w:i w:val="0"/>
+          <w:color w:val="000000"/>
+          <w:sz w:val="24"/>
+        </w:rPr>
+        <w:hyperlink r:id="rId10" w:history="1">
+          <w:r>
+            <w:rPr>
+              <w:rStyle w:val="Hyperlink"/>
+            </w:rPr>
+            <w:t xml:space="preserve">epaald dat </w:t>
+          </w:r>
+        </w:hyperlink>
+      </w:r>
+      <w:r>
+        <w:rPr>
+          <w:u w:val="single" w:color="0000ff"/>
+          <w:rFonts w:ascii="Charis SIL Regular" w:hAnsi="Charis SIL Regular" w:eastAsia="Charis SIL Regular"/>
+          <w:b w:val="0"/>
+          <w:i w:val="0"/>
+          <w:color w:val="000000"/>
+          <w:sz w:val="24"/>
+        </w:rPr>
+        <w:hyperlink r:id="rId10" w:history="1">
+          <w:r>
+            <w:rPr>
+              <w:rStyle w:val="Hyperlink"/>
+            </w:rPr>
+            <w:t>o</w:t>
+          </w:r>
+        </w:hyperlink>
+      </w:r>
+      <w:r>
+        <w:rPr>
+          <w:u w:val="single" w:color="0000ff"/>
+          <w:rFonts w:ascii="Charis SIL Regular" w:hAnsi="Charis SIL Regular" w:eastAsia="Charis SIL Regular"/>
+          <w:b w:val="0"/>
+          <w:i w:val="0"/>
+          <w:color w:val="000000"/>
+          <w:sz w:val="24"/>
+        </w:rPr>
+        <w:hyperlink r:id="rId10" w:history="1">
+          <w:r>
+            <w:rPr>
+              <w:rStyle w:val="Hyperlink"/>
+            </w:rPr>
+            <w:t xml:space="preserve">bjecten </w:t>
+          </w:r>
+        </w:hyperlink>
       </w:r>
       <w:r>
         <w:rPr>
@@ -1441,7 +1538,7 @@
           <w:sz w:val="24"/>
           <w:u w:val="single"/>
         </w:rPr>
-        <w:hyperlink r:id="rId12" w:history="1">
+        <w:hyperlink r:id="rId13" w:history="1">
           <w:r>
             <w:rPr>
               <w:rStyle w:val="Hyperlink"/>
@@ -1459,7 +1556,7 @@
           <w:sz w:val="24"/>
           <w:u w:val="single"/>
         </w:rPr>
-        <w:hyperlink r:id="rId12" w:history="1">
+        <w:hyperlink r:id="rId13" w:history="1">
           <w:r>
             <w:rPr>
               <w:rStyle w:val="Hyperlink"/>
@@ -1488,7 +1585,7 @@
           <w:sz w:val="24"/>
           <w:u w:val="single"/>
         </w:rPr>
-        <w:hyperlink r:id="rId12" w:history="1">
+        <w:hyperlink r:id="rId13" w:history="1">
           <w:r>
             <w:rPr>
               <w:rStyle w:val="Hyperlink"/>
@@ -1506,7 +1603,7 @@
           <w:sz w:val="24"/>
           <w:u w:val="single"/>
         </w:rPr>
-        <w:hyperlink r:id="rId12" w:history="1">
+        <w:hyperlink r:id="rId13" w:history="1">
           <w:r>
             <w:rPr>
               <w:rStyle w:val="Hyperlink"/>
@@ -1524,7 +1621,7 @@
           <w:sz w:val="24"/>
           <w:u w:val="single"/>
         </w:rPr>
-        <w:hyperlink r:id="rId12" w:history="1">
+        <w:hyperlink r:id="rId13" w:history="1">
           <w:r>
             <w:rPr>
               <w:rStyle w:val="Hyperlink"/>
@@ -1569,61 +1666,7 @@
           <w:color w:val="000000"/>
           <w:sz w:val="24"/>
         </w:rPr>
-        <w:t xml:space="preserve">Archief van Indonesië. De inventaris kan je </w:t>
-      </w:r>
-      <w:r>
-        <w:rPr>
-          <w:u w:val="single" w:color="0000ff"/>
-          <w:rFonts w:ascii="Charis SIL Regular" w:hAnsi="Charis SIL Regular" w:eastAsia="Charis SIL Regular"/>
-          <w:b w:val="0"/>
-          <w:i w:val="0"/>
-          <w:color w:val="000000"/>
-          <w:sz w:val="24"/>
-        </w:rPr>
-        <w:hyperlink r:id="rId13" w:history="1">
-          <w:r>
-            <w:rPr>
-              <w:rStyle w:val="Hyperlink"/>
-            </w:rPr>
-            <w:t>via d</w:t>
-          </w:r>
-        </w:hyperlink>
-      </w:r>
-      <w:r>
-        <w:rPr>
-          <w:u w:val="single" w:color="0000ff"/>
-          <w:rFonts w:ascii="Charis SIL Regular" w:hAnsi="Charis SIL Regular" w:eastAsia="Charis SIL Regular"/>
-          <w:b w:val="0"/>
-          <w:i w:val="0"/>
-          <w:color w:val="000000"/>
-          <w:sz w:val="24"/>
-        </w:rPr>
-        <w:hyperlink r:id="rId13" w:history="1">
-          <w:r>
-            <w:rPr>
-              <w:rStyle w:val="Hyperlink"/>
-            </w:rPr>
-            <w:t>e</w:t>
-          </w:r>
-        </w:hyperlink>
-      </w:r>
-      <w:r>
-        <w:rPr>
-          <w:u w:val="single" w:color="0000ff"/>
-          <w:rFonts w:ascii="Charis SIL Regular" w:hAnsi="Charis SIL Regular" w:eastAsia="Charis SIL Regular"/>
-          <w:b w:val="0"/>
-          <w:i w:val="0"/>
-          <w:color w:val="000000"/>
-          <w:sz w:val="24"/>
-        </w:rPr>
-        <w:hyperlink r:id="rId13" w:history="1">
-          <w:r>
-            <w:rPr>
-              <w:rStyle w:val="Hyperlink"/>
-            </w:rPr>
-            <w:t xml:space="preserve"> website </w:t>
-          </w:r>
-        </w:hyperlink>
+        <w:t xml:space="preserve">Archief van Indonesië. De inventaris kan je via de website </w:t>
       </w:r>
       <w:r>
         <w:rPr>

--- a/EXPORTS/DOCX/published/niveau3/Dutch/BGKW.docx
+++ b/EXPORTS/DOCX/published/niveau3/Dutch/BGKW.docx
@@ -733,25 +733,7 @@
           <w:color w:val="000000"/>
           <w:sz w:val="24"/>
         </w:rPr>
-        <w:t>. Rond dezelfde tijd werd er via een gouvernem</w:t>
-      </w:r>
-      <w:r>
-        <w:rPr>
-          <w:u w:val="single" w:color="0000ff"/>
-          <w:rFonts w:ascii="Charis SIL Regular" w:hAnsi="Charis SIL Regular" w:eastAsia="Charis SIL Regular"/>
-          <w:b w:val="0"/>
-          <w:i w:val="0"/>
-          <w:color w:val="000000"/>
-          <w:sz w:val="24"/>
-        </w:rPr>
-        <w:hyperlink r:id="rId10" w:history="1">
-          <w:r>
-            <w:rPr>
-              <w:rStyle w:val="Hyperlink"/>
-            </w:rPr>
-            <w:t>entsbesl</w:t>
-          </w:r>
-        </w:hyperlink>
+        <w:t>. Rond dezelfde tijd werd er via een gouvernementsbesl</w:t>
       </w:r>
       <w:r>
         <w:rPr>
@@ -1460,45 +1442,8 @@
           <w:i w:val="0"/>
           <w:color w:val="0000FF"/>
           <w:sz w:val="24"/>
-          <w:u w:val="single"/>
         </w:rPr>
-        <w:hyperlink r:id="rId13" w:history="1">
-          <w:r>
-            <w:rPr>
-              <w:rStyle w:val="Hyperlink"/>
-            </w:rPr>
-            <w:t>Arsip</w:t>
-          </w:r>
-        </w:hyperlink>
-      </w:r>
-      <w:r>
-        <w:rPr>
-          <w:rFonts w:ascii="Charis SIL Regular" w:hAnsi="Charis SIL Regular" w:eastAsia="Charis SIL Regular"/>
-          <w:b w:val="0"/>
-          <w:i w:val="0"/>
-          <w:color w:val="0000FF"/>
-          <w:sz w:val="24"/>
-          <w:u w:val="single"/>
-        </w:rPr>
-        <w:t xml:space="preserve"> </w:t>
-      </w:r>
-      <w:r>
-        <w:rPr>
-          <w:rFonts w:ascii="Charis SIL Regular" w:hAnsi="Charis SIL Regular" w:eastAsia="Charis SIL Regular"/>
-          <w:b w:val="0"/>
-          <w:i w:val="0"/>
-          <w:color w:val="0000FF"/>
-          <w:sz w:val="24"/>
-          <w:u w:val="single"/>
-        </w:rPr>
-        <w:hyperlink r:id="rId13" w:history="1">
-          <w:r>
-            <w:rPr>
-              <w:rStyle w:val="Hyperlink"/>
-            </w:rPr>
-            <w:t>N</w:t>
-          </w:r>
-        </w:hyperlink>
+        <w:t>Arsip Nasional R</w:t>
       </w:r>
       <w:r>
         <w:rPr>
@@ -1510,53 +1455,6 @@
           <w:u w:val="single"/>
         </w:rPr>
         <w:hyperlink r:id="rId12" w:history="1">
-          <w:r>
-            <w:rPr>
-              <w:rStyle w:val="Hyperlink"/>
-            </w:rPr>
-            <w:t>asional</w:t>
-          </w:r>
-        </w:hyperlink>
-      </w:r>
-      <w:r>
-        <w:rPr>
-          <w:rFonts w:ascii="Charis SIL Regular" w:hAnsi="Charis SIL Regular" w:eastAsia="Charis SIL Regular"/>
-          <w:b w:val="0"/>
-          <w:i w:val="0"/>
-          <w:color w:val="0000FF"/>
-          <w:sz w:val="24"/>
-          <w:u w:val="single"/>
-        </w:rPr>
-        <w:t xml:space="preserve"> </w:t>
-      </w:r>
-      <w:r>
-        <w:rPr>
-          <w:rFonts w:ascii="Charis SIL Regular" w:hAnsi="Charis SIL Regular" w:eastAsia="Charis SIL Regular"/>
-          <w:b w:val="0"/>
-          <w:i w:val="0"/>
-          <w:color w:val="0000FF"/>
-          <w:sz w:val="24"/>
-          <w:u w:val="single"/>
-        </w:rPr>
-        <w:hyperlink r:id="rId13" w:history="1">
-          <w:r>
-            <w:rPr>
-              <w:rStyle w:val="Hyperlink"/>
-            </w:rPr>
-            <w:t>R</w:t>
-          </w:r>
-        </w:hyperlink>
-      </w:r>
-      <w:r>
-        <w:rPr>
-          <w:rFonts w:ascii="Charis SIL Regular" w:hAnsi="Charis SIL Regular" w:eastAsia="Charis SIL Regular"/>
-          <w:b w:val="0"/>
-          <w:i w:val="0"/>
-          <w:color w:val="0000FF"/>
-          <w:sz w:val="24"/>
-          <w:u w:val="single"/>
-        </w:rPr>
-        <w:hyperlink r:id="rId13" w:history="1">
           <w:r>
             <w:rPr>
               <w:rStyle w:val="Hyperlink"/>
@@ -1585,7 +1483,7 @@
           <w:sz w:val="24"/>
           <w:u w:val="single"/>
         </w:rPr>
-        <w:hyperlink r:id="rId13" w:history="1">
+        <w:hyperlink r:id="rId12" w:history="1">
           <w:r>
             <w:rPr>
               <w:rStyle w:val="Hyperlink"/>
@@ -1603,7 +1501,7 @@
           <w:sz w:val="24"/>
           <w:u w:val="single"/>
         </w:rPr>
-        <w:hyperlink r:id="rId13" w:history="1">
+        <w:hyperlink r:id="rId12" w:history="1">
           <w:r>
             <w:rPr>
               <w:rStyle w:val="Hyperlink"/>
@@ -1621,7 +1519,7 @@
           <w:sz w:val="24"/>
           <w:u w:val="single"/>
         </w:rPr>
-        <w:hyperlink r:id="rId13" w:history="1">
+        <w:hyperlink r:id="rId12" w:history="1">
           <w:r>
             <w:rPr>
               <w:rStyle w:val="Hyperlink"/>
@@ -1666,7 +1564,61 @@
           <w:color w:val="000000"/>
           <w:sz w:val="24"/>
         </w:rPr>
-        <w:t xml:space="preserve">Archief van Indonesië. De inventaris kan je via de website </w:t>
+        <w:t xml:space="preserve">Archief van Indonesië. De inventaris kan je </w:t>
+      </w:r>
+      <w:r>
+        <w:rPr>
+          <w:u w:val="single" w:color="0000ff"/>
+          <w:rFonts w:ascii="Charis SIL Regular" w:hAnsi="Charis SIL Regular" w:eastAsia="Charis SIL Regular"/>
+          <w:b w:val="0"/>
+          <w:i w:val="0"/>
+          <w:color w:val="000000"/>
+          <w:sz w:val="24"/>
+        </w:rPr>
+        <w:hyperlink r:id="rId13" w:history="1">
+          <w:r>
+            <w:rPr>
+              <w:rStyle w:val="Hyperlink"/>
+            </w:rPr>
+            <w:t>via d</w:t>
+          </w:r>
+        </w:hyperlink>
+      </w:r>
+      <w:r>
+        <w:rPr>
+          <w:u w:val="single" w:color="0000ff"/>
+          <w:rFonts w:ascii="Charis SIL Regular" w:hAnsi="Charis SIL Regular" w:eastAsia="Charis SIL Regular"/>
+          <w:b w:val="0"/>
+          <w:i w:val="0"/>
+          <w:color w:val="000000"/>
+          <w:sz w:val="24"/>
+        </w:rPr>
+        <w:hyperlink r:id="rId13" w:history="1">
+          <w:r>
+            <w:rPr>
+              <w:rStyle w:val="Hyperlink"/>
+            </w:rPr>
+            <w:t>e</w:t>
+          </w:r>
+        </w:hyperlink>
+      </w:r>
+      <w:r>
+        <w:rPr>
+          <w:u w:val="single" w:color="0000ff"/>
+          <w:rFonts w:ascii="Charis SIL Regular" w:hAnsi="Charis SIL Regular" w:eastAsia="Charis SIL Regular"/>
+          <w:b w:val="0"/>
+          <w:i w:val="0"/>
+          <w:color w:val="000000"/>
+          <w:sz w:val="24"/>
+        </w:rPr>
+        <w:hyperlink r:id="rId13" w:history="1">
+          <w:r>
+            <w:rPr>
+              <w:rStyle w:val="Hyperlink"/>
+            </w:rPr>
+            <w:t xml:space="preserve"> website </w:t>
+          </w:r>
+        </w:hyperlink>
       </w:r>
       <w:r>
         <w:rPr>

--- a/EXPORTS/DOCX/published/niveau3/Dutch/BGKW.docx
+++ b/EXPORTS/DOCX/published/niveau3/Dutch/BGKW.docx
@@ -733,7 +733,18 @@
           <w:color w:val="000000"/>
           <w:sz w:val="24"/>
         </w:rPr>
-        <w:t>. Rond dezelfde tijd werd er via een gouvernementsbesl</w:t>
+        <w:t>. Rond dezelfde tijd werd er via een gouvernem</w:t>
+      </w:r>
+      <w:r>
+        <w:rPr>
+          <w:u w:val="single" w:color="0000ff"/>
+          <w:rFonts w:ascii="Charis SIL Regular" w:hAnsi="Charis SIL Regular" w:eastAsia="Charis SIL Regular"/>
+          <w:b w:val="0"/>
+          <w:i w:val="0"/>
+          <w:color w:val="000000"/>
+          <w:sz w:val="24"/>
+        </w:rPr>
+        <w:t>entsbesl</w:t>
       </w:r>
       <w:r>
         <w:rPr>
@@ -1442,6 +1453,7 @@
           <w:i w:val="0"/>
           <w:color w:val="0000FF"/>
           <w:sz w:val="24"/>
+          <w:u w:val="single"/>
         </w:rPr>
         <w:t>Arsip Nasional R</w:t>
       </w:r>

--- a/EXPORTS/DOCX/published/niveau3/Dutch/BGKW.docx
+++ b/EXPORTS/DOCX/published/niveau3/Dutch/BGKW.docx
@@ -744,7 +744,14 @@
           <w:color w:val="000000"/>
           <w:sz w:val="24"/>
         </w:rPr>
-        <w:t>entsbesl</w:t>
+        <w:hyperlink r:id="rId10" w:history="1">
+          <w:r>
+            <w:rPr>
+              <w:rStyle w:val="Hyperlink"/>
+            </w:rPr>
+            <w:t>entsbesl</w:t>
+          </w:r>
+        </w:hyperlink>
       </w:r>
       <w:r>
         <w:rPr>
@@ -1455,7 +1462,14 @@
           <w:sz w:val="24"/>
           <w:u w:val="single"/>
         </w:rPr>
-        <w:t>Arsip Nasional R</w:t>
+        <w:hyperlink r:id="rId13" w:history="1">
+          <w:r>
+            <w:rPr>
+              <w:rStyle w:val="Hyperlink"/>
+            </w:rPr>
+            <w:t>Arsip</w:t>
+          </w:r>
+        </w:hyperlink>
       </w:r>
       <w:r>
         <w:rPr>
@@ -1466,7 +1480,83 @@
           <w:sz w:val="24"/>
           <w:u w:val="single"/>
         </w:rPr>
-        <w:hyperlink r:id="rId12" w:history="1">
+        <w:t xml:space="preserve"> </w:t>
+      </w:r>
+      <w:r>
+        <w:rPr>
+          <w:rFonts w:ascii="Charis SIL Regular" w:hAnsi="Charis SIL Regular" w:eastAsia="Charis SIL Regular"/>
+          <w:b w:val="0"/>
+          <w:i w:val="0"/>
+          <w:color w:val="0000FF"/>
+          <w:sz w:val="24"/>
+          <w:u w:val="single"/>
+        </w:rPr>
+        <w:hyperlink r:id="rId13" w:history="1">
+          <w:r>
+            <w:rPr>
+              <w:rStyle w:val="Hyperlink"/>
+            </w:rPr>
+            <w:t>N</w:t>
+          </w:r>
+        </w:hyperlink>
+      </w:r>
+      <w:r>
+        <w:rPr>
+          <w:rFonts w:ascii="Charis SIL Regular" w:hAnsi="Charis SIL Regular" w:eastAsia="Charis SIL Regular"/>
+          <w:b w:val="0"/>
+          <w:i w:val="0"/>
+          <w:color w:val="0000FF"/>
+          <w:sz w:val="24"/>
+          <w:u w:val="single"/>
+        </w:rPr>
+        <w:hyperlink r:id="rId13" w:history="1">
+          <w:r>
+            <w:rPr>
+              <w:rStyle w:val="Hyperlink"/>
+            </w:rPr>
+            <w:t>asional</w:t>
+          </w:r>
+        </w:hyperlink>
+      </w:r>
+      <w:r>
+        <w:rPr>
+          <w:rFonts w:ascii="Charis SIL Regular" w:hAnsi="Charis SIL Regular" w:eastAsia="Charis SIL Regular"/>
+          <w:b w:val="0"/>
+          <w:i w:val="0"/>
+          <w:color w:val="0000FF"/>
+          <w:sz w:val="24"/>
+          <w:u w:val="single"/>
+        </w:rPr>
+        <w:t xml:space="preserve"> </w:t>
+      </w:r>
+      <w:r>
+        <w:rPr>
+          <w:rFonts w:ascii="Charis SIL Regular" w:hAnsi="Charis SIL Regular" w:eastAsia="Charis SIL Regular"/>
+          <w:b w:val="0"/>
+          <w:i w:val="0"/>
+          <w:color w:val="0000FF"/>
+          <w:sz w:val="24"/>
+          <w:u w:val="single"/>
+        </w:rPr>
+        <w:hyperlink r:id="rId13" w:history="1">
+          <w:r>
+            <w:rPr>
+              <w:rStyle w:val="Hyperlink"/>
+            </w:rPr>
+            <w:t>R</w:t>
+          </w:r>
+        </w:hyperlink>
+      </w:r>
+      <w:r>
+        <w:rPr>
+          <w:rFonts w:ascii="Charis SIL Regular" w:hAnsi="Charis SIL Regular" w:eastAsia="Charis SIL Regular"/>
+          <w:b w:val="0"/>
+          <w:i w:val="0"/>
+          <w:color w:val="0000FF"/>
+          <w:sz w:val="24"/>
+          <w:u w:val="single"/>
+        </w:rPr>
+        <w:hyperlink r:id="rId13" w:history="1">
           <w:r>
             <w:rPr>
               <w:rStyle w:val="Hyperlink"/>
@@ -1495,7 +1585,7 @@
           <w:sz w:val="24"/>
           <w:u w:val="single"/>
         </w:rPr>
-        <w:hyperlink r:id="rId12" w:history="1">
+        <w:hyperlink r:id="rId13" w:history="1">
           <w:r>
             <w:rPr>
               <w:rStyle w:val="Hyperlink"/>
@@ -1513,7 +1603,7 @@
           <w:sz w:val="24"/>
           <w:u w:val="single"/>
         </w:rPr>
-        <w:hyperlink r:id="rId12" w:history="1">
+        <w:hyperlink r:id="rId13" w:history="1">
           <w:r>
             <w:rPr>
               <w:rStyle w:val="Hyperlink"/>
@@ -1531,7 +1621,7 @@
           <w:sz w:val="24"/>
           <w:u w:val="single"/>
         </w:rPr>
-        <w:hyperlink r:id="rId12" w:history="1">
+        <w:hyperlink r:id="rId13" w:history="1">
           <w:r>
             <w:rPr>
               <w:rStyle w:val="Hyperlink"/>

--- a/EXPORTS/DOCX/published/niveau3/Dutch/BGKW.docx
+++ b/EXPORTS/DOCX/published/niveau3/Dutch/BGKW.docx
@@ -1491,14 +1491,7 @@
           <w:sz w:val="24"/>
           <w:u w:val="single"/>
         </w:rPr>
-        <w:hyperlink r:id="rId13" w:history="1">
-          <w:r>
-            <w:rPr>
-              <w:rStyle w:val="Hyperlink"/>
-            </w:rPr>
-            <w:t>N</w:t>
-          </w:r>
-        </w:hyperlink>
+        <w:t>N</w:t>
       </w:r>
       <w:r>
         <w:rPr>
@@ -1509,7 +1502,7 @@
           <w:sz w:val="24"/>
           <w:u w:val="single"/>
         </w:rPr>
-        <w:hyperlink r:id="rId13" w:history="1">
+        <w:hyperlink r:id="rId12" w:history="1">
           <w:r>
             <w:rPr>
               <w:rStyle w:val="Hyperlink"/>
@@ -1666,61 +1659,7 @@
           <w:color w:val="000000"/>
           <w:sz w:val="24"/>
         </w:rPr>
-        <w:t xml:space="preserve">Archief van Indonesië. De inventaris kan je </w:t>
-      </w:r>
-      <w:r>
-        <w:rPr>
-          <w:u w:val="single" w:color="0000ff"/>
-          <w:rFonts w:ascii="Charis SIL Regular" w:hAnsi="Charis SIL Regular" w:eastAsia="Charis SIL Regular"/>
-          <w:b w:val="0"/>
-          <w:i w:val="0"/>
-          <w:color w:val="000000"/>
-          <w:sz w:val="24"/>
-        </w:rPr>
-        <w:hyperlink r:id="rId13" w:history="1">
-          <w:r>
-            <w:rPr>
-              <w:rStyle w:val="Hyperlink"/>
-            </w:rPr>
-            <w:t>via d</w:t>
-          </w:r>
-        </w:hyperlink>
-      </w:r>
-      <w:r>
-        <w:rPr>
-          <w:u w:val="single" w:color="0000ff"/>
-          <w:rFonts w:ascii="Charis SIL Regular" w:hAnsi="Charis SIL Regular" w:eastAsia="Charis SIL Regular"/>
-          <w:b w:val="0"/>
-          <w:i w:val="0"/>
-          <w:color w:val="000000"/>
-          <w:sz w:val="24"/>
-        </w:rPr>
-        <w:hyperlink r:id="rId13" w:history="1">
-          <w:r>
-            <w:rPr>
-              <w:rStyle w:val="Hyperlink"/>
-            </w:rPr>
-            <w:t>e</w:t>
-          </w:r>
-        </w:hyperlink>
-      </w:r>
-      <w:r>
-        <w:rPr>
-          <w:u w:val="single" w:color="0000ff"/>
-          <w:rFonts w:ascii="Charis SIL Regular" w:hAnsi="Charis SIL Regular" w:eastAsia="Charis SIL Regular"/>
-          <w:b w:val="0"/>
-          <w:i w:val="0"/>
-          <w:color w:val="000000"/>
-          <w:sz w:val="24"/>
-        </w:rPr>
-        <w:hyperlink r:id="rId13" w:history="1">
-          <w:r>
-            <w:rPr>
-              <w:rStyle w:val="Hyperlink"/>
-            </w:rPr>
-            <w:t xml:space="preserve"> website </w:t>
-          </w:r>
-        </w:hyperlink>
+        <w:t xml:space="preserve">Archief van Indonesië. De inventaris kan je via de website </w:t>
       </w:r>
       <w:r>
         <w:rPr>

--- a/EXPORTS/DOCX/published/niveau3/Dutch/BGKW.docx
+++ b/EXPORTS/DOCX/published/niveau3/Dutch/BGKW.docx
@@ -1460,16 +1460,8 @@
           <w:i w:val="0"/>
           <w:color w:val="0000FF"/>
           <w:sz w:val="24"/>
-          <w:u w:val="single"/>
         </w:rPr>
-        <w:hyperlink r:id="rId13" w:history="1">
-          <w:r>
-            <w:rPr>
-              <w:rStyle w:val="Hyperlink"/>
-            </w:rPr>
-            <w:t>Arsip</w:t>
-          </w:r>
-        </w:hyperlink>
+        <w:t>Arsip N</w:t>
       </w:r>
       <w:r>
         <w:rPr>
@@ -1480,47 +1472,7 @@
           <w:sz w:val="24"/>
           <w:u w:val="single"/>
         </w:rPr>
-        <w:t xml:space="preserve"> </w:t>
-      </w:r>
-      <w:r>
-        <w:rPr>
-          <w:rFonts w:ascii="Charis SIL Regular" w:hAnsi="Charis SIL Regular" w:eastAsia="Charis SIL Regular"/>
-          <w:b w:val="0"/>
-          <w:i w:val="0"/>
-          <w:color w:val="0000FF"/>
-          <w:sz w:val="24"/>
-          <w:u w:val="single"/>
-        </w:rPr>
-        <w:t>N</w:t>
-      </w:r>
-      <w:r>
-        <w:rPr>
-          <w:rFonts w:ascii="Charis SIL Regular" w:hAnsi="Charis SIL Regular" w:eastAsia="Charis SIL Regular"/>
-          <w:b w:val="0"/>
-          <w:i w:val="0"/>
-          <w:color w:val="0000FF"/>
-          <w:sz w:val="24"/>
-          <w:u w:val="single"/>
-        </w:rPr>
-        <w:hyperlink r:id="rId12" w:history="1">
-          <w:r>
-            <w:rPr>
-              <w:rStyle w:val="Hyperlink"/>
-            </w:rPr>
-            <w:t>asional</w:t>
-          </w:r>
-        </w:hyperlink>
-      </w:r>
-      <w:r>
-        <w:rPr>
-          <w:rFonts w:ascii="Charis SIL Regular" w:hAnsi="Charis SIL Regular" w:eastAsia="Charis SIL Regular"/>
-          <w:b w:val="0"/>
-          <w:i w:val="0"/>
-          <w:color w:val="0000FF"/>
-          <w:sz w:val="24"/>
-          <w:u w:val="single"/>
-        </w:rPr>
-        <w:t xml:space="preserve"> </w:t>
+        <w:t xml:space="preserve">asional </w:t>
       </w:r>
       <w:r>
         <w:rPr>
@@ -1596,7 +1548,7 @@
           <w:sz w:val="24"/>
           <w:u w:val="single"/>
         </w:rPr>
-        <w:hyperlink r:id="rId13" w:history="1">
+        <w:hyperlink r:id="rId12" w:history="1">
           <w:r>
             <w:rPr>
               <w:rStyle w:val="Hyperlink"/>
@@ -1614,7 +1566,7 @@
           <w:sz w:val="24"/>
           <w:u w:val="single"/>
         </w:rPr>
-        <w:hyperlink r:id="rId13" w:history="1">
+        <w:hyperlink r:id="rId12" w:history="1">
           <w:r>
             <w:rPr>
               <w:rStyle w:val="Hyperlink"/>
@@ -1659,7 +1611,7 @@
           <w:color w:val="000000"/>
           <w:sz w:val="24"/>
         </w:rPr>
-        <w:t xml:space="preserve">Archief van Indonesië. De inventaris kan je via de website </w:t>
+        <w:t xml:space="preserve">Archief van Indonesië. De inventaris kan je </w:t>
       </w:r>
       <w:r>
         <w:rPr>
@@ -1675,9 +1627,37 @@
             <w:rPr>
               <w:rStyle w:val="Hyperlink"/>
             </w:rPr>
-            <w:t>download</w:t>
+            <w:t>via d</w:t>
           </w:r>
         </w:hyperlink>
+      </w:r>
+      <w:r>
+        <w:rPr>
+          <w:u w:val="single" w:color="0000ff"/>
+          <w:rFonts w:ascii="Charis SIL Regular" w:hAnsi="Charis SIL Regular" w:eastAsia="Charis SIL Regular"/>
+          <w:b w:val="0"/>
+          <w:i w:val="0"/>
+          <w:color w:val="000000"/>
+          <w:sz w:val="24"/>
+        </w:rPr>
+        <w:hyperlink r:id="rId13" w:history="1">
+          <w:r>
+            <w:rPr>
+              <w:rStyle w:val="Hyperlink"/>
+            </w:rPr>
+            <w:t>e</w:t>
+          </w:r>
+        </w:hyperlink>
+      </w:r>
+      <w:r>
+        <w:rPr>
+          <w:rFonts w:ascii="Charis SIL Regular" w:hAnsi="Charis SIL Regular" w:eastAsia="Charis SIL Regular"/>
+          <w:b w:val="0"/>
+          <w:i w:val="0"/>
+          <w:color w:val="000000"/>
+          <w:sz w:val="24"/>
+        </w:rPr>
+        <w:t xml:space="preserve"> website download</w:t>
       </w:r>
       <w:r>
         <w:rPr>

--- a/EXPORTS/DOCX/published/niveau3/Dutch/BGKW.docx
+++ b/EXPORTS/DOCX/published/niveau3/Dutch/BGKW.docx
@@ -834,14 +834,7 @@
           <w:color w:val="000000"/>
           <w:sz w:val="24"/>
         </w:rPr>
-        <w:hyperlink r:id="rId10" w:history="1">
-          <w:r>
-            <w:rPr>
-              <w:rStyle w:val="Hyperlink"/>
-            </w:rPr>
-            <w:t xml:space="preserve">bjecten </w:t>
-          </w:r>
-        </w:hyperlink>
+        <w:t xml:space="preserve">bjecten </w:t>
       </w:r>
       <w:r>
         <w:rPr>
@@ -1460,16 +1453,8 @@
           <w:i w:val="0"/>
           <w:color w:val="0000FF"/>
           <w:sz w:val="24"/>
-          <w:u w:val="single"/>
         </w:rPr>
-        <w:hyperlink r:id="rId13" w:history="1">
-          <w:r>
-            <w:rPr>
-              <w:rStyle w:val="Hyperlink"/>
-            </w:rPr>
-            <w:t>Arsip</w:t>
-          </w:r>
-        </w:hyperlink>
+        <w:t>Arsip N</w:t>
       </w:r>
       <w:r>
         <w:rPr>
@@ -1480,65 +1465,7 @@
           <w:sz w:val="24"/>
           <w:u w:val="single"/>
         </w:rPr>
-        <w:t xml:space="preserve"> </w:t>
-      </w:r>
-      <w:r>
-        <w:rPr>
-          <w:rFonts w:ascii="Charis SIL Regular" w:hAnsi="Charis SIL Regular" w:eastAsia="Charis SIL Regular"/>
-          <w:b w:val="0"/>
-          <w:i w:val="0"/>
-          <w:color w:val="0000FF"/>
-          <w:sz w:val="24"/>
-          <w:u w:val="single"/>
-        </w:rPr>
-        <w:t>N</w:t>
-      </w:r>
-      <w:r>
-        <w:rPr>
-          <w:rFonts w:ascii="Charis SIL Regular" w:hAnsi="Charis SIL Regular" w:eastAsia="Charis SIL Regular"/>
-          <w:b w:val="0"/>
-          <w:i w:val="0"/>
-          <w:color w:val="0000FF"/>
-          <w:sz w:val="24"/>
-          <w:u w:val="single"/>
-        </w:rPr>
-        <w:hyperlink r:id="rId12" w:history="1">
-          <w:r>
-            <w:rPr>
-              <w:rStyle w:val="Hyperlink"/>
-            </w:rPr>
-            <w:t>asional</w:t>
-          </w:r>
-        </w:hyperlink>
-      </w:r>
-      <w:r>
-        <w:rPr>
-          <w:rFonts w:ascii="Charis SIL Regular" w:hAnsi="Charis SIL Regular" w:eastAsia="Charis SIL Regular"/>
-          <w:b w:val="0"/>
-          <w:i w:val="0"/>
-          <w:color w:val="0000FF"/>
-          <w:sz w:val="24"/>
-          <w:u w:val="single"/>
-        </w:rPr>
-        <w:t xml:space="preserve"> </w:t>
-      </w:r>
-      <w:r>
-        <w:rPr>
-          <w:rFonts w:ascii="Charis SIL Regular" w:hAnsi="Charis SIL Regular" w:eastAsia="Charis SIL Regular"/>
-          <w:b w:val="0"/>
-          <w:i w:val="0"/>
-          <w:color w:val="0000FF"/>
-          <w:sz w:val="24"/>
-          <w:u w:val="single"/>
-        </w:rPr>
-        <w:hyperlink r:id="rId12" w:history="1">
-          <w:r>
-            <w:rPr>
-              <w:rStyle w:val="Hyperlink"/>
-            </w:rPr>
-            <w:t>R</w:t>
-          </w:r>
-        </w:hyperlink>
+        <w:t>asional R</w:t>
       </w:r>
       <w:r>
         <w:rPr>
@@ -1578,7 +1505,7 @@
           <w:sz w:val="24"/>
           <w:u w:val="single"/>
         </w:rPr>
-        <w:hyperlink r:id="rId13" w:history="1">
+        <w:hyperlink r:id="rId12" w:history="1">
           <w:r>
             <w:rPr>
               <w:rStyle w:val="Hyperlink"/>
@@ -1596,7 +1523,7 @@
           <w:sz w:val="24"/>
           <w:u w:val="single"/>
         </w:rPr>
-        <w:hyperlink r:id="rId13" w:history="1">
+        <w:hyperlink r:id="rId12" w:history="1">
           <w:r>
             <w:rPr>
               <w:rStyle w:val="Hyperlink"/>
@@ -1614,7 +1541,7 @@
           <w:sz w:val="24"/>
           <w:u w:val="single"/>
         </w:rPr>
-        <w:hyperlink r:id="rId13" w:history="1">
+        <w:hyperlink r:id="rId12" w:history="1">
           <w:r>
             <w:rPr>
               <w:rStyle w:val="Hyperlink"/>

--- a/EXPORTS/DOCX/published/niveau3/Dutch/BGKW.docx
+++ b/EXPORTS/DOCX/published/niveau3/Dutch/BGKW.docx
@@ -834,7 +834,14 @@
           <w:color w:val="000000"/>
           <w:sz w:val="24"/>
         </w:rPr>
-        <w:t xml:space="preserve">bjecten </w:t>
+        <w:hyperlink r:id="rId10" w:history="1">
+          <w:r>
+            <w:rPr>
+              <w:rStyle w:val="Hyperlink"/>
+            </w:rPr>
+            <w:t xml:space="preserve">bjecten </w:t>
+          </w:r>
+        </w:hyperlink>
       </w:r>
       <w:r>
         <w:rPr>
@@ -1453,8 +1460,16 @@
           <w:i w:val="0"/>
           <w:color w:val="0000FF"/>
           <w:sz w:val="24"/>
+          <w:u w:val="single"/>
         </w:rPr>
-        <w:t>Arsip N</w:t>
+        <w:hyperlink r:id="rId13" w:history="1">
+          <w:r>
+            <w:rPr>
+              <w:rStyle w:val="Hyperlink"/>
+            </w:rPr>
+            <w:t>Arsip</w:t>
+          </w:r>
+        </w:hyperlink>
       </w:r>
       <w:r>
         <w:rPr>
@@ -1465,7 +1480,25 @@
           <w:sz w:val="24"/>
           <w:u w:val="single"/>
         </w:rPr>
-        <w:t>asional R</w:t>
+        <w:t xml:space="preserve"> </w:t>
+      </w:r>
+      <w:r>
+        <w:rPr>
+          <w:rFonts w:ascii="Charis SIL Regular" w:hAnsi="Charis SIL Regular" w:eastAsia="Charis SIL Regular"/>
+          <w:b w:val="0"/>
+          <w:i w:val="0"/>
+          <w:color w:val="0000FF"/>
+          <w:sz w:val="24"/>
+          <w:u w:val="single"/>
+        </w:rPr>
+        <w:hyperlink r:id="rId13" w:history="1">
+          <w:r>
+            <w:rPr>
+              <w:rStyle w:val="Hyperlink"/>
+            </w:rPr>
+            <w:t>N</w:t>
+          </w:r>
+        </w:hyperlink>
       </w:r>
       <w:r>
         <w:rPr>
@@ -1477,6 +1510,53 @@
           <w:u w:val="single"/>
         </w:rPr>
         <w:hyperlink r:id="rId12" w:history="1">
+          <w:r>
+            <w:rPr>
+              <w:rStyle w:val="Hyperlink"/>
+            </w:rPr>
+            <w:t>asional</w:t>
+          </w:r>
+        </w:hyperlink>
+      </w:r>
+      <w:r>
+        <w:rPr>
+          <w:rFonts w:ascii="Charis SIL Regular" w:hAnsi="Charis SIL Regular" w:eastAsia="Charis SIL Regular"/>
+          <w:b w:val="0"/>
+          <w:i w:val="0"/>
+          <w:color w:val="0000FF"/>
+          <w:sz w:val="24"/>
+          <w:u w:val="single"/>
+        </w:rPr>
+        <w:t xml:space="preserve"> </w:t>
+      </w:r>
+      <w:r>
+        <w:rPr>
+          <w:rFonts w:ascii="Charis SIL Regular" w:hAnsi="Charis SIL Regular" w:eastAsia="Charis SIL Regular"/>
+          <w:b w:val="0"/>
+          <w:i w:val="0"/>
+          <w:color w:val="0000FF"/>
+          <w:sz w:val="24"/>
+          <w:u w:val="single"/>
+        </w:rPr>
+        <w:hyperlink r:id="rId13" w:history="1">
+          <w:r>
+            <w:rPr>
+              <w:rStyle w:val="Hyperlink"/>
+            </w:rPr>
+            <w:t>R</w:t>
+          </w:r>
+        </w:hyperlink>
+      </w:r>
+      <w:r>
+        <w:rPr>
+          <w:rFonts w:ascii="Charis SIL Regular" w:hAnsi="Charis SIL Regular" w:eastAsia="Charis SIL Regular"/>
+          <w:b w:val="0"/>
+          <w:i w:val="0"/>
+          <w:color w:val="0000FF"/>
+          <w:sz w:val="24"/>
+          <w:u w:val="single"/>
+        </w:rPr>
+        <w:hyperlink r:id="rId13" w:history="1">
           <w:r>
             <w:rPr>
               <w:rStyle w:val="Hyperlink"/>
@@ -1505,7 +1585,7 @@
           <w:sz w:val="24"/>
           <w:u w:val="single"/>
         </w:rPr>
-        <w:hyperlink r:id="rId12" w:history="1">
+        <w:hyperlink r:id="rId13" w:history="1">
           <w:r>
             <w:rPr>
               <w:rStyle w:val="Hyperlink"/>
@@ -1523,7 +1603,7 @@
           <w:sz w:val="24"/>
           <w:u w:val="single"/>
         </w:rPr>
-        <w:hyperlink r:id="rId12" w:history="1">
+        <w:hyperlink r:id="rId13" w:history="1">
           <w:r>
             <w:rPr>
               <w:rStyle w:val="Hyperlink"/>
@@ -1541,7 +1621,7 @@
           <w:sz w:val="24"/>
           <w:u w:val="single"/>
         </w:rPr>
-        <w:hyperlink r:id="rId12" w:history="1">
+        <w:hyperlink r:id="rId13" w:history="1">
           <w:r>
             <w:rPr>
               <w:rStyle w:val="Hyperlink"/>

--- a/EXPORTS/DOCX/published/niveau3/Dutch/BGKW.docx
+++ b/EXPORTS/DOCX/published/niveau3/Dutch/BGKW.docx
@@ -1666,61 +1666,7 @@
           <w:color w:val="000000"/>
           <w:sz w:val="24"/>
         </w:rPr>
-        <w:t xml:space="preserve">Archief van Indonesië. De inventaris kan je </w:t>
-      </w:r>
-      <w:r>
-        <w:rPr>
-          <w:u w:val="single" w:color="0000ff"/>
-          <w:rFonts w:ascii="Charis SIL Regular" w:hAnsi="Charis SIL Regular" w:eastAsia="Charis SIL Regular"/>
-          <w:b w:val="0"/>
-          <w:i w:val="0"/>
-          <w:color w:val="000000"/>
-          <w:sz w:val="24"/>
-        </w:rPr>
-        <w:hyperlink r:id="rId13" w:history="1">
-          <w:r>
-            <w:rPr>
-              <w:rStyle w:val="Hyperlink"/>
-            </w:rPr>
-            <w:t>via d</w:t>
-          </w:r>
-        </w:hyperlink>
-      </w:r>
-      <w:r>
-        <w:rPr>
-          <w:u w:val="single" w:color="0000ff"/>
-          <w:rFonts w:ascii="Charis SIL Regular" w:hAnsi="Charis SIL Regular" w:eastAsia="Charis SIL Regular"/>
-          <w:b w:val="0"/>
-          <w:i w:val="0"/>
-          <w:color w:val="000000"/>
-          <w:sz w:val="24"/>
-        </w:rPr>
-        <w:hyperlink r:id="rId13" w:history="1">
-          <w:r>
-            <w:rPr>
-              <w:rStyle w:val="Hyperlink"/>
-            </w:rPr>
-            <w:t>e</w:t>
-          </w:r>
-        </w:hyperlink>
-      </w:r>
-      <w:r>
-        <w:rPr>
-          <w:u w:val="single" w:color="0000ff"/>
-          <w:rFonts w:ascii="Charis SIL Regular" w:hAnsi="Charis SIL Regular" w:eastAsia="Charis SIL Regular"/>
-          <w:b w:val="0"/>
-          <w:i w:val="0"/>
-          <w:color w:val="000000"/>
-          <w:sz w:val="24"/>
-        </w:rPr>
-        <w:hyperlink r:id="rId13" w:history="1">
-          <w:r>
-            <w:rPr>
-              <w:rStyle w:val="Hyperlink"/>
-            </w:rPr>
-            <w:t xml:space="preserve"> website </w:t>
-          </w:r>
-        </w:hyperlink>
+        <w:t xml:space="preserve">Archief van Indonesië. De inventaris kan je via de website </w:t>
       </w:r>
       <w:r>
         <w:rPr>

--- a/EXPORTS/DOCX/published/niveau3/Dutch/BGKW.docx
+++ b/EXPORTS/DOCX/published/niveau3/Dutch/BGKW.docx
@@ -744,14 +744,7 @@
           <w:color w:val="000000"/>
           <w:sz w:val="24"/>
         </w:rPr>
-        <w:hyperlink r:id="rId10" w:history="1">
-          <w:r>
-            <w:rPr>
-              <w:rStyle w:val="Hyperlink"/>
-            </w:rPr>
-            <w:t>entsbesl</w:t>
-          </w:r>
-        </w:hyperlink>
+        <w:t>entsbesl</w:t>
       </w:r>
       <w:r>
         <w:rPr>
@@ -1480,25 +1473,7 @@
           <w:sz w:val="24"/>
           <w:u w:val="single"/>
         </w:rPr>
-        <w:t xml:space="preserve"> </w:t>
-      </w:r>
-      <w:r>
-        <w:rPr>
-          <w:rFonts w:ascii="Charis SIL Regular" w:hAnsi="Charis SIL Regular" w:eastAsia="Charis SIL Regular"/>
-          <w:b w:val="0"/>
-          <w:i w:val="0"/>
-          <w:color w:val="0000FF"/>
-          <w:sz w:val="24"/>
-          <w:u w:val="single"/>
-        </w:rPr>
-        <w:hyperlink r:id="rId13" w:history="1">
-          <w:r>
-            <w:rPr>
-              <w:rStyle w:val="Hyperlink"/>
-            </w:rPr>
-            <w:t>N</w:t>
-          </w:r>
-        </w:hyperlink>
+        <w:t xml:space="preserve"> N</w:t>
       </w:r>
       <w:r>
         <w:rPr>
@@ -1538,7 +1513,7 @@
           <w:sz w:val="24"/>
           <w:u w:val="single"/>
         </w:rPr>
-        <w:hyperlink r:id="rId13" w:history="1">
+        <w:hyperlink r:id="rId12" w:history="1">
           <w:r>
             <w:rPr>
               <w:rStyle w:val="Hyperlink"/>
@@ -1556,7 +1531,7 @@
           <w:sz w:val="24"/>
           <w:u w:val="single"/>
         </w:rPr>
-        <w:hyperlink r:id="rId13" w:history="1">
+        <w:hyperlink r:id="rId12" w:history="1">
           <w:r>
             <w:rPr>
               <w:rStyle w:val="Hyperlink"/>
@@ -1585,7 +1560,7 @@
           <w:sz w:val="24"/>
           <w:u w:val="single"/>
         </w:rPr>
-        <w:hyperlink r:id="rId13" w:history="1">
+        <w:hyperlink r:id="rId12" w:history="1">
           <w:r>
             <w:rPr>
               <w:rStyle w:val="Hyperlink"/>
@@ -1603,7 +1578,7 @@
           <w:sz w:val="24"/>
           <w:u w:val="single"/>
         </w:rPr>
-        <w:hyperlink r:id="rId13" w:history="1">
+        <w:hyperlink r:id="rId12" w:history="1">
           <w:r>
             <w:rPr>
               <w:rStyle w:val="Hyperlink"/>
@@ -1621,7 +1596,7 @@
           <w:sz w:val="24"/>
           <w:u w:val="single"/>
         </w:rPr>
-        <w:hyperlink r:id="rId13" w:history="1">
+        <w:hyperlink r:id="rId12" w:history="1">
           <w:r>
             <w:rPr>
               <w:rStyle w:val="Hyperlink"/>
@@ -1666,7 +1641,61 @@
           <w:color w:val="000000"/>
           <w:sz w:val="24"/>
         </w:rPr>
-        <w:t xml:space="preserve">Archief van Indonesië. De inventaris kan je via de website </w:t>
+        <w:t xml:space="preserve">Archief van Indonesië. De inventaris kan je </w:t>
+      </w:r>
+      <w:r>
+        <w:rPr>
+          <w:u w:val="single" w:color="0000ff"/>
+          <w:rFonts w:ascii="Charis SIL Regular" w:hAnsi="Charis SIL Regular" w:eastAsia="Charis SIL Regular"/>
+          <w:b w:val="0"/>
+          <w:i w:val="0"/>
+          <w:color w:val="000000"/>
+          <w:sz w:val="24"/>
+        </w:rPr>
+        <w:hyperlink r:id="rId13" w:history="1">
+          <w:r>
+            <w:rPr>
+              <w:rStyle w:val="Hyperlink"/>
+            </w:rPr>
+            <w:t>via d</w:t>
+          </w:r>
+        </w:hyperlink>
+      </w:r>
+      <w:r>
+        <w:rPr>
+          <w:u w:val="single" w:color="0000ff"/>
+          <w:rFonts w:ascii="Charis SIL Regular" w:hAnsi="Charis SIL Regular" w:eastAsia="Charis SIL Regular"/>
+          <w:b w:val="0"/>
+          <w:i w:val="0"/>
+          <w:color w:val="000000"/>
+          <w:sz w:val="24"/>
+        </w:rPr>
+        <w:hyperlink r:id="rId13" w:history="1">
+          <w:r>
+            <w:rPr>
+              <w:rStyle w:val="Hyperlink"/>
+            </w:rPr>
+            <w:t>e</w:t>
+          </w:r>
+        </w:hyperlink>
+      </w:r>
+      <w:r>
+        <w:rPr>
+          <w:u w:val="single" w:color="0000ff"/>
+          <w:rFonts w:ascii="Charis SIL Regular" w:hAnsi="Charis SIL Regular" w:eastAsia="Charis SIL Regular"/>
+          <w:b w:val="0"/>
+          <w:i w:val="0"/>
+          <w:color w:val="000000"/>
+          <w:sz w:val="24"/>
+        </w:rPr>
+        <w:hyperlink r:id="rId13" w:history="1">
+          <w:r>
+            <w:rPr>
+              <w:rStyle w:val="Hyperlink"/>
+            </w:rPr>
+            <w:t xml:space="preserve"> website </w:t>
+          </w:r>
+        </w:hyperlink>
       </w:r>
       <w:r>
         <w:rPr>

--- a/EXPORTS/DOCX/published/niveau3/Dutch/BGKW.docx
+++ b/EXPORTS/DOCX/published/niveau3/Dutch/BGKW.docx
@@ -733,18 +733,7 @@
           <w:color w:val="000000"/>
           <w:sz w:val="24"/>
         </w:rPr>
-        <w:t>. Rond dezelfde tijd werd er via een gouvernem</w:t>
-      </w:r>
-      <w:r>
-        <w:rPr>
-          <w:u w:val="single" w:color="0000ff"/>
-          <w:rFonts w:ascii="Charis SIL Regular" w:hAnsi="Charis SIL Regular" w:eastAsia="Charis SIL Regular"/>
-          <w:b w:val="0"/>
-          <w:i w:val="0"/>
-          <w:color w:val="000000"/>
-          <w:sz w:val="24"/>
-        </w:rPr>
-        <w:t>entsbesl</w:t>
+        <w:t>. Rond dezelfde tijd werd er via een gouvernementsbesl</w:t>
       </w:r>
       <w:r>
         <w:rPr>
@@ -1473,7 +1462,7 @@
           <w:sz w:val="24"/>
           <w:u w:val="single"/>
         </w:rPr>
-        <w:t xml:space="preserve"> N</w:t>
+        <w:t xml:space="preserve"> </w:t>
       </w:r>
       <w:r>
         <w:rPr>
@@ -1484,7 +1473,25 @@
           <w:sz w:val="24"/>
           <w:u w:val="single"/>
         </w:rPr>
-        <w:hyperlink r:id="rId12" w:history="1">
+        <w:hyperlink r:id="rId13" w:history="1">
+          <w:r>
+            <w:rPr>
+              <w:rStyle w:val="Hyperlink"/>
+            </w:rPr>
+            <w:t>N</w:t>
+          </w:r>
+        </w:hyperlink>
+      </w:r>
+      <w:r>
+        <w:rPr>
+          <w:rFonts w:ascii="Charis SIL Regular" w:hAnsi="Charis SIL Regular" w:eastAsia="Charis SIL Regular"/>
+          <w:b w:val="0"/>
+          <w:i w:val="0"/>
+          <w:color w:val="0000FF"/>
+          <w:sz w:val="24"/>
+          <w:u w:val="single"/>
+        </w:rPr>
+        <w:hyperlink r:id="rId13" w:history="1">
           <w:r>
             <w:rPr>
               <w:rStyle w:val="Hyperlink"/>
@@ -1513,7 +1520,7 @@
           <w:sz w:val="24"/>
           <w:u w:val="single"/>
         </w:rPr>
-        <w:hyperlink r:id="rId12" w:history="1">
+        <w:hyperlink r:id="rId13" w:history="1">
           <w:r>
             <w:rPr>
               <w:rStyle w:val="Hyperlink"/>
@@ -1531,7 +1538,7 @@
           <w:sz w:val="24"/>
           <w:u w:val="single"/>
         </w:rPr>
-        <w:hyperlink r:id="rId12" w:history="1">
+        <w:hyperlink r:id="rId13" w:history="1">
           <w:r>
             <w:rPr>
               <w:rStyle w:val="Hyperlink"/>
@@ -1560,7 +1567,7 @@
           <w:sz w:val="24"/>
           <w:u w:val="single"/>
         </w:rPr>
-        <w:hyperlink r:id="rId12" w:history="1">
+        <w:hyperlink r:id="rId13" w:history="1">
           <w:r>
             <w:rPr>
               <w:rStyle w:val="Hyperlink"/>
@@ -1578,7 +1585,7 @@
           <w:sz w:val="24"/>
           <w:u w:val="single"/>
         </w:rPr>
-        <w:hyperlink r:id="rId12" w:history="1">
+        <w:hyperlink r:id="rId13" w:history="1">
           <w:r>
             <w:rPr>
               <w:rStyle w:val="Hyperlink"/>
@@ -1596,7 +1603,7 @@
           <w:sz w:val="24"/>
           <w:u w:val="single"/>
         </w:rPr>
-        <w:hyperlink r:id="rId12" w:history="1">
+        <w:hyperlink r:id="rId13" w:history="1">
           <w:r>
             <w:rPr>
               <w:rStyle w:val="Hyperlink"/>

--- a/EXPORTS/DOCX/published/niveau3/Dutch/BGKW.docx
+++ b/EXPORTS/DOCX/published/niveau3/Dutch/BGKW.docx
@@ -762,68 +762,7 @@
           <w:color w:val="000000"/>
           <w:sz w:val="24"/>
         </w:rPr>
-        <w:hyperlink r:id="rId10" w:history="1">
-          <w:r>
-            <w:rPr>
-              <w:rStyle w:val="Hyperlink"/>
-            </w:rPr>
-            <w:t>b</w:t>
-          </w:r>
-        </w:hyperlink>
-      </w:r>
-      <w:r>
-        <w:rPr>
-          <w:u w:val="single" w:color="0000ff"/>
-          <w:rFonts w:ascii="Charis SIL Regular" w:hAnsi="Charis SIL Regular" w:eastAsia="Charis SIL Regular"/>
-          <w:b w:val="0"/>
-          <w:i w:val="0"/>
-          <w:color w:val="000000"/>
-          <w:sz w:val="24"/>
-        </w:rPr>
-        <w:hyperlink r:id="rId10" w:history="1">
-          <w:r>
-            <w:rPr>
-              <w:rStyle w:val="Hyperlink"/>
-            </w:rPr>
-            <w:t xml:space="preserve">epaald dat </w:t>
-          </w:r>
-        </w:hyperlink>
-      </w:r>
-      <w:r>
-        <w:rPr>
-          <w:u w:val="single" w:color="0000ff"/>
-          <w:rFonts w:ascii="Charis SIL Regular" w:hAnsi="Charis SIL Regular" w:eastAsia="Charis SIL Regular"/>
-          <w:b w:val="0"/>
-          <w:i w:val="0"/>
-          <w:color w:val="000000"/>
-          <w:sz w:val="24"/>
-        </w:rPr>
-        <w:hyperlink r:id="rId10" w:history="1">
-          <w:r>
-            <w:rPr>
-              <w:rStyle w:val="Hyperlink"/>
-            </w:rPr>
-            <w:t>o</w:t>
-          </w:r>
-        </w:hyperlink>
-      </w:r>
-      <w:r>
-        <w:rPr>
-          <w:u w:val="single" w:color="0000ff"/>
-          <w:rFonts w:ascii="Charis SIL Regular" w:hAnsi="Charis SIL Regular" w:eastAsia="Charis SIL Regular"/>
-          <w:b w:val="0"/>
-          <w:i w:val="0"/>
-          <w:color w:val="000000"/>
-          <w:sz w:val="24"/>
-        </w:rPr>
-        <w:hyperlink r:id="rId10" w:history="1">
-          <w:r>
-            <w:rPr>
-              <w:rStyle w:val="Hyperlink"/>
-            </w:rPr>
-            <w:t xml:space="preserve">bjecten </w:t>
-          </w:r>
-        </w:hyperlink>
+        <w:t xml:space="preserve">bepaald dat objecten </w:t>
       </w:r>
       <w:r>
         <w:rPr>
@@ -1473,14 +1412,7 @@
           <w:sz w:val="24"/>
           <w:u w:val="single"/>
         </w:rPr>
-        <w:hyperlink r:id="rId13" w:history="1">
-          <w:r>
-            <w:rPr>
-              <w:rStyle w:val="Hyperlink"/>
-            </w:rPr>
-            <w:t>N</w:t>
-          </w:r>
-        </w:hyperlink>
+        <w:t>N</w:t>
       </w:r>
       <w:r>
         <w:rPr>
@@ -1491,7 +1423,7 @@
           <w:sz w:val="24"/>
           <w:u w:val="single"/>
         </w:rPr>
-        <w:hyperlink r:id="rId13" w:history="1">
+        <w:hyperlink r:id="rId12" w:history="1">
           <w:r>
             <w:rPr>
               <w:rStyle w:val="Hyperlink"/>
@@ -1520,7 +1452,7 @@
           <w:sz w:val="24"/>
           <w:u w:val="single"/>
         </w:rPr>
-        <w:hyperlink r:id="rId13" w:history="1">
+        <w:hyperlink r:id="rId12" w:history="1">
           <w:r>
             <w:rPr>
               <w:rStyle w:val="Hyperlink"/>
@@ -1538,7 +1470,7 @@
           <w:sz w:val="24"/>
           <w:u w:val="single"/>
         </w:rPr>
-        <w:hyperlink r:id="rId13" w:history="1">
+        <w:hyperlink r:id="rId12" w:history="1">
           <w:r>
             <w:rPr>
               <w:rStyle w:val="Hyperlink"/>

--- a/EXPORTS/DOCX/published/niveau3/Dutch/BGKW.docx
+++ b/EXPORTS/DOCX/published/niveau3/Dutch/BGKW.docx
@@ -733,7 +733,25 @@
           <w:color w:val="000000"/>
           <w:sz w:val="24"/>
         </w:rPr>
-        <w:t>. Rond dezelfde tijd werd er via een gouvernementsbesl</w:t>
+        <w:t>. Rond dezelfde tijd werd er via een gouvernem</w:t>
+      </w:r>
+      <w:r>
+        <w:rPr>
+          <w:u w:val="single" w:color="0000ff"/>
+          <w:rFonts w:ascii="Charis SIL Regular" w:hAnsi="Charis SIL Regular" w:eastAsia="Charis SIL Regular"/>
+          <w:b w:val="0"/>
+          <w:i w:val="0"/>
+          <w:color w:val="000000"/>
+          <w:sz w:val="24"/>
+        </w:rPr>
+        <w:hyperlink r:id="rId10" w:history="1">
+          <w:r>
+            <w:rPr>
+              <w:rStyle w:val="Hyperlink"/>
+            </w:rPr>
+            <w:t>entsbesl</w:t>
+          </w:r>
+        </w:hyperlink>
       </w:r>
       <w:r>
         <w:rPr>
@@ -762,7 +780,25 @@
           <w:color w:val="000000"/>
           <w:sz w:val="24"/>
         </w:rPr>
-        <w:t xml:space="preserve">bepaald dat objecten </w:t>
+        <w:hyperlink r:id="rId10" w:history="1">
+          <w:r>
+            <w:rPr>
+              <w:rStyle w:val="Hyperlink"/>
+            </w:rPr>
+            <w:t>b</w:t>
+          </w:r>
+        </w:hyperlink>
+      </w:r>
+      <w:r>
+        <w:rPr>
+          <w:u w:val="single" w:color="0000ff"/>
+          <w:rFonts w:ascii="Charis SIL Regular" w:hAnsi="Charis SIL Regular" w:eastAsia="Charis SIL Regular"/>
+          <w:b w:val="0"/>
+          <w:i w:val="0"/>
+          <w:color w:val="000000"/>
+          <w:sz w:val="24"/>
+        </w:rPr>
+        <w:t xml:space="preserve">epaald dat objecten </w:t>
       </w:r>
       <w:r>
         <w:rPr>
@@ -1412,7 +1448,14 @@
           <w:sz w:val="24"/>
           <w:u w:val="single"/>
         </w:rPr>
-        <w:t>N</w:t>
+        <w:hyperlink r:id="rId13" w:history="1">
+          <w:r>
+            <w:rPr>
+              <w:rStyle w:val="Hyperlink"/>
+            </w:rPr>
+            <w:t>N</w:t>
+          </w:r>
+        </w:hyperlink>
       </w:r>
       <w:r>
         <w:rPr>
@@ -1452,7 +1495,7 @@
           <w:sz w:val="24"/>
           <w:u w:val="single"/>
         </w:rPr>
-        <w:hyperlink r:id="rId12" w:history="1">
+        <w:hyperlink r:id="rId13" w:history="1">
           <w:r>
             <w:rPr>
               <w:rStyle w:val="Hyperlink"/>
@@ -1470,7 +1513,7 @@
           <w:sz w:val="24"/>
           <w:u w:val="single"/>
         </w:rPr>
-        <w:hyperlink r:id="rId12" w:history="1">
+        <w:hyperlink r:id="rId13" w:history="1">
           <w:r>
             <w:rPr>
               <w:rStyle w:val="Hyperlink"/>
@@ -1580,61 +1623,7 @@
           <w:color w:val="000000"/>
           <w:sz w:val="24"/>
         </w:rPr>
-        <w:t xml:space="preserve">Archief van Indonesië. De inventaris kan je </w:t>
-      </w:r>
-      <w:r>
-        <w:rPr>
-          <w:u w:val="single" w:color="0000ff"/>
-          <w:rFonts w:ascii="Charis SIL Regular" w:hAnsi="Charis SIL Regular" w:eastAsia="Charis SIL Regular"/>
-          <w:b w:val="0"/>
-          <w:i w:val="0"/>
-          <w:color w:val="000000"/>
-          <w:sz w:val="24"/>
-        </w:rPr>
-        <w:hyperlink r:id="rId13" w:history="1">
-          <w:r>
-            <w:rPr>
-              <w:rStyle w:val="Hyperlink"/>
-            </w:rPr>
-            <w:t>via d</w:t>
-          </w:r>
-        </w:hyperlink>
-      </w:r>
-      <w:r>
-        <w:rPr>
-          <w:u w:val="single" w:color="0000ff"/>
-          <w:rFonts w:ascii="Charis SIL Regular" w:hAnsi="Charis SIL Regular" w:eastAsia="Charis SIL Regular"/>
-          <w:b w:val="0"/>
-          <w:i w:val="0"/>
-          <w:color w:val="000000"/>
-          <w:sz w:val="24"/>
-        </w:rPr>
-        <w:hyperlink r:id="rId13" w:history="1">
-          <w:r>
-            <w:rPr>
-              <w:rStyle w:val="Hyperlink"/>
-            </w:rPr>
-            <w:t>e</w:t>
-          </w:r>
-        </w:hyperlink>
-      </w:r>
-      <w:r>
-        <w:rPr>
-          <w:u w:val="single" w:color="0000ff"/>
-          <w:rFonts w:ascii="Charis SIL Regular" w:hAnsi="Charis SIL Regular" w:eastAsia="Charis SIL Regular"/>
-          <w:b w:val="0"/>
-          <w:i w:val="0"/>
-          <w:color w:val="000000"/>
-          <w:sz w:val="24"/>
-        </w:rPr>
-        <w:hyperlink r:id="rId13" w:history="1">
-          <w:r>
-            <w:rPr>
-              <w:rStyle w:val="Hyperlink"/>
-            </w:rPr>
-            <w:t xml:space="preserve"> website </w:t>
-          </w:r>
-        </w:hyperlink>
+        <w:t xml:space="preserve">Archief van Indonesië. De inventaris kan je via de website </w:t>
       </w:r>
       <w:r>
         <w:rPr>

--- a/EXPORTS/DOCX/published/niveau3/Dutch/BGKW.docx
+++ b/EXPORTS/DOCX/published/niveau3/Dutch/BGKW.docx
@@ -798,7 +798,14 @@
           <w:color w:val="000000"/>
           <w:sz w:val="24"/>
         </w:rPr>
-        <w:t xml:space="preserve">epaald dat objecten </w:t>
+        <w:hyperlink r:id="rId10" w:history="1">
+          <w:r>
+            <w:rPr>
+              <w:rStyle w:val="Hyperlink"/>
+            </w:rPr>
+            <w:t xml:space="preserve">epaald dat </w:t>
+          </w:r>
+        </w:hyperlink>
       </w:r>
       <w:r>
         <w:rPr>
@@ -814,9 +821,38 @@
             <w:rPr>
               <w:rStyle w:val="Hyperlink"/>
             </w:rPr>
-            <w:t>va</w:t>
+            <w:t>o</w:t>
           </w:r>
         </w:hyperlink>
+      </w:r>
+      <w:r>
+        <w:rPr>
+          <w:u w:val="single" w:color="0000ff"/>
+          <w:rFonts w:ascii="Charis SIL Regular" w:hAnsi="Charis SIL Regular" w:eastAsia="Charis SIL Regular"/>
+          <w:b w:val="0"/>
+          <w:i w:val="0"/>
+          <w:color w:val="000000"/>
+          <w:sz w:val="24"/>
+        </w:rPr>
+        <w:hyperlink r:id="rId10" w:history="1">
+          <w:r>
+            <w:rPr>
+              <w:rStyle w:val="Hyperlink"/>
+            </w:rPr>
+            <w:t xml:space="preserve">bjecten </w:t>
+          </w:r>
+        </w:hyperlink>
+      </w:r>
+      <w:r>
+        <w:rPr>
+          <w:u w:val="single" w:color="0000ff"/>
+          <w:rFonts w:ascii="Charis SIL Regular" w:hAnsi="Charis SIL Regular" w:eastAsia="Charis SIL Regular"/>
+          <w:b w:val="0"/>
+          <w:i w:val="0"/>
+          <w:color w:val="000000"/>
+          <w:sz w:val="24"/>
+        </w:rPr>
+        <w:t>va</w:t>
       </w:r>
       <w:r>
         <w:rPr>
@@ -1466,7 +1502,7 @@
           <w:sz w:val="24"/>
           <w:u w:val="single"/>
         </w:rPr>
-        <w:hyperlink r:id="rId12" w:history="1">
+        <w:hyperlink r:id="rId13" w:history="1">
           <w:r>
             <w:rPr>
               <w:rStyle w:val="Hyperlink"/>
@@ -1513,7 +1549,7 @@
           <w:sz w:val="24"/>
           <w:u w:val="single"/>
         </w:rPr>
-        <w:hyperlink r:id="rId13" w:history="1">
+        <w:hyperlink r:id="rId12" w:history="1">
           <w:r>
             <w:rPr>
               <w:rStyle w:val="Hyperlink"/>
@@ -1542,7 +1578,7 @@
           <w:sz w:val="24"/>
           <w:u w:val="single"/>
         </w:rPr>
-        <w:hyperlink r:id="rId13" w:history="1">
+        <w:hyperlink r:id="rId12" w:history="1">
           <w:r>
             <w:rPr>
               <w:rStyle w:val="Hyperlink"/>
@@ -1560,7 +1596,7 @@
           <w:sz w:val="24"/>
           <w:u w:val="single"/>
         </w:rPr>
-        <w:hyperlink r:id="rId13" w:history="1">
+        <w:hyperlink r:id="rId12" w:history="1">
           <w:r>
             <w:rPr>
               <w:rStyle w:val="Hyperlink"/>
@@ -1578,7 +1614,7 @@
           <w:sz w:val="24"/>
           <w:u w:val="single"/>
         </w:rPr>
-        <w:hyperlink r:id="rId13" w:history="1">
+        <w:hyperlink r:id="rId12" w:history="1">
           <w:r>
             <w:rPr>
               <w:rStyle w:val="Hyperlink"/>
@@ -1623,7 +1659,61 @@
           <w:color w:val="000000"/>
           <w:sz w:val="24"/>
         </w:rPr>
-        <w:t xml:space="preserve">Archief van Indonesië. De inventaris kan je via de website </w:t>
+        <w:t xml:space="preserve">Archief van Indonesië. De inventaris kan je </w:t>
+      </w:r>
+      <w:r>
+        <w:rPr>
+          <w:u w:val="single" w:color="0000ff"/>
+          <w:rFonts w:ascii="Charis SIL Regular" w:hAnsi="Charis SIL Regular" w:eastAsia="Charis SIL Regular"/>
+          <w:b w:val="0"/>
+          <w:i w:val="0"/>
+          <w:color w:val="000000"/>
+          <w:sz w:val="24"/>
+        </w:rPr>
+        <w:hyperlink r:id="rId13" w:history="1">
+          <w:r>
+            <w:rPr>
+              <w:rStyle w:val="Hyperlink"/>
+            </w:rPr>
+            <w:t>via d</w:t>
+          </w:r>
+        </w:hyperlink>
+      </w:r>
+      <w:r>
+        <w:rPr>
+          <w:u w:val="single" w:color="0000ff"/>
+          <w:rFonts w:ascii="Charis SIL Regular" w:hAnsi="Charis SIL Regular" w:eastAsia="Charis SIL Regular"/>
+          <w:b w:val="0"/>
+          <w:i w:val="0"/>
+          <w:color w:val="000000"/>
+          <w:sz w:val="24"/>
+        </w:rPr>
+        <w:hyperlink r:id="rId13" w:history="1">
+          <w:r>
+            <w:rPr>
+              <w:rStyle w:val="Hyperlink"/>
+            </w:rPr>
+            <w:t>e</w:t>
+          </w:r>
+        </w:hyperlink>
+      </w:r>
+      <w:r>
+        <w:rPr>
+          <w:u w:val="single" w:color="0000ff"/>
+          <w:rFonts w:ascii="Charis SIL Regular" w:hAnsi="Charis SIL Regular" w:eastAsia="Charis SIL Regular"/>
+          <w:b w:val="0"/>
+          <w:i w:val="0"/>
+          <w:color w:val="000000"/>
+          <w:sz w:val="24"/>
+        </w:rPr>
+        <w:hyperlink r:id="rId13" w:history="1">
+          <w:r>
+            <w:rPr>
+              <w:rStyle w:val="Hyperlink"/>
+            </w:rPr>
+            <w:t xml:space="preserve"> website </w:t>
+          </w:r>
+        </w:hyperlink>
       </w:r>
       <w:r>
         <w:rPr>

--- a/EXPORTS/DOCX/published/niveau3/Dutch/BGKW.docx
+++ b/EXPORTS/DOCX/published/niveau3/Dutch/BGKW.docx
@@ -798,14 +798,7 @@
           <w:color w:val="000000"/>
           <w:sz w:val="24"/>
         </w:rPr>
-        <w:hyperlink r:id="rId10" w:history="1">
-          <w:r>
-            <w:rPr>
-              <w:rStyle w:val="Hyperlink"/>
-            </w:rPr>
-            <w:t xml:space="preserve">epaald dat </w:t>
-          </w:r>
-        </w:hyperlink>
+        <w:t xml:space="preserve">epaald dat objecten </w:t>
       </w:r>
       <w:r>
         <w:rPr>
@@ -821,38 +814,9 @@
             <w:rPr>
               <w:rStyle w:val="Hyperlink"/>
             </w:rPr>
-            <w:t>o</w:t>
+            <w:t>va</w:t>
           </w:r>
         </w:hyperlink>
-      </w:r>
-      <w:r>
-        <w:rPr>
-          <w:u w:val="single" w:color="0000ff"/>
-          <w:rFonts w:ascii="Charis SIL Regular" w:hAnsi="Charis SIL Regular" w:eastAsia="Charis SIL Regular"/>
-          <w:b w:val="0"/>
-          <w:i w:val="0"/>
-          <w:color w:val="000000"/>
-          <w:sz w:val="24"/>
-        </w:rPr>
-        <w:hyperlink r:id="rId10" w:history="1">
-          <w:r>
-            <w:rPr>
-              <w:rStyle w:val="Hyperlink"/>
-            </w:rPr>
-            <w:t xml:space="preserve">bjecten </w:t>
-          </w:r>
-        </w:hyperlink>
-      </w:r>
-      <w:r>
-        <w:rPr>
-          <w:u w:val="single" w:color="0000ff"/>
-          <w:rFonts w:ascii="Charis SIL Regular" w:hAnsi="Charis SIL Regular" w:eastAsia="Charis SIL Regular"/>
-          <w:b w:val="0"/>
-          <w:i w:val="0"/>
-          <w:color w:val="000000"/>
-          <w:sz w:val="24"/>
-        </w:rPr>
-        <w:t>va</w:t>
       </w:r>
       <w:r>
         <w:rPr>
@@ -1455,90 +1419,7 @@
           <w:sz w:val="24"/>
           <w:u w:val="single"/>
         </w:rPr>
-        <w:hyperlink r:id="rId13" w:history="1">
-          <w:r>
-            <w:rPr>
-              <w:rStyle w:val="Hyperlink"/>
-            </w:rPr>
-            <w:t>Arsip</w:t>
-          </w:r>
-        </w:hyperlink>
-      </w:r>
-      <w:r>
-        <w:rPr>
-          <w:rFonts w:ascii="Charis SIL Regular" w:hAnsi="Charis SIL Regular" w:eastAsia="Charis SIL Regular"/>
-          <w:b w:val="0"/>
-          <w:i w:val="0"/>
-          <w:color w:val="0000FF"/>
-          <w:sz w:val="24"/>
-          <w:u w:val="single"/>
-        </w:rPr>
-        <w:t xml:space="preserve"> </w:t>
-      </w:r>
-      <w:r>
-        <w:rPr>
-          <w:rFonts w:ascii="Charis SIL Regular" w:hAnsi="Charis SIL Regular" w:eastAsia="Charis SIL Regular"/>
-          <w:b w:val="0"/>
-          <w:i w:val="0"/>
-          <w:color w:val="0000FF"/>
-          <w:sz w:val="24"/>
-          <w:u w:val="single"/>
-        </w:rPr>
-        <w:hyperlink r:id="rId13" w:history="1">
-          <w:r>
-            <w:rPr>
-              <w:rStyle w:val="Hyperlink"/>
-            </w:rPr>
-            <w:t>N</w:t>
-          </w:r>
-        </w:hyperlink>
-      </w:r>
-      <w:r>
-        <w:rPr>
-          <w:rFonts w:ascii="Charis SIL Regular" w:hAnsi="Charis SIL Regular" w:eastAsia="Charis SIL Regular"/>
-          <w:b w:val="0"/>
-          <w:i w:val="0"/>
-          <w:color w:val="0000FF"/>
-          <w:sz w:val="24"/>
-          <w:u w:val="single"/>
-        </w:rPr>
-        <w:hyperlink r:id="rId13" w:history="1">
-          <w:r>
-            <w:rPr>
-              <w:rStyle w:val="Hyperlink"/>
-            </w:rPr>
-            <w:t>asional</w:t>
-          </w:r>
-        </w:hyperlink>
-      </w:r>
-      <w:r>
-        <w:rPr>
-          <w:rFonts w:ascii="Charis SIL Regular" w:hAnsi="Charis SIL Regular" w:eastAsia="Charis SIL Regular"/>
-          <w:b w:val="0"/>
-          <w:i w:val="0"/>
-          <w:color w:val="0000FF"/>
-          <w:sz w:val="24"/>
-          <w:u w:val="single"/>
-        </w:rPr>
-        <w:t xml:space="preserve"> </w:t>
-      </w:r>
-      <w:r>
-        <w:rPr>
-          <w:rFonts w:ascii="Charis SIL Regular" w:hAnsi="Charis SIL Regular" w:eastAsia="Charis SIL Regular"/>
-          <w:b w:val="0"/>
-          <w:i w:val="0"/>
-          <w:color w:val="0000FF"/>
-          <w:sz w:val="24"/>
-          <w:u w:val="single"/>
-        </w:rPr>
-        <w:hyperlink r:id="rId13" w:history="1">
-          <w:r>
-            <w:rPr>
-              <w:rStyle w:val="Hyperlink"/>
-            </w:rPr>
-            <w:t>R</w:t>
-          </w:r>
-        </w:hyperlink>
+        <w:t>Arsip Nasional R</w:t>
       </w:r>
       <w:r>
         <w:rPr>

--- a/EXPORTS/DOCX/published/niveau3/Dutch/BGKW.docx
+++ b/EXPORTS/DOCX/published/niveau3/Dutch/BGKW.docx
@@ -798,7 +798,50 @@
           <w:color w:val="000000"/>
           <w:sz w:val="24"/>
         </w:rPr>
-        <w:t xml:space="preserve">epaald dat objecten </w:t>
+        <w:hyperlink r:id="rId10" w:history="1">
+          <w:r>
+            <w:rPr>
+              <w:rStyle w:val="Hyperlink"/>
+            </w:rPr>
+            <w:t xml:space="preserve">epaald dat </w:t>
+          </w:r>
+        </w:hyperlink>
+      </w:r>
+      <w:r>
+        <w:rPr>
+          <w:u w:val="single" w:color="0000ff"/>
+          <w:rFonts w:ascii="Charis SIL Regular" w:hAnsi="Charis SIL Regular" w:eastAsia="Charis SIL Regular"/>
+          <w:b w:val="0"/>
+          <w:i w:val="0"/>
+          <w:color w:val="000000"/>
+          <w:sz w:val="24"/>
+        </w:rPr>
+        <w:hyperlink r:id="rId10" w:history="1">
+          <w:r>
+            <w:rPr>
+              <w:rStyle w:val="Hyperlink"/>
+            </w:rPr>
+            <w:t>o</w:t>
+          </w:r>
+        </w:hyperlink>
+      </w:r>
+      <w:r>
+        <w:rPr>
+          <w:u w:val="single" w:color="0000ff"/>
+          <w:rFonts w:ascii="Charis SIL Regular" w:hAnsi="Charis SIL Regular" w:eastAsia="Charis SIL Regular"/>
+          <w:b w:val="0"/>
+          <w:i w:val="0"/>
+          <w:color w:val="000000"/>
+          <w:sz w:val="24"/>
+        </w:rPr>
+        <w:hyperlink r:id="rId10" w:history="1">
+          <w:r>
+            <w:rPr>
+              <w:rStyle w:val="Hyperlink"/>
+            </w:rPr>
+            <w:t xml:space="preserve">bjecten </w:t>
+          </w:r>
+        </w:hyperlink>
       </w:r>
       <w:r>
         <w:rPr>
@@ -1419,7 +1462,14 @@
           <w:sz w:val="24"/>
           <w:u w:val="single"/>
         </w:rPr>
-        <w:t>Arsip Nasional R</w:t>
+        <w:hyperlink r:id="rId13" w:history="1">
+          <w:r>
+            <w:rPr>
+              <w:rStyle w:val="Hyperlink"/>
+            </w:rPr>
+            <w:t>Arsip</w:t>
+          </w:r>
+        </w:hyperlink>
       </w:r>
       <w:r>
         <w:rPr>
@@ -1430,7 +1480,83 @@
           <w:sz w:val="24"/>
           <w:u w:val="single"/>
         </w:rPr>
-        <w:hyperlink r:id="rId12" w:history="1">
+        <w:t xml:space="preserve"> </w:t>
+      </w:r>
+      <w:r>
+        <w:rPr>
+          <w:rFonts w:ascii="Charis SIL Regular" w:hAnsi="Charis SIL Regular" w:eastAsia="Charis SIL Regular"/>
+          <w:b w:val="0"/>
+          <w:i w:val="0"/>
+          <w:color w:val="0000FF"/>
+          <w:sz w:val="24"/>
+          <w:u w:val="single"/>
+        </w:rPr>
+        <w:hyperlink r:id="rId13" w:history="1">
+          <w:r>
+            <w:rPr>
+              <w:rStyle w:val="Hyperlink"/>
+            </w:rPr>
+            <w:t>N</w:t>
+          </w:r>
+        </w:hyperlink>
+      </w:r>
+      <w:r>
+        <w:rPr>
+          <w:rFonts w:ascii="Charis SIL Regular" w:hAnsi="Charis SIL Regular" w:eastAsia="Charis SIL Regular"/>
+          <w:b w:val="0"/>
+          <w:i w:val="0"/>
+          <w:color w:val="0000FF"/>
+          <w:sz w:val="24"/>
+          <w:u w:val="single"/>
+        </w:rPr>
+        <w:hyperlink r:id="rId13" w:history="1">
+          <w:r>
+            <w:rPr>
+              <w:rStyle w:val="Hyperlink"/>
+            </w:rPr>
+            <w:t>asional</w:t>
+          </w:r>
+        </w:hyperlink>
+      </w:r>
+      <w:r>
+        <w:rPr>
+          <w:rFonts w:ascii="Charis SIL Regular" w:hAnsi="Charis SIL Regular" w:eastAsia="Charis SIL Regular"/>
+          <w:b w:val="0"/>
+          <w:i w:val="0"/>
+          <w:color w:val="0000FF"/>
+          <w:sz w:val="24"/>
+          <w:u w:val="single"/>
+        </w:rPr>
+        <w:t xml:space="preserve"> </w:t>
+      </w:r>
+      <w:r>
+        <w:rPr>
+          <w:rFonts w:ascii="Charis SIL Regular" w:hAnsi="Charis SIL Regular" w:eastAsia="Charis SIL Regular"/>
+          <w:b w:val="0"/>
+          <w:i w:val="0"/>
+          <w:color w:val="0000FF"/>
+          <w:sz w:val="24"/>
+          <w:u w:val="single"/>
+        </w:rPr>
+        <w:hyperlink r:id="rId13" w:history="1">
+          <w:r>
+            <w:rPr>
+              <w:rStyle w:val="Hyperlink"/>
+            </w:rPr>
+            <w:t>R</w:t>
+          </w:r>
+        </w:hyperlink>
+      </w:r>
+      <w:r>
+        <w:rPr>
+          <w:rFonts w:ascii="Charis SIL Regular" w:hAnsi="Charis SIL Regular" w:eastAsia="Charis SIL Regular"/>
+          <w:b w:val="0"/>
+          <w:i w:val="0"/>
+          <w:color w:val="0000FF"/>
+          <w:sz w:val="24"/>
+          <w:u w:val="single"/>
+        </w:rPr>
+        <w:hyperlink r:id="rId13" w:history="1">
           <w:r>
             <w:rPr>
               <w:rStyle w:val="Hyperlink"/>
@@ -1459,7 +1585,7 @@
           <w:sz w:val="24"/>
           <w:u w:val="single"/>
         </w:rPr>
-        <w:hyperlink r:id="rId12" w:history="1">
+        <w:hyperlink r:id="rId13" w:history="1">
           <w:r>
             <w:rPr>
               <w:rStyle w:val="Hyperlink"/>
@@ -1477,7 +1603,7 @@
           <w:sz w:val="24"/>
           <w:u w:val="single"/>
         </w:rPr>
-        <w:hyperlink r:id="rId12" w:history="1">
+        <w:hyperlink r:id="rId13" w:history="1">
           <w:r>
             <w:rPr>
               <w:rStyle w:val="Hyperlink"/>
@@ -1495,7 +1621,7 @@
           <w:sz w:val="24"/>
           <w:u w:val="single"/>
         </w:rPr>
-        <w:hyperlink r:id="rId12" w:history="1">
+        <w:hyperlink r:id="rId13" w:history="1">
           <w:r>
             <w:rPr>
               <w:rStyle w:val="Hyperlink"/>

--- a/EXPORTS/DOCX/published/niveau3/Dutch/BGKW.docx
+++ b/EXPORTS/DOCX/published/niveau3/Dutch/BGKW.docx
@@ -791,57 +791,13 @@
       </w:r>
       <w:r>
         <w:rPr>
-          <w:u w:val="single" w:color="0000ff"/>
           <w:rFonts w:ascii="Charis SIL Regular" w:hAnsi="Charis SIL Regular" w:eastAsia="Charis SIL Regular"/>
           <w:b w:val="0"/>
           <w:i w:val="0"/>
           <w:color w:val="000000"/>
           <w:sz w:val="24"/>
         </w:rPr>
-        <w:hyperlink r:id="rId10" w:history="1">
-          <w:r>
-            <w:rPr>
-              <w:rStyle w:val="Hyperlink"/>
-            </w:rPr>
-            <w:t xml:space="preserve">epaald dat </w:t>
-          </w:r>
-        </w:hyperlink>
-      </w:r>
-      <w:r>
-        <w:rPr>
-          <w:u w:val="single" w:color="0000ff"/>
-          <w:rFonts w:ascii="Charis SIL Regular" w:hAnsi="Charis SIL Regular" w:eastAsia="Charis SIL Regular"/>
-          <w:b w:val="0"/>
-          <w:i w:val="0"/>
-          <w:color w:val="000000"/>
-          <w:sz w:val="24"/>
-        </w:rPr>
-        <w:hyperlink r:id="rId10" w:history="1">
-          <w:r>
-            <w:rPr>
-              <w:rStyle w:val="Hyperlink"/>
-            </w:rPr>
-            <w:t>o</w:t>
-          </w:r>
-        </w:hyperlink>
-      </w:r>
-      <w:r>
-        <w:rPr>
-          <w:u w:val="single" w:color="0000ff"/>
-          <w:rFonts w:ascii="Charis SIL Regular" w:hAnsi="Charis SIL Regular" w:eastAsia="Charis SIL Regular"/>
-          <w:b w:val="0"/>
-          <w:i w:val="0"/>
-          <w:color w:val="000000"/>
-          <w:sz w:val="24"/>
-        </w:rPr>
-        <w:hyperlink r:id="rId10" w:history="1">
-          <w:r>
-            <w:rPr>
-              <w:rStyle w:val="Hyperlink"/>
-            </w:rPr>
-            <w:t xml:space="preserve">bjecten </w:t>
-          </w:r>
-        </w:hyperlink>
+        <w:t xml:space="preserve">epaald dat objecten </w:t>
       </w:r>
       <w:r>
         <w:rPr>
@@ -1509,7 +1465,7 @@
           <w:sz w:val="24"/>
           <w:u w:val="single"/>
         </w:rPr>
-        <w:hyperlink r:id="rId13" w:history="1">
+        <w:hyperlink r:id="rId12" w:history="1">
           <w:r>
             <w:rPr>
               <w:rStyle w:val="Hyperlink"/>
@@ -1538,7 +1494,7 @@
           <w:sz w:val="24"/>
           <w:u w:val="single"/>
         </w:rPr>
-        <w:hyperlink r:id="rId13" w:history="1">
+        <w:hyperlink r:id="rId12" w:history="1">
           <w:r>
             <w:rPr>
               <w:rStyle w:val="Hyperlink"/>
@@ -1556,7 +1512,7 @@
           <w:sz w:val="24"/>
           <w:u w:val="single"/>
         </w:rPr>
-        <w:hyperlink r:id="rId13" w:history="1">
+        <w:hyperlink r:id="rId12" w:history="1">
           <w:r>
             <w:rPr>
               <w:rStyle w:val="Hyperlink"/>
@@ -1585,7 +1541,7 @@
           <w:sz w:val="24"/>
           <w:u w:val="single"/>
         </w:rPr>
-        <w:hyperlink r:id="rId13" w:history="1">
+        <w:hyperlink r:id="rId12" w:history="1">
           <w:r>
             <w:rPr>
               <w:rStyle w:val="Hyperlink"/>
@@ -1603,7 +1559,7 @@
           <w:sz w:val="24"/>
           <w:u w:val="single"/>
         </w:rPr>
-        <w:hyperlink r:id="rId13" w:history="1">
+        <w:hyperlink r:id="rId12" w:history="1">
           <w:r>
             <w:rPr>
               <w:rStyle w:val="Hyperlink"/>
@@ -1621,7 +1577,7 @@
           <w:sz w:val="24"/>
           <w:u w:val="single"/>
         </w:rPr>
-        <w:hyperlink r:id="rId13" w:history="1">
+        <w:hyperlink r:id="rId12" w:history="1">
           <w:r>
             <w:rPr>
               <w:rStyle w:val="Hyperlink"/>

--- a/EXPORTS/DOCX/published/niveau3/Dutch/BGKW.docx
+++ b/EXPORTS/DOCX/published/niveau3/Dutch/BGKW.docx
@@ -733,25 +733,7 @@
           <w:color w:val="000000"/>
           <w:sz w:val="24"/>
         </w:rPr>
-        <w:t>. Rond dezelfde tijd werd er via een gouvernem</w:t>
-      </w:r>
-      <w:r>
-        <w:rPr>
-          <w:u w:val="single" w:color="0000ff"/>
-          <w:rFonts w:ascii="Charis SIL Regular" w:hAnsi="Charis SIL Regular" w:eastAsia="Charis SIL Regular"/>
-          <w:b w:val="0"/>
-          <w:i w:val="0"/>
-          <w:color w:val="000000"/>
-          <w:sz w:val="24"/>
-        </w:rPr>
-        <w:hyperlink r:id="rId10" w:history="1">
-          <w:r>
-            <w:rPr>
-              <w:rStyle w:val="Hyperlink"/>
-            </w:rPr>
-            <w:t>entsbesl</w:t>
-          </w:r>
-        </w:hyperlink>
+        <w:t>. Rond dezelfde tijd werd er via een gouvernementsbesl</w:t>
       </w:r>
       <w:r>
         <w:rPr>
@@ -791,13 +773,57 @@
       </w:r>
       <w:r>
         <w:rPr>
+          <w:u w:val="single" w:color="0000ff"/>
           <w:rFonts w:ascii="Charis SIL Regular" w:hAnsi="Charis SIL Regular" w:eastAsia="Charis SIL Regular"/>
           <w:b w:val="0"/>
           <w:i w:val="0"/>
           <w:color w:val="000000"/>
           <w:sz w:val="24"/>
         </w:rPr>
-        <w:t xml:space="preserve">epaald dat objecten </w:t>
+        <w:hyperlink r:id="rId10" w:history="1">
+          <w:r>
+            <w:rPr>
+              <w:rStyle w:val="Hyperlink"/>
+            </w:rPr>
+            <w:t xml:space="preserve">epaald dat </w:t>
+          </w:r>
+        </w:hyperlink>
+      </w:r>
+      <w:r>
+        <w:rPr>
+          <w:u w:val="single" w:color="0000ff"/>
+          <w:rFonts w:ascii="Charis SIL Regular" w:hAnsi="Charis SIL Regular" w:eastAsia="Charis SIL Regular"/>
+          <w:b w:val="0"/>
+          <w:i w:val="0"/>
+          <w:color w:val="000000"/>
+          <w:sz w:val="24"/>
+        </w:rPr>
+        <w:hyperlink r:id="rId10" w:history="1">
+          <w:r>
+            <w:rPr>
+              <w:rStyle w:val="Hyperlink"/>
+            </w:rPr>
+            <w:t>o</w:t>
+          </w:r>
+        </w:hyperlink>
+      </w:r>
+      <w:r>
+        <w:rPr>
+          <w:u w:val="single" w:color="0000ff"/>
+          <w:rFonts w:ascii="Charis SIL Regular" w:hAnsi="Charis SIL Regular" w:eastAsia="Charis SIL Regular"/>
+          <w:b w:val="0"/>
+          <w:i w:val="0"/>
+          <w:color w:val="000000"/>
+          <w:sz w:val="24"/>
+        </w:rPr>
+        <w:hyperlink r:id="rId10" w:history="1">
+          <w:r>
+            <w:rPr>
+              <w:rStyle w:val="Hyperlink"/>
+            </w:rPr>
+            <w:t xml:space="preserve">bjecten </w:t>
+          </w:r>
+        </w:hyperlink>
       </w:r>
       <w:r>
         <w:rPr>
@@ -1465,7 +1491,7 @@
           <w:sz w:val="24"/>
           <w:u w:val="single"/>
         </w:rPr>
-        <w:hyperlink r:id="rId12" w:history="1">
+        <w:hyperlink r:id="rId13" w:history="1">
           <w:r>
             <w:rPr>
               <w:rStyle w:val="Hyperlink"/>
@@ -1494,7 +1520,7 @@
           <w:sz w:val="24"/>
           <w:u w:val="single"/>
         </w:rPr>
-        <w:hyperlink r:id="rId12" w:history="1">
+        <w:hyperlink r:id="rId13" w:history="1">
           <w:r>
             <w:rPr>
               <w:rStyle w:val="Hyperlink"/>
@@ -1512,7 +1538,7 @@
           <w:sz w:val="24"/>
           <w:u w:val="single"/>
         </w:rPr>
-        <w:hyperlink r:id="rId12" w:history="1">
+        <w:hyperlink r:id="rId13" w:history="1">
           <w:r>
             <w:rPr>
               <w:rStyle w:val="Hyperlink"/>
@@ -1541,7 +1567,7 @@
           <w:sz w:val="24"/>
           <w:u w:val="single"/>
         </w:rPr>
-        <w:hyperlink r:id="rId12" w:history="1">
+        <w:hyperlink r:id="rId13" w:history="1">
           <w:r>
             <w:rPr>
               <w:rStyle w:val="Hyperlink"/>
@@ -1559,7 +1585,7 @@
           <w:sz w:val="24"/>
           <w:u w:val="single"/>
         </w:rPr>
-        <w:hyperlink r:id="rId12" w:history="1">
+        <w:hyperlink r:id="rId13" w:history="1">
           <w:r>
             <w:rPr>
               <w:rStyle w:val="Hyperlink"/>
@@ -1577,7 +1603,7 @@
           <w:sz w:val="24"/>
           <w:u w:val="single"/>
         </w:rPr>
-        <w:hyperlink r:id="rId12" w:history="1">
+        <w:hyperlink r:id="rId13" w:history="1">
           <w:r>
             <w:rPr>
               <w:rStyle w:val="Hyperlink"/>

--- a/EXPORTS/DOCX/published/niveau3/Dutch/BGKW.docx
+++ b/EXPORTS/DOCX/published/niveau3/Dutch/BGKW.docx
@@ -733,7 +733,7 @@
           <w:color w:val="000000"/>
           <w:sz w:val="24"/>
         </w:rPr>
-        <w:t>. Rond dezelfde tijd werd er via een gouvernementsbesl</w:t>
+        <w:t>. Rond dezelfde tijd werd er via een gouvernem</w:t>
       </w:r>
       <w:r>
         <w:rPr>
@@ -744,86 +744,7 @@
           <w:color w:val="000000"/>
           <w:sz w:val="24"/>
         </w:rPr>
-        <w:hyperlink r:id="rId10" w:history="1">
-          <w:r>
-            <w:rPr>
-              <w:rStyle w:val="Hyperlink"/>
-            </w:rPr>
-            <w:t xml:space="preserve">uit </w:t>
-          </w:r>
-        </w:hyperlink>
-      </w:r>
-      <w:r>
-        <w:rPr>
-          <w:u w:val="single" w:color="0000ff"/>
-          <w:rFonts w:ascii="Charis SIL Regular" w:hAnsi="Charis SIL Regular" w:eastAsia="Charis SIL Regular"/>
-          <w:b w:val="0"/>
-          <w:i w:val="0"/>
-          <w:color w:val="000000"/>
-          <w:sz w:val="24"/>
-        </w:rPr>
-        <w:hyperlink r:id="rId10" w:history="1">
-          <w:r>
-            <w:rPr>
-              <w:rStyle w:val="Hyperlink"/>
-            </w:rPr>
-            <w:t>b</w:t>
-          </w:r>
-        </w:hyperlink>
-      </w:r>
-      <w:r>
-        <w:rPr>
-          <w:u w:val="single" w:color="0000ff"/>
-          <w:rFonts w:ascii="Charis SIL Regular" w:hAnsi="Charis SIL Regular" w:eastAsia="Charis SIL Regular"/>
-          <w:b w:val="0"/>
-          <w:i w:val="0"/>
-          <w:color w:val="000000"/>
-          <w:sz w:val="24"/>
-        </w:rPr>
-        <w:hyperlink r:id="rId10" w:history="1">
-          <w:r>
-            <w:rPr>
-              <w:rStyle w:val="Hyperlink"/>
-            </w:rPr>
-            <w:t xml:space="preserve">epaald dat </w:t>
-          </w:r>
-        </w:hyperlink>
-      </w:r>
-      <w:r>
-        <w:rPr>
-          <w:u w:val="single" w:color="0000ff"/>
-          <w:rFonts w:ascii="Charis SIL Regular" w:hAnsi="Charis SIL Regular" w:eastAsia="Charis SIL Regular"/>
-          <w:b w:val="0"/>
-          <w:i w:val="0"/>
-          <w:color w:val="000000"/>
-          <w:sz w:val="24"/>
-        </w:rPr>
-        <w:hyperlink r:id="rId10" w:history="1">
-          <w:r>
-            <w:rPr>
-              <w:rStyle w:val="Hyperlink"/>
-            </w:rPr>
-            <w:t>o</w:t>
-          </w:r>
-        </w:hyperlink>
-      </w:r>
-      <w:r>
-        <w:rPr>
-          <w:u w:val="single" w:color="0000ff"/>
-          <w:rFonts w:ascii="Charis SIL Regular" w:hAnsi="Charis SIL Regular" w:eastAsia="Charis SIL Regular"/>
-          <w:b w:val="0"/>
-          <w:i w:val="0"/>
-          <w:color w:val="000000"/>
-          <w:sz w:val="24"/>
-        </w:rPr>
-        <w:hyperlink r:id="rId10" w:history="1">
-          <w:r>
-            <w:rPr>
-              <w:rStyle w:val="Hyperlink"/>
-            </w:rPr>
-            <w:t xml:space="preserve">bjecten </w:t>
-          </w:r>
-        </w:hyperlink>
+        <w:t xml:space="preserve">entsbesluit bepaald dat objecten </w:t>
       </w:r>
       <w:r>
         <w:rPr>
@@ -1444,14 +1365,7 @@
           <w:sz w:val="24"/>
           <w:u w:val="single"/>
         </w:rPr>
-        <w:hyperlink r:id="rId13" w:history="1">
-          <w:r>
-            <w:rPr>
-              <w:rStyle w:val="Hyperlink"/>
-            </w:rPr>
-            <w:t>Arsip</w:t>
-          </w:r>
-        </w:hyperlink>
+        <w:t>Arsip Nasional R</w:t>
       </w:r>
       <w:r>
         <w:rPr>
@@ -1462,83 +1376,7 @@
           <w:sz w:val="24"/>
           <w:u w:val="single"/>
         </w:rPr>
-        <w:t xml:space="preserve"> </w:t>
-      </w:r>
-      <w:r>
-        <w:rPr>
-          <w:rFonts w:ascii="Charis SIL Regular" w:hAnsi="Charis SIL Regular" w:eastAsia="Charis SIL Regular"/>
-          <w:b w:val="0"/>
-          <w:i w:val="0"/>
-          <w:color w:val="0000FF"/>
-          <w:sz w:val="24"/>
-          <w:u w:val="single"/>
-        </w:rPr>
-        <w:hyperlink r:id="rId13" w:history="1">
-          <w:r>
-            <w:rPr>
-              <w:rStyle w:val="Hyperlink"/>
-            </w:rPr>
-            <w:t>N</w:t>
-          </w:r>
-        </w:hyperlink>
-      </w:r>
-      <w:r>
-        <w:rPr>
-          <w:rFonts w:ascii="Charis SIL Regular" w:hAnsi="Charis SIL Regular" w:eastAsia="Charis SIL Regular"/>
-          <w:b w:val="0"/>
-          <w:i w:val="0"/>
-          <w:color w:val="0000FF"/>
-          <w:sz w:val="24"/>
-          <w:u w:val="single"/>
-        </w:rPr>
-        <w:hyperlink r:id="rId13" w:history="1">
-          <w:r>
-            <w:rPr>
-              <w:rStyle w:val="Hyperlink"/>
-            </w:rPr>
-            <w:t>asional</w:t>
-          </w:r>
-        </w:hyperlink>
-      </w:r>
-      <w:r>
-        <w:rPr>
-          <w:rFonts w:ascii="Charis SIL Regular" w:hAnsi="Charis SIL Regular" w:eastAsia="Charis SIL Regular"/>
-          <w:b w:val="0"/>
-          <w:i w:val="0"/>
-          <w:color w:val="0000FF"/>
-          <w:sz w:val="24"/>
-          <w:u w:val="single"/>
-        </w:rPr>
-        <w:t xml:space="preserve"> </w:t>
-      </w:r>
-      <w:r>
-        <w:rPr>
-          <w:rFonts w:ascii="Charis SIL Regular" w:hAnsi="Charis SIL Regular" w:eastAsia="Charis SIL Regular"/>
-          <w:b w:val="0"/>
-          <w:i w:val="0"/>
-          <w:color w:val="0000FF"/>
-          <w:sz w:val="24"/>
-          <w:u w:val="single"/>
-        </w:rPr>
-        <w:hyperlink r:id="rId13" w:history="1">
-          <w:r>
-            <w:rPr>
-              <w:rStyle w:val="Hyperlink"/>
-            </w:rPr>
-            <w:t>R</w:t>
-          </w:r>
-        </w:hyperlink>
-      </w:r>
-      <w:r>
-        <w:rPr>
-          <w:rFonts w:ascii="Charis SIL Regular" w:hAnsi="Charis SIL Regular" w:eastAsia="Charis SIL Regular"/>
-          <w:b w:val="0"/>
-          <w:i w:val="0"/>
-          <w:color w:val="0000FF"/>
-          <w:sz w:val="24"/>
-          <w:u w:val="single"/>
-        </w:rPr>
-        <w:hyperlink r:id="rId13" w:history="1">
+        <w:hyperlink r:id="rId12" w:history="1">
           <w:r>
             <w:rPr>
               <w:rStyle w:val="Hyperlink"/>
@@ -1567,7 +1405,7 @@
           <w:sz w:val="24"/>
           <w:u w:val="single"/>
         </w:rPr>
-        <w:hyperlink r:id="rId13" w:history="1">
+        <w:hyperlink r:id="rId12" w:history="1">
           <w:r>
             <w:rPr>
               <w:rStyle w:val="Hyperlink"/>
@@ -1585,7 +1423,7 @@
           <w:sz w:val="24"/>
           <w:u w:val="single"/>
         </w:rPr>
-        <w:hyperlink r:id="rId13" w:history="1">
+        <w:hyperlink r:id="rId12" w:history="1">
           <w:r>
             <w:rPr>
               <w:rStyle w:val="Hyperlink"/>
@@ -1659,68 +1497,7 @@
           <w:color w:val="000000"/>
           <w:sz w:val="24"/>
         </w:rPr>
-        <w:hyperlink r:id="rId13" w:history="1">
-          <w:r>
-            <w:rPr>
-              <w:rStyle w:val="Hyperlink"/>
-            </w:rPr>
-            <w:t>via d</w:t>
-          </w:r>
-        </w:hyperlink>
-      </w:r>
-      <w:r>
-        <w:rPr>
-          <w:u w:val="single" w:color="0000ff"/>
-          <w:rFonts w:ascii="Charis SIL Regular" w:hAnsi="Charis SIL Regular" w:eastAsia="Charis SIL Regular"/>
-          <w:b w:val="0"/>
-          <w:i w:val="0"/>
-          <w:color w:val="000000"/>
-          <w:sz w:val="24"/>
-        </w:rPr>
-        <w:hyperlink r:id="rId13" w:history="1">
-          <w:r>
-            <w:rPr>
-              <w:rStyle w:val="Hyperlink"/>
-            </w:rPr>
-            <w:t>e</w:t>
-          </w:r>
-        </w:hyperlink>
-      </w:r>
-      <w:r>
-        <w:rPr>
-          <w:u w:val="single" w:color="0000ff"/>
-          <w:rFonts w:ascii="Charis SIL Regular" w:hAnsi="Charis SIL Regular" w:eastAsia="Charis SIL Regular"/>
-          <w:b w:val="0"/>
-          <w:i w:val="0"/>
-          <w:color w:val="000000"/>
-          <w:sz w:val="24"/>
-        </w:rPr>
-        <w:hyperlink r:id="rId13" w:history="1">
-          <w:r>
-            <w:rPr>
-              <w:rStyle w:val="Hyperlink"/>
-            </w:rPr>
-            <w:t xml:space="preserve"> website </w:t>
-          </w:r>
-        </w:hyperlink>
-      </w:r>
-      <w:r>
-        <w:rPr>
-          <w:u w:val="single" w:color="0000ff"/>
-          <w:rFonts w:ascii="Charis SIL Regular" w:hAnsi="Charis SIL Regular" w:eastAsia="Charis SIL Regular"/>
-          <w:b w:val="0"/>
-          <w:i w:val="0"/>
-          <w:color w:val="000000"/>
-          <w:sz w:val="24"/>
-        </w:rPr>
-        <w:hyperlink r:id="rId13" w:history="1">
-          <w:r>
-            <w:rPr>
-              <w:rStyle w:val="Hyperlink"/>
-            </w:rPr>
-            <w:t>download</w:t>
-          </w:r>
-        </w:hyperlink>
+        <w:t>via de website download</w:t>
       </w:r>
       <w:r>
         <w:rPr>

--- a/EXPORTS/DOCX/published/niveau3/Dutch/BGKW.docx
+++ b/EXPORTS/DOCX/published/niveau3/Dutch/BGKW.docx
@@ -1365,7 +1365,90 @@
           <w:sz w:val="24"/>
           <w:u w:val="single"/>
         </w:rPr>
-        <w:t>Arsip Nasional R</w:t>
+        <w:hyperlink r:id="rId13" w:history="1">
+          <w:r>
+            <w:rPr>
+              <w:rStyle w:val="Hyperlink"/>
+            </w:rPr>
+            <w:t>Arsip</w:t>
+          </w:r>
+        </w:hyperlink>
+      </w:r>
+      <w:r>
+        <w:rPr>
+          <w:rFonts w:ascii="Charis SIL Regular" w:hAnsi="Charis SIL Regular" w:eastAsia="Charis SIL Regular"/>
+          <w:b w:val="0"/>
+          <w:i w:val="0"/>
+          <w:color w:val="0000FF"/>
+          <w:sz w:val="24"/>
+          <w:u w:val="single"/>
+        </w:rPr>
+        <w:t xml:space="preserve"> </w:t>
+      </w:r>
+      <w:r>
+        <w:rPr>
+          <w:rFonts w:ascii="Charis SIL Regular" w:hAnsi="Charis SIL Regular" w:eastAsia="Charis SIL Regular"/>
+          <w:b w:val="0"/>
+          <w:i w:val="0"/>
+          <w:color w:val="0000FF"/>
+          <w:sz w:val="24"/>
+          <w:u w:val="single"/>
+        </w:rPr>
+        <w:hyperlink r:id="rId13" w:history="1">
+          <w:r>
+            <w:rPr>
+              <w:rStyle w:val="Hyperlink"/>
+            </w:rPr>
+            <w:t>N</w:t>
+          </w:r>
+        </w:hyperlink>
+      </w:r>
+      <w:r>
+        <w:rPr>
+          <w:rFonts w:ascii="Charis SIL Regular" w:hAnsi="Charis SIL Regular" w:eastAsia="Charis SIL Regular"/>
+          <w:b w:val="0"/>
+          <w:i w:val="0"/>
+          <w:color w:val="0000FF"/>
+          <w:sz w:val="24"/>
+          <w:u w:val="single"/>
+        </w:rPr>
+        <w:hyperlink r:id="rId13" w:history="1">
+          <w:r>
+            <w:rPr>
+              <w:rStyle w:val="Hyperlink"/>
+            </w:rPr>
+            <w:t>asional</w:t>
+          </w:r>
+        </w:hyperlink>
+      </w:r>
+      <w:r>
+        <w:rPr>
+          <w:rFonts w:ascii="Charis SIL Regular" w:hAnsi="Charis SIL Regular" w:eastAsia="Charis SIL Regular"/>
+          <w:b w:val="0"/>
+          <w:i w:val="0"/>
+          <w:color w:val="0000FF"/>
+          <w:sz w:val="24"/>
+          <w:u w:val="single"/>
+        </w:rPr>
+        <w:t xml:space="preserve"> </w:t>
+      </w:r>
+      <w:r>
+        <w:rPr>
+          <w:rFonts w:ascii="Charis SIL Regular" w:hAnsi="Charis SIL Regular" w:eastAsia="Charis SIL Regular"/>
+          <w:b w:val="0"/>
+          <w:i w:val="0"/>
+          <w:color w:val="0000FF"/>
+          <w:sz w:val="24"/>
+          <w:u w:val="single"/>
+        </w:rPr>
+        <w:hyperlink r:id="rId13" w:history="1">
+          <w:r>
+            <w:rPr>
+              <w:rStyle w:val="Hyperlink"/>
+            </w:rPr>
+            <w:t>R</w:t>
+          </w:r>
+        </w:hyperlink>
       </w:r>
       <w:r>
         <w:rPr>
@@ -1441,7 +1524,7 @@
           <w:sz w:val="24"/>
           <w:u w:val="single"/>
         </w:rPr>
-        <w:hyperlink r:id="rId13" w:history="1">
+        <w:hyperlink r:id="rId12" w:history="1">
           <w:r>
             <w:rPr>
               <w:rStyle w:val="Hyperlink"/>
@@ -1497,7 +1580,68 @@
           <w:color w:val="000000"/>
           <w:sz w:val="24"/>
         </w:rPr>
-        <w:t>via de website download</w:t>
+        <w:hyperlink r:id="rId13" w:history="1">
+          <w:r>
+            <w:rPr>
+              <w:rStyle w:val="Hyperlink"/>
+            </w:rPr>
+            <w:t>via d</w:t>
+          </w:r>
+        </w:hyperlink>
+      </w:r>
+      <w:r>
+        <w:rPr>
+          <w:u w:val="single" w:color="0000ff"/>
+          <w:rFonts w:ascii="Charis SIL Regular" w:hAnsi="Charis SIL Regular" w:eastAsia="Charis SIL Regular"/>
+          <w:b w:val="0"/>
+          <w:i w:val="0"/>
+          <w:color w:val="000000"/>
+          <w:sz w:val="24"/>
+        </w:rPr>
+        <w:hyperlink r:id="rId13" w:history="1">
+          <w:r>
+            <w:rPr>
+              <w:rStyle w:val="Hyperlink"/>
+            </w:rPr>
+            <w:t>e</w:t>
+          </w:r>
+        </w:hyperlink>
+      </w:r>
+      <w:r>
+        <w:rPr>
+          <w:u w:val="single" w:color="0000ff"/>
+          <w:rFonts w:ascii="Charis SIL Regular" w:hAnsi="Charis SIL Regular" w:eastAsia="Charis SIL Regular"/>
+          <w:b w:val="0"/>
+          <w:i w:val="0"/>
+          <w:color w:val="000000"/>
+          <w:sz w:val="24"/>
+        </w:rPr>
+        <w:hyperlink r:id="rId13" w:history="1">
+          <w:r>
+            <w:rPr>
+              <w:rStyle w:val="Hyperlink"/>
+            </w:rPr>
+            <w:t xml:space="preserve"> website </w:t>
+          </w:r>
+        </w:hyperlink>
+      </w:r>
+      <w:r>
+        <w:rPr>
+          <w:u w:val="single" w:color="0000ff"/>
+          <w:rFonts w:ascii="Charis SIL Regular" w:hAnsi="Charis SIL Regular" w:eastAsia="Charis SIL Regular"/>
+          <w:b w:val="0"/>
+          <w:i w:val="0"/>
+          <w:color w:val="000000"/>
+          <w:sz w:val="24"/>
+        </w:rPr>
+        <w:hyperlink r:id="rId13" w:history="1">
+          <w:r>
+            <w:rPr>
+              <w:rStyle w:val="Hyperlink"/>
+            </w:rPr>
+            <w:t>download</w:t>
+          </w:r>
+        </w:hyperlink>
       </w:r>
       <w:r>
         <w:rPr>

--- a/EXPORTS/DOCX/published/niveau3/Dutch/BGKW.docx
+++ b/EXPORTS/DOCX/published/niveau3/Dutch/BGKW.docx
@@ -1412,7 +1412,7 @@
           <w:sz w:val="24"/>
           <w:u w:val="single"/>
         </w:rPr>
-        <w:hyperlink r:id="rId13" w:history="1">
+        <w:hyperlink r:id="rId12" w:history="1">
           <w:r>
             <w:rPr>
               <w:rStyle w:val="Hyperlink"/>
@@ -1459,7 +1459,7 @@
           <w:sz w:val="24"/>
           <w:u w:val="single"/>
         </w:rPr>
-        <w:hyperlink r:id="rId12" w:history="1">
+        <w:hyperlink r:id="rId13" w:history="1">
           <w:r>
             <w:rPr>
               <w:rStyle w:val="Hyperlink"/>
@@ -1488,7 +1488,7 @@
           <w:sz w:val="24"/>
           <w:u w:val="single"/>
         </w:rPr>
-        <w:hyperlink r:id="rId12" w:history="1">
+        <w:hyperlink r:id="rId13" w:history="1">
           <w:r>
             <w:rPr>
               <w:rStyle w:val="Hyperlink"/>
@@ -1506,7 +1506,7 @@
           <w:sz w:val="24"/>
           <w:u w:val="single"/>
         </w:rPr>
-        <w:hyperlink r:id="rId12" w:history="1">
+        <w:hyperlink r:id="rId13" w:history="1">
           <w:r>
             <w:rPr>
               <w:rStyle w:val="Hyperlink"/>
@@ -1524,7 +1524,7 @@
           <w:sz w:val="24"/>
           <w:u w:val="single"/>
         </w:rPr>
-        <w:hyperlink r:id="rId12" w:history="1">
+        <w:hyperlink r:id="rId13" w:history="1">
           <w:r>
             <w:rPr>
               <w:rStyle w:val="Hyperlink"/>
@@ -1569,61 +1569,7 @@
           <w:color w:val="000000"/>
           <w:sz w:val="24"/>
         </w:rPr>
-        <w:t xml:space="preserve">Archief van Indonesië. De inventaris kan je </w:t>
-      </w:r>
-      <w:r>
-        <w:rPr>
-          <w:u w:val="single" w:color="0000ff"/>
-          <w:rFonts w:ascii="Charis SIL Regular" w:hAnsi="Charis SIL Regular" w:eastAsia="Charis SIL Regular"/>
-          <w:b w:val="0"/>
-          <w:i w:val="0"/>
-          <w:color w:val="000000"/>
-          <w:sz w:val="24"/>
-        </w:rPr>
-        <w:hyperlink r:id="rId13" w:history="1">
-          <w:r>
-            <w:rPr>
-              <w:rStyle w:val="Hyperlink"/>
-            </w:rPr>
-            <w:t>via d</w:t>
-          </w:r>
-        </w:hyperlink>
-      </w:r>
-      <w:r>
-        <w:rPr>
-          <w:u w:val="single" w:color="0000ff"/>
-          <w:rFonts w:ascii="Charis SIL Regular" w:hAnsi="Charis SIL Regular" w:eastAsia="Charis SIL Regular"/>
-          <w:b w:val="0"/>
-          <w:i w:val="0"/>
-          <w:color w:val="000000"/>
-          <w:sz w:val="24"/>
-        </w:rPr>
-        <w:hyperlink r:id="rId13" w:history="1">
-          <w:r>
-            <w:rPr>
-              <w:rStyle w:val="Hyperlink"/>
-            </w:rPr>
-            <w:t>e</w:t>
-          </w:r>
-        </w:hyperlink>
-      </w:r>
-      <w:r>
-        <w:rPr>
-          <w:u w:val="single" w:color="0000ff"/>
-          <w:rFonts w:ascii="Charis SIL Regular" w:hAnsi="Charis SIL Regular" w:eastAsia="Charis SIL Regular"/>
-          <w:b w:val="0"/>
-          <w:i w:val="0"/>
-          <w:color w:val="000000"/>
-          <w:sz w:val="24"/>
-        </w:rPr>
-        <w:hyperlink r:id="rId13" w:history="1">
-          <w:r>
-            <w:rPr>
-              <w:rStyle w:val="Hyperlink"/>
-            </w:rPr>
-            <w:t xml:space="preserve"> website </w:t>
-          </w:r>
-        </w:hyperlink>
+        <w:t xml:space="preserve">Archief van Indonesië. De inventaris kan je via de website </w:t>
       </w:r>
       <w:r>
         <w:rPr>

--- a/EXPORTS/DOCX/published/niveau3/Dutch/BGKW.docx
+++ b/EXPORTS/DOCX/published/niveau3/Dutch/BGKW.docx
@@ -744,7 +744,104 @@
           <w:color w:val="000000"/>
           <w:sz w:val="24"/>
         </w:rPr>
-        <w:t xml:space="preserve">entsbesluit bepaald dat objecten </w:t>
+        <w:hyperlink r:id="rId10" w:history="1">
+          <w:r>
+            <w:rPr>
+              <w:rStyle w:val="Hyperlink"/>
+            </w:rPr>
+            <w:t>entsbesl</w:t>
+          </w:r>
+        </w:hyperlink>
+      </w:r>
+      <w:r>
+        <w:rPr>
+          <w:u w:val="single" w:color="0000ff"/>
+          <w:rFonts w:ascii="Charis SIL Regular" w:hAnsi="Charis SIL Regular" w:eastAsia="Charis SIL Regular"/>
+          <w:b w:val="0"/>
+          <w:i w:val="0"/>
+          <w:color w:val="000000"/>
+          <w:sz w:val="24"/>
+        </w:rPr>
+        <w:hyperlink r:id="rId10" w:history="1">
+          <w:r>
+            <w:rPr>
+              <w:rStyle w:val="Hyperlink"/>
+            </w:rPr>
+            <w:t xml:space="preserve">uit </w:t>
+          </w:r>
+        </w:hyperlink>
+      </w:r>
+      <w:r>
+        <w:rPr>
+          <w:u w:val="single" w:color="0000ff"/>
+          <w:rFonts w:ascii="Charis SIL Regular" w:hAnsi="Charis SIL Regular" w:eastAsia="Charis SIL Regular"/>
+          <w:b w:val="0"/>
+          <w:i w:val="0"/>
+          <w:color w:val="000000"/>
+          <w:sz w:val="24"/>
+        </w:rPr>
+        <w:hyperlink r:id="rId10" w:history="1">
+          <w:r>
+            <w:rPr>
+              <w:rStyle w:val="Hyperlink"/>
+            </w:rPr>
+            <w:t>b</w:t>
+          </w:r>
+        </w:hyperlink>
+      </w:r>
+      <w:r>
+        <w:rPr>
+          <w:u w:val="single" w:color="0000ff"/>
+          <w:rFonts w:ascii="Charis SIL Regular" w:hAnsi="Charis SIL Regular" w:eastAsia="Charis SIL Regular"/>
+          <w:b w:val="0"/>
+          <w:i w:val="0"/>
+          <w:color w:val="000000"/>
+          <w:sz w:val="24"/>
+        </w:rPr>
+        <w:hyperlink r:id="rId10" w:history="1">
+          <w:r>
+            <w:rPr>
+              <w:rStyle w:val="Hyperlink"/>
+            </w:rPr>
+            <w:t xml:space="preserve">epaald dat </w:t>
+          </w:r>
+        </w:hyperlink>
+      </w:r>
+      <w:r>
+        <w:rPr>
+          <w:u w:val="single" w:color="0000ff"/>
+          <w:rFonts w:ascii="Charis SIL Regular" w:hAnsi="Charis SIL Regular" w:eastAsia="Charis SIL Regular"/>
+          <w:b w:val="0"/>
+          <w:i w:val="0"/>
+          <w:color w:val="000000"/>
+          <w:sz w:val="24"/>
+        </w:rPr>
+        <w:hyperlink r:id="rId10" w:history="1">
+          <w:r>
+            <w:rPr>
+              <w:rStyle w:val="Hyperlink"/>
+            </w:rPr>
+            <w:t>o</w:t>
+          </w:r>
+        </w:hyperlink>
+      </w:r>
+      <w:r>
+        <w:rPr>
+          <w:u w:val="single" w:color="0000ff"/>
+          <w:rFonts w:ascii="Charis SIL Regular" w:hAnsi="Charis SIL Regular" w:eastAsia="Charis SIL Regular"/>
+          <w:b w:val="0"/>
+          <w:i w:val="0"/>
+          <w:color w:val="000000"/>
+          <w:sz w:val="24"/>
+        </w:rPr>
+        <w:hyperlink r:id="rId10" w:history="1">
+          <w:r>
+            <w:rPr>
+              <w:rStyle w:val="Hyperlink"/>
+            </w:rPr>
+            <w:t xml:space="preserve">bjecten </w:t>
+          </w:r>
+        </w:hyperlink>
       </w:r>
       <w:r>
         <w:rPr>
@@ -1441,7 +1538,7 @@
           <w:sz w:val="24"/>
           <w:u w:val="single"/>
         </w:rPr>
-        <w:hyperlink r:id="rId13" w:history="1">
+        <w:hyperlink r:id="rId12" w:history="1">
           <w:r>
             <w:rPr>
               <w:rStyle w:val="Hyperlink"/>
@@ -1459,7 +1556,7 @@
           <w:sz w:val="24"/>
           <w:u w:val="single"/>
         </w:rPr>
-        <w:hyperlink r:id="rId13" w:history="1">
+        <w:hyperlink r:id="rId12" w:history="1">
           <w:r>
             <w:rPr>
               <w:rStyle w:val="Hyperlink"/>
@@ -1488,7 +1585,7 @@
           <w:sz w:val="24"/>
           <w:u w:val="single"/>
         </w:rPr>
-        <w:hyperlink r:id="rId13" w:history="1">
+        <w:hyperlink r:id="rId12" w:history="1">
           <w:r>
             <w:rPr>
               <w:rStyle w:val="Hyperlink"/>
@@ -1506,7 +1603,7 @@
           <w:sz w:val="24"/>
           <w:u w:val="single"/>
         </w:rPr>
-        <w:hyperlink r:id="rId13" w:history="1">
+        <w:hyperlink r:id="rId12" w:history="1">
           <w:r>
             <w:rPr>
               <w:rStyle w:val="Hyperlink"/>
@@ -1524,7 +1621,7 @@
           <w:sz w:val="24"/>
           <w:u w:val="single"/>
         </w:rPr>
-        <w:hyperlink r:id="rId13" w:history="1">
+        <w:hyperlink r:id="rId12" w:history="1">
           <w:r>
             <w:rPr>
               <w:rStyle w:val="Hyperlink"/>
@@ -1569,7 +1666,61 @@
           <w:color w:val="000000"/>
           <w:sz w:val="24"/>
         </w:rPr>
-        <w:t xml:space="preserve">Archief van Indonesië. De inventaris kan je via de website </w:t>
+        <w:t xml:space="preserve">Archief van Indonesië. De inventaris kan je </w:t>
+      </w:r>
+      <w:r>
+        <w:rPr>
+          <w:u w:val="single" w:color="0000ff"/>
+          <w:rFonts w:ascii="Charis SIL Regular" w:hAnsi="Charis SIL Regular" w:eastAsia="Charis SIL Regular"/>
+          <w:b w:val="0"/>
+          <w:i w:val="0"/>
+          <w:color w:val="000000"/>
+          <w:sz w:val="24"/>
+        </w:rPr>
+        <w:hyperlink r:id="rId13" w:history="1">
+          <w:r>
+            <w:rPr>
+              <w:rStyle w:val="Hyperlink"/>
+            </w:rPr>
+            <w:t>via d</w:t>
+          </w:r>
+        </w:hyperlink>
+      </w:r>
+      <w:r>
+        <w:rPr>
+          <w:u w:val="single" w:color="0000ff"/>
+          <w:rFonts w:ascii="Charis SIL Regular" w:hAnsi="Charis SIL Regular" w:eastAsia="Charis SIL Regular"/>
+          <w:b w:val="0"/>
+          <w:i w:val="0"/>
+          <w:color w:val="000000"/>
+          <w:sz w:val="24"/>
+        </w:rPr>
+        <w:hyperlink r:id="rId13" w:history="1">
+          <w:r>
+            <w:rPr>
+              <w:rStyle w:val="Hyperlink"/>
+            </w:rPr>
+            <w:t>e</w:t>
+          </w:r>
+        </w:hyperlink>
+      </w:r>
+      <w:r>
+        <w:rPr>
+          <w:u w:val="single" w:color="0000ff"/>
+          <w:rFonts w:ascii="Charis SIL Regular" w:hAnsi="Charis SIL Regular" w:eastAsia="Charis SIL Regular"/>
+          <w:b w:val="0"/>
+          <w:i w:val="0"/>
+          <w:color w:val="000000"/>
+          <w:sz w:val="24"/>
+        </w:rPr>
+        <w:hyperlink r:id="rId13" w:history="1">
+          <w:r>
+            <w:rPr>
+              <w:rStyle w:val="Hyperlink"/>
+            </w:rPr>
+            <w:t xml:space="preserve"> website </w:t>
+          </w:r>
+        </w:hyperlink>
       </w:r>
       <w:r>
         <w:rPr>

--- a/EXPORTS/DOCX/published/niveau3/Dutch/BGKW.docx
+++ b/EXPORTS/DOCX/published/niveau3/Dutch/BGKW.docx
@@ -744,14 +744,7 @@
           <w:color w:val="000000"/>
           <w:sz w:val="24"/>
         </w:rPr>
-        <w:hyperlink r:id="rId10" w:history="1">
-          <w:r>
-            <w:rPr>
-              <w:rStyle w:val="Hyperlink"/>
-            </w:rPr>
-            <w:t>entsbesl</w:t>
-          </w:r>
-        </w:hyperlink>
+        <w:t>entsbesl</w:t>
       </w:r>
       <w:r>
         <w:rPr>
@@ -1509,7 +1502,7 @@
           <w:sz w:val="24"/>
           <w:u w:val="single"/>
         </w:rPr>
-        <w:hyperlink r:id="rId12" w:history="1">
+        <w:hyperlink r:id="rId13" w:history="1">
           <w:r>
             <w:rPr>
               <w:rStyle w:val="Hyperlink"/>
@@ -1538,7 +1531,7 @@
           <w:sz w:val="24"/>
           <w:u w:val="single"/>
         </w:rPr>
-        <w:hyperlink r:id="rId12" w:history="1">
+        <w:hyperlink r:id="rId13" w:history="1">
           <w:r>
             <w:rPr>
               <w:rStyle w:val="Hyperlink"/>
@@ -1556,7 +1549,7 @@
           <w:sz w:val="24"/>
           <w:u w:val="single"/>
         </w:rPr>
-        <w:hyperlink r:id="rId12" w:history="1">
+        <w:hyperlink r:id="rId13" w:history="1">
           <w:r>
             <w:rPr>
               <w:rStyle w:val="Hyperlink"/>
@@ -1585,7 +1578,7 @@
           <w:sz w:val="24"/>
           <w:u w:val="single"/>
         </w:rPr>
-        <w:hyperlink r:id="rId12" w:history="1">
+        <w:hyperlink r:id="rId13" w:history="1">
           <w:r>
             <w:rPr>
               <w:rStyle w:val="Hyperlink"/>
@@ -1603,7 +1596,7 @@
           <w:sz w:val="24"/>
           <w:u w:val="single"/>
         </w:rPr>
-        <w:hyperlink r:id="rId12" w:history="1">
+        <w:hyperlink r:id="rId13" w:history="1">
           <w:r>
             <w:rPr>
               <w:rStyle w:val="Hyperlink"/>
@@ -1621,7 +1614,7 @@
           <w:sz w:val="24"/>
           <w:u w:val="single"/>
         </w:rPr>
-        <w:hyperlink r:id="rId12" w:history="1">
+        <w:hyperlink r:id="rId13" w:history="1">
           <w:r>
             <w:rPr>
               <w:rStyle w:val="Hyperlink"/>

--- a/EXPORTS/DOCX/published/niveau3/Dutch/BGKW.docx
+++ b/EXPORTS/DOCX/published/niveau3/Dutch/BGKW.docx
@@ -744,7 +744,14 @@
           <w:color w:val="000000"/>
           <w:sz w:val="24"/>
         </w:rPr>
-        <w:t>entsbesl</w:t>
+        <w:hyperlink r:id="rId10" w:history="1">
+          <w:r>
+            <w:rPr>
+              <w:rStyle w:val="Hyperlink"/>
+            </w:rPr>
+            <w:t>entsbesl</w:t>
+          </w:r>
+        </w:hyperlink>
       </w:r>
       <w:r>
         <w:rPr>
@@ -791,50 +798,7 @@
           <w:color w:val="000000"/>
           <w:sz w:val="24"/>
         </w:rPr>
-        <w:hyperlink r:id="rId10" w:history="1">
-          <w:r>
-            <w:rPr>
-              <w:rStyle w:val="Hyperlink"/>
-            </w:rPr>
-            <w:t xml:space="preserve">epaald dat </w:t>
-          </w:r>
-        </w:hyperlink>
-      </w:r>
-      <w:r>
-        <w:rPr>
-          <w:u w:val="single" w:color="0000ff"/>
-          <w:rFonts w:ascii="Charis SIL Regular" w:hAnsi="Charis SIL Regular" w:eastAsia="Charis SIL Regular"/>
-          <w:b w:val="0"/>
-          <w:i w:val="0"/>
-          <w:color w:val="000000"/>
-          <w:sz w:val="24"/>
-        </w:rPr>
-        <w:hyperlink r:id="rId10" w:history="1">
-          <w:r>
-            <w:rPr>
-              <w:rStyle w:val="Hyperlink"/>
-            </w:rPr>
-            <w:t>o</w:t>
-          </w:r>
-        </w:hyperlink>
-      </w:r>
-      <w:r>
-        <w:rPr>
-          <w:u w:val="single" w:color="0000ff"/>
-          <w:rFonts w:ascii="Charis SIL Regular" w:hAnsi="Charis SIL Regular" w:eastAsia="Charis SIL Regular"/>
-          <w:b w:val="0"/>
-          <w:i w:val="0"/>
-          <w:color w:val="000000"/>
-          <w:sz w:val="24"/>
-        </w:rPr>
-        <w:hyperlink r:id="rId10" w:history="1">
-          <w:r>
-            <w:rPr>
-              <w:rStyle w:val="Hyperlink"/>
-            </w:rPr>
-            <w:t xml:space="preserve">bjecten </w:t>
-          </w:r>
-        </w:hyperlink>
+        <w:t xml:space="preserve">epaald dat objecten </w:t>
       </w:r>
       <w:r>
         <w:rPr>
@@ -1453,16 +1417,8 @@
           <w:i w:val="0"/>
           <w:color w:val="0000FF"/>
           <w:sz w:val="24"/>
-          <w:u w:val="single"/>
         </w:rPr>
-        <w:hyperlink r:id="rId13" w:history="1">
-          <w:r>
-            <w:rPr>
-              <w:rStyle w:val="Hyperlink"/>
-            </w:rPr>
-            <w:t>Arsip</w:t>
-          </w:r>
-        </w:hyperlink>
+        <w:t>Arsip N</w:t>
       </w:r>
       <w:r>
         <w:rPr>
@@ -1473,36 +1429,7 @@
           <w:sz w:val="24"/>
           <w:u w:val="single"/>
         </w:rPr>
-        <w:t xml:space="preserve"> </w:t>
-      </w:r>
-      <w:r>
-        <w:rPr>
-          <w:rFonts w:ascii="Charis SIL Regular" w:hAnsi="Charis SIL Regular" w:eastAsia="Charis SIL Regular"/>
-          <w:b w:val="0"/>
-          <w:i w:val="0"/>
-          <w:color w:val="0000FF"/>
-          <w:sz w:val="24"/>
-          <w:u w:val="single"/>
-        </w:rPr>
-        <w:hyperlink r:id="rId13" w:history="1">
-          <w:r>
-            <w:rPr>
-              <w:rStyle w:val="Hyperlink"/>
-            </w:rPr>
-            <w:t>N</w:t>
-          </w:r>
-        </w:hyperlink>
-      </w:r>
-      <w:r>
-        <w:rPr>
-          <w:rFonts w:ascii="Charis SIL Regular" w:hAnsi="Charis SIL Regular" w:eastAsia="Charis SIL Regular"/>
-          <w:b w:val="0"/>
-          <w:i w:val="0"/>
-          <w:color w:val="0000FF"/>
-          <w:sz w:val="24"/>
-          <w:u w:val="single"/>
-        </w:rPr>
-        <w:hyperlink r:id="rId13" w:history="1">
+        <w:hyperlink r:id="rId12" w:history="1">
           <w:r>
             <w:rPr>
               <w:rStyle w:val="Hyperlink"/>
@@ -1531,7 +1458,7 @@
           <w:sz w:val="24"/>
           <w:u w:val="single"/>
         </w:rPr>
-        <w:hyperlink r:id="rId13" w:history="1">
+        <w:hyperlink r:id="rId12" w:history="1">
           <w:r>
             <w:rPr>
               <w:rStyle w:val="Hyperlink"/>
@@ -1549,7 +1476,7 @@
           <w:sz w:val="24"/>
           <w:u w:val="single"/>
         </w:rPr>
-        <w:hyperlink r:id="rId13" w:history="1">
+        <w:hyperlink r:id="rId12" w:history="1">
           <w:r>
             <w:rPr>
               <w:rStyle w:val="Hyperlink"/>
@@ -1578,7 +1505,7 @@
           <w:sz w:val="24"/>
           <w:u w:val="single"/>
         </w:rPr>
-        <w:hyperlink r:id="rId13" w:history="1">
+        <w:hyperlink r:id="rId12" w:history="1">
           <w:r>
             <w:rPr>
               <w:rStyle w:val="Hyperlink"/>
@@ -1596,7 +1523,7 @@
           <w:sz w:val="24"/>
           <w:u w:val="single"/>
         </w:rPr>
-        <w:hyperlink r:id="rId13" w:history="1">
+        <w:hyperlink r:id="rId12" w:history="1">
           <w:r>
             <w:rPr>
               <w:rStyle w:val="Hyperlink"/>
@@ -1614,7 +1541,7 @@
           <w:sz w:val="24"/>
           <w:u w:val="single"/>
         </w:rPr>
-        <w:hyperlink r:id="rId13" w:history="1">
+        <w:hyperlink r:id="rId12" w:history="1">
           <w:r>
             <w:rPr>
               <w:rStyle w:val="Hyperlink"/>

--- a/EXPORTS/DOCX/published/niveau3/Dutch/BGKW.docx
+++ b/EXPORTS/DOCX/published/niveau3/Dutch/BGKW.docx
@@ -733,25 +733,7 @@
           <w:color w:val="000000"/>
           <w:sz w:val="24"/>
         </w:rPr>
-        <w:t>. Rond dezelfde tijd werd er via een gouvernem</w:t>
-      </w:r>
-      <w:r>
-        <w:rPr>
-          <w:u w:val="single" w:color="0000ff"/>
-          <w:rFonts w:ascii="Charis SIL Regular" w:hAnsi="Charis SIL Regular" w:eastAsia="Charis SIL Regular"/>
-          <w:b w:val="0"/>
-          <w:i w:val="0"/>
-          <w:color w:val="000000"/>
-          <w:sz w:val="24"/>
-        </w:rPr>
-        <w:hyperlink r:id="rId10" w:history="1">
-          <w:r>
-            <w:rPr>
-              <w:rStyle w:val="Hyperlink"/>
-            </w:rPr>
-            <w:t>entsbesl</w:t>
-          </w:r>
-        </w:hyperlink>
+        <w:t>. Rond dezelfde tijd werd er via een gouvernementsbesl</w:t>
       </w:r>
       <w:r>
         <w:rPr>
@@ -798,7 +780,50 @@
           <w:color w:val="000000"/>
           <w:sz w:val="24"/>
         </w:rPr>
-        <w:t xml:space="preserve">epaald dat objecten </w:t>
+        <w:hyperlink r:id="rId10" w:history="1">
+          <w:r>
+            <w:rPr>
+              <w:rStyle w:val="Hyperlink"/>
+            </w:rPr>
+            <w:t xml:space="preserve">epaald dat </w:t>
+          </w:r>
+        </w:hyperlink>
+      </w:r>
+      <w:r>
+        <w:rPr>
+          <w:u w:val="single" w:color="0000ff"/>
+          <w:rFonts w:ascii="Charis SIL Regular" w:hAnsi="Charis SIL Regular" w:eastAsia="Charis SIL Regular"/>
+          <w:b w:val="0"/>
+          <w:i w:val="0"/>
+          <w:color w:val="000000"/>
+          <w:sz w:val="24"/>
+        </w:rPr>
+        <w:hyperlink r:id="rId10" w:history="1">
+          <w:r>
+            <w:rPr>
+              <w:rStyle w:val="Hyperlink"/>
+            </w:rPr>
+            <w:t>o</w:t>
+          </w:r>
+        </w:hyperlink>
+      </w:r>
+      <w:r>
+        <w:rPr>
+          <w:u w:val="single" w:color="0000ff"/>
+          <w:rFonts w:ascii="Charis SIL Regular" w:hAnsi="Charis SIL Regular" w:eastAsia="Charis SIL Regular"/>
+          <w:b w:val="0"/>
+          <w:i w:val="0"/>
+          <w:color w:val="000000"/>
+          <w:sz w:val="24"/>
+        </w:rPr>
+        <w:hyperlink r:id="rId10" w:history="1">
+          <w:r>
+            <w:rPr>
+              <w:rStyle w:val="Hyperlink"/>
+            </w:rPr>
+            <w:t xml:space="preserve">bjecten </w:t>
+          </w:r>
+        </w:hyperlink>
       </w:r>
       <w:r>
         <w:rPr>
@@ -1417,8 +1442,45 @@
           <w:i w:val="0"/>
           <w:color w:val="0000FF"/>
           <w:sz w:val="24"/>
+          <w:u w:val="single"/>
         </w:rPr>
-        <w:t>Arsip N</w:t>
+        <w:hyperlink r:id="rId13" w:history="1">
+          <w:r>
+            <w:rPr>
+              <w:rStyle w:val="Hyperlink"/>
+            </w:rPr>
+            <w:t>Arsip</w:t>
+          </w:r>
+        </w:hyperlink>
+      </w:r>
+      <w:r>
+        <w:rPr>
+          <w:rFonts w:ascii="Charis SIL Regular" w:hAnsi="Charis SIL Regular" w:eastAsia="Charis SIL Regular"/>
+          <w:b w:val="0"/>
+          <w:i w:val="0"/>
+          <w:color w:val="0000FF"/>
+          <w:sz w:val="24"/>
+          <w:u w:val="single"/>
+        </w:rPr>
+        <w:t xml:space="preserve"> </w:t>
+      </w:r>
+      <w:r>
+        <w:rPr>
+          <w:rFonts w:ascii="Charis SIL Regular" w:hAnsi="Charis SIL Regular" w:eastAsia="Charis SIL Regular"/>
+          <w:b w:val="0"/>
+          <w:i w:val="0"/>
+          <w:color w:val="0000FF"/>
+          <w:sz w:val="24"/>
+          <w:u w:val="single"/>
+        </w:rPr>
+        <w:hyperlink r:id="rId13" w:history="1">
+          <w:r>
+            <w:rPr>
+              <w:rStyle w:val="Hyperlink"/>
+            </w:rPr>
+            <w:t>N</w:t>
+          </w:r>
+        </w:hyperlink>
       </w:r>
       <w:r>
         <w:rPr>

--- a/EXPORTS/DOCX/published/niveau3/Dutch/BGKW.docx
+++ b/EXPORTS/DOCX/published/niveau3/Dutch/BGKW.docx
@@ -1491,7 +1491,7 @@
           <w:sz w:val="24"/>
           <w:u w:val="single"/>
         </w:rPr>
-        <w:hyperlink r:id="rId12" w:history="1">
+        <w:hyperlink r:id="rId13" w:history="1">
           <w:r>
             <w:rPr>
               <w:rStyle w:val="Hyperlink"/>
@@ -1520,7 +1520,7 @@
           <w:sz w:val="24"/>
           <w:u w:val="single"/>
         </w:rPr>
-        <w:hyperlink r:id="rId12" w:history="1">
+        <w:hyperlink r:id="rId13" w:history="1">
           <w:r>
             <w:rPr>
               <w:rStyle w:val="Hyperlink"/>
@@ -1538,7 +1538,7 @@
           <w:sz w:val="24"/>
           <w:u w:val="single"/>
         </w:rPr>
-        <w:hyperlink r:id="rId12" w:history="1">
+        <w:hyperlink r:id="rId13" w:history="1">
           <w:r>
             <w:rPr>
               <w:rStyle w:val="Hyperlink"/>
@@ -1567,7 +1567,7 @@
           <w:sz w:val="24"/>
           <w:u w:val="single"/>
         </w:rPr>
-        <w:hyperlink r:id="rId12" w:history="1">
+        <w:hyperlink r:id="rId13" w:history="1">
           <w:r>
             <w:rPr>
               <w:rStyle w:val="Hyperlink"/>
@@ -1585,7 +1585,7 @@
           <w:sz w:val="24"/>
           <w:u w:val="single"/>
         </w:rPr>
-        <w:hyperlink r:id="rId12" w:history="1">
+        <w:hyperlink r:id="rId13" w:history="1">
           <w:r>
             <w:rPr>
               <w:rStyle w:val="Hyperlink"/>
@@ -1603,7 +1603,7 @@
           <w:sz w:val="24"/>
           <w:u w:val="single"/>
         </w:rPr>
-        <w:hyperlink r:id="rId12" w:history="1">
+        <w:hyperlink r:id="rId13" w:history="1">
           <w:r>
             <w:rPr>
               <w:rStyle w:val="Hyperlink"/>

--- a/EXPORTS/DOCX/published/niveau3/Dutch/BGKW.docx
+++ b/EXPORTS/DOCX/published/niveau3/Dutch/BGKW.docx
@@ -1585,7 +1585,7 @@
           <w:sz w:val="24"/>
           <w:u w:val="single"/>
         </w:rPr>
-        <w:hyperlink r:id="rId13" w:history="1">
+        <w:hyperlink r:id="rId12" w:history="1">
           <w:r>
             <w:rPr>
               <w:rStyle w:val="Hyperlink"/>
@@ -1603,7 +1603,7 @@
           <w:sz w:val="24"/>
           <w:u w:val="single"/>
         </w:rPr>
-        <w:hyperlink r:id="rId13" w:history="1">
+        <w:hyperlink r:id="rId12" w:history="1">
           <w:r>
             <w:rPr>
               <w:rStyle w:val="Hyperlink"/>

--- a/EXPORTS/DOCX/published/niveau3/Dutch/BGKW.docx
+++ b/EXPORTS/DOCX/published/niveau3/Dutch/BGKW.docx
@@ -733,7 +733,25 @@
           <w:color w:val="000000"/>
           <w:sz w:val="24"/>
         </w:rPr>
-        <w:t>. Rond dezelfde tijd werd er via een gouvernementsbesl</w:t>
+        <w:t>. Rond dezelfde tijd werd er via een gouvernem</w:t>
+      </w:r>
+      <w:r>
+        <w:rPr>
+          <w:u w:val="single" w:color="0000ff"/>
+          <w:rFonts w:ascii="Charis SIL Regular" w:hAnsi="Charis SIL Regular" w:eastAsia="Charis SIL Regular"/>
+          <w:b w:val="0"/>
+          <w:i w:val="0"/>
+          <w:color w:val="000000"/>
+          <w:sz w:val="24"/>
+        </w:rPr>
+        <w:hyperlink r:id="rId10" w:history="1">
+          <w:r>
+            <w:rPr>
+              <w:rStyle w:val="Hyperlink"/>
+            </w:rPr>
+            <w:t>entsbesl</w:t>
+          </w:r>
+        </w:hyperlink>
       </w:r>
       <w:r>
         <w:rPr>
@@ -780,50 +798,7 @@
           <w:color w:val="000000"/>
           <w:sz w:val="24"/>
         </w:rPr>
-        <w:hyperlink r:id="rId10" w:history="1">
-          <w:r>
-            <w:rPr>
-              <w:rStyle w:val="Hyperlink"/>
-            </w:rPr>
-            <w:t xml:space="preserve">epaald dat </w:t>
-          </w:r>
-        </w:hyperlink>
-      </w:r>
-      <w:r>
-        <w:rPr>
-          <w:u w:val="single" w:color="0000ff"/>
-          <w:rFonts w:ascii="Charis SIL Regular" w:hAnsi="Charis SIL Regular" w:eastAsia="Charis SIL Regular"/>
-          <w:b w:val="0"/>
-          <w:i w:val="0"/>
-          <w:color w:val="000000"/>
-          <w:sz w:val="24"/>
-        </w:rPr>
-        <w:hyperlink r:id="rId10" w:history="1">
-          <w:r>
-            <w:rPr>
-              <w:rStyle w:val="Hyperlink"/>
-            </w:rPr>
-            <w:t>o</w:t>
-          </w:r>
-        </w:hyperlink>
-      </w:r>
-      <w:r>
-        <w:rPr>
-          <w:u w:val="single" w:color="0000ff"/>
-          <w:rFonts w:ascii="Charis SIL Regular" w:hAnsi="Charis SIL Regular" w:eastAsia="Charis SIL Regular"/>
-          <w:b w:val="0"/>
-          <w:i w:val="0"/>
-          <w:color w:val="000000"/>
-          <w:sz w:val="24"/>
-        </w:rPr>
-        <w:hyperlink r:id="rId10" w:history="1">
-          <w:r>
-            <w:rPr>
-              <w:rStyle w:val="Hyperlink"/>
-            </w:rPr>
-            <w:t xml:space="preserve">bjecten </w:t>
-          </w:r>
-        </w:hyperlink>
+        <w:t xml:space="preserve">epaald dat objecten </w:t>
       </w:r>
       <w:r>
         <w:rPr>
@@ -1585,7 +1560,7 @@
           <w:sz w:val="24"/>
           <w:u w:val="single"/>
         </w:rPr>
-        <w:hyperlink r:id="rId12" w:history="1">
+        <w:hyperlink r:id="rId13" w:history="1">
           <w:r>
             <w:rPr>
               <w:rStyle w:val="Hyperlink"/>
@@ -1603,7 +1578,7 @@
           <w:sz w:val="24"/>
           <w:u w:val="single"/>
         </w:rPr>
-        <w:hyperlink r:id="rId12" w:history="1">
+        <w:hyperlink r:id="rId13" w:history="1">
           <w:r>
             <w:rPr>
               <w:rStyle w:val="Hyperlink"/>

--- a/EXPORTS/DOCX/published/niveau3/Dutch/BGKW.docx
+++ b/EXPORTS/DOCX/published/niveau3/Dutch/BGKW.docx
@@ -798,7 +798,50 @@
           <w:color w:val="000000"/>
           <w:sz w:val="24"/>
         </w:rPr>
-        <w:t xml:space="preserve">epaald dat objecten </w:t>
+        <w:hyperlink r:id="rId10" w:history="1">
+          <w:r>
+            <w:rPr>
+              <w:rStyle w:val="Hyperlink"/>
+            </w:rPr>
+            <w:t xml:space="preserve">epaald dat </w:t>
+          </w:r>
+        </w:hyperlink>
+      </w:r>
+      <w:r>
+        <w:rPr>
+          <w:u w:val="single" w:color="0000ff"/>
+          <w:rFonts w:ascii="Charis SIL Regular" w:hAnsi="Charis SIL Regular" w:eastAsia="Charis SIL Regular"/>
+          <w:b w:val="0"/>
+          <w:i w:val="0"/>
+          <w:color w:val="000000"/>
+          <w:sz w:val="24"/>
+        </w:rPr>
+        <w:hyperlink r:id="rId10" w:history="1">
+          <w:r>
+            <w:rPr>
+              <w:rStyle w:val="Hyperlink"/>
+            </w:rPr>
+            <w:t>o</w:t>
+          </w:r>
+        </w:hyperlink>
+      </w:r>
+      <w:r>
+        <w:rPr>
+          <w:u w:val="single" w:color="0000ff"/>
+          <w:rFonts w:ascii="Charis SIL Regular" w:hAnsi="Charis SIL Regular" w:eastAsia="Charis SIL Regular"/>
+          <w:b w:val="0"/>
+          <w:i w:val="0"/>
+          <w:color w:val="000000"/>
+          <w:sz w:val="24"/>
+        </w:rPr>
+        <w:hyperlink r:id="rId10" w:history="1">
+          <w:r>
+            <w:rPr>
+              <w:rStyle w:val="Hyperlink"/>
+            </w:rPr>
+            <w:t xml:space="preserve">bjecten </w:t>
+          </w:r>
+        </w:hyperlink>
       </w:r>
       <w:r>
         <w:rPr>
@@ -1466,7 +1509,7 @@
           <w:sz w:val="24"/>
           <w:u w:val="single"/>
         </w:rPr>
-        <w:hyperlink r:id="rId13" w:history="1">
+        <w:hyperlink r:id="rId12" w:history="1">
           <w:r>
             <w:rPr>
               <w:rStyle w:val="Hyperlink"/>
@@ -1495,7 +1538,7 @@
           <w:sz w:val="24"/>
           <w:u w:val="single"/>
         </w:rPr>
-        <w:hyperlink r:id="rId13" w:history="1">
+        <w:hyperlink r:id="rId12" w:history="1">
           <w:r>
             <w:rPr>
               <w:rStyle w:val="Hyperlink"/>
@@ -1513,7 +1556,7 @@
           <w:sz w:val="24"/>
           <w:u w:val="single"/>
         </w:rPr>
-        <w:hyperlink r:id="rId13" w:history="1">
+        <w:hyperlink r:id="rId12" w:history="1">
           <w:r>
             <w:rPr>
               <w:rStyle w:val="Hyperlink"/>
@@ -1623,79 +1666,7 @@
           <w:color w:val="000000"/>
           <w:sz w:val="24"/>
         </w:rPr>
-        <w:t xml:space="preserve">Archief van Indonesië. De inventaris kan je </w:t>
-      </w:r>
-      <w:r>
-        <w:rPr>
-          <w:u w:val="single" w:color="0000ff"/>
-          <w:rFonts w:ascii="Charis SIL Regular" w:hAnsi="Charis SIL Regular" w:eastAsia="Charis SIL Regular"/>
-          <w:b w:val="0"/>
-          <w:i w:val="0"/>
-          <w:color w:val="000000"/>
-          <w:sz w:val="24"/>
-        </w:rPr>
-        <w:hyperlink r:id="rId13" w:history="1">
-          <w:r>
-            <w:rPr>
-              <w:rStyle w:val="Hyperlink"/>
-            </w:rPr>
-            <w:t>via d</w:t>
-          </w:r>
-        </w:hyperlink>
-      </w:r>
-      <w:r>
-        <w:rPr>
-          <w:u w:val="single" w:color="0000ff"/>
-          <w:rFonts w:ascii="Charis SIL Regular" w:hAnsi="Charis SIL Regular" w:eastAsia="Charis SIL Regular"/>
-          <w:b w:val="0"/>
-          <w:i w:val="0"/>
-          <w:color w:val="000000"/>
-          <w:sz w:val="24"/>
-        </w:rPr>
-        <w:hyperlink r:id="rId13" w:history="1">
-          <w:r>
-            <w:rPr>
-              <w:rStyle w:val="Hyperlink"/>
-            </w:rPr>
-            <w:t>e</w:t>
-          </w:r>
-        </w:hyperlink>
-      </w:r>
-      <w:r>
-        <w:rPr>
-          <w:u w:val="single" w:color="0000ff"/>
-          <w:rFonts w:ascii="Charis SIL Regular" w:hAnsi="Charis SIL Regular" w:eastAsia="Charis SIL Regular"/>
-          <w:b w:val="0"/>
-          <w:i w:val="0"/>
-          <w:color w:val="000000"/>
-          <w:sz w:val="24"/>
-        </w:rPr>
-        <w:hyperlink r:id="rId13" w:history="1">
-          <w:r>
-            <w:rPr>
-              <w:rStyle w:val="Hyperlink"/>
-            </w:rPr>
-            <w:t xml:space="preserve"> website </w:t>
-          </w:r>
-        </w:hyperlink>
-      </w:r>
-      <w:r>
-        <w:rPr>
-          <w:u w:val="single" w:color="0000ff"/>
-          <w:rFonts w:ascii="Charis SIL Regular" w:hAnsi="Charis SIL Regular" w:eastAsia="Charis SIL Regular"/>
-          <w:b w:val="0"/>
-          <w:i w:val="0"/>
-          <w:color w:val="000000"/>
-          <w:sz w:val="24"/>
-        </w:rPr>
-        <w:hyperlink r:id="rId13" w:history="1">
-          <w:r>
-            <w:rPr>
-              <w:rStyle w:val="Hyperlink"/>
-            </w:rPr>
-            <w:t>download</w:t>
-          </w:r>
-        </w:hyperlink>
+        <w:t>Archief van Indonesië. De inventaris kan je via de website download</w:t>
       </w:r>
       <w:r>
         <w:rPr>

--- a/EXPORTS/DOCX/published/niveau3/Dutch/BGKW.docx
+++ b/EXPORTS/DOCX/published/niveau3/Dutch/BGKW.docx
@@ -733,25 +733,7 @@
           <w:color w:val="000000"/>
           <w:sz w:val="24"/>
         </w:rPr>
-        <w:t>. Rond dezelfde tijd werd er via een gouvernem</w:t>
-      </w:r>
-      <w:r>
-        <w:rPr>
-          <w:u w:val="single" w:color="0000ff"/>
-          <w:rFonts w:ascii="Charis SIL Regular" w:hAnsi="Charis SIL Regular" w:eastAsia="Charis SIL Regular"/>
-          <w:b w:val="0"/>
-          <w:i w:val="0"/>
-          <w:color w:val="000000"/>
-          <w:sz w:val="24"/>
-        </w:rPr>
-        <w:hyperlink r:id="rId10" w:history="1">
-          <w:r>
-            <w:rPr>
-              <w:rStyle w:val="Hyperlink"/>
-            </w:rPr>
-            <w:t>entsbesl</w:t>
-          </w:r>
-        </w:hyperlink>
+        <w:t>. Rond dezelfde tijd werd er via een gouvernementsbesl</w:t>
       </w:r>
       <w:r>
         <w:rPr>
@@ -1585,7 +1567,7 @@
           <w:sz w:val="24"/>
           <w:u w:val="single"/>
         </w:rPr>
-        <w:hyperlink r:id="rId13" w:history="1">
+        <w:hyperlink r:id="rId12" w:history="1">
           <w:r>
             <w:rPr>
               <w:rStyle w:val="Hyperlink"/>
@@ -1603,7 +1585,7 @@
           <w:sz w:val="24"/>
           <w:u w:val="single"/>
         </w:rPr>
-        <w:hyperlink r:id="rId13" w:history="1">
+        <w:hyperlink r:id="rId12" w:history="1">
           <w:r>
             <w:rPr>
               <w:rStyle w:val="Hyperlink"/>
@@ -1621,7 +1603,7 @@
           <w:sz w:val="24"/>
           <w:u w:val="single"/>
         </w:rPr>
-        <w:hyperlink r:id="rId13" w:history="1">
+        <w:hyperlink r:id="rId12" w:history="1">
           <w:r>
             <w:rPr>
               <w:rStyle w:val="Hyperlink"/>
@@ -1666,7 +1648,79 @@
           <w:color w:val="000000"/>
           <w:sz w:val="24"/>
         </w:rPr>
-        <w:t>Archief van Indonesië. De inventaris kan je via de website download</w:t>
+        <w:t xml:space="preserve">Archief van Indonesië. De inventaris kan je </w:t>
+      </w:r>
+      <w:r>
+        <w:rPr>
+          <w:u w:val="single" w:color="0000ff"/>
+          <w:rFonts w:ascii="Charis SIL Regular" w:hAnsi="Charis SIL Regular" w:eastAsia="Charis SIL Regular"/>
+          <w:b w:val="0"/>
+          <w:i w:val="0"/>
+          <w:color w:val="000000"/>
+          <w:sz w:val="24"/>
+        </w:rPr>
+        <w:hyperlink r:id="rId13" w:history="1">
+          <w:r>
+            <w:rPr>
+              <w:rStyle w:val="Hyperlink"/>
+            </w:rPr>
+            <w:t>via d</w:t>
+          </w:r>
+        </w:hyperlink>
+      </w:r>
+      <w:r>
+        <w:rPr>
+          <w:u w:val="single" w:color="0000ff"/>
+          <w:rFonts w:ascii="Charis SIL Regular" w:hAnsi="Charis SIL Regular" w:eastAsia="Charis SIL Regular"/>
+          <w:b w:val="0"/>
+          <w:i w:val="0"/>
+          <w:color w:val="000000"/>
+          <w:sz w:val="24"/>
+        </w:rPr>
+        <w:hyperlink r:id="rId13" w:history="1">
+          <w:r>
+            <w:rPr>
+              <w:rStyle w:val="Hyperlink"/>
+            </w:rPr>
+            <w:t>e</w:t>
+          </w:r>
+        </w:hyperlink>
+      </w:r>
+      <w:r>
+        <w:rPr>
+          <w:u w:val="single" w:color="0000ff"/>
+          <w:rFonts w:ascii="Charis SIL Regular" w:hAnsi="Charis SIL Regular" w:eastAsia="Charis SIL Regular"/>
+          <w:b w:val="0"/>
+          <w:i w:val="0"/>
+          <w:color w:val="000000"/>
+          <w:sz w:val="24"/>
+        </w:rPr>
+        <w:hyperlink r:id="rId13" w:history="1">
+          <w:r>
+            <w:rPr>
+              <w:rStyle w:val="Hyperlink"/>
+            </w:rPr>
+            <w:t xml:space="preserve"> website </w:t>
+          </w:r>
+        </w:hyperlink>
+      </w:r>
+      <w:r>
+        <w:rPr>
+          <w:u w:val="single" w:color="0000ff"/>
+          <w:rFonts w:ascii="Charis SIL Regular" w:hAnsi="Charis SIL Regular" w:eastAsia="Charis SIL Regular"/>
+          <w:b w:val="0"/>
+          <w:i w:val="0"/>
+          <w:color w:val="000000"/>
+          <w:sz w:val="24"/>
+        </w:rPr>
+        <w:hyperlink r:id="rId13" w:history="1">
+          <w:r>
+            <w:rPr>
+              <w:rStyle w:val="Hyperlink"/>
+            </w:rPr>
+            <w:t>download</w:t>
+          </w:r>
+        </w:hyperlink>
       </w:r>
       <w:r>
         <w:rPr>

--- a/EXPORTS/DOCX/published/niveau3/Dutch/BGKW.docx
+++ b/EXPORTS/DOCX/published/niveau3/Dutch/BGKW.docx
@@ -733,7 +733,25 @@
           <w:color w:val="000000"/>
           <w:sz w:val="24"/>
         </w:rPr>
-        <w:t>. Rond dezelfde tijd werd er via een gouvernementsbesl</w:t>
+        <w:t>. Rond dezelfde tijd werd er via een gouvernem</w:t>
+      </w:r>
+      <w:r>
+        <w:rPr>
+          <w:u w:val="single" w:color="0000ff"/>
+          <w:rFonts w:ascii="Charis SIL Regular" w:hAnsi="Charis SIL Regular" w:eastAsia="Charis SIL Regular"/>
+          <w:b w:val="0"/>
+          <w:i w:val="0"/>
+          <w:color w:val="000000"/>
+          <w:sz w:val="24"/>
+        </w:rPr>
+        <w:hyperlink r:id="rId10" w:history="1">
+          <w:r>
+            <w:rPr>
+              <w:rStyle w:val="Hyperlink"/>
+            </w:rPr>
+            <w:t>entsbesl</w:t>
+          </w:r>
+        </w:hyperlink>
       </w:r>
       <w:r>
         <w:rPr>
@@ -1491,7 +1509,7 @@
           <w:sz w:val="24"/>
           <w:u w:val="single"/>
         </w:rPr>
-        <w:hyperlink r:id="rId12" w:history="1">
+        <w:hyperlink r:id="rId13" w:history="1">
           <w:r>
             <w:rPr>
               <w:rStyle w:val="Hyperlink"/>
@@ -1520,7 +1538,7 @@
           <w:sz w:val="24"/>
           <w:u w:val="single"/>
         </w:rPr>
-        <w:hyperlink r:id="rId12" w:history="1">
+        <w:hyperlink r:id="rId13" w:history="1">
           <w:r>
             <w:rPr>
               <w:rStyle w:val="Hyperlink"/>

--- a/EXPORTS/DOCX/published/niveau3/Dutch/BGKW.docx
+++ b/EXPORTS/DOCX/published/niveau3/Dutch/BGKW.docx
@@ -744,14 +744,7 @@
           <w:color w:val="000000"/>
           <w:sz w:val="24"/>
         </w:rPr>
-        <w:hyperlink r:id="rId10" w:history="1">
-          <w:r>
-            <w:rPr>
-              <w:rStyle w:val="Hyperlink"/>
-            </w:rPr>
-            <w:t>entsbesl</w:t>
-          </w:r>
-        </w:hyperlink>
+        <w:t>entsbesl</w:t>
       </w:r>
       <w:r>
         <w:rPr>
@@ -1509,7 +1502,7 @@
           <w:sz w:val="24"/>
           <w:u w:val="single"/>
         </w:rPr>
-        <w:hyperlink r:id="rId13" w:history="1">
+        <w:hyperlink r:id="rId12" w:history="1">
           <w:r>
             <w:rPr>
               <w:rStyle w:val="Hyperlink"/>
@@ -1538,7 +1531,7 @@
           <w:sz w:val="24"/>
           <w:u w:val="single"/>
         </w:rPr>
-        <w:hyperlink r:id="rId13" w:history="1">
+        <w:hyperlink r:id="rId12" w:history="1">
           <w:r>
             <w:rPr>
               <w:rStyle w:val="Hyperlink"/>
@@ -1585,7 +1578,7 @@
           <w:sz w:val="24"/>
           <w:u w:val="single"/>
         </w:rPr>
-        <w:hyperlink r:id="rId12" w:history="1">
+        <w:hyperlink r:id="rId13" w:history="1">
           <w:r>
             <w:rPr>
               <w:rStyle w:val="Hyperlink"/>
@@ -1603,7 +1596,7 @@
           <w:sz w:val="24"/>
           <w:u w:val="single"/>
         </w:rPr>
-        <w:hyperlink r:id="rId12" w:history="1">
+        <w:hyperlink r:id="rId13" w:history="1">
           <w:r>
             <w:rPr>
               <w:rStyle w:val="Hyperlink"/>
@@ -1621,7 +1614,7 @@
           <w:sz w:val="24"/>
           <w:u w:val="single"/>
         </w:rPr>
-        <w:hyperlink r:id="rId12" w:history="1">
+        <w:hyperlink r:id="rId13" w:history="1">
           <w:r>
             <w:rPr>
               <w:rStyle w:val="Hyperlink"/>

--- a/EXPORTS/DOCX/published/niveau3/Dutch/BGKW.docx
+++ b/EXPORTS/DOCX/published/niveau3/Dutch/BGKW.docx
@@ -733,18 +733,7 @@
           <w:color w:val="000000"/>
           <w:sz w:val="24"/>
         </w:rPr>
-        <w:t>. Rond dezelfde tijd werd er via een gouvernem</w:t>
-      </w:r>
-      <w:r>
-        <w:rPr>
-          <w:u w:val="single" w:color="0000ff"/>
-          <w:rFonts w:ascii="Charis SIL Regular" w:hAnsi="Charis SIL Regular" w:eastAsia="Charis SIL Regular"/>
-          <w:b w:val="0"/>
-          <w:i w:val="0"/>
-          <w:color w:val="000000"/>
-          <w:sz w:val="24"/>
-        </w:rPr>
-        <w:t>entsbesl</w:t>
+        <w:t>. Rond dezelfde tijd werd er via een gouvernementsbesl</w:t>
       </w:r>
       <w:r>
         <w:rPr>
@@ -1502,7 +1491,7 @@
           <w:sz w:val="24"/>
           <w:u w:val="single"/>
         </w:rPr>
-        <w:hyperlink r:id="rId12" w:history="1">
+        <w:hyperlink r:id="rId13" w:history="1">
           <w:r>
             <w:rPr>
               <w:rStyle w:val="Hyperlink"/>
@@ -1531,7 +1520,7 @@
           <w:sz w:val="24"/>
           <w:u w:val="single"/>
         </w:rPr>
-        <w:hyperlink r:id="rId12" w:history="1">
+        <w:hyperlink r:id="rId13" w:history="1">
           <w:r>
             <w:rPr>
               <w:rStyle w:val="Hyperlink"/>
@@ -1549,7 +1538,7 @@
           <w:sz w:val="24"/>
           <w:u w:val="single"/>
         </w:rPr>
-        <w:hyperlink r:id="rId12" w:history="1">
+        <w:hyperlink r:id="rId13" w:history="1">
           <w:r>
             <w:rPr>
               <w:rStyle w:val="Hyperlink"/>
@@ -1614,7 +1603,7 @@
           <w:sz w:val="24"/>
           <w:u w:val="single"/>
         </w:rPr>
-        <w:hyperlink r:id="rId13" w:history="1">
+        <w:hyperlink r:id="rId12" w:history="1">
           <w:r>
             <w:rPr>
               <w:rStyle w:val="Hyperlink"/>

--- a/EXPORTS/DOCX/published/niveau3/Dutch/BGKW.docx
+++ b/EXPORTS/DOCX/published/niveau3/Dutch/BGKW.docx
@@ -1603,7 +1603,7 @@
           <w:sz w:val="24"/>
           <w:u w:val="single"/>
         </w:rPr>
-        <w:hyperlink r:id="rId12" w:history="1">
+        <w:hyperlink r:id="rId13" w:history="1">
           <w:r>
             <w:rPr>
               <w:rStyle w:val="Hyperlink"/>

--- a/EXPORTS/DOCX/published/niveau3/Dutch/BGKW.docx
+++ b/EXPORTS/DOCX/published/niveau3/Dutch/BGKW.docx
@@ -1531,7 +1531,7 @@
           <w:sz w:val="24"/>
           <w:u w:val="single"/>
         </w:rPr>
-        <w:hyperlink r:id="rId13" w:history="1">
+        <w:hyperlink r:id="rId12" w:history="1">
           <w:r>
             <w:rPr>
               <w:rStyle w:val="Hyperlink"/>
@@ -1549,7 +1549,7 @@
           <w:sz w:val="24"/>
           <w:u w:val="single"/>
         </w:rPr>
-        <w:hyperlink r:id="rId13" w:history="1">
+        <w:hyperlink r:id="rId12" w:history="1">
           <w:r>
             <w:rPr>
               <w:rStyle w:val="Hyperlink"/>
@@ -1578,7 +1578,7 @@
           <w:sz w:val="24"/>
           <w:u w:val="single"/>
         </w:rPr>
-        <w:hyperlink r:id="rId13" w:history="1">
+        <w:hyperlink r:id="rId12" w:history="1">
           <w:r>
             <w:rPr>
               <w:rStyle w:val="Hyperlink"/>
@@ -1596,7 +1596,7 @@
           <w:sz w:val="24"/>
           <w:u w:val="single"/>
         </w:rPr>
-        <w:hyperlink r:id="rId13" w:history="1">
+        <w:hyperlink r:id="rId12" w:history="1">
           <w:r>
             <w:rPr>
               <w:rStyle w:val="Hyperlink"/>
@@ -1614,7 +1614,7 @@
           <w:sz w:val="24"/>
           <w:u w:val="single"/>
         </w:rPr>
-        <w:hyperlink r:id="rId13" w:history="1">
+        <w:hyperlink r:id="rId12" w:history="1">
           <w:r>
             <w:rPr>
               <w:rStyle w:val="Hyperlink"/>
@@ -1659,7 +1659,61 @@
           <w:color w:val="000000"/>
           <w:sz w:val="24"/>
         </w:rPr>
-        <w:t xml:space="preserve">Archief van Indonesië. De inventaris kan je via de website </w:t>
+        <w:t xml:space="preserve">Archief van Indonesië. De inventaris kan je </w:t>
+      </w:r>
+      <w:r>
+        <w:rPr>
+          <w:u w:val="single" w:color="0000ff"/>
+          <w:rFonts w:ascii="Charis SIL Regular" w:hAnsi="Charis SIL Regular" w:eastAsia="Charis SIL Regular"/>
+          <w:b w:val="0"/>
+          <w:i w:val="0"/>
+          <w:color w:val="000000"/>
+          <w:sz w:val="24"/>
+        </w:rPr>
+        <w:hyperlink r:id="rId13" w:history="1">
+          <w:r>
+            <w:rPr>
+              <w:rStyle w:val="Hyperlink"/>
+            </w:rPr>
+            <w:t>via d</w:t>
+          </w:r>
+        </w:hyperlink>
+      </w:r>
+      <w:r>
+        <w:rPr>
+          <w:u w:val="single" w:color="0000ff"/>
+          <w:rFonts w:ascii="Charis SIL Regular" w:hAnsi="Charis SIL Regular" w:eastAsia="Charis SIL Regular"/>
+          <w:b w:val="0"/>
+          <w:i w:val="0"/>
+          <w:color w:val="000000"/>
+          <w:sz w:val="24"/>
+        </w:rPr>
+        <w:hyperlink r:id="rId13" w:history="1">
+          <w:r>
+            <w:rPr>
+              <w:rStyle w:val="Hyperlink"/>
+            </w:rPr>
+            <w:t>e</w:t>
+          </w:r>
+        </w:hyperlink>
+      </w:r>
+      <w:r>
+        <w:rPr>
+          <w:u w:val="single" w:color="0000ff"/>
+          <w:rFonts w:ascii="Charis SIL Regular" w:hAnsi="Charis SIL Regular" w:eastAsia="Charis SIL Regular"/>
+          <w:b w:val="0"/>
+          <w:i w:val="0"/>
+          <w:color w:val="000000"/>
+          <w:sz w:val="24"/>
+        </w:rPr>
+        <w:hyperlink r:id="rId13" w:history="1">
+          <w:r>
+            <w:rPr>
+              <w:rStyle w:val="Hyperlink"/>
+            </w:rPr>
+            <w:t xml:space="preserve"> website </w:t>
+          </w:r>
+        </w:hyperlink>
       </w:r>
       <w:r>
         <w:rPr>

--- a/EXPORTS/DOCX/published/niveau3/Dutch/BGKW.docx
+++ b/EXPORTS/DOCX/published/niveau3/Dutch/BGKW.docx
@@ -733,7 +733,25 @@
           <w:color w:val="000000"/>
           <w:sz w:val="24"/>
         </w:rPr>
-        <w:t>. Rond dezelfde tijd werd er via een gouvernementsbesl</w:t>
+        <w:t>. Rond dezelfde tijd werd er via een gouvernem</w:t>
+      </w:r>
+      <w:r>
+        <w:rPr>
+          <w:u w:val="single" w:color="0000ff"/>
+          <w:rFonts w:ascii="Charis SIL Regular" w:hAnsi="Charis SIL Regular" w:eastAsia="Charis SIL Regular"/>
+          <w:b w:val="0"/>
+          <w:i w:val="0"/>
+          <w:color w:val="000000"/>
+          <w:sz w:val="24"/>
+        </w:rPr>
+        <w:hyperlink r:id="rId10" w:history="1">
+          <w:r>
+            <w:rPr>
+              <w:rStyle w:val="Hyperlink"/>
+            </w:rPr>
+            <w:t>entsbesl</w:t>
+          </w:r>
+        </w:hyperlink>
       </w:r>
       <w:r>
         <w:rPr>
@@ -1567,7 +1585,7 @@
           <w:sz w:val="24"/>
           <w:u w:val="single"/>
         </w:rPr>
-        <w:hyperlink r:id="rId12" w:history="1">
+        <w:hyperlink r:id="rId13" w:history="1">
           <w:r>
             <w:rPr>
               <w:rStyle w:val="Hyperlink"/>
@@ -1585,7 +1603,7 @@
           <w:sz w:val="24"/>
           <w:u w:val="single"/>
         </w:rPr>
-        <w:hyperlink r:id="rId12" w:history="1">
+        <w:hyperlink r:id="rId13" w:history="1">
           <w:r>
             <w:rPr>
               <w:rStyle w:val="Hyperlink"/>
@@ -1603,7 +1621,7 @@
           <w:sz w:val="24"/>
           <w:u w:val="single"/>
         </w:rPr>
-        <w:hyperlink r:id="rId12" w:history="1">
+        <w:hyperlink r:id="rId13" w:history="1">
           <w:r>
             <w:rPr>
               <w:rStyle w:val="Hyperlink"/>

--- a/EXPORTS/DOCX/published/niveau3/Dutch/BGKW.docx
+++ b/EXPORTS/DOCX/published/niveau3/Dutch/BGKW.docx
@@ -798,50 +798,7 @@
           <w:color w:val="000000"/>
           <w:sz w:val="24"/>
         </w:rPr>
-        <w:hyperlink r:id="rId10" w:history="1">
-          <w:r>
-            <w:rPr>
-              <w:rStyle w:val="Hyperlink"/>
-            </w:rPr>
-            <w:t xml:space="preserve">epaald dat </w:t>
-          </w:r>
-        </w:hyperlink>
-      </w:r>
-      <w:r>
-        <w:rPr>
-          <w:u w:val="single" w:color="0000ff"/>
-          <w:rFonts w:ascii="Charis SIL Regular" w:hAnsi="Charis SIL Regular" w:eastAsia="Charis SIL Regular"/>
-          <w:b w:val="0"/>
-          <w:i w:val="0"/>
-          <w:color w:val="000000"/>
-          <w:sz w:val="24"/>
-        </w:rPr>
-        <w:hyperlink r:id="rId10" w:history="1">
-          <w:r>
-            <w:rPr>
-              <w:rStyle w:val="Hyperlink"/>
-            </w:rPr>
-            <w:t>o</w:t>
-          </w:r>
-        </w:hyperlink>
-      </w:r>
-      <w:r>
-        <w:rPr>
-          <w:u w:val="single" w:color="0000ff"/>
-          <w:rFonts w:ascii="Charis SIL Regular" w:hAnsi="Charis SIL Regular" w:eastAsia="Charis SIL Regular"/>
-          <w:b w:val="0"/>
-          <w:i w:val="0"/>
-          <w:color w:val="000000"/>
-          <w:sz w:val="24"/>
-        </w:rPr>
-        <w:hyperlink r:id="rId10" w:history="1">
-          <w:r>
-            <w:rPr>
-              <w:rStyle w:val="Hyperlink"/>
-            </w:rPr>
-            <w:t xml:space="preserve">bjecten </w:t>
-          </w:r>
-        </w:hyperlink>
+        <w:t xml:space="preserve">epaald dat objecten </w:t>
       </w:r>
       <w:r>
         <w:rPr>
@@ -1509,7 +1466,7 @@
           <w:sz w:val="24"/>
           <w:u w:val="single"/>
         </w:rPr>
-        <w:hyperlink r:id="rId12" w:history="1">
+        <w:hyperlink r:id="rId13" w:history="1">
           <w:r>
             <w:rPr>
               <w:rStyle w:val="Hyperlink"/>
@@ -1538,7 +1495,7 @@
           <w:sz w:val="24"/>
           <w:u w:val="single"/>
         </w:rPr>
-        <w:hyperlink r:id="rId12" w:history="1">
+        <w:hyperlink r:id="rId13" w:history="1">
           <w:r>
             <w:rPr>
               <w:rStyle w:val="Hyperlink"/>
@@ -1556,7 +1513,7 @@
           <w:sz w:val="24"/>
           <w:u w:val="single"/>
         </w:rPr>
-        <w:hyperlink r:id="rId12" w:history="1">
+        <w:hyperlink r:id="rId13" w:history="1">
           <w:r>
             <w:rPr>
               <w:rStyle w:val="Hyperlink"/>
@@ -1603,7 +1560,7 @@
           <w:sz w:val="24"/>
           <w:u w:val="single"/>
         </w:rPr>
-        <w:hyperlink r:id="rId13" w:history="1">
+        <w:hyperlink r:id="rId12" w:history="1">
           <w:r>
             <w:rPr>
               <w:rStyle w:val="Hyperlink"/>
@@ -1621,7 +1578,7 @@
           <w:sz w:val="24"/>
           <w:u w:val="single"/>
         </w:rPr>
-        <w:hyperlink r:id="rId13" w:history="1">
+        <w:hyperlink r:id="rId12" w:history="1">
           <w:r>
             <w:rPr>
               <w:rStyle w:val="Hyperlink"/>
@@ -3195,7 +3152,7 @@
         <w:autoSpaceDN w:val="0"/>
         <w:autoSpaceDE w:val="0"/>
         <w:widowControl/>
-        <w:spacing w:line="538" w:lineRule="exact" w:before="478" w:after="0"/>
+        <w:spacing w:line="538" w:lineRule="exact" w:before="458" w:after="0"/>
         <w:ind w:left="0" w:right="0" w:firstLine="0"/>
         <w:jc w:val="left"/>
       </w:pPr>

--- a/EXPORTS/DOCX/published/niveau3/Dutch/BGKW.docx
+++ b/EXPORTS/DOCX/published/niveau3/Dutch/BGKW.docx
@@ -798,7 +798,50 @@
           <w:color w:val="000000"/>
           <w:sz w:val="24"/>
         </w:rPr>
-        <w:t xml:space="preserve">epaald dat objecten </w:t>
+        <w:hyperlink r:id="rId10" w:history="1">
+          <w:r>
+            <w:rPr>
+              <w:rStyle w:val="Hyperlink"/>
+            </w:rPr>
+            <w:t xml:space="preserve">epaald dat </w:t>
+          </w:r>
+        </w:hyperlink>
+      </w:r>
+      <w:r>
+        <w:rPr>
+          <w:u w:val="single" w:color="0000ff"/>
+          <w:rFonts w:ascii="Charis SIL Regular" w:hAnsi="Charis SIL Regular" w:eastAsia="Charis SIL Regular"/>
+          <w:b w:val="0"/>
+          <w:i w:val="0"/>
+          <w:color w:val="000000"/>
+          <w:sz w:val="24"/>
+        </w:rPr>
+        <w:hyperlink r:id="rId10" w:history="1">
+          <w:r>
+            <w:rPr>
+              <w:rStyle w:val="Hyperlink"/>
+            </w:rPr>
+            <w:t>o</w:t>
+          </w:r>
+        </w:hyperlink>
+      </w:r>
+      <w:r>
+        <w:rPr>
+          <w:u w:val="single" w:color="0000ff"/>
+          <w:rFonts w:ascii="Charis SIL Regular" w:hAnsi="Charis SIL Regular" w:eastAsia="Charis SIL Regular"/>
+          <w:b w:val="0"/>
+          <w:i w:val="0"/>
+          <w:color w:val="000000"/>
+          <w:sz w:val="24"/>
+        </w:rPr>
+        <w:hyperlink r:id="rId10" w:history="1">
+          <w:r>
+            <w:rPr>
+              <w:rStyle w:val="Hyperlink"/>
+            </w:rPr>
+            <w:t xml:space="preserve">bjecten </w:t>
+          </w:r>
+        </w:hyperlink>
       </w:r>
       <w:r>
         <w:rPr>
@@ -1513,7 +1556,7 @@
           <w:sz w:val="24"/>
           <w:u w:val="single"/>
         </w:rPr>
-        <w:hyperlink r:id="rId13" w:history="1">
+        <w:hyperlink r:id="rId12" w:history="1">
           <w:r>
             <w:rPr>
               <w:rStyle w:val="Hyperlink"/>
@@ -1542,7 +1585,7 @@
           <w:sz w:val="24"/>
           <w:u w:val="single"/>
         </w:rPr>
-        <w:hyperlink r:id="rId13" w:history="1">
+        <w:hyperlink r:id="rId12" w:history="1">
           <w:r>
             <w:rPr>
               <w:rStyle w:val="Hyperlink"/>

--- a/EXPORTS/DOCX/published/niveau3/Dutch/BGKW.docx
+++ b/EXPORTS/DOCX/published/niveau3/Dutch/BGKW.docx
@@ -1556,7 +1556,7 @@
           <w:sz w:val="24"/>
           <w:u w:val="single"/>
         </w:rPr>
-        <w:hyperlink r:id="rId12" w:history="1">
+        <w:hyperlink r:id="rId13" w:history="1">
           <w:r>
             <w:rPr>
               <w:rStyle w:val="Hyperlink"/>
@@ -1585,7 +1585,7 @@
           <w:sz w:val="24"/>
           <w:u w:val="single"/>
         </w:rPr>
-        <w:hyperlink r:id="rId12" w:history="1">
+        <w:hyperlink r:id="rId13" w:history="1">
           <w:r>
             <w:rPr>
               <w:rStyle w:val="Hyperlink"/>
@@ -1603,7 +1603,7 @@
           <w:sz w:val="24"/>
           <w:u w:val="single"/>
         </w:rPr>
-        <w:hyperlink r:id="rId12" w:history="1">
+        <w:hyperlink r:id="rId13" w:history="1">
           <w:r>
             <w:rPr>
               <w:rStyle w:val="Hyperlink"/>

--- a/EXPORTS/DOCX/published/niveau3/Dutch/BGKW.docx
+++ b/EXPORTS/DOCX/published/niveau3/Dutch/BGKW.docx
@@ -834,14 +834,7 @@
           <w:color w:val="000000"/>
           <w:sz w:val="24"/>
         </w:rPr>
-        <w:hyperlink r:id="rId10" w:history="1">
-          <w:r>
-            <w:rPr>
-              <w:rStyle w:val="Hyperlink"/>
-            </w:rPr>
-            <w:t xml:space="preserve">bjecten </w:t>
-          </w:r>
-        </w:hyperlink>
+        <w:t xml:space="preserve">bjecten </w:t>
       </w:r>
       <w:r>
         <w:rPr>
@@ -1621,7 +1614,7 @@
           <w:sz w:val="24"/>
           <w:u w:val="single"/>
         </w:rPr>
-        <w:hyperlink r:id="rId12" w:history="1">
+        <w:hyperlink r:id="rId13" w:history="1">
           <w:r>
             <w:rPr>
               <w:rStyle w:val="Hyperlink"/>
@@ -1666,61 +1659,7 @@
           <w:color w:val="000000"/>
           <w:sz w:val="24"/>
         </w:rPr>
-        <w:t xml:space="preserve">Archief van Indonesië. De inventaris kan je </w:t>
-      </w:r>
-      <w:r>
-        <w:rPr>
-          <w:u w:val="single" w:color="0000ff"/>
-          <w:rFonts w:ascii="Charis SIL Regular" w:hAnsi="Charis SIL Regular" w:eastAsia="Charis SIL Regular"/>
-          <w:b w:val="0"/>
-          <w:i w:val="0"/>
-          <w:color w:val="000000"/>
-          <w:sz w:val="24"/>
-        </w:rPr>
-        <w:hyperlink r:id="rId13" w:history="1">
-          <w:r>
-            <w:rPr>
-              <w:rStyle w:val="Hyperlink"/>
-            </w:rPr>
-            <w:t>via d</w:t>
-          </w:r>
-        </w:hyperlink>
-      </w:r>
-      <w:r>
-        <w:rPr>
-          <w:u w:val="single" w:color="0000ff"/>
-          <w:rFonts w:ascii="Charis SIL Regular" w:hAnsi="Charis SIL Regular" w:eastAsia="Charis SIL Regular"/>
-          <w:b w:val="0"/>
-          <w:i w:val="0"/>
-          <w:color w:val="000000"/>
-          <w:sz w:val="24"/>
-        </w:rPr>
-        <w:hyperlink r:id="rId13" w:history="1">
-          <w:r>
-            <w:rPr>
-              <w:rStyle w:val="Hyperlink"/>
-            </w:rPr>
-            <w:t>e</w:t>
-          </w:r>
-        </w:hyperlink>
-      </w:r>
-      <w:r>
-        <w:rPr>
-          <w:u w:val="single" w:color="0000ff"/>
-          <w:rFonts w:ascii="Charis SIL Regular" w:hAnsi="Charis SIL Regular" w:eastAsia="Charis SIL Regular"/>
-          <w:b w:val="0"/>
-          <w:i w:val="0"/>
-          <w:color w:val="000000"/>
-          <w:sz w:val="24"/>
-        </w:rPr>
-        <w:hyperlink r:id="rId13" w:history="1">
-          <w:r>
-            <w:rPr>
-              <w:rStyle w:val="Hyperlink"/>
-            </w:rPr>
-            <w:t xml:space="preserve"> website </w:t>
-          </w:r>
-        </w:hyperlink>
+        <w:t xml:space="preserve">Archief van Indonesië. De inventaris kan je via de website </w:t>
       </w:r>
       <w:r>
         <w:rPr>

--- a/EXPORTS/DOCX/published/niveau3/Dutch/BGKW.docx
+++ b/EXPORTS/DOCX/published/niveau3/Dutch/BGKW.docx
@@ -733,25 +733,7 @@
           <w:color w:val="000000"/>
           <w:sz w:val="24"/>
         </w:rPr>
-        <w:t>. Rond dezelfde tijd werd er via een gouvernem</w:t>
-      </w:r>
-      <w:r>
-        <w:rPr>
-          <w:u w:val="single" w:color="0000ff"/>
-          <w:rFonts w:ascii="Charis SIL Regular" w:hAnsi="Charis SIL Regular" w:eastAsia="Charis SIL Regular"/>
-          <w:b w:val="0"/>
-          <w:i w:val="0"/>
-          <w:color w:val="000000"/>
-          <w:sz w:val="24"/>
-        </w:rPr>
-        <w:hyperlink r:id="rId10" w:history="1">
-          <w:r>
-            <w:rPr>
-              <w:rStyle w:val="Hyperlink"/>
-            </w:rPr>
-            <w:t>entsbesl</w:t>
-          </w:r>
-        </w:hyperlink>
+        <w:t>. Rond dezelfde tijd werd er via een gouvernementsbesl</w:t>
       </w:r>
       <w:r>
         <w:rPr>
@@ -834,7 +816,14 @@
           <w:color w:val="000000"/>
           <w:sz w:val="24"/>
         </w:rPr>
-        <w:t xml:space="preserve">bjecten </w:t>
+        <w:hyperlink r:id="rId10" w:history="1">
+          <w:r>
+            <w:rPr>
+              <w:rStyle w:val="Hyperlink"/>
+            </w:rPr>
+            <w:t xml:space="preserve">bjecten </w:t>
+          </w:r>
+        </w:hyperlink>
       </w:r>
       <w:r>
         <w:rPr>
@@ -1659,7 +1648,61 @@
           <w:color w:val="000000"/>
           <w:sz w:val="24"/>
         </w:rPr>
-        <w:t xml:space="preserve">Archief van Indonesië. De inventaris kan je via de website </w:t>
+        <w:t xml:space="preserve">Archief van Indonesië. De inventaris kan je </w:t>
+      </w:r>
+      <w:r>
+        <w:rPr>
+          <w:u w:val="single" w:color="0000ff"/>
+          <w:rFonts w:ascii="Charis SIL Regular" w:hAnsi="Charis SIL Regular" w:eastAsia="Charis SIL Regular"/>
+          <w:b w:val="0"/>
+          <w:i w:val="0"/>
+          <w:color w:val="000000"/>
+          <w:sz w:val="24"/>
+        </w:rPr>
+        <w:hyperlink r:id="rId13" w:history="1">
+          <w:r>
+            <w:rPr>
+              <w:rStyle w:val="Hyperlink"/>
+            </w:rPr>
+            <w:t>via d</w:t>
+          </w:r>
+        </w:hyperlink>
+      </w:r>
+      <w:r>
+        <w:rPr>
+          <w:u w:val="single" w:color="0000ff"/>
+          <w:rFonts w:ascii="Charis SIL Regular" w:hAnsi="Charis SIL Regular" w:eastAsia="Charis SIL Regular"/>
+          <w:b w:val="0"/>
+          <w:i w:val="0"/>
+          <w:color w:val="000000"/>
+          <w:sz w:val="24"/>
+        </w:rPr>
+        <w:hyperlink r:id="rId13" w:history="1">
+          <w:r>
+            <w:rPr>
+              <w:rStyle w:val="Hyperlink"/>
+            </w:rPr>
+            <w:t>e</w:t>
+          </w:r>
+        </w:hyperlink>
+      </w:r>
+      <w:r>
+        <w:rPr>
+          <w:u w:val="single" w:color="0000ff"/>
+          <w:rFonts w:ascii="Charis SIL Regular" w:hAnsi="Charis SIL Regular" w:eastAsia="Charis SIL Regular"/>
+          <w:b w:val="0"/>
+          <w:i w:val="0"/>
+          <w:color w:val="000000"/>
+          <w:sz w:val="24"/>
+        </w:rPr>
+        <w:hyperlink r:id="rId13" w:history="1">
+          <w:r>
+            <w:rPr>
+              <w:rStyle w:val="Hyperlink"/>
+            </w:rPr>
+            <w:t xml:space="preserve"> website </w:t>
+          </w:r>
+        </w:hyperlink>
       </w:r>
       <w:r>
         <w:rPr>

--- a/EXPORTS/DOCX/published/niveau3/Dutch/BGKW.docx
+++ b/EXPORTS/DOCX/published/niveau3/Dutch/BGKW.docx
@@ -733,7 +733,7 @@
           <w:color w:val="000000"/>
           <w:sz w:val="24"/>
         </w:rPr>
-        <w:t>. Rond dezelfde tijd werd er via een gouvernementsbesl</w:t>
+        <w:t>. Rond dezelfde tijd werd er via een gouvernem</w:t>
       </w:r>
       <w:r>
         <w:rPr>
@@ -744,86 +744,7 @@
           <w:color w:val="000000"/>
           <w:sz w:val="24"/>
         </w:rPr>
-        <w:hyperlink r:id="rId10" w:history="1">
-          <w:r>
-            <w:rPr>
-              <w:rStyle w:val="Hyperlink"/>
-            </w:rPr>
-            <w:t xml:space="preserve">uit </w:t>
-          </w:r>
-        </w:hyperlink>
-      </w:r>
-      <w:r>
-        <w:rPr>
-          <w:u w:val="single" w:color="0000ff"/>
-          <w:rFonts w:ascii="Charis SIL Regular" w:hAnsi="Charis SIL Regular" w:eastAsia="Charis SIL Regular"/>
-          <w:b w:val="0"/>
-          <w:i w:val="0"/>
-          <w:color w:val="000000"/>
-          <w:sz w:val="24"/>
-        </w:rPr>
-        <w:hyperlink r:id="rId10" w:history="1">
-          <w:r>
-            <w:rPr>
-              <w:rStyle w:val="Hyperlink"/>
-            </w:rPr>
-            <w:t>b</w:t>
-          </w:r>
-        </w:hyperlink>
-      </w:r>
-      <w:r>
-        <w:rPr>
-          <w:u w:val="single" w:color="0000ff"/>
-          <w:rFonts w:ascii="Charis SIL Regular" w:hAnsi="Charis SIL Regular" w:eastAsia="Charis SIL Regular"/>
-          <w:b w:val="0"/>
-          <w:i w:val="0"/>
-          <w:color w:val="000000"/>
-          <w:sz w:val="24"/>
-        </w:rPr>
-        <w:hyperlink r:id="rId10" w:history="1">
-          <w:r>
-            <w:rPr>
-              <w:rStyle w:val="Hyperlink"/>
-            </w:rPr>
-            <w:t xml:space="preserve">epaald dat </w:t>
-          </w:r>
-        </w:hyperlink>
-      </w:r>
-      <w:r>
-        <w:rPr>
-          <w:u w:val="single" w:color="0000ff"/>
-          <w:rFonts w:ascii="Charis SIL Regular" w:hAnsi="Charis SIL Regular" w:eastAsia="Charis SIL Regular"/>
-          <w:b w:val="0"/>
-          <w:i w:val="0"/>
-          <w:color w:val="000000"/>
-          <w:sz w:val="24"/>
-        </w:rPr>
-        <w:hyperlink r:id="rId10" w:history="1">
-          <w:r>
-            <w:rPr>
-              <w:rStyle w:val="Hyperlink"/>
-            </w:rPr>
-            <w:t>o</w:t>
-          </w:r>
-        </w:hyperlink>
-      </w:r>
-      <w:r>
-        <w:rPr>
-          <w:u w:val="single" w:color="0000ff"/>
-          <w:rFonts w:ascii="Charis SIL Regular" w:hAnsi="Charis SIL Regular" w:eastAsia="Charis SIL Regular"/>
-          <w:b w:val="0"/>
-          <w:i w:val="0"/>
-          <w:color w:val="000000"/>
-          <w:sz w:val="24"/>
-        </w:rPr>
-        <w:hyperlink r:id="rId10" w:history="1">
-          <w:r>
-            <w:rPr>
-              <w:rStyle w:val="Hyperlink"/>
-            </w:rPr>
-            <w:t xml:space="preserve">bjecten </w:t>
-          </w:r>
-        </w:hyperlink>
+        <w:t xml:space="preserve">entsbesluit bepaald dat objecten </w:t>
       </w:r>
       <w:r>
         <w:rPr>
@@ -1585,7 +1506,7 @@
           <w:sz w:val="24"/>
           <w:u w:val="single"/>
         </w:rPr>
-        <w:hyperlink r:id="rId13" w:history="1">
+        <w:hyperlink r:id="rId12" w:history="1">
           <w:r>
             <w:rPr>
               <w:rStyle w:val="Hyperlink"/>
@@ -1603,7 +1524,7 @@
           <w:sz w:val="24"/>
           <w:u w:val="single"/>
         </w:rPr>
-        <w:hyperlink r:id="rId13" w:history="1">
+        <w:hyperlink r:id="rId12" w:history="1">
           <w:r>
             <w:rPr>
               <w:rStyle w:val="Hyperlink"/>

--- a/EXPORTS/DOCX/published/niveau3/Dutch/BGKW.docx
+++ b/EXPORTS/DOCX/published/niveau3/Dutch/BGKW.docx
@@ -744,7 +744,61 @@
           <w:color w:val="000000"/>
           <w:sz w:val="24"/>
         </w:rPr>
-        <w:t xml:space="preserve">entsbesluit bepaald dat objecten </w:t>
+        <w:hyperlink r:id="rId10" w:history="1">
+          <w:r>
+            <w:rPr>
+              <w:rStyle w:val="Hyperlink"/>
+            </w:rPr>
+            <w:t>entsbesl</w:t>
+          </w:r>
+        </w:hyperlink>
+      </w:r>
+      <w:r>
+        <w:rPr>
+          <w:u w:val="single" w:color="0000ff"/>
+          <w:rFonts w:ascii="Charis SIL Regular" w:hAnsi="Charis SIL Regular" w:eastAsia="Charis SIL Regular"/>
+          <w:b w:val="0"/>
+          <w:i w:val="0"/>
+          <w:color w:val="000000"/>
+          <w:sz w:val="24"/>
+        </w:rPr>
+        <w:hyperlink r:id="rId10" w:history="1">
+          <w:r>
+            <w:rPr>
+              <w:rStyle w:val="Hyperlink"/>
+            </w:rPr>
+            <w:t xml:space="preserve">uit </w:t>
+          </w:r>
+        </w:hyperlink>
+      </w:r>
+      <w:r>
+        <w:rPr>
+          <w:u w:val="single" w:color="0000ff"/>
+          <w:rFonts w:ascii="Charis SIL Regular" w:hAnsi="Charis SIL Regular" w:eastAsia="Charis SIL Regular"/>
+          <w:b w:val="0"/>
+          <w:i w:val="0"/>
+          <w:color w:val="000000"/>
+          <w:sz w:val="24"/>
+        </w:rPr>
+        <w:hyperlink r:id="rId10" w:history="1">
+          <w:r>
+            <w:rPr>
+              <w:rStyle w:val="Hyperlink"/>
+            </w:rPr>
+            <w:t>b</w:t>
+          </w:r>
+        </w:hyperlink>
+      </w:r>
+      <w:r>
+        <w:rPr>
+          <w:u w:val="single" w:color="0000ff"/>
+          <w:rFonts w:ascii="Charis SIL Regular" w:hAnsi="Charis SIL Regular" w:eastAsia="Charis SIL Regular"/>
+          <w:b w:val="0"/>
+          <w:i w:val="0"/>
+          <w:color w:val="000000"/>
+          <w:sz w:val="24"/>
+        </w:rPr>
+        <w:t xml:space="preserve">epaald dat objecten </w:t>
       </w:r>
       <w:r>
         <w:rPr>
@@ -1506,7 +1560,7 @@
           <w:sz w:val="24"/>
           <w:u w:val="single"/>
         </w:rPr>
-        <w:hyperlink r:id="rId12" w:history="1">
+        <w:hyperlink r:id="rId13" w:history="1">
           <w:r>
             <w:rPr>
               <w:rStyle w:val="Hyperlink"/>
@@ -1524,7 +1578,7 @@
           <w:sz w:val="24"/>
           <w:u w:val="single"/>
         </w:rPr>
-        <w:hyperlink r:id="rId12" w:history="1">
+        <w:hyperlink r:id="rId13" w:history="1">
           <w:r>
             <w:rPr>
               <w:rStyle w:val="Hyperlink"/>

--- a/EXPORTS/DOCX/published/niveau3/Dutch/BGKW.docx
+++ b/EXPORTS/DOCX/published/niveau3/Dutch/BGKW.docx
@@ -1466,7 +1466,7 @@
           <w:sz w:val="24"/>
           <w:u w:val="single"/>
         </w:rPr>
-        <w:hyperlink r:id="rId13" w:history="1">
+        <w:hyperlink r:id="rId12" w:history="1">
           <w:r>
             <w:rPr>
               <w:rStyle w:val="Hyperlink"/>
@@ -1495,7 +1495,7 @@
           <w:sz w:val="24"/>
           <w:u w:val="single"/>
         </w:rPr>
-        <w:hyperlink r:id="rId13" w:history="1">
+        <w:hyperlink r:id="rId12" w:history="1">
           <w:r>
             <w:rPr>
               <w:rStyle w:val="Hyperlink"/>
@@ -1513,7 +1513,7 @@
           <w:sz w:val="24"/>
           <w:u w:val="single"/>
         </w:rPr>
-        <w:hyperlink r:id="rId13" w:history="1">
+        <w:hyperlink r:id="rId12" w:history="1">
           <w:r>
             <w:rPr>
               <w:rStyle w:val="Hyperlink"/>
@@ -1542,7 +1542,7 @@
           <w:sz w:val="24"/>
           <w:u w:val="single"/>
         </w:rPr>
-        <w:hyperlink r:id="rId13" w:history="1">
+        <w:hyperlink r:id="rId12" w:history="1">
           <w:r>
             <w:rPr>
               <w:rStyle w:val="Hyperlink"/>
@@ -1560,7 +1560,7 @@
           <w:sz w:val="24"/>
           <w:u w:val="single"/>
         </w:rPr>
-        <w:hyperlink r:id="rId13" w:history="1">
+        <w:hyperlink r:id="rId12" w:history="1">
           <w:r>
             <w:rPr>
               <w:rStyle w:val="Hyperlink"/>
@@ -1578,7 +1578,7 @@
           <w:sz w:val="24"/>
           <w:u w:val="single"/>
         </w:rPr>
-        <w:hyperlink r:id="rId13" w:history="1">
+        <w:hyperlink r:id="rId12" w:history="1">
           <w:r>
             <w:rPr>
               <w:rStyle w:val="Hyperlink"/>

--- a/EXPORTS/DOCX/published/niveau3/Dutch/BGKW.docx
+++ b/EXPORTS/DOCX/published/niveau3/Dutch/BGKW.docx
@@ -733,72 +733,7 @@
           <w:color w:val="000000"/>
           <w:sz w:val="24"/>
         </w:rPr>
-        <w:t>. Rond dezelfde tijd werd er via een gouvernem</w:t>
-      </w:r>
-      <w:r>
-        <w:rPr>
-          <w:u w:val="single" w:color="0000ff"/>
-          <w:rFonts w:ascii="Charis SIL Regular" w:hAnsi="Charis SIL Regular" w:eastAsia="Charis SIL Regular"/>
-          <w:b w:val="0"/>
-          <w:i w:val="0"/>
-          <w:color w:val="000000"/>
-          <w:sz w:val="24"/>
-        </w:rPr>
-        <w:hyperlink r:id="rId10" w:history="1">
-          <w:r>
-            <w:rPr>
-              <w:rStyle w:val="Hyperlink"/>
-            </w:rPr>
-            <w:t>entsbesl</w:t>
-          </w:r>
-        </w:hyperlink>
-      </w:r>
-      <w:r>
-        <w:rPr>
-          <w:u w:val="single" w:color="0000ff"/>
-          <w:rFonts w:ascii="Charis SIL Regular" w:hAnsi="Charis SIL Regular" w:eastAsia="Charis SIL Regular"/>
-          <w:b w:val="0"/>
-          <w:i w:val="0"/>
-          <w:color w:val="000000"/>
-          <w:sz w:val="24"/>
-        </w:rPr>
-        <w:hyperlink r:id="rId10" w:history="1">
-          <w:r>
-            <w:rPr>
-              <w:rStyle w:val="Hyperlink"/>
-            </w:rPr>
-            <w:t xml:space="preserve">uit </w:t>
-          </w:r>
-        </w:hyperlink>
-      </w:r>
-      <w:r>
-        <w:rPr>
-          <w:u w:val="single" w:color="0000ff"/>
-          <w:rFonts w:ascii="Charis SIL Regular" w:hAnsi="Charis SIL Regular" w:eastAsia="Charis SIL Regular"/>
-          <w:b w:val="0"/>
-          <w:i w:val="0"/>
-          <w:color w:val="000000"/>
-          <w:sz w:val="24"/>
-        </w:rPr>
-        <w:hyperlink r:id="rId10" w:history="1">
-          <w:r>
-            <w:rPr>
-              <w:rStyle w:val="Hyperlink"/>
-            </w:rPr>
-            <w:t>b</w:t>
-          </w:r>
-        </w:hyperlink>
-      </w:r>
-      <w:r>
-        <w:rPr>
-          <w:u w:val="single" w:color="0000ff"/>
-          <w:rFonts w:ascii="Charis SIL Regular" w:hAnsi="Charis SIL Regular" w:eastAsia="Charis SIL Regular"/>
-          <w:b w:val="0"/>
-          <w:i w:val="0"/>
-          <w:color w:val="000000"/>
-          <w:sz w:val="24"/>
-        </w:rPr>
-        <w:t xml:space="preserve">epaald dat objecten </w:t>
+        <w:t xml:space="preserve">. Rond dezelfde tijd werd er via een gouvernementsbesluit bepaald dat objecten </w:t>
       </w:r>
       <w:r>
         <w:rPr>

--- a/EXPORTS/DOCX/published/niveau3/Dutch/BGKW.docx
+++ b/EXPORTS/DOCX/published/niveau3/Dutch/BGKW.docx
@@ -733,7 +733,115 @@
           <w:color w:val="000000"/>
           <w:sz w:val="24"/>
         </w:rPr>
-        <w:t xml:space="preserve">. Rond dezelfde tijd werd er via een gouvernementsbesluit bepaald dat objecten </w:t>
+        <w:t>. Rond dezelfde tijd werd er via een gouvernem</w:t>
+      </w:r>
+      <w:r>
+        <w:rPr>
+          <w:u w:val="single" w:color="0000ff"/>
+          <w:rFonts w:ascii="Charis SIL Regular" w:hAnsi="Charis SIL Regular" w:eastAsia="Charis SIL Regular"/>
+          <w:b w:val="0"/>
+          <w:i w:val="0"/>
+          <w:color w:val="000000"/>
+          <w:sz w:val="24"/>
+        </w:rPr>
+        <w:hyperlink r:id="rId10" w:history="1">
+          <w:r>
+            <w:rPr>
+              <w:rStyle w:val="Hyperlink"/>
+            </w:rPr>
+            <w:t>entsbesl</w:t>
+          </w:r>
+        </w:hyperlink>
+      </w:r>
+      <w:r>
+        <w:rPr>
+          <w:u w:val="single" w:color="0000ff"/>
+          <w:rFonts w:ascii="Charis SIL Regular" w:hAnsi="Charis SIL Regular" w:eastAsia="Charis SIL Regular"/>
+          <w:b w:val="0"/>
+          <w:i w:val="0"/>
+          <w:color w:val="000000"/>
+          <w:sz w:val="24"/>
+        </w:rPr>
+        <w:hyperlink r:id="rId10" w:history="1">
+          <w:r>
+            <w:rPr>
+              <w:rStyle w:val="Hyperlink"/>
+            </w:rPr>
+            <w:t xml:space="preserve">uit </w:t>
+          </w:r>
+        </w:hyperlink>
+      </w:r>
+      <w:r>
+        <w:rPr>
+          <w:u w:val="single" w:color="0000ff"/>
+          <w:rFonts w:ascii="Charis SIL Regular" w:hAnsi="Charis SIL Regular" w:eastAsia="Charis SIL Regular"/>
+          <w:b w:val="0"/>
+          <w:i w:val="0"/>
+          <w:color w:val="000000"/>
+          <w:sz w:val="24"/>
+        </w:rPr>
+        <w:hyperlink r:id="rId10" w:history="1">
+          <w:r>
+            <w:rPr>
+              <w:rStyle w:val="Hyperlink"/>
+            </w:rPr>
+            <w:t>b</w:t>
+          </w:r>
+        </w:hyperlink>
+      </w:r>
+      <w:r>
+        <w:rPr>
+          <w:u w:val="single" w:color="0000ff"/>
+          <w:rFonts w:ascii="Charis SIL Regular" w:hAnsi="Charis SIL Regular" w:eastAsia="Charis SIL Regular"/>
+          <w:b w:val="0"/>
+          <w:i w:val="0"/>
+          <w:color w:val="000000"/>
+          <w:sz w:val="24"/>
+        </w:rPr>
+        <w:hyperlink r:id="rId10" w:history="1">
+          <w:r>
+            <w:rPr>
+              <w:rStyle w:val="Hyperlink"/>
+            </w:rPr>
+            <w:t xml:space="preserve">epaald dat </w:t>
+          </w:r>
+        </w:hyperlink>
+      </w:r>
+      <w:r>
+        <w:rPr>
+          <w:u w:val="single" w:color="0000ff"/>
+          <w:rFonts w:ascii="Charis SIL Regular" w:hAnsi="Charis SIL Regular" w:eastAsia="Charis SIL Regular"/>
+          <w:b w:val="0"/>
+          <w:i w:val="0"/>
+          <w:color w:val="000000"/>
+          <w:sz w:val="24"/>
+        </w:rPr>
+        <w:hyperlink r:id="rId10" w:history="1">
+          <w:r>
+            <w:rPr>
+              <w:rStyle w:val="Hyperlink"/>
+            </w:rPr>
+            <w:t>o</w:t>
+          </w:r>
+        </w:hyperlink>
+      </w:r>
+      <w:r>
+        <w:rPr>
+          <w:u w:val="single" w:color="0000ff"/>
+          <w:rFonts w:ascii="Charis SIL Regular" w:hAnsi="Charis SIL Regular" w:eastAsia="Charis SIL Regular"/>
+          <w:b w:val="0"/>
+          <w:i w:val="0"/>
+          <w:color w:val="000000"/>
+          <w:sz w:val="24"/>
+        </w:rPr>
+        <w:hyperlink r:id="rId10" w:history="1">
+          <w:r>
+            <w:rPr>
+              <w:rStyle w:val="Hyperlink"/>
+            </w:rPr>
+            <w:t xml:space="preserve">bjecten </w:t>
+          </w:r>
+        </w:hyperlink>
       </w:r>
       <w:r>
         <w:rPr>
@@ -1401,7 +1509,7 @@
           <w:sz w:val="24"/>
           <w:u w:val="single"/>
         </w:rPr>
-        <w:hyperlink r:id="rId12" w:history="1">
+        <w:hyperlink r:id="rId13" w:history="1">
           <w:r>
             <w:rPr>
               <w:rStyle w:val="Hyperlink"/>
@@ -1430,7 +1538,7 @@
           <w:sz w:val="24"/>
           <w:u w:val="single"/>
         </w:rPr>
-        <w:hyperlink r:id="rId12" w:history="1">
+        <w:hyperlink r:id="rId13" w:history="1">
           <w:r>
             <w:rPr>
               <w:rStyle w:val="Hyperlink"/>
@@ -1448,7 +1556,7 @@
           <w:sz w:val="24"/>
           <w:u w:val="single"/>
         </w:rPr>
-        <w:hyperlink r:id="rId12" w:history="1">
+        <w:hyperlink r:id="rId13" w:history="1">
           <w:r>
             <w:rPr>
               <w:rStyle w:val="Hyperlink"/>
@@ -1477,7 +1585,7 @@
           <w:sz w:val="24"/>
           <w:u w:val="single"/>
         </w:rPr>
-        <w:hyperlink r:id="rId12" w:history="1">
+        <w:hyperlink r:id="rId13" w:history="1">
           <w:r>
             <w:rPr>
               <w:rStyle w:val="Hyperlink"/>

--- a/EXPORTS/DOCX/published/niveau3/Dutch/BGKW.docx
+++ b/EXPORTS/DOCX/published/niveau3/Dutch/BGKW.docx
@@ -1509,7 +1509,7 @@
           <w:sz w:val="24"/>
           <w:u w:val="single"/>
         </w:rPr>
-        <w:hyperlink r:id="rId13" w:history="1">
+        <w:hyperlink r:id="rId12" w:history="1">
           <w:r>
             <w:rPr>
               <w:rStyle w:val="Hyperlink"/>
@@ -1603,7 +1603,7 @@
           <w:sz w:val="24"/>
           <w:u w:val="single"/>
         </w:rPr>
-        <w:hyperlink r:id="rId12" w:history="1">
+        <w:hyperlink r:id="rId13" w:history="1">
           <w:r>
             <w:rPr>
               <w:rStyle w:val="Hyperlink"/>
@@ -1621,7 +1621,7 @@
           <w:sz w:val="24"/>
           <w:u w:val="single"/>
         </w:rPr>
-        <w:hyperlink r:id="rId12" w:history="1">
+        <w:hyperlink r:id="rId13" w:history="1">
           <w:r>
             <w:rPr>
               <w:rStyle w:val="Hyperlink"/>
@@ -1666,79 +1666,7 @@
           <w:color w:val="000000"/>
           <w:sz w:val="24"/>
         </w:rPr>
-        <w:t xml:space="preserve">Archief van Indonesië. De inventaris kan je </w:t>
-      </w:r>
-      <w:r>
-        <w:rPr>
-          <w:u w:val="single" w:color="0000ff"/>
-          <w:rFonts w:ascii="Charis SIL Regular" w:hAnsi="Charis SIL Regular" w:eastAsia="Charis SIL Regular"/>
-          <w:b w:val="0"/>
-          <w:i w:val="0"/>
-          <w:color w:val="000000"/>
-          <w:sz w:val="24"/>
-        </w:rPr>
-        <w:hyperlink r:id="rId13" w:history="1">
-          <w:r>
-            <w:rPr>
-              <w:rStyle w:val="Hyperlink"/>
-            </w:rPr>
-            <w:t>via d</w:t>
-          </w:r>
-        </w:hyperlink>
-      </w:r>
-      <w:r>
-        <w:rPr>
-          <w:u w:val="single" w:color="0000ff"/>
-          <w:rFonts w:ascii="Charis SIL Regular" w:hAnsi="Charis SIL Regular" w:eastAsia="Charis SIL Regular"/>
-          <w:b w:val="0"/>
-          <w:i w:val="0"/>
-          <w:color w:val="000000"/>
-          <w:sz w:val="24"/>
-        </w:rPr>
-        <w:hyperlink r:id="rId13" w:history="1">
-          <w:r>
-            <w:rPr>
-              <w:rStyle w:val="Hyperlink"/>
-            </w:rPr>
-            <w:t>e</w:t>
-          </w:r>
-        </w:hyperlink>
-      </w:r>
-      <w:r>
-        <w:rPr>
-          <w:u w:val="single" w:color="0000ff"/>
-          <w:rFonts w:ascii="Charis SIL Regular" w:hAnsi="Charis SIL Regular" w:eastAsia="Charis SIL Regular"/>
-          <w:b w:val="0"/>
-          <w:i w:val="0"/>
-          <w:color w:val="000000"/>
-          <w:sz w:val="24"/>
-        </w:rPr>
-        <w:hyperlink r:id="rId13" w:history="1">
-          <w:r>
-            <w:rPr>
-              <w:rStyle w:val="Hyperlink"/>
-            </w:rPr>
-            <w:t xml:space="preserve"> website </w:t>
-          </w:r>
-        </w:hyperlink>
-      </w:r>
-      <w:r>
-        <w:rPr>
-          <w:u w:val="single" w:color="0000ff"/>
-          <w:rFonts w:ascii="Charis SIL Regular" w:hAnsi="Charis SIL Regular" w:eastAsia="Charis SIL Regular"/>
-          <w:b w:val="0"/>
-          <w:i w:val="0"/>
-          <w:color w:val="000000"/>
-          <w:sz w:val="24"/>
-        </w:rPr>
-        <w:hyperlink r:id="rId13" w:history="1">
-          <w:r>
-            <w:rPr>
-              <w:rStyle w:val="Hyperlink"/>
-            </w:rPr>
-            <w:t>download</w:t>
-          </w:r>
-        </w:hyperlink>
+        <w:t>Archief van Indonesië. De inventaris kan je via de website download</w:t>
       </w:r>
       <w:r>
         <w:rPr>

--- a/EXPORTS/DOCX/published/niveau3/Dutch/BGKW.docx
+++ b/EXPORTS/DOCX/published/niveau3/Dutch/BGKW.docx
@@ -733,25 +733,7 @@
           <w:color w:val="000000"/>
           <w:sz w:val="24"/>
         </w:rPr>
-        <w:t>. Rond dezelfde tijd werd er via een gouvernem</w:t>
-      </w:r>
-      <w:r>
-        <w:rPr>
-          <w:u w:val="single" w:color="0000ff"/>
-          <w:rFonts w:ascii="Charis SIL Regular" w:hAnsi="Charis SIL Regular" w:eastAsia="Charis SIL Regular"/>
-          <w:b w:val="0"/>
-          <w:i w:val="0"/>
-          <w:color w:val="000000"/>
-          <w:sz w:val="24"/>
-        </w:rPr>
-        <w:hyperlink r:id="rId10" w:history="1">
-          <w:r>
-            <w:rPr>
-              <w:rStyle w:val="Hyperlink"/>
-            </w:rPr>
-            <w:t>entsbesl</w:t>
-          </w:r>
-        </w:hyperlink>
+        <w:t>. Rond dezelfde tijd werd er via een gouvernementsbesl</w:t>
       </w:r>
       <w:r>
         <w:rPr>
@@ -1462,43 +1444,7 @@
           <w:sz w:val="24"/>
           <w:u w:val="single"/>
         </w:rPr>
-        <w:hyperlink r:id="rId13" w:history="1">
-          <w:r>
-            <w:rPr>
-              <w:rStyle w:val="Hyperlink"/>
-            </w:rPr>
-            <w:t>Arsip</w:t>
-          </w:r>
-        </w:hyperlink>
-      </w:r>
-      <w:r>
-        <w:rPr>
-          <w:rFonts w:ascii="Charis SIL Regular" w:hAnsi="Charis SIL Regular" w:eastAsia="Charis SIL Regular"/>
-          <w:b w:val="0"/>
-          <w:i w:val="0"/>
-          <w:color w:val="0000FF"/>
-          <w:sz w:val="24"/>
-          <w:u w:val="single"/>
-        </w:rPr>
-        <w:t xml:space="preserve"> </w:t>
-      </w:r>
-      <w:r>
-        <w:rPr>
-          <w:rFonts w:ascii="Charis SIL Regular" w:hAnsi="Charis SIL Regular" w:eastAsia="Charis SIL Regular"/>
-          <w:b w:val="0"/>
-          <w:i w:val="0"/>
-          <w:color w:val="0000FF"/>
-          <w:sz w:val="24"/>
-          <w:u w:val="single"/>
-        </w:rPr>
-        <w:hyperlink r:id="rId13" w:history="1">
-          <w:r>
-            <w:rPr>
-              <w:rStyle w:val="Hyperlink"/>
-            </w:rPr>
-            <w:t>N</w:t>
-          </w:r>
-        </w:hyperlink>
+        <w:t>Arsip N</w:t>
       </w:r>
       <w:r>
         <w:rPr>
@@ -1666,7 +1612,25 @@
           <w:color w:val="000000"/>
           <w:sz w:val="24"/>
         </w:rPr>
-        <w:t>Archief van Indonesië. De inventaris kan je via de website download</w:t>
+        <w:t xml:space="preserve">Archief van Indonesië. De inventaris kan je via de website </w:t>
+      </w:r>
+      <w:r>
+        <w:rPr>
+          <w:u w:val="single" w:color="0000ff"/>
+          <w:rFonts w:ascii="Charis SIL Regular" w:hAnsi="Charis SIL Regular" w:eastAsia="Charis SIL Regular"/>
+          <w:b w:val="0"/>
+          <w:i w:val="0"/>
+          <w:color w:val="000000"/>
+          <w:sz w:val="24"/>
+        </w:rPr>
+        <w:hyperlink r:id="rId13" w:history="1">
+          <w:r>
+            <w:rPr>
+              <w:rStyle w:val="Hyperlink"/>
+            </w:rPr>
+            <w:t>download</w:t>
+          </w:r>
+        </w:hyperlink>
       </w:r>
       <w:r>
         <w:rPr>

--- a/EXPORTS/DOCX/published/niveau3/Dutch/BGKW.docx
+++ b/EXPORTS/DOCX/published/niveau3/Dutch/BGKW.docx
@@ -733,7 +733,18 @@
           <w:color w:val="000000"/>
           <w:sz w:val="24"/>
         </w:rPr>
-        <w:t>. Rond dezelfde tijd werd er via een gouvernementsbesl</w:t>
+        <w:t>. Rond dezelfde tijd werd er via een gouvernem</w:t>
+      </w:r>
+      <w:r>
+        <w:rPr>
+          <w:u w:val="single" w:color="0000ff"/>
+          <w:rFonts w:ascii="Charis SIL Regular" w:hAnsi="Charis SIL Regular" w:eastAsia="Charis SIL Regular"/>
+          <w:b w:val="0"/>
+          <w:i w:val="0"/>
+          <w:color w:val="000000"/>
+          <w:sz w:val="24"/>
+        </w:rPr>
+        <w:t>entsbesl</w:t>
       </w:r>
       <w:r>
         <w:rPr>
@@ -780,50 +791,7 @@
           <w:color w:val="000000"/>
           <w:sz w:val="24"/>
         </w:rPr>
-        <w:hyperlink r:id="rId10" w:history="1">
-          <w:r>
-            <w:rPr>
-              <w:rStyle w:val="Hyperlink"/>
-            </w:rPr>
-            <w:t xml:space="preserve">epaald dat </w:t>
-          </w:r>
-        </w:hyperlink>
-      </w:r>
-      <w:r>
-        <w:rPr>
-          <w:u w:val="single" w:color="0000ff"/>
-          <w:rFonts w:ascii="Charis SIL Regular" w:hAnsi="Charis SIL Regular" w:eastAsia="Charis SIL Regular"/>
-          <w:b w:val="0"/>
-          <w:i w:val="0"/>
-          <w:color w:val="000000"/>
-          <w:sz w:val="24"/>
-        </w:rPr>
-        <w:hyperlink r:id="rId10" w:history="1">
-          <w:r>
-            <w:rPr>
-              <w:rStyle w:val="Hyperlink"/>
-            </w:rPr>
-            <w:t>o</w:t>
-          </w:r>
-        </w:hyperlink>
-      </w:r>
-      <w:r>
-        <w:rPr>
-          <w:u w:val="single" w:color="0000ff"/>
-          <w:rFonts w:ascii="Charis SIL Regular" w:hAnsi="Charis SIL Regular" w:eastAsia="Charis SIL Regular"/>
-          <w:b w:val="0"/>
-          <w:i w:val="0"/>
-          <w:color w:val="000000"/>
-          <w:sz w:val="24"/>
-        </w:rPr>
-        <w:hyperlink r:id="rId10" w:history="1">
-          <w:r>
-            <w:rPr>
-              <w:rStyle w:val="Hyperlink"/>
-            </w:rPr>
-            <w:t xml:space="preserve">bjecten </w:t>
-          </w:r>
-        </w:hyperlink>
+        <w:t xml:space="preserve">epaald dat objecten </w:t>
       </w:r>
       <w:r>
         <w:rPr>
@@ -1444,7 +1412,43 @@
           <w:sz w:val="24"/>
           <w:u w:val="single"/>
         </w:rPr>
-        <w:t>Arsip N</w:t>
+        <w:hyperlink r:id="rId13" w:history="1">
+          <w:r>
+            <w:rPr>
+              <w:rStyle w:val="Hyperlink"/>
+            </w:rPr>
+            <w:t>Arsip</w:t>
+          </w:r>
+        </w:hyperlink>
+      </w:r>
+      <w:r>
+        <w:rPr>
+          <w:rFonts w:ascii="Charis SIL Regular" w:hAnsi="Charis SIL Regular" w:eastAsia="Charis SIL Regular"/>
+          <w:b w:val="0"/>
+          <w:i w:val="0"/>
+          <w:color w:val="0000FF"/>
+          <w:sz w:val="24"/>
+          <w:u w:val="single"/>
+        </w:rPr>
+        <w:t xml:space="preserve"> </w:t>
+      </w:r>
+      <w:r>
+        <w:rPr>
+          <w:rFonts w:ascii="Charis SIL Regular" w:hAnsi="Charis SIL Regular" w:eastAsia="Charis SIL Regular"/>
+          <w:b w:val="0"/>
+          <w:i w:val="0"/>
+          <w:color w:val="0000FF"/>
+          <w:sz w:val="24"/>
+          <w:u w:val="single"/>
+        </w:rPr>
+        <w:hyperlink r:id="rId13" w:history="1">
+          <w:r>
+            <w:rPr>
+              <w:rStyle w:val="Hyperlink"/>
+            </w:rPr>
+            <w:t>N</w:t>
+          </w:r>
+        </w:hyperlink>
       </w:r>
       <w:r>
         <w:rPr>
@@ -1484,7 +1488,7 @@
           <w:sz w:val="24"/>
           <w:u w:val="single"/>
         </w:rPr>
-        <w:hyperlink r:id="rId13" w:history="1">
+        <w:hyperlink r:id="rId12" w:history="1">
           <w:r>
             <w:rPr>
               <w:rStyle w:val="Hyperlink"/>
@@ -1502,7 +1506,7 @@
           <w:sz w:val="24"/>
           <w:u w:val="single"/>
         </w:rPr>
-        <w:hyperlink r:id="rId13" w:history="1">
+        <w:hyperlink r:id="rId12" w:history="1">
           <w:r>
             <w:rPr>
               <w:rStyle w:val="Hyperlink"/>
@@ -1612,25 +1616,7 @@
           <w:color w:val="000000"/>
           <w:sz w:val="24"/>
         </w:rPr>
-        <w:t xml:space="preserve">Archief van Indonesië. De inventaris kan je via de website </w:t>
-      </w:r>
-      <w:r>
-        <w:rPr>
-          <w:u w:val="single" w:color="0000ff"/>
-          <w:rFonts w:ascii="Charis SIL Regular" w:hAnsi="Charis SIL Regular" w:eastAsia="Charis SIL Regular"/>
-          <w:b w:val="0"/>
-          <w:i w:val="0"/>
-          <w:color w:val="000000"/>
-          <w:sz w:val="24"/>
-        </w:rPr>
-        <w:hyperlink r:id="rId13" w:history="1">
-          <w:r>
-            <w:rPr>
-              <w:rStyle w:val="Hyperlink"/>
-            </w:rPr>
-            <w:t>download</w:t>
-          </w:r>
-        </w:hyperlink>
+        <w:t>Archief van Indonesië. De inventaris kan je via de website download</w:t>
       </w:r>
       <w:r>
         <w:rPr>

--- a/EXPORTS/DOCX/published/niveau3/Dutch/BGKW.docx
+++ b/EXPORTS/DOCX/published/niveau3/Dutch/BGKW.docx
@@ -744,7 +744,14 @@
           <w:color w:val="000000"/>
           <w:sz w:val="24"/>
         </w:rPr>
-        <w:t>entsbesl</w:t>
+        <w:hyperlink r:id="rId10" w:history="1">
+          <w:r>
+            <w:rPr>
+              <w:rStyle w:val="Hyperlink"/>
+            </w:rPr>
+            <w:t>entsbesl</w:t>
+          </w:r>
+        </w:hyperlink>
       </w:r>
       <w:r>
         <w:rPr>
@@ -1535,7 +1542,7 @@
           <w:sz w:val="24"/>
           <w:u w:val="single"/>
         </w:rPr>
-        <w:hyperlink r:id="rId13" w:history="1">
+        <w:hyperlink r:id="rId12" w:history="1">
           <w:r>
             <w:rPr>
               <w:rStyle w:val="Hyperlink"/>
@@ -1553,7 +1560,7 @@
           <w:sz w:val="24"/>
           <w:u w:val="single"/>
         </w:rPr>
-        <w:hyperlink r:id="rId13" w:history="1">
+        <w:hyperlink r:id="rId12" w:history="1">
           <w:r>
             <w:rPr>
               <w:rStyle w:val="Hyperlink"/>
@@ -1571,7 +1578,7 @@
           <w:sz w:val="24"/>
           <w:u w:val="single"/>
         </w:rPr>
-        <w:hyperlink r:id="rId13" w:history="1">
+        <w:hyperlink r:id="rId12" w:history="1">
           <w:r>
             <w:rPr>
               <w:rStyle w:val="Hyperlink"/>
@@ -1616,7 +1623,79 @@
           <w:color w:val="000000"/>
           <w:sz w:val="24"/>
         </w:rPr>
-        <w:t>Archief van Indonesië. De inventaris kan je via de website download</w:t>
+        <w:t xml:space="preserve">Archief van Indonesië. De inventaris kan je </w:t>
+      </w:r>
+      <w:r>
+        <w:rPr>
+          <w:u w:val="single" w:color="0000ff"/>
+          <w:rFonts w:ascii="Charis SIL Regular" w:hAnsi="Charis SIL Regular" w:eastAsia="Charis SIL Regular"/>
+          <w:b w:val="0"/>
+          <w:i w:val="0"/>
+          <w:color w:val="000000"/>
+          <w:sz w:val="24"/>
+        </w:rPr>
+        <w:hyperlink r:id="rId13" w:history="1">
+          <w:r>
+            <w:rPr>
+              <w:rStyle w:val="Hyperlink"/>
+            </w:rPr>
+            <w:t>via d</w:t>
+          </w:r>
+        </w:hyperlink>
+      </w:r>
+      <w:r>
+        <w:rPr>
+          <w:u w:val="single" w:color="0000ff"/>
+          <w:rFonts w:ascii="Charis SIL Regular" w:hAnsi="Charis SIL Regular" w:eastAsia="Charis SIL Regular"/>
+          <w:b w:val="0"/>
+          <w:i w:val="0"/>
+          <w:color w:val="000000"/>
+          <w:sz w:val="24"/>
+        </w:rPr>
+        <w:hyperlink r:id="rId13" w:history="1">
+          <w:r>
+            <w:rPr>
+              <w:rStyle w:val="Hyperlink"/>
+            </w:rPr>
+            <w:t>e</w:t>
+          </w:r>
+        </w:hyperlink>
+      </w:r>
+      <w:r>
+        <w:rPr>
+          <w:u w:val="single" w:color="0000ff"/>
+          <w:rFonts w:ascii="Charis SIL Regular" w:hAnsi="Charis SIL Regular" w:eastAsia="Charis SIL Regular"/>
+          <w:b w:val="0"/>
+          <w:i w:val="0"/>
+          <w:color w:val="000000"/>
+          <w:sz w:val="24"/>
+        </w:rPr>
+        <w:hyperlink r:id="rId13" w:history="1">
+          <w:r>
+            <w:rPr>
+              <w:rStyle w:val="Hyperlink"/>
+            </w:rPr>
+            <w:t xml:space="preserve"> website </w:t>
+          </w:r>
+        </w:hyperlink>
+      </w:r>
+      <w:r>
+        <w:rPr>
+          <w:u w:val="single" w:color="0000ff"/>
+          <w:rFonts w:ascii="Charis SIL Regular" w:hAnsi="Charis SIL Regular" w:eastAsia="Charis SIL Regular"/>
+          <w:b w:val="0"/>
+          <w:i w:val="0"/>
+          <w:color w:val="000000"/>
+          <w:sz w:val="24"/>
+        </w:rPr>
+        <w:hyperlink r:id="rId13" w:history="1">
+          <w:r>
+            <w:rPr>
+              <w:rStyle w:val="Hyperlink"/>
+            </w:rPr>
+            <w:t>download</w:t>
+          </w:r>
+        </w:hyperlink>
       </w:r>
       <w:r>
         <w:rPr>

--- a/EXPORTS/DOCX/published/niveau3/Dutch/BGKW.docx
+++ b/EXPORTS/DOCX/published/niveau3/Dutch/BGKW.docx
@@ -744,14 +744,7 @@
           <w:color w:val="000000"/>
           <w:sz w:val="24"/>
         </w:rPr>
-        <w:hyperlink r:id="rId10" w:history="1">
-          <w:r>
-            <w:rPr>
-              <w:rStyle w:val="Hyperlink"/>
-            </w:rPr>
-            <w:t>entsbesl</w:t>
-          </w:r>
-        </w:hyperlink>
+        <w:t>entsbesl</w:t>
       </w:r>
       <w:r>
         <w:rPr>
@@ -798,7 +791,50 @@
           <w:color w:val="000000"/>
           <w:sz w:val="24"/>
         </w:rPr>
-        <w:t xml:space="preserve">epaald dat objecten </w:t>
+        <w:hyperlink r:id="rId10" w:history="1">
+          <w:r>
+            <w:rPr>
+              <w:rStyle w:val="Hyperlink"/>
+            </w:rPr>
+            <w:t xml:space="preserve">epaald dat </w:t>
+          </w:r>
+        </w:hyperlink>
+      </w:r>
+      <w:r>
+        <w:rPr>
+          <w:u w:val="single" w:color="0000ff"/>
+          <w:rFonts w:ascii="Charis SIL Regular" w:hAnsi="Charis SIL Regular" w:eastAsia="Charis SIL Regular"/>
+          <w:b w:val="0"/>
+          <w:i w:val="0"/>
+          <w:color w:val="000000"/>
+          <w:sz w:val="24"/>
+        </w:rPr>
+        <w:hyperlink r:id="rId10" w:history="1">
+          <w:r>
+            <w:rPr>
+              <w:rStyle w:val="Hyperlink"/>
+            </w:rPr>
+            <w:t>o</w:t>
+          </w:r>
+        </w:hyperlink>
+      </w:r>
+      <w:r>
+        <w:rPr>
+          <w:u w:val="single" w:color="0000ff"/>
+          <w:rFonts w:ascii="Charis SIL Regular" w:hAnsi="Charis SIL Regular" w:eastAsia="Charis SIL Regular"/>
+          <w:b w:val="0"/>
+          <w:i w:val="0"/>
+          <w:color w:val="000000"/>
+          <w:sz w:val="24"/>
+        </w:rPr>
+        <w:hyperlink r:id="rId10" w:history="1">
+          <w:r>
+            <w:rPr>
+              <w:rStyle w:val="Hyperlink"/>
+            </w:rPr>
+            <w:t xml:space="preserve">bjecten </w:t>
+          </w:r>
+        </w:hyperlink>
       </w:r>
       <w:r>
         <w:rPr>
@@ -1466,7 +1502,7 @@
           <w:sz w:val="24"/>
           <w:u w:val="single"/>
         </w:rPr>
-        <w:hyperlink r:id="rId12" w:history="1">
+        <w:hyperlink r:id="rId13" w:history="1">
           <w:r>
             <w:rPr>
               <w:rStyle w:val="Hyperlink"/>
@@ -1495,7 +1531,7 @@
           <w:sz w:val="24"/>
           <w:u w:val="single"/>
         </w:rPr>
-        <w:hyperlink r:id="rId12" w:history="1">
+        <w:hyperlink r:id="rId13" w:history="1">
           <w:r>
             <w:rPr>
               <w:rStyle w:val="Hyperlink"/>
@@ -1513,7 +1549,7 @@
           <w:sz w:val="24"/>
           <w:u w:val="single"/>
         </w:rPr>
-        <w:hyperlink r:id="rId12" w:history="1">
+        <w:hyperlink r:id="rId13" w:history="1">
           <w:r>
             <w:rPr>
               <w:rStyle w:val="Hyperlink"/>
@@ -1542,7 +1578,7 @@
           <w:sz w:val="24"/>
           <w:u w:val="single"/>
         </w:rPr>
-        <w:hyperlink r:id="rId12" w:history="1">
+        <w:hyperlink r:id="rId13" w:history="1">
           <w:r>
             <w:rPr>
               <w:rStyle w:val="Hyperlink"/>
@@ -1560,7 +1596,7 @@
           <w:sz w:val="24"/>
           <w:u w:val="single"/>
         </w:rPr>
-        <w:hyperlink r:id="rId12" w:history="1">
+        <w:hyperlink r:id="rId13" w:history="1">
           <w:r>
             <w:rPr>
               <w:rStyle w:val="Hyperlink"/>
@@ -1578,7 +1614,7 @@
           <w:sz w:val="24"/>
           <w:u w:val="single"/>
         </w:rPr>
-        <w:hyperlink r:id="rId12" w:history="1">
+        <w:hyperlink r:id="rId13" w:history="1">
           <w:r>
             <w:rPr>
               <w:rStyle w:val="Hyperlink"/>

--- a/EXPORTS/DOCX/published/niveau3/Dutch/BGKW.docx
+++ b/EXPORTS/DOCX/published/niveau3/Dutch/BGKW.docx
@@ -744,7 +744,14 @@
           <w:color w:val="000000"/>
           <w:sz w:val="24"/>
         </w:rPr>
-        <w:t>entsbesl</w:t>
+        <w:hyperlink r:id="rId10" w:history="1">
+          <w:r>
+            <w:rPr>
+              <w:rStyle w:val="Hyperlink"/>
+            </w:rPr>
+            <w:t>entsbesl</w:t>
+          </w:r>
+        </w:hyperlink>
       </w:r>
       <w:r>
         <w:rPr>
@@ -1596,7 +1603,7 @@
           <w:sz w:val="24"/>
           <w:u w:val="single"/>
         </w:rPr>
-        <w:hyperlink r:id="rId13" w:history="1">
+        <w:hyperlink r:id="rId12" w:history="1">
           <w:r>
             <w:rPr>
               <w:rStyle w:val="Hyperlink"/>
@@ -1614,7 +1621,7 @@
           <w:sz w:val="24"/>
           <w:u w:val="single"/>
         </w:rPr>
-        <w:hyperlink r:id="rId13" w:history="1">
+        <w:hyperlink r:id="rId12" w:history="1">
           <w:r>
             <w:rPr>
               <w:rStyle w:val="Hyperlink"/>

--- a/EXPORTS/DOCX/published/niveau3/Dutch/BGKW.docx
+++ b/EXPORTS/DOCX/published/niveau3/Dutch/BGKW.docx
@@ -733,25 +733,7 @@
           <w:color w:val="000000"/>
           <w:sz w:val="24"/>
         </w:rPr>
-        <w:t>. Rond dezelfde tijd werd er via een gouvernem</w:t>
-      </w:r>
-      <w:r>
-        <w:rPr>
-          <w:u w:val="single" w:color="0000ff"/>
-          <w:rFonts w:ascii="Charis SIL Regular" w:hAnsi="Charis SIL Regular" w:eastAsia="Charis SIL Regular"/>
-          <w:b w:val="0"/>
-          <w:i w:val="0"/>
-          <w:color w:val="000000"/>
-          <w:sz w:val="24"/>
-        </w:rPr>
-        <w:hyperlink r:id="rId10" w:history="1">
-          <w:r>
-            <w:rPr>
-              <w:rStyle w:val="Hyperlink"/>
-            </w:rPr>
-            <w:t>entsbesl</w:t>
-          </w:r>
-        </w:hyperlink>
+        <w:t>. Rond dezelfde tijd werd er via een gouvernementsbesl</w:t>
       </w:r>
       <w:r>
         <w:rPr>
@@ -1603,7 +1585,7 @@
           <w:sz w:val="24"/>
           <w:u w:val="single"/>
         </w:rPr>
-        <w:hyperlink r:id="rId12" w:history="1">
+        <w:hyperlink r:id="rId13" w:history="1">
           <w:r>
             <w:rPr>
               <w:rStyle w:val="Hyperlink"/>
@@ -1621,7 +1603,7 @@
           <w:sz w:val="24"/>
           <w:u w:val="single"/>
         </w:rPr>
-        <w:hyperlink r:id="rId12" w:history="1">
+        <w:hyperlink r:id="rId13" w:history="1">
           <w:r>
             <w:rPr>
               <w:rStyle w:val="Hyperlink"/>

--- a/EXPORTS/DOCX/published/niveau3/Dutch/BGKW.docx
+++ b/EXPORTS/DOCX/published/niveau3/Dutch/BGKW.docx
@@ -733,7 +733,25 @@
           <w:color w:val="000000"/>
           <w:sz w:val="24"/>
         </w:rPr>
-        <w:t>. Rond dezelfde tijd werd er via een gouvernementsbesl</w:t>
+        <w:t>. Rond dezelfde tijd werd er via een gouvernem</w:t>
+      </w:r>
+      <w:r>
+        <w:rPr>
+          <w:u w:val="single" w:color="0000ff"/>
+          <w:rFonts w:ascii="Charis SIL Regular" w:hAnsi="Charis SIL Regular" w:eastAsia="Charis SIL Regular"/>
+          <w:b w:val="0"/>
+          <w:i w:val="0"/>
+          <w:color w:val="000000"/>
+          <w:sz w:val="24"/>
+        </w:rPr>
+        <w:hyperlink r:id="rId10" w:history="1">
+          <w:r>
+            <w:rPr>
+              <w:rStyle w:val="Hyperlink"/>
+            </w:rPr>
+            <w:t>entsbesl</w:t>
+          </w:r>
+        </w:hyperlink>
       </w:r>
       <w:r>
         <w:rPr>
@@ -1491,7 +1509,7 @@
           <w:sz w:val="24"/>
           <w:u w:val="single"/>
         </w:rPr>
-        <w:hyperlink r:id="rId13" w:history="1">
+        <w:hyperlink r:id="rId12" w:history="1">
           <w:r>
             <w:rPr>
               <w:rStyle w:val="Hyperlink"/>
@@ -1648,61 +1666,7 @@
           <w:color w:val="000000"/>
           <w:sz w:val="24"/>
         </w:rPr>
-        <w:t xml:space="preserve">Archief van Indonesië. De inventaris kan je </w:t>
-      </w:r>
-      <w:r>
-        <w:rPr>
-          <w:u w:val="single" w:color="0000ff"/>
-          <w:rFonts w:ascii="Charis SIL Regular" w:hAnsi="Charis SIL Regular" w:eastAsia="Charis SIL Regular"/>
-          <w:b w:val="0"/>
-          <w:i w:val="0"/>
-          <w:color w:val="000000"/>
-          <w:sz w:val="24"/>
-        </w:rPr>
-        <w:hyperlink r:id="rId13" w:history="1">
-          <w:r>
-            <w:rPr>
-              <w:rStyle w:val="Hyperlink"/>
-            </w:rPr>
-            <w:t>via d</w:t>
-          </w:r>
-        </w:hyperlink>
-      </w:r>
-      <w:r>
-        <w:rPr>
-          <w:u w:val="single" w:color="0000ff"/>
-          <w:rFonts w:ascii="Charis SIL Regular" w:hAnsi="Charis SIL Regular" w:eastAsia="Charis SIL Regular"/>
-          <w:b w:val="0"/>
-          <w:i w:val="0"/>
-          <w:color w:val="000000"/>
-          <w:sz w:val="24"/>
-        </w:rPr>
-        <w:hyperlink r:id="rId13" w:history="1">
-          <w:r>
-            <w:rPr>
-              <w:rStyle w:val="Hyperlink"/>
-            </w:rPr>
-            <w:t>e</w:t>
-          </w:r>
-        </w:hyperlink>
-      </w:r>
-      <w:r>
-        <w:rPr>
-          <w:u w:val="single" w:color="0000ff"/>
-          <w:rFonts w:ascii="Charis SIL Regular" w:hAnsi="Charis SIL Regular" w:eastAsia="Charis SIL Regular"/>
-          <w:b w:val="0"/>
-          <w:i w:val="0"/>
-          <w:color w:val="000000"/>
-          <w:sz w:val="24"/>
-        </w:rPr>
-        <w:hyperlink r:id="rId13" w:history="1">
-          <w:r>
-            <w:rPr>
-              <w:rStyle w:val="Hyperlink"/>
-            </w:rPr>
-            <w:t xml:space="preserve"> website </w:t>
-          </w:r>
-        </w:hyperlink>
+        <w:t xml:space="preserve">Archief van Indonesië. De inventaris kan je via de website </w:t>
       </w:r>
       <w:r>
         <w:rPr>

--- a/EXPORTS/DOCX/published/niveau3/Dutch/BGKW.docx
+++ b/EXPORTS/DOCX/published/niveau3/Dutch/BGKW.docx
@@ -1538,7 +1538,7 @@
           <w:sz w:val="24"/>
           <w:u w:val="single"/>
         </w:rPr>
-        <w:hyperlink r:id="rId13" w:history="1">
+        <w:hyperlink r:id="rId12" w:history="1">
           <w:r>
             <w:rPr>
               <w:rStyle w:val="Hyperlink"/>
@@ -1556,7 +1556,7 @@
           <w:sz w:val="24"/>
           <w:u w:val="single"/>
         </w:rPr>
-        <w:hyperlink r:id="rId13" w:history="1">
+        <w:hyperlink r:id="rId12" w:history="1">
           <w:r>
             <w:rPr>
               <w:rStyle w:val="Hyperlink"/>
@@ -1585,7 +1585,7 @@
           <w:sz w:val="24"/>
           <w:u w:val="single"/>
         </w:rPr>
-        <w:hyperlink r:id="rId13" w:history="1">
+        <w:hyperlink r:id="rId12" w:history="1">
           <w:r>
             <w:rPr>
               <w:rStyle w:val="Hyperlink"/>
@@ -1603,7 +1603,7 @@
           <w:sz w:val="24"/>
           <w:u w:val="single"/>
         </w:rPr>
-        <w:hyperlink r:id="rId13" w:history="1">
+        <w:hyperlink r:id="rId12" w:history="1">
           <w:r>
             <w:rPr>
               <w:rStyle w:val="Hyperlink"/>
@@ -1621,7 +1621,7 @@
           <w:sz w:val="24"/>
           <w:u w:val="single"/>
         </w:rPr>
-        <w:hyperlink r:id="rId13" w:history="1">
+        <w:hyperlink r:id="rId12" w:history="1">
           <w:r>
             <w:rPr>
               <w:rStyle w:val="Hyperlink"/>
@@ -1666,7 +1666,61 @@
           <w:color w:val="000000"/>
           <w:sz w:val="24"/>
         </w:rPr>
-        <w:t xml:space="preserve">Archief van Indonesië. De inventaris kan je via de website </w:t>
+        <w:t xml:space="preserve">Archief van Indonesië. De inventaris kan je </w:t>
+      </w:r>
+      <w:r>
+        <w:rPr>
+          <w:u w:val="single" w:color="0000ff"/>
+          <w:rFonts w:ascii="Charis SIL Regular" w:hAnsi="Charis SIL Regular" w:eastAsia="Charis SIL Regular"/>
+          <w:b w:val="0"/>
+          <w:i w:val="0"/>
+          <w:color w:val="000000"/>
+          <w:sz w:val="24"/>
+        </w:rPr>
+        <w:hyperlink r:id="rId13" w:history="1">
+          <w:r>
+            <w:rPr>
+              <w:rStyle w:val="Hyperlink"/>
+            </w:rPr>
+            <w:t>via d</w:t>
+          </w:r>
+        </w:hyperlink>
+      </w:r>
+      <w:r>
+        <w:rPr>
+          <w:u w:val="single" w:color="0000ff"/>
+          <w:rFonts w:ascii="Charis SIL Regular" w:hAnsi="Charis SIL Regular" w:eastAsia="Charis SIL Regular"/>
+          <w:b w:val="0"/>
+          <w:i w:val="0"/>
+          <w:color w:val="000000"/>
+          <w:sz w:val="24"/>
+        </w:rPr>
+        <w:hyperlink r:id="rId13" w:history="1">
+          <w:r>
+            <w:rPr>
+              <w:rStyle w:val="Hyperlink"/>
+            </w:rPr>
+            <w:t>e</w:t>
+          </w:r>
+        </w:hyperlink>
+      </w:r>
+      <w:r>
+        <w:rPr>
+          <w:u w:val="single" w:color="0000ff"/>
+          <w:rFonts w:ascii="Charis SIL Regular" w:hAnsi="Charis SIL Regular" w:eastAsia="Charis SIL Regular"/>
+          <w:b w:val="0"/>
+          <w:i w:val="0"/>
+          <w:color w:val="000000"/>
+          <w:sz w:val="24"/>
+        </w:rPr>
+        <w:hyperlink r:id="rId13" w:history="1">
+          <w:r>
+            <w:rPr>
+              <w:rStyle w:val="Hyperlink"/>
+            </w:rPr>
+            <w:t xml:space="preserve"> website </w:t>
+          </w:r>
+        </w:hyperlink>
       </w:r>
       <w:r>
         <w:rPr>

--- a/EXPORTS/DOCX/published/niveau3/Dutch/BGKW.docx
+++ b/EXPORTS/DOCX/published/niveau3/Dutch/BGKW.docx
@@ -733,25 +733,7 @@
           <w:color w:val="000000"/>
           <w:sz w:val="24"/>
         </w:rPr>
-        <w:t>. Rond dezelfde tijd werd er via een gouvernem</w:t>
-      </w:r>
-      <w:r>
-        <w:rPr>
-          <w:u w:val="single" w:color="0000ff"/>
-          <w:rFonts w:ascii="Charis SIL Regular" w:hAnsi="Charis SIL Regular" w:eastAsia="Charis SIL Regular"/>
-          <w:b w:val="0"/>
-          <w:i w:val="0"/>
-          <w:color w:val="000000"/>
-          <w:sz w:val="24"/>
-        </w:rPr>
-        <w:hyperlink r:id="rId10" w:history="1">
-          <w:r>
-            <w:rPr>
-              <w:rStyle w:val="Hyperlink"/>
-            </w:rPr>
-            <w:t>entsbesl</w:t>
-          </w:r>
-        </w:hyperlink>
+        <w:t>. Rond dezelfde tijd werd er via een gouvernementsbesl</w:t>
       </w:r>
       <w:r>
         <w:rPr>
@@ -1509,7 +1491,7 @@
           <w:sz w:val="24"/>
           <w:u w:val="single"/>
         </w:rPr>
-        <w:hyperlink r:id="rId12" w:history="1">
+        <w:hyperlink r:id="rId13" w:history="1">
           <w:r>
             <w:rPr>
               <w:rStyle w:val="Hyperlink"/>
@@ -1538,7 +1520,7 @@
           <w:sz w:val="24"/>
           <w:u w:val="single"/>
         </w:rPr>
-        <w:hyperlink r:id="rId12" w:history="1">
+        <w:hyperlink r:id="rId13" w:history="1">
           <w:r>
             <w:rPr>
               <w:rStyle w:val="Hyperlink"/>
@@ -1556,7 +1538,7 @@
           <w:sz w:val="24"/>
           <w:u w:val="single"/>
         </w:rPr>
-        <w:hyperlink r:id="rId12" w:history="1">
+        <w:hyperlink r:id="rId13" w:history="1">
           <w:r>
             <w:rPr>
               <w:rStyle w:val="Hyperlink"/>
@@ -1585,7 +1567,7 @@
           <w:sz w:val="24"/>
           <w:u w:val="single"/>
         </w:rPr>
-        <w:hyperlink r:id="rId12" w:history="1">
+        <w:hyperlink r:id="rId13" w:history="1">
           <w:r>
             <w:rPr>
               <w:rStyle w:val="Hyperlink"/>
@@ -1603,7 +1585,7 @@
           <w:sz w:val="24"/>
           <w:u w:val="single"/>
         </w:rPr>
-        <w:hyperlink r:id="rId12" w:history="1">
+        <w:hyperlink r:id="rId13" w:history="1">
           <w:r>
             <w:rPr>
               <w:rStyle w:val="Hyperlink"/>
@@ -1621,7 +1603,7 @@
           <w:sz w:val="24"/>
           <w:u w:val="single"/>
         </w:rPr>
-        <w:hyperlink r:id="rId12" w:history="1">
+        <w:hyperlink r:id="rId13" w:history="1">
           <w:r>
             <w:rPr>
               <w:rStyle w:val="Hyperlink"/>

--- a/EXPORTS/DOCX/published/niveau3/Dutch/BGKW.docx
+++ b/EXPORTS/DOCX/published/niveau3/Dutch/BGKW.docx
@@ -733,7 +733,25 @@
           <w:color w:val="000000"/>
           <w:sz w:val="24"/>
         </w:rPr>
-        <w:t>. Rond dezelfde tijd werd er via een gouvernementsbesl</w:t>
+        <w:t>. Rond dezelfde tijd werd er via een gouvernem</w:t>
+      </w:r>
+      <w:r>
+        <w:rPr>
+          <w:u w:val="single" w:color="0000ff"/>
+          <w:rFonts w:ascii="Charis SIL Regular" w:hAnsi="Charis SIL Regular" w:eastAsia="Charis SIL Regular"/>
+          <w:b w:val="0"/>
+          <w:i w:val="0"/>
+          <w:color w:val="000000"/>
+          <w:sz w:val="24"/>
+        </w:rPr>
+        <w:hyperlink r:id="rId10" w:history="1">
+          <w:r>
+            <w:rPr>
+              <w:rStyle w:val="Hyperlink"/>
+            </w:rPr>
+            <w:t>entsbesl</w:t>
+          </w:r>
+        </w:hyperlink>
       </w:r>
       <w:r>
         <w:rPr>
@@ -780,50 +798,7 @@
           <w:color w:val="000000"/>
           <w:sz w:val="24"/>
         </w:rPr>
-        <w:hyperlink r:id="rId10" w:history="1">
-          <w:r>
-            <w:rPr>
-              <w:rStyle w:val="Hyperlink"/>
-            </w:rPr>
-            <w:t xml:space="preserve">epaald dat </w:t>
-          </w:r>
-        </w:hyperlink>
-      </w:r>
-      <w:r>
-        <w:rPr>
-          <w:u w:val="single" w:color="0000ff"/>
-          <w:rFonts w:ascii="Charis SIL Regular" w:hAnsi="Charis SIL Regular" w:eastAsia="Charis SIL Regular"/>
-          <w:b w:val="0"/>
-          <w:i w:val="0"/>
-          <w:color w:val="000000"/>
-          <w:sz w:val="24"/>
-        </w:rPr>
-        <w:hyperlink r:id="rId10" w:history="1">
-          <w:r>
-            <w:rPr>
-              <w:rStyle w:val="Hyperlink"/>
-            </w:rPr>
-            <w:t>o</w:t>
-          </w:r>
-        </w:hyperlink>
-      </w:r>
-      <w:r>
-        <w:rPr>
-          <w:u w:val="single" w:color="0000ff"/>
-          <w:rFonts w:ascii="Charis SIL Regular" w:hAnsi="Charis SIL Regular" w:eastAsia="Charis SIL Regular"/>
-          <w:b w:val="0"/>
-          <w:i w:val="0"/>
-          <w:color w:val="000000"/>
-          <w:sz w:val="24"/>
-        </w:rPr>
-        <w:hyperlink r:id="rId10" w:history="1">
-          <w:r>
-            <w:rPr>
-              <w:rStyle w:val="Hyperlink"/>
-            </w:rPr>
-            <w:t xml:space="preserve">bjecten </w:t>
-          </w:r>
-        </w:hyperlink>
+        <w:t xml:space="preserve">epaald dat objecten </w:t>
       </w:r>
       <w:r>
         <w:rPr>
@@ -1491,7 +1466,7 @@
           <w:sz w:val="24"/>
           <w:u w:val="single"/>
         </w:rPr>
-        <w:hyperlink r:id="rId13" w:history="1">
+        <w:hyperlink r:id="rId12" w:history="1">
           <w:r>
             <w:rPr>
               <w:rStyle w:val="Hyperlink"/>
@@ -1648,61 +1623,7 @@
           <w:color w:val="000000"/>
           <w:sz w:val="24"/>
         </w:rPr>
-        <w:t xml:space="preserve">Archief van Indonesië. De inventaris kan je </w:t>
-      </w:r>
-      <w:r>
-        <w:rPr>
-          <w:u w:val="single" w:color="0000ff"/>
-          <w:rFonts w:ascii="Charis SIL Regular" w:hAnsi="Charis SIL Regular" w:eastAsia="Charis SIL Regular"/>
-          <w:b w:val="0"/>
-          <w:i w:val="0"/>
-          <w:color w:val="000000"/>
-          <w:sz w:val="24"/>
-        </w:rPr>
-        <w:hyperlink r:id="rId13" w:history="1">
-          <w:r>
-            <w:rPr>
-              <w:rStyle w:val="Hyperlink"/>
-            </w:rPr>
-            <w:t>via d</w:t>
-          </w:r>
-        </w:hyperlink>
-      </w:r>
-      <w:r>
-        <w:rPr>
-          <w:u w:val="single" w:color="0000ff"/>
-          <w:rFonts w:ascii="Charis SIL Regular" w:hAnsi="Charis SIL Regular" w:eastAsia="Charis SIL Regular"/>
-          <w:b w:val="0"/>
-          <w:i w:val="0"/>
-          <w:color w:val="000000"/>
-          <w:sz w:val="24"/>
-        </w:rPr>
-        <w:hyperlink r:id="rId13" w:history="1">
-          <w:r>
-            <w:rPr>
-              <w:rStyle w:val="Hyperlink"/>
-            </w:rPr>
-            <w:t>e</w:t>
-          </w:r>
-        </w:hyperlink>
-      </w:r>
-      <w:r>
-        <w:rPr>
-          <w:u w:val="single" w:color="0000ff"/>
-          <w:rFonts w:ascii="Charis SIL Regular" w:hAnsi="Charis SIL Regular" w:eastAsia="Charis SIL Regular"/>
-          <w:b w:val="0"/>
-          <w:i w:val="0"/>
-          <w:color w:val="000000"/>
-          <w:sz w:val="24"/>
-        </w:rPr>
-        <w:hyperlink r:id="rId13" w:history="1">
-          <w:r>
-            <w:rPr>
-              <w:rStyle w:val="Hyperlink"/>
-            </w:rPr>
-            <w:t xml:space="preserve"> website </w:t>
-          </w:r>
-        </w:hyperlink>
+        <w:t xml:space="preserve">Archief van Indonesië. De inventaris kan je via de website </w:t>
       </w:r>
       <w:r>
         <w:rPr>

--- a/EXPORTS/DOCX/published/niveau3/Dutch/BGKW.docx
+++ b/EXPORTS/DOCX/published/niveau3/Dutch/BGKW.docx
@@ -798,7 +798,50 @@
           <w:color w:val="000000"/>
           <w:sz w:val="24"/>
         </w:rPr>
-        <w:t xml:space="preserve">epaald dat objecten </w:t>
+        <w:hyperlink r:id="rId10" w:history="1">
+          <w:r>
+            <w:rPr>
+              <w:rStyle w:val="Hyperlink"/>
+            </w:rPr>
+            <w:t xml:space="preserve">epaald dat </w:t>
+          </w:r>
+        </w:hyperlink>
+      </w:r>
+      <w:r>
+        <w:rPr>
+          <w:u w:val="single" w:color="0000ff"/>
+          <w:rFonts w:ascii="Charis SIL Regular" w:hAnsi="Charis SIL Regular" w:eastAsia="Charis SIL Regular"/>
+          <w:b w:val="0"/>
+          <w:i w:val="0"/>
+          <w:color w:val="000000"/>
+          <w:sz w:val="24"/>
+        </w:rPr>
+        <w:hyperlink r:id="rId10" w:history="1">
+          <w:r>
+            <w:rPr>
+              <w:rStyle w:val="Hyperlink"/>
+            </w:rPr>
+            <w:t>o</w:t>
+          </w:r>
+        </w:hyperlink>
+      </w:r>
+      <w:r>
+        <w:rPr>
+          <w:u w:val="single" w:color="0000ff"/>
+          <w:rFonts w:ascii="Charis SIL Regular" w:hAnsi="Charis SIL Regular" w:eastAsia="Charis SIL Regular"/>
+          <w:b w:val="0"/>
+          <w:i w:val="0"/>
+          <w:color w:val="000000"/>
+          <w:sz w:val="24"/>
+        </w:rPr>
+        <w:hyperlink r:id="rId10" w:history="1">
+          <w:r>
+            <w:rPr>
+              <w:rStyle w:val="Hyperlink"/>
+            </w:rPr>
+            <w:t xml:space="preserve">bjecten </w:t>
+          </w:r>
+        </w:hyperlink>
       </w:r>
       <w:r>
         <w:rPr>
@@ -1495,7 +1538,7 @@
           <w:sz w:val="24"/>
           <w:u w:val="single"/>
         </w:rPr>
-        <w:hyperlink r:id="rId13" w:history="1">
+        <w:hyperlink r:id="rId12" w:history="1">
           <w:r>
             <w:rPr>
               <w:rStyle w:val="Hyperlink"/>
@@ -1513,7 +1556,7 @@
           <w:sz w:val="24"/>
           <w:u w:val="single"/>
         </w:rPr>
-        <w:hyperlink r:id="rId13" w:history="1">
+        <w:hyperlink r:id="rId12" w:history="1">
           <w:r>
             <w:rPr>
               <w:rStyle w:val="Hyperlink"/>
@@ -1623,7 +1666,61 @@
           <w:color w:val="000000"/>
           <w:sz w:val="24"/>
         </w:rPr>
-        <w:t xml:space="preserve">Archief van Indonesië. De inventaris kan je via de website </w:t>
+        <w:t xml:space="preserve">Archief van Indonesië. De inventaris kan je </w:t>
+      </w:r>
+      <w:r>
+        <w:rPr>
+          <w:u w:val="single" w:color="0000ff"/>
+          <w:rFonts w:ascii="Charis SIL Regular" w:hAnsi="Charis SIL Regular" w:eastAsia="Charis SIL Regular"/>
+          <w:b w:val="0"/>
+          <w:i w:val="0"/>
+          <w:color w:val="000000"/>
+          <w:sz w:val="24"/>
+        </w:rPr>
+        <w:hyperlink r:id="rId13" w:history="1">
+          <w:r>
+            <w:rPr>
+              <w:rStyle w:val="Hyperlink"/>
+            </w:rPr>
+            <w:t>via d</w:t>
+          </w:r>
+        </w:hyperlink>
+      </w:r>
+      <w:r>
+        <w:rPr>
+          <w:u w:val="single" w:color="0000ff"/>
+          <w:rFonts w:ascii="Charis SIL Regular" w:hAnsi="Charis SIL Regular" w:eastAsia="Charis SIL Regular"/>
+          <w:b w:val="0"/>
+          <w:i w:val="0"/>
+          <w:color w:val="000000"/>
+          <w:sz w:val="24"/>
+        </w:rPr>
+        <w:hyperlink r:id="rId13" w:history="1">
+          <w:r>
+            <w:rPr>
+              <w:rStyle w:val="Hyperlink"/>
+            </w:rPr>
+            <w:t>e</w:t>
+          </w:r>
+        </w:hyperlink>
+      </w:r>
+      <w:r>
+        <w:rPr>
+          <w:u w:val="single" w:color="0000ff"/>
+          <w:rFonts w:ascii="Charis SIL Regular" w:hAnsi="Charis SIL Regular" w:eastAsia="Charis SIL Regular"/>
+          <w:b w:val="0"/>
+          <w:i w:val="0"/>
+          <w:color w:val="000000"/>
+          <w:sz w:val="24"/>
+        </w:rPr>
+        <w:hyperlink r:id="rId13" w:history="1">
+          <w:r>
+            <w:rPr>
+              <w:rStyle w:val="Hyperlink"/>
+            </w:rPr>
+            <w:t xml:space="preserve"> website </w:t>
+          </w:r>
+        </w:hyperlink>
       </w:r>
       <w:r>
         <w:rPr>

--- a/EXPORTS/DOCX/published/niveau3/Dutch/BGKW.docx
+++ b/EXPORTS/DOCX/published/niveau3/Dutch/BGKW.docx
@@ -762,86 +762,7 @@
           <w:color w:val="000000"/>
           <w:sz w:val="24"/>
         </w:rPr>
-        <w:hyperlink r:id="rId10" w:history="1">
-          <w:r>
-            <w:rPr>
-              <w:rStyle w:val="Hyperlink"/>
-            </w:rPr>
-            <w:t xml:space="preserve">uit </w:t>
-          </w:r>
-        </w:hyperlink>
-      </w:r>
-      <w:r>
-        <w:rPr>
-          <w:u w:val="single" w:color="0000ff"/>
-          <w:rFonts w:ascii="Charis SIL Regular" w:hAnsi="Charis SIL Regular" w:eastAsia="Charis SIL Regular"/>
-          <w:b w:val="0"/>
-          <w:i w:val="0"/>
-          <w:color w:val="000000"/>
-          <w:sz w:val="24"/>
-        </w:rPr>
-        <w:hyperlink r:id="rId10" w:history="1">
-          <w:r>
-            <w:rPr>
-              <w:rStyle w:val="Hyperlink"/>
-            </w:rPr>
-            <w:t>b</w:t>
-          </w:r>
-        </w:hyperlink>
-      </w:r>
-      <w:r>
-        <w:rPr>
-          <w:u w:val="single" w:color="0000ff"/>
-          <w:rFonts w:ascii="Charis SIL Regular" w:hAnsi="Charis SIL Regular" w:eastAsia="Charis SIL Regular"/>
-          <w:b w:val="0"/>
-          <w:i w:val="0"/>
-          <w:color w:val="000000"/>
-          <w:sz w:val="24"/>
-        </w:rPr>
-        <w:hyperlink r:id="rId10" w:history="1">
-          <w:r>
-            <w:rPr>
-              <w:rStyle w:val="Hyperlink"/>
-            </w:rPr>
-            <w:t xml:space="preserve">epaald dat </w:t>
-          </w:r>
-        </w:hyperlink>
-      </w:r>
-      <w:r>
-        <w:rPr>
-          <w:u w:val="single" w:color="0000ff"/>
-          <w:rFonts w:ascii="Charis SIL Regular" w:hAnsi="Charis SIL Regular" w:eastAsia="Charis SIL Regular"/>
-          <w:b w:val="0"/>
-          <w:i w:val="0"/>
-          <w:color w:val="000000"/>
-          <w:sz w:val="24"/>
-        </w:rPr>
-        <w:hyperlink r:id="rId10" w:history="1">
-          <w:r>
-            <w:rPr>
-              <w:rStyle w:val="Hyperlink"/>
-            </w:rPr>
-            <w:t>o</w:t>
-          </w:r>
-        </w:hyperlink>
-      </w:r>
-      <w:r>
-        <w:rPr>
-          <w:u w:val="single" w:color="0000ff"/>
-          <w:rFonts w:ascii="Charis SIL Regular" w:hAnsi="Charis SIL Regular" w:eastAsia="Charis SIL Regular"/>
-          <w:b w:val="0"/>
-          <w:i w:val="0"/>
-          <w:color w:val="000000"/>
-          <w:sz w:val="24"/>
-        </w:rPr>
-        <w:hyperlink r:id="rId10" w:history="1">
-          <w:r>
-            <w:rPr>
-              <w:rStyle w:val="Hyperlink"/>
-            </w:rPr>
-            <w:t xml:space="preserve">bjecten </w:t>
-          </w:r>
-        </w:hyperlink>
+        <w:t xml:space="preserve">uit bepaald dat objecten </w:t>
       </w:r>
       <w:r>
         <w:rPr>
@@ -1509,7 +1430,7 @@
           <w:sz w:val="24"/>
           <w:u w:val="single"/>
         </w:rPr>
-        <w:hyperlink r:id="rId12" w:history="1">
+        <w:hyperlink r:id="rId13" w:history="1">
           <w:r>
             <w:rPr>
               <w:rStyle w:val="Hyperlink"/>
@@ -1538,7 +1459,7 @@
           <w:sz w:val="24"/>
           <w:u w:val="single"/>
         </w:rPr>
-        <w:hyperlink r:id="rId12" w:history="1">
+        <w:hyperlink r:id="rId13" w:history="1">
           <w:r>
             <w:rPr>
               <w:rStyle w:val="Hyperlink"/>
@@ -1585,7 +1506,7 @@
           <w:sz w:val="24"/>
           <w:u w:val="single"/>
         </w:rPr>
-        <w:hyperlink r:id="rId13" w:history="1">
+        <w:hyperlink r:id="rId12" w:history="1">
           <w:r>
             <w:rPr>
               <w:rStyle w:val="Hyperlink"/>
@@ -1603,7 +1524,7 @@
           <w:sz w:val="24"/>
           <w:u w:val="single"/>
         </w:rPr>
-        <w:hyperlink r:id="rId13" w:history="1">
+        <w:hyperlink r:id="rId12" w:history="1">
           <w:r>
             <w:rPr>
               <w:rStyle w:val="Hyperlink"/>
@@ -1621,7 +1542,7 @@
           <w:sz w:val="24"/>
           <w:u w:val="single"/>
         </w:rPr>
-        <w:hyperlink r:id="rId13" w:history="1">
+        <w:hyperlink r:id="rId12" w:history="1">
           <w:r>
             <w:rPr>
               <w:rStyle w:val="Hyperlink"/>

--- a/EXPORTS/DOCX/published/niveau3/Dutch/BGKW.docx
+++ b/EXPORTS/DOCX/published/niveau3/Dutch/BGKW.docx
@@ -762,7 +762,86 @@
           <w:color w:val="000000"/>
           <w:sz w:val="24"/>
         </w:rPr>
-        <w:t xml:space="preserve">uit bepaald dat objecten </w:t>
+        <w:hyperlink r:id="rId10" w:history="1">
+          <w:r>
+            <w:rPr>
+              <w:rStyle w:val="Hyperlink"/>
+            </w:rPr>
+            <w:t xml:space="preserve">uit </w:t>
+          </w:r>
+        </w:hyperlink>
+      </w:r>
+      <w:r>
+        <w:rPr>
+          <w:u w:val="single" w:color="0000ff"/>
+          <w:rFonts w:ascii="Charis SIL Regular" w:hAnsi="Charis SIL Regular" w:eastAsia="Charis SIL Regular"/>
+          <w:b w:val="0"/>
+          <w:i w:val="0"/>
+          <w:color w:val="000000"/>
+          <w:sz w:val="24"/>
+        </w:rPr>
+        <w:hyperlink r:id="rId10" w:history="1">
+          <w:r>
+            <w:rPr>
+              <w:rStyle w:val="Hyperlink"/>
+            </w:rPr>
+            <w:t>b</w:t>
+          </w:r>
+        </w:hyperlink>
+      </w:r>
+      <w:r>
+        <w:rPr>
+          <w:u w:val="single" w:color="0000ff"/>
+          <w:rFonts w:ascii="Charis SIL Regular" w:hAnsi="Charis SIL Regular" w:eastAsia="Charis SIL Regular"/>
+          <w:b w:val="0"/>
+          <w:i w:val="0"/>
+          <w:color w:val="000000"/>
+          <w:sz w:val="24"/>
+        </w:rPr>
+        <w:hyperlink r:id="rId10" w:history="1">
+          <w:r>
+            <w:rPr>
+              <w:rStyle w:val="Hyperlink"/>
+            </w:rPr>
+            <w:t xml:space="preserve">epaald dat </w:t>
+          </w:r>
+        </w:hyperlink>
+      </w:r>
+      <w:r>
+        <w:rPr>
+          <w:u w:val="single" w:color="0000ff"/>
+          <w:rFonts w:ascii="Charis SIL Regular" w:hAnsi="Charis SIL Regular" w:eastAsia="Charis SIL Regular"/>
+          <w:b w:val="0"/>
+          <w:i w:val="0"/>
+          <w:color w:val="000000"/>
+          <w:sz w:val="24"/>
+        </w:rPr>
+        <w:hyperlink r:id="rId10" w:history="1">
+          <w:r>
+            <w:rPr>
+              <w:rStyle w:val="Hyperlink"/>
+            </w:rPr>
+            <w:t>o</w:t>
+          </w:r>
+        </w:hyperlink>
+      </w:r>
+      <w:r>
+        <w:rPr>
+          <w:u w:val="single" w:color="0000ff"/>
+          <w:rFonts w:ascii="Charis SIL Regular" w:hAnsi="Charis SIL Regular" w:eastAsia="Charis SIL Regular"/>
+          <w:b w:val="0"/>
+          <w:i w:val="0"/>
+          <w:color w:val="000000"/>
+          <w:sz w:val="24"/>
+        </w:rPr>
+        <w:hyperlink r:id="rId10" w:history="1">
+          <w:r>
+            <w:rPr>
+              <w:rStyle w:val="Hyperlink"/>
+            </w:rPr>
+            <w:t xml:space="preserve">bjecten </w:t>
+          </w:r>
+        </w:hyperlink>
       </w:r>
       <w:r>
         <w:rPr>
@@ -1383,90 +1462,7 @@
           <w:sz w:val="24"/>
           <w:u w:val="single"/>
         </w:rPr>
-        <w:hyperlink r:id="rId13" w:history="1">
-          <w:r>
-            <w:rPr>
-              <w:rStyle w:val="Hyperlink"/>
-            </w:rPr>
-            <w:t>Arsip</w:t>
-          </w:r>
-        </w:hyperlink>
-      </w:r>
-      <w:r>
-        <w:rPr>
-          <w:rFonts w:ascii="Charis SIL Regular" w:hAnsi="Charis SIL Regular" w:eastAsia="Charis SIL Regular"/>
-          <w:b w:val="0"/>
-          <w:i w:val="0"/>
-          <w:color w:val="0000FF"/>
-          <w:sz w:val="24"/>
-          <w:u w:val="single"/>
-        </w:rPr>
-        <w:t xml:space="preserve"> </w:t>
-      </w:r>
-      <w:r>
-        <w:rPr>
-          <w:rFonts w:ascii="Charis SIL Regular" w:hAnsi="Charis SIL Regular" w:eastAsia="Charis SIL Regular"/>
-          <w:b w:val="0"/>
-          <w:i w:val="0"/>
-          <w:color w:val="0000FF"/>
-          <w:sz w:val="24"/>
-          <w:u w:val="single"/>
-        </w:rPr>
-        <w:hyperlink r:id="rId13" w:history="1">
-          <w:r>
-            <w:rPr>
-              <w:rStyle w:val="Hyperlink"/>
-            </w:rPr>
-            <w:t>N</w:t>
-          </w:r>
-        </w:hyperlink>
-      </w:r>
-      <w:r>
-        <w:rPr>
-          <w:rFonts w:ascii="Charis SIL Regular" w:hAnsi="Charis SIL Regular" w:eastAsia="Charis SIL Regular"/>
-          <w:b w:val="0"/>
-          <w:i w:val="0"/>
-          <w:color w:val="0000FF"/>
-          <w:sz w:val="24"/>
-          <w:u w:val="single"/>
-        </w:rPr>
-        <w:hyperlink r:id="rId13" w:history="1">
-          <w:r>
-            <w:rPr>
-              <w:rStyle w:val="Hyperlink"/>
-            </w:rPr>
-            <w:t>asional</w:t>
-          </w:r>
-        </w:hyperlink>
-      </w:r>
-      <w:r>
-        <w:rPr>
-          <w:rFonts w:ascii="Charis SIL Regular" w:hAnsi="Charis SIL Regular" w:eastAsia="Charis SIL Regular"/>
-          <w:b w:val="0"/>
-          <w:i w:val="0"/>
-          <w:color w:val="0000FF"/>
-          <w:sz w:val="24"/>
-          <w:u w:val="single"/>
-        </w:rPr>
-        <w:t xml:space="preserve"> </w:t>
-      </w:r>
-      <w:r>
-        <w:rPr>
-          <w:rFonts w:ascii="Charis SIL Regular" w:hAnsi="Charis SIL Regular" w:eastAsia="Charis SIL Regular"/>
-          <w:b w:val="0"/>
-          <w:i w:val="0"/>
-          <w:color w:val="0000FF"/>
-          <w:sz w:val="24"/>
-          <w:u w:val="single"/>
-        </w:rPr>
-        <w:hyperlink r:id="rId13" w:history="1">
-          <w:r>
-            <w:rPr>
-              <w:rStyle w:val="Hyperlink"/>
-            </w:rPr>
-            <w:t>R</w:t>
-          </w:r>
-        </w:hyperlink>
+        <w:t>Arsip Nasional R</w:t>
       </w:r>
       <w:r>
         <w:rPr>
